--- a/DFT_paper_revision/supporting_information_v4/Ghadimimehr_DFT_TiO2_PrRb_v4_Supporting_Information.docx
+++ b/DFT_paper_revision/supporting_information_v4/Ghadimimehr_DFT_TiO2_PrRb_v4_Supporting_Information.docx
@@ -11,13 +11,13 @@
         <w:t xml:space="preserve">Supporting Information</w:t>
       </w:r>
     </w:p>
-    <w:bookmarkStart w:id="40" w:name="X719daeccec14eb1c959fe53294ad11eb49a393f"/>
+    <w:bookmarkStart w:id="40" w:name="X4130b035dd8d16fa6e7f928145f948a07df62b3"/>
     <w:p>
       <w:pPr>
         <w:pStyle w:val="Heading2"/>
       </w:pPr>
       <w:r>
-        <w:t xml:space="preserve">Oxygen-Vacancy Energetics and Hole Localization in Pr- and Rb-Substituted Anatase TiO</w:t>
+        <w:t xml:space="preserve">Oxygen-Vacancy Energetics and Hole Localisation in Pr- and Rb-Substituted Anatase TiO</w:t>
       </w:r>
       <w:r>
         <w:rPr>
@@ -163,7 +163,7 @@
         <w:t xml:space="preserve"> </w:t>
       </w:r>
       <w:r>
-        <w:t xml:space="preserve">= +4.74 eV) required two attempts. The first used the production protocol with the default mixing (mixing_mode = local-TF, mixing_beta = 0.3) and oscillated, with the SCF accuracy estimate moving between 0.05 and 0.14 Ry over iterations 14–17, a known instability of the half-filled two-electron conduction-band manifold of the neutral vacancy in anatase. The second attempt (run Pristine_VO_v3) changed seven settings together: mixing_beta 0.3 → 0.1; mixing_ndim → 12; Gaussian smearing degauss 0.005 → 0.01 Ry (≈ 136 meV); electron_maxstep → 300; diago_thr_init → 1×10</w:t>
+        <w:t xml:space="preserve">= +4.74 eV) required two attempts. The first used the production protocol with the default mixing (mixing_mode = local-TF, mixing_beta = 0.3) and oscillated, with the SCF accuracy estimate moving between 0.05 and 0.14 Ry over iterations 14–17, an instability associated with the two vacancy electrons occupying a dense manifold of conduction-band states. The second attempt (run Pristine_VO_v3) changed six settings together: mixing_beta 0.3 → 0.1; mixing_ndim → 12; Gaussian smearing degauss 0.005 → 0.01 Ry (≈ 136 meV); electron_maxstep → 300; diago_thr_init → 1×10</w:t>
       </w:r>
       <w:r>
         <w:rPr>
@@ -344,7 +344,7 @@
           <w:bCs/>
           <w:b/>
         </w:rPr>
-        <w:t xml:space="preserve">[AUTHOR ACTION: regenerate Figure S1 from projwfc.x output with channels Ti-3d, O-2p, Pr-5d, Pr-5p and total only; state the Gaussian broadening; remove the green text box.]</w:t>
+        <w:t xml:space="preserve">[AUTHOR ACTION: the interim artwork has the empty channel’s legend entry and the interpretive text box patched out; regenerate Figure S1 from projwfc.x output with channels Ti-3d, O-2p, Pr-5d, Pr-5p and total only and state the Gaussian broadening.]</w:t>
       </w:r>
       <w:r>
         <w:t xml:space="preserve"> </w:t>
@@ -367,7 +367,7 @@
               <a:graphicData uri="http://schemas.openxmlformats.org/drawingml/2006/picture">
                 <pic:pic>
                   <pic:nvPicPr>
-                    <pic:cNvPr descr="../figures/FigS1_PrVO_PDOS_relabel_required.png" id="23" name="Picture"/>
+                    <pic:cNvPr descr="../figures/FigS1_PrVO_PDOS_patched.png" id="23" name="Picture"/>
                     <pic:cNvPicPr>
                       <a:picLocks noChangeArrowheads="1" noChangeAspect="1"/>
                     </pic:cNvPicPr>
@@ -484,6 +484,73 @@
       <w:r>
         <w:t xml:space="preserve">.</w:t>
       </w:r>
+      <w:r>
+        <w:t xml:space="preserve"> </w:t>
+      </w:r>
+      <w:r>
+        <w:rPr>
+          <w:bCs/>
+          <w:b/>
+        </w:rPr>
+        <w:t xml:space="preserve">[AUTHOR ACTION: the panel subtitles of the interim artwork were patched (</w:t>
+      </w:r>
+      <w:r>
+        <w:rPr>
+          <w:bCs/>
+          <w:b/>
+        </w:rPr>
+        <w:t xml:space="preserve">“</w:t>
+      </w:r>
+      <w:r>
+        <w:rPr>
+          <w:bCs/>
+          <w:b/>
+        </w:rPr>
+        <w:t xml:space="preserve">singlet</w:t>
+      </w:r>
+      <w:r>
+        <w:rPr>
+          <w:bCs/>
+          <w:b/>
+        </w:rPr>
+        <w:t xml:space="preserve">”</w:t>
+      </w:r>
+      <w:r>
+        <w:rPr>
+          <w:bCs/>
+          <w:b/>
+        </w:rPr>
+        <w:t xml:space="preserve"> </w:t>
+      </w:r>
+      <w:r>
+        <w:rPr>
+          <w:bCs/>
+          <w:b/>
+        </w:rPr>
+        <w:t xml:space="preserve">removed; m</w:t>
+      </w:r>
+      <w:r>
+        <w:rPr>
+          <w:vertAlign w:val="subscript"/>
+          <w:bCs/>
+          <w:b/>
+        </w:rPr>
+        <w:t xml:space="preserve">abs</w:t>
+      </w:r>
+      <w:r>
+        <w:rPr>
+          <w:bCs/>
+          <w:b/>
+        </w:rPr>
+        <w:t xml:space="preserve"> </w:t>
+      </w:r>
+      <w:r>
+        <w:rPr>
+          <w:bCs/>
+          <w:b/>
+        </w:rPr>
+        <w:t xml:space="preserve">instead of |m|); regenerate from the projwfc.x output.]</w:t>
+      </w:r>
     </w:p>
     <w:p>
       <w:pPr>
@@ -499,7 +566,7 @@
               <a:graphicData uri="http://schemas.openxmlformats.org/drawingml/2006/picture">
                 <pic:pic>
                   <pic:nvPicPr>
-                    <pic:cNvPr descr="../figures/FigS2_total_PDOS.png" id="26" name="Picture"/>
+                    <pic:cNvPr descr="../figures/FigS2_total_PDOS_patched.png" id="26" name="Picture"/>
                     <pic:cNvPicPr>
                       <a:picLocks noChangeArrowheads="1" noChangeAspect="1"/>
                     </pic:cNvPicPr>
@@ -1508,7 +1575,7 @@
         <w:pStyle w:val="BodyText"/>
       </w:pPr>
       <w:r>
-        <w:t xml:space="preserve">ΔΔE is defined as the 2×2×2 contrast minus the Γ-only contrast. The main text (Section 3.7) also quotes energies for Pristine_perfect, Pr_VO and Rb_VO at 2×2×1 and 3×3×2 meshes (Γ − 3×3×2 = 1.05, 1.08, 1.16 eV; 2×2×1 − 3×3×2 = 1.15, 1.05, 0.42 meV/atom).</w:t>
+        <w:t xml:space="preserve">ΔΔE is defined as the 2×2×2 contrast minus the Γ-only contrast. The main text (Section 3.7) also quotes energies for Pristine_perfect, Pr_VO and Rb_VO at 2×2×1, 2×2×2 and 3×3×2 meshes (Γ − 3×3×2 = 1.05, 1.08, 1.16 eV; 2×2×1 − 3×3×2 = 1.15, 1.05, 0.42 meV/atom); the 2×2×2 values above lie 0.05–0.08 eV below the quoted 3×3×2 values for Pr_VO and Rb_VO.</w:t>
       </w:r>
       <w:r>
         <w:t xml:space="preserve"> </w:t>
@@ -1518,49 +1585,29 @@
           <w:bCs/>
           <w:b/>
         </w:rPr>
-        <w:t xml:space="preserve">[AUTHOR ACTION: add those energies to this table with run identifiers, and either add the pristine 2×2×2 single points or state that they were not computed. Table S6 lists</w:t>
-      </w:r>
-      <w:r>
-        <w:rPr>
+        <w:t xml:space="preserve">[AUTHOR ACTION: add all of those energies to this table with run identifiers, including Pristine_perfect at 2×2×2; the pristine V</w:t>
+      </w:r>
+      <w:r>
+        <w:rPr>
+          <w:vertAlign w:val="subscript"/>
           <w:bCs/>
           <w:b/>
         </w:rPr>
-        <w:t xml:space="preserve"> </w:t>
+        <w:t xml:space="preserve">O</w:t>
       </w:r>
       <w:r>
         <w:rPr>
           <w:bCs/>
           <w:b/>
         </w:rPr>
-        <w:t xml:space="preserve">“</w:t>
+        <w:t xml:space="preserve"> </w:t>
       </w:r>
       <w:r>
         <w:rPr>
           <w:bCs/>
           <w:b/>
         </w:rPr>
-        <w:t xml:space="preserve">Pr_perfect, Rb_perfect, Pr_VO OK</w:t>
-      </w:r>
-      <w:r>
-        <w:rPr>
-          <w:bCs/>
-          <w:b/>
-        </w:rPr>
-        <w:t xml:space="preserve">”</w:t>
-      </w:r>
-      <w:r>
-        <w:rPr>
-          <w:bCs/>
-          <w:b/>
-        </w:rPr>
-        <w:t xml:space="preserve"> </w:t>
-      </w:r>
-      <w:r>
-        <w:rPr>
-          <w:bCs/>
-          <w:b/>
-        </w:rPr>
-        <w:t xml:space="preserve">for this stage but the Rb_VO value above is also reported; reconcile.]</w:t>
+        <w:t xml:space="preserve">cell was not computed at 2×2×2. The earlier run log listed only Pr_perfect, Rb_perfect and Pr_VO as completed for the 2×2×2 stage although an Rb_VO value is reported above; confirm the Rb_VO 2×2×2 run from its output file.]</w:t>
       </w:r>
     </w:p>
     <w:bookmarkEnd w:id="29"/>
@@ -1833,7 +1880,19 @@
               <w:jc w:val="left"/>
             </w:pPr>
             <w:r>
-              <w:t xml:space="preserve">Dopant population (Bader charge)</w:t>
+              <w:t xml:space="preserve">Dopant Bader charge (Z</w:t>
+            </w:r>
+            <w:r>
+              <w:rPr>
+                <w:vertAlign w:val="subscript"/>
+              </w:rPr>
+              <w:t xml:space="preserve">val</w:t>
+            </w:r>
+            <w:r>
+              <w:t xml:space="preserve"> </w:t>
+            </w:r>
+            <w:r>
+              <w:t xml:space="preserve">minus population)</w:t>
             </w:r>
           </w:p>
         </w:tc>
@@ -2032,7 +2091,7 @@
         <w:t xml:space="preserve"> </w:t>
       </w:r>
       <w:r>
-        <w:t xml:space="preserve">= 11 (4f-in-core) Pr dataset. The full ACF.dat tables (47 rows each) are in the data deposit.</w:t>
+        <w:t xml:space="preserve">= 11 (4f-in-core) Pr dataset.</w:t>
       </w:r>
       <w:r>
         <w:t xml:space="preserve"> </w:t>
@@ -2042,7 +2101,7 @@
           <w:bCs/>
           <w:b/>
         </w:rPr>
-        <w:t xml:space="preserve">[AUTHOR ACTION: add the spin-density isosurface of Rb_VO as Figure S4.]</w:t>
+        <w:t xml:space="preserve">[AUTHOR ACTION: the dopant charges are inconsistent with the mean populations above (sum rule: 376.998 − 15 × 9.683 − 31 × 7.187 = 8.956 e on Pr, i.e. +2.04 e; 374.998 − 15 × 9.671 − 31 × 7.155 = 8.128 e on Rb, i.e. +0.87 e); re-extract all values from ACF.dat, add the full 47-row per-atom tables for both cells as Tables S3a and S3b, state that both cells use the same atom ordering and which oxygen index was removed, and note that grid convergence of the Bader charges was not tested. Add the spin-density isosurface of Rb_VO and the site-resolved projections of its gap state as Figure S4.]</w:t>
       </w:r>
     </w:p>
     <w:bookmarkEnd w:id="30"/>
@@ -3428,7 +3487,7 @@
               <w:jc w:val="left"/>
             </w:pPr>
             <w:r>
-              <w:t xml:space="preserve">all converged (Section 2.6)</w:t>
+              <w:t xml:space="preserve">below 0.005 Ry/Bohr (Pr_VO stopped manually; Section 2.6)</w:t>
             </w:r>
           </w:p>
         </w:tc>
@@ -3736,7 +3795,7 @@
               <w:jc w:val="left"/>
             </w:pPr>
             <w:r>
-              <w:t xml:space="preserve">2×2×2 single points (4 doped cells)</w:t>
+              <w:t xml:space="preserve">2×2×2 single points (4 doped cells; Pristine_perfect in the k-mesh series below)</w:t>
             </w:r>
           </w:p>
         </w:tc>
@@ -3770,7 +3829,7 @@
                 <w:bCs/>
                 <w:b/>
               </w:rPr>
-              <w:t xml:space="preserve">[AUTHOR ACTION: reconcile with S4]</w:t>
+              <w:t xml:space="preserve">[AUTHOR ACTION: confirm the Rb_VO run, see S4]</w:t>
             </w:r>
           </w:p>
         </w:tc>
@@ -3917,7 +3976,37 @@
         <w:pStyle w:val="FirstParagraph"/>
       </w:pPr>
       <w:r>
-        <w:t xml:space="preserve">All values in Ry as printed by pw.x; conversions use 1 Ry = 13.605693 eV. Formation energies in the main text are computed from these values.</w:t>
+        <w:t xml:space="preserve">All values are the</w:t>
+      </w:r>
+      <w:r>
+        <w:t xml:space="preserve"> </w:t>
+      </w:r>
+      <w:r>
+        <w:t xml:space="preserve">“</w:t>
+      </w:r>
+      <w:r>
+        <w:t xml:space="preserve">! total energy</w:t>
+      </w:r>
+      <w:r>
+        <w:t xml:space="preserve">”</w:t>
+      </w:r>
+      <w:r>
+        <w:t xml:space="preserve"> </w:t>
+      </w:r>
+      <w:r>
+        <w:t xml:space="preserve">lines printed by pw.x (smearing free energies for the smeared cells; see Section 2.4 of the main text); conversions use 1 Ry = 13.605693 eV. Formation energies in the main text are computed from these values. N</w:t>
+      </w:r>
+      <w:r>
+        <w:rPr>
+          <w:vertAlign w:val="subscript"/>
+        </w:rPr>
+        <w:t xml:space="preserve">e</w:t>
+      </w:r>
+      <w:r>
+        <w:t xml:space="preserve"> </w:t>
+      </w:r>
+      <w:r>
+        <w:t xml:space="preserve">of the charged cells: Pr_VO 376 (q = +1) and 375 (q = +2); Rb_VO 374 (q = +1) and 373 (q = +2).</w:t>
       </w:r>
     </w:p>
     <w:p>
@@ -5906,6 +5995,222 @@
             </w:r>
             <w:r>
               <w:t xml:space="preserve">= 0</w:t>
+            </w:r>
+          </w:p>
+        </w:tc>
+      </w:tr>
+      <w:tr>
+        <w:tc>
+          <w:tcPr/>
+          <w:p>
+            <w:pPr>
+              <w:pStyle w:val="Compact"/>
+              <w:jc w:val="left"/>
+            </w:pPr>
+            <w:r>
+              <w:t xml:space="preserve">20a</w:t>
+            </w:r>
+          </w:p>
+        </w:tc>
+        <w:tc>
+          <w:tcPr/>
+          <w:p>
+            <w:pPr>
+              <w:pStyle w:val="Compact"/>
+              <w:jc w:val="left"/>
+            </w:pPr>
+            <w:r>
+              <w:t xml:space="preserve">Rb_perfect</w:t>
+            </w:r>
+          </w:p>
+        </w:tc>
+        <w:tc>
+          <w:tcPr/>
+          <w:p>
+            <w:pPr>
+              <w:pStyle w:val="Compact"/>
+              <w:jc w:val="left"/>
+            </w:pPr>
+            <w:r>
+              <w:t xml:space="preserve">0</w:t>
+            </w:r>
+          </w:p>
+        </w:tc>
+        <w:tc>
+          <w:tcPr/>
+          <w:p>
+            <w:pPr>
+              <w:pStyle w:val="Compact"/>
+              <w:jc w:val="left"/>
+            </w:pPr>
+            <w:r>
+              <w:t xml:space="preserve">dual-U</w:t>
+            </w:r>
+          </w:p>
+        </w:tc>
+        <w:tc>
+          <w:tcPr/>
+          <w:p>
+            <w:pPr>
+              <w:pStyle w:val="Compact"/>
+              <w:jc w:val="left"/>
+            </w:pPr>
+            <w:r>
+              <w:t xml:space="preserve">Γ</w:t>
+            </w:r>
+          </w:p>
+        </w:tc>
+        <w:tc>
+          <w:tcPr/>
+          <w:p>
+            <w:pPr>
+              <w:pStyle w:val="Compact"/>
+              <w:jc w:val="left"/>
+            </w:pPr>
+            <w:r>
+              <w:rPr>
+                <w:bCs/>
+                <w:b/>
+              </w:rPr>
+              <w:t xml:space="preserve">[AUTHOR ACTION]</w:t>
+            </w:r>
+          </w:p>
+        </w:tc>
+        <w:tc>
+          <w:tcPr/>
+          <w:p>
+            <w:pPr>
+              <w:pStyle w:val="Compact"/>
+              <w:jc w:val="left"/>
+            </w:pPr>
+            <w:r>
+              <w:t xml:space="preserve">m</w:t>
+            </w:r>
+            <w:r>
+              <w:rPr>
+                <w:vertAlign w:val="subscript"/>
+              </w:rPr>
+              <w:t xml:space="preserve">abs</w:t>
+            </w:r>
+            <w:r>
+              <w:t xml:space="preserve"> </w:t>
+            </w:r>
+            <w:r>
+              <w:t xml:space="preserve">= 3.00 μ</w:t>
+            </w:r>
+            <w:r>
+              <w:rPr>
+                <w:vertAlign w:val="subscript"/>
+              </w:rPr>
+              <w:t xml:space="preserve">B</w:t>
+            </w:r>
+          </w:p>
+        </w:tc>
+      </w:tr>
+      <w:tr>
+        <w:tc>
+          <w:tcPr/>
+          <w:p>
+            <w:pPr>
+              <w:pStyle w:val="Compact"/>
+              <w:jc w:val="left"/>
+            </w:pPr>
+            <w:r>
+              <w:t xml:space="preserve">20b</w:t>
+            </w:r>
+          </w:p>
+        </w:tc>
+        <w:tc>
+          <w:tcPr/>
+          <w:p>
+            <w:pPr>
+              <w:pStyle w:val="Compact"/>
+              <w:jc w:val="left"/>
+            </w:pPr>
+            <w:r>
+              <w:t xml:space="preserve">Rb_VO</w:t>
+            </w:r>
+          </w:p>
+        </w:tc>
+        <w:tc>
+          <w:tcPr/>
+          <w:p>
+            <w:pPr>
+              <w:pStyle w:val="Compact"/>
+              <w:jc w:val="left"/>
+            </w:pPr>
+            <w:r>
+              <w:t xml:space="preserve">0</w:t>
+            </w:r>
+          </w:p>
+        </w:tc>
+        <w:tc>
+          <w:tcPr/>
+          <w:p>
+            <w:pPr>
+              <w:pStyle w:val="Compact"/>
+              <w:jc w:val="left"/>
+            </w:pPr>
+            <w:r>
+              <w:t xml:space="preserve">dual-U</w:t>
+            </w:r>
+          </w:p>
+        </w:tc>
+        <w:tc>
+          <w:tcPr/>
+          <w:p>
+            <w:pPr>
+              <w:pStyle w:val="Compact"/>
+              <w:jc w:val="left"/>
+            </w:pPr>
+            <w:r>
+              <w:t xml:space="preserve">Γ</w:t>
+            </w:r>
+          </w:p>
+        </w:tc>
+        <w:tc>
+          <w:tcPr/>
+          <w:p>
+            <w:pPr>
+              <w:pStyle w:val="Compact"/>
+              <w:jc w:val="left"/>
+            </w:pPr>
+            <w:r>
+              <w:rPr>
+                <w:bCs/>
+                <w:b/>
+              </w:rPr>
+              <w:t xml:space="preserve">[AUTHOR ACTION]</w:t>
+            </w:r>
+          </w:p>
+        </w:tc>
+        <w:tc>
+          <w:tcPr/>
+          <w:p>
+            <w:pPr>
+              <w:pStyle w:val="Compact"/>
+              <w:jc w:val="left"/>
+            </w:pPr>
+            <w:r>
+              <w:t xml:space="preserve">m</w:t>
+            </w:r>
+            <w:r>
+              <w:rPr>
+                <w:vertAlign w:val="subscript"/>
+              </w:rPr>
+              <w:t xml:space="preserve">abs</w:t>
+            </w:r>
+            <w:r>
+              <w:t xml:space="preserve"> </w:t>
+            </w:r>
+            <w:r>
+              <w:t xml:space="preserve">= 1.00 μ</w:t>
+            </w:r>
+            <w:r>
+              <w:rPr>
+                <w:vertAlign w:val="subscript"/>
+              </w:rPr>
+              <w:t xml:space="preserve">B</w:t>
             </w:r>
           </w:p>
         </w:tc>

--- a/DFT_paper_revision/supporting_information_v4/Ghadimimehr_DFT_TiO2_PrRb_v4_Supporting_Information.docx
+++ b/DFT_paper_revision/supporting_information_v4/Ghadimimehr_DFT_TiO2_PrRb_v4_Supporting_Information.docx
@@ -11,13 +11,13 @@
         <w:t xml:space="preserve">Supporting Information</w:t>
       </w:r>
     </w:p>
-    <w:bookmarkStart w:id="40" w:name="X4130b035dd8d16fa6e7f928145f948a07df62b3"/>
+    <w:bookmarkStart w:id="40" w:name="Xcd3fa84157bc61bf613925a6c2f212a17c4e56b"/>
     <w:p>
       <w:pPr>
         <w:pStyle w:val="Heading2"/>
       </w:pPr>
       <w:r>
-        <w:t xml:space="preserve">Oxygen-Vacancy Energetics and Hole Localisation in Pr- and Rb-Substituted Anatase TiO</w:t>
+        <w:t xml:space="preserve">Oxygen-Vacancy Energetics and Dopant-Induced Holes in Pr- and Rb-Substituted Anatase TiO</w:t>
       </w:r>
       <w:r>
         <w:rPr>
@@ -110,7 +110,7 @@
         <w:t xml:space="preserve"> </w:t>
       </w:r>
       <w:r>
-        <w:t xml:space="preserve">sites · S7 Hybrid, dual-U and dispersion single points · S8 Methods details and file inventory · S9 Full-precision energy ledger · S10 Run manifest · S11 Force-convergence trajectories</w:t>
+        <w:t xml:space="preserve">sites · S7 Hybrid, dual-U and dispersion calculations · S8 Methods details and file inventory · S9 Full-precision energy ledger · S10 Run manifest · S11 Force-convergence trajectories</w:t>
       </w:r>
     </w:p>
     <w:bookmarkStart w:id="20" w:name="X49ea14112a47d5e8a192bc43fc63a1c9ebf155f"/>
@@ -163,7 +163,7 @@
         <w:t xml:space="preserve"> </w:t>
       </w:r>
       <w:r>
-        <w:t xml:space="preserve">= +4.74 eV) required two attempts. The first used the production protocol with the default mixing (mixing_mode = local-TF, mixing_beta = 0.3) and oscillated, with the SCF accuracy estimate moving between 0.05 and 0.14 Ry over iterations 14–17, an instability associated with the two vacancy electrons occupying a dense manifold of conduction-band states. The second attempt (run Pristine_VO_v3) changed six settings together: mixing_beta 0.3 → 0.1; mixing_ndim → 12; Gaussian smearing degauss 0.005 → 0.01 Ry (≈ 136 meV); electron_maxstep → 300; diago_thr_init → 1×10</w:t>
+        <w:t xml:space="preserve">= +4.74 eV) required two attempts. The first used mixing_mode = local-TF with mixing_beta = 0.3, not the damped mixing_beta = 0.1 of the doped-cell relaxations (Section 2.6), and oscillated, with the SCF accuracy estimate moving between 0.05 and 0.14 Ry over iterations 14–17, an instability associated with the two vacancy electrons occupying a dense manifold of conduction-band states. The second attempt (run Pristine_VO_v3) changed six settings together: mixing_beta 0.3 → 0.1; mixing_ndim → 12; Gaussian smearing degauss 0.005 → 0.01 Ry (≈ 136 meV); electron_maxstep → 300; diago_thr_init → 1×10</w:t>
       </w:r>
       <w:r>
         <w:rPr>
@@ -307,7 +307,7 @@
         <w:t xml:space="preserve">1</w:t>
       </w:r>
       <w:r>
-        <w:t xml:space="preserve">6s</w:t>
+        <w:t xml:space="preserve">(6s,6p)</w:t>
       </w:r>
       <w:r>
         <w:rPr>
@@ -316,25 +316,7 @@
         <w:t xml:space="preserve">2</w:t>
       </w:r>
       <w:r>
-        <w:t xml:space="preserve">) with the 4f electrons frozen in the core, so no 4f projection exists; the</w:t>
-      </w:r>
-      <w:r>
-        <w:t xml:space="preserve"> </w:t>
-      </w:r>
-      <w:r>
-        <w:t xml:space="preserve">“</w:t>
-      </w:r>
-      <w:r>
-        <w:t xml:space="preserve">Pr 4f</w:t>
-      </w:r>
-      <w:r>
-        <w:t xml:space="preserve">”</w:t>
-      </w:r>
-      <w:r>
-        <w:t xml:space="preserve"> </w:t>
-      </w:r>
-      <w:r>
-        <w:t xml:space="preserve">curve present in the earlier version of this figure was an empty channel and must be removed.</w:t>
+        <w:t xml:space="preserve">, Table 1 of the main text) with the 4f electrons frozen in the core, so no 4f projection exists.</w:t>
       </w:r>
       <w:r>
         <w:t xml:space="preserve"> </w:t>
@@ -431,7 +413,23 @@
           <w:iCs/>
           <w:i/>
         </w:rPr>
-        <w:t xml:space="preserve">= 10.306 eV). Channels: Ti-3d summed over 15 Ti; O-2p summed over 31 O; Pr-5d; Pr-5p; total. (Artwork to be regenerated as noted above.)</w:t>
+        <w:t xml:space="preserve">= 10.306 eV). Channels: Ti-3d summed over 15 Ti; O-2p summed over 31 O; Pr-5d; Pr-5p; total.</w:t>
+      </w:r>
+      <w:r>
+        <w:rPr>
+          <w:iCs/>
+          <w:i/>
+        </w:rPr>
+        <w:t xml:space="preserve"> </w:t>
+      </w:r>
+      <w:r>
+        <w:rPr>
+          <w:bCs/>
+          <w:b/>
+          <w:iCs/>
+          <w:i/>
+        </w:rPr>
+        <w:t xml:space="preserve">[AUTHOR ACTION: artwork to be regenerated as noted in Section S2.1; delete this note once done.]</w:t>
       </w:r>
     </w:p>
     <w:p>
@@ -473,7 +471,7 @@
         <w:t xml:space="preserve"> </w:t>
       </w:r>
       <w:r>
-        <w:t xml:space="preserve">= 7.14 eV at the top of the O-2p valence band, with a small occupied feature at E</w:t>
+        <w:t xml:space="preserve">= 7.14 eV at the top of the O-2p valence band, with a small feature straddling E</w:t>
       </w:r>
       <w:r>
         <w:rPr>
@@ -482,7 +480,10 @@
         <w:t xml:space="preserve">F</w:t>
       </w:r>
       <w:r>
-        <w:t xml:space="preserve">.</w:t>
+        <w:t xml:space="preserve"> </w:t>
+      </w:r>
+      <w:r>
+        <w:t xml:space="preserve">and centred just above it.</w:t>
       </w:r>
       <w:r>
         <w:t xml:space="preserve"> </w:t>
@@ -608,7 +609,7 @@
           <w:iCs/>
           <w:i/>
         </w:rPr>
-        <w:t xml:space="preserve">Figure S2. Projected density of states of Pr_VO (top) and Rb_VO (bottom) without spin decomposition. Filled: Ti-3d; red: O-2p; purple: dopant d; grey: total.</w:t>
+        <w:t xml:space="preserve">Figure S2. Projected density of states of Pr_VO (top) and Rb_VO (bottom) without spin decomposition. Filled blue: Ti-3d; red: O-2p; purple: dopant d; grey: total.</w:t>
       </w:r>
     </w:p>
     <w:bookmarkEnd w:id="27"/>
@@ -1013,7 +1014,7 @@
     <w:tbl>
       <w:tblPr>
         <w:tblStyle w:val="Table"/>
-        <w:tblW w:type="auto" w:w="0"/>
+        <w:tblW w:type="pct" w:w="5000"/>
         <w:tblLook w:firstRow="1" w:lastRow="0" w:firstColumn="0" w:lastColumn="0" w:noHBand="0" w:noVBand="0" w:val="0020"/>
         <w:jc w:val="start"/>
       </w:tblPr>
@@ -1090,7 +1091,7 @@
               <w:jc w:val="left"/>
             </w:pPr>
             <w:r>
-              <w:t xml:space="preserve">ΔE (Ry)</w:t>
+              <w:t xml:space="preserve">ΔE = E(2×2×2) − E(Γ) (Ry)</w:t>
             </w:r>
           </w:p>
         </w:tc>
@@ -1575,7 +1576,35 @@
         <w:pStyle w:val="BodyText"/>
       </w:pPr>
       <w:r>
-        <w:t xml:space="preserve">ΔΔE is defined as the 2×2×2 contrast minus the Γ-only contrast. The main text (Section 3.7) also quotes energies for Pristine_perfect, Pr_VO and Rb_VO at 2×2×1, 2×2×2 and 3×3×2 meshes (Γ − 3×3×2 = 1.05, 1.08, 1.16 eV; 2×2×1 − 3×3×2 = 1.15, 1.05, 0.42 meV/atom); the 2×2×2 values above lie 0.05–0.08 eV below the quoted 3×3×2 values for Pr_VO and Rb_VO.</w:t>
+        <w:t xml:space="preserve">ΔΔE is defined as the 2×2×2 contrast minus the Γ-only contrast. The main text (Section 3.7) also quotes energies for Pristine_perfect, Pr_VO and Rb_VO at 2×2×1, 2×2×2 and 3×3×2 meshes (magnitudes of E(Γ) − E(3×3×2): 1.05, 1.08, 1.16 eV; of E(2×2×1) − E(3×3×2): 1.15, 1.05, 0.42 meV/atom). In the table above ΔE = E</w:t>
+      </w:r>
+      <w:r>
+        <w:rPr>
+          <w:vertAlign w:val="subscript"/>
+        </w:rPr>
+        <w:t xml:space="preserve">tot</w:t>
+      </w:r>
+      <w:r>
+        <w:t xml:space="preserve">(2×2×2) − E</w:t>
+      </w:r>
+      <w:r>
+        <w:rPr>
+          <w:vertAlign w:val="subscript"/>
+        </w:rPr>
+        <w:t xml:space="preserve">tot</w:t>
+      </w:r>
+      <w:r>
+        <w:t xml:space="preserve">(Γ) is positive, so the 2×2×2 energies lie above the Γ-only ones; they agree with the quoted 3×3×2 values to 0.05–0.08 eV only if the Γ-only energies lie below 3×3×2.</w:t>
+      </w:r>
+      <w:r>
+        <w:t xml:space="preserve"> </w:t>
+      </w:r>
+      <w:r>
+        <w:rPr>
+          <w:bCs/>
+          <w:b/>
+        </w:rPr>
+        <w:t xml:space="preserve">[AUTHOR ACTION: state the sign of E(Γ) − E(3×3×2) for each cell from the output files.]</w:t>
       </w:r>
       <w:r>
         <w:t xml:space="preserve"> </w:t>
@@ -2165,7 +2194,7 @@
           <w:bCs/>
           <w:b/>
         </w:rPr>
-        <w:t xml:space="preserve">formation energies at four selected oxygen sites of the Pr-substituted cell (BFGS, single-U Ti-3d, Γ-only, 40 Ry).</w:t>
+        <w:t xml:space="preserve">formation energies at four selected oxygen sites of the Pr-substituted cell (BFGS, U(Ti-3d) = 3.5 eV only, Γ-only, 40 Ry).</w:t>
       </w:r>
       <w:r>
         <w:t xml:space="preserve"> </w:t>
@@ -2571,13 +2600,13 @@
       </w:r>
     </w:p>
     <w:bookmarkEnd w:id="31"/>
-    <w:bookmarkStart w:id="32" w:name="X0f24f44228b895db7229d4622c4b04a1d0890c4"/>
+    <w:bookmarkStart w:id="32" w:name="X25a8e292539f0934a811b4f1ff866a58dc20695"/>
     <w:p>
       <w:pPr>
         <w:pStyle w:val="Heading3"/>
       </w:pPr>
       <w:r>
-        <w:t xml:space="preserve">S7. Hybrid-functional, dual-Hubbard and dispersion single points</w:t>
+        <w:t xml:space="preserve">S7. Hybrid-functional, dual-Hubbard and dispersion calculations</w:t>
       </w:r>
     </w:p>
     <w:p>
@@ -2681,7 +2710,7 @@
               <w:jc w:val="left"/>
             </w:pPr>
             <w:r>
-              <w:t xml:space="preserve">HSE06 single point (α = 0.25, ω = 0.106 bohr</w:t>
+              <w:t xml:space="preserve">HSE06 single point (α = 0.25, ω = 0.106 Bohr</w:t>
             </w:r>
             <w:r>
               <w:rPr>
@@ -2764,31 +2793,7 @@
               <w:jc w:val="left"/>
             </w:pPr>
             <w:r>
-              <w:t xml:space="preserve">Dual-U relaxation (U</w:t>
-            </w:r>
-            <w:r>
-              <w:rPr>
-                <w:vertAlign w:val="subscript"/>
-              </w:rPr>
-              <w:t xml:space="preserve">Ti</w:t>
-            </w:r>
-            <w:r>
-              <w:t xml:space="preserve"> </w:t>
-            </w:r>
-            <w:r>
-              <w:t xml:space="preserve">= 3.5, U</w:t>
-            </w:r>
-            <w:r>
-              <w:rPr>
-                <w:vertAlign w:val="subscript"/>
-              </w:rPr>
-              <w:t xml:space="preserve">O</w:t>
-            </w:r>
-            <w:r>
-              <w:t xml:space="preserve"> </w:t>
-            </w:r>
-            <w:r>
-              <w:t xml:space="preserve">= 5.5 eV)</w:t>
+              <w:t xml:space="preserve">Dual-U relaxation (U(Ti-3d) = 3.5 eV, U(O-2p) = 5.5 eV)</w:t>
             </w:r>
           </w:p>
         </w:tc>
@@ -3324,7 +3329,7 @@
         <w:t xml:space="preserve"> </w:t>
       </w:r>
       <w:r>
-        <w:t xml:space="preserve">= 11; 4f in core) and Rb.pbe-spn-kjpaw_psl.1.0.0.UPF; nspin = 2; HUBBARD (ortho-atomic) with U Ti-3d 3.5 eV and, for the dual-U runs, U O-2p 5.5 eV.</w:t>
+        <w:t xml:space="preserve">= 11; 4f in core) and Rb.pbe-spn-kjpaw_psl.1.0.0.UPF; nspin = 2; HUBBARD (ortho-atomic) with U(Ti-3d) = 3.5 eV and, for the dual-U runs, U(O-2p) = 5.5 eV.</w:t>
       </w:r>
       <w:r>
         <w:t xml:space="preserve"> </w:t>
@@ -3384,7 +3389,7 @@
         <w:pStyle w:val="BodyText"/>
       </w:pPr>
       <w:r>
-        <w:t xml:space="preserve">The input templates, orchestrator scripts, raw output files, ACF.dat files, PDOS files and the master spreadsheet are deposited on Zenodo (DOI in the main-text Data Availability statement). Local directory names of the authors’ computing facility are not reported.</w:t>
+        <w:t xml:space="preserve">The input templates, orchestrator scripts, raw output files, ACF.dat files, PDOS files and the master spreadsheet are deposited on Zenodo (DOI in the Data availability statement of the main text). Local directory names of the authors’ computing facility are not reported.</w:t>
       </w:r>
     </w:p>
     <w:p>
@@ -3639,7 +3644,7 @@
               <w:jc w:val="left"/>
             </w:pPr>
             <w:r>
-              <w:t xml:space="preserve">Dual-U relaxations, Rb_perfect and Rb_VO</w:t>
+              <w:t xml:space="preserve">Dual-U calculations (relaxation or single point to be stated, Section 3.4), Rb_perfect and Rb_VO</w:t>
             </w:r>
           </w:p>
         </w:tc>
@@ -3994,7 +3999,7 @@
         <w:t xml:space="preserve"> </w:t>
       </w:r>
       <w:r>
-        <w:t xml:space="preserve">lines printed by pw.x (smearing free energies for the smeared cells; see Section 2.4 of the main text); conversions use 1 Ry = 13.605693 eV. Formation energies in the main text are computed from these values. N</w:t>
+        <w:t xml:space="preserve">lines printed by pw.x (smearing free energies for the smeared cells; see Section 2.4 of the main text); conversions use 1 Ry = 13.605693 eV. In the Protocol column, single-U denotes U(Ti-3d) = 3.5 eV only and dual-U denotes U(Ti-3d) = 3.5 eV plus U(O-2p) = 5.5 eV. Formation energies in the main text are computed from these values. N</w:t>
       </w:r>
       <w:r>
         <w:rPr>
@@ -4774,6 +4779,80 @@
             </w:pPr>
             <w:r>
               <w:t xml:space="preserve">2 × (−41.51621)</w:t>
+            </w:r>
+            <w:r>
+              <w:t xml:space="preserve"> </w:t>
+            </w:r>
+            <w:r>
+              <w:rPr>
+                <w:bCs/>
+                <w:b/>
+              </w:rPr>
+              <w:t xml:space="preserve">[AUTHOR ACTION: paste the printed</w:t>
+            </w:r>
+            <w:r>
+              <w:rPr>
+                <w:bCs/>
+                <w:b/>
+              </w:rPr>
+              <w:t xml:space="preserve"> </w:t>
+            </w:r>
+            <w:r>
+              <w:rPr>
+                <w:bCs/>
+                <w:b/>
+              </w:rPr>
+              <w:t xml:space="preserve">“</w:t>
+            </w:r>
+            <w:r>
+              <w:rPr>
+                <w:bCs/>
+                <w:b/>
+              </w:rPr>
+              <w:t xml:space="preserve">! total energy</w:t>
+            </w:r>
+            <w:r>
+              <w:rPr>
+                <w:bCs/>
+                <w:b/>
+              </w:rPr>
+              <w:t xml:space="preserve">”</w:t>
+            </w:r>
+            <w:r>
+              <w:rPr>
+                <w:bCs/>
+                <w:b/>
+              </w:rPr>
+              <w:t xml:space="preserve"> </w:t>
+            </w:r>
+            <w:r>
+              <w:rPr>
+                <w:bCs/>
+                <w:b/>
+              </w:rPr>
+              <w:t xml:space="preserve">line of the O</w:t>
+            </w:r>
+            <w:r>
+              <w:rPr>
+                <w:vertAlign w:val="subscript"/>
+                <w:bCs/>
+                <w:b/>
+              </w:rPr>
+              <w:t xml:space="preserve">2</w:t>
+            </w:r>
+            <w:r>
+              <w:rPr>
+                <w:bCs/>
+                <w:b/>
+              </w:rPr>
+              <w:t xml:space="preserve"> </w:t>
+            </w:r>
+            <w:r>
+              <w:rPr>
+                <w:bCs/>
+                <w:b/>
+              </w:rPr>
+              <w:t xml:space="preserve">run]</w:t>
             </w:r>
           </w:p>
         </w:tc>
@@ -7137,7 +7216,11 @@
               <w:jc w:val="left"/>
             </w:pPr>
             <w:r>
-              <w:t xml:space="preserve">0</w:t>
+              <w:rPr>
+                <w:bCs/>
+                <w:b/>
+              </w:rPr>
+              <w:t xml:space="preserve">[AUTHOR ACTION: value from the input; not 0 on every species, Section 2.5]</w:t>
             </w:r>
           </w:p>
         </w:tc>
@@ -7405,7 +7488,7 @@
               <a:graphicData uri="http://schemas.openxmlformats.org/drawingml/2006/picture">
                 <pic:pic>
                   <pic:nvPicPr>
-                    <pic:cNvPr descr="../figures/FigS3_force_convergence_relabel_required.png" id="38" name="Picture"/>
+                    <pic:cNvPr descr="../figures/FigS3_force_convergence_patched.png" id="38" name="Picture"/>
                     <pic:cNvPicPr>
                       <a:picLocks noChangeArrowheads="1" noChangeAspect="1"/>
                     </pic:cNvPicPr>
@@ -7447,7 +7530,7 @@
           <w:iCs/>
           <w:i/>
         </w:rPr>
-        <w:t xml:space="preserve">Figure S3. Maximum-force trajectories of the Pr_VO (left, last 14 BFGS steps after restart) and Rb_VO (right, last 5 steps) relaxations. Dashed green: the 0.005 Ry/Bohr threshold of this work. Final values 0.0042 and 0.0040 Ry/Bohr (0.108 and 0.103 eV/Å).</w:t>
+        <w:t xml:space="preserve">Figure S3. Maximum-force trajectories of the (a) Pr_VO (last 14 BFGS steps after restart) and (b) Rb_VO (last 5 steps) relaxations. Dashed green: the 0.005 Ry/Bohr threshold of this work. Final values 0.0042 and 0.0040 Ry/Bohr (0.108 and 0.103 eV/Å).</w:t>
       </w:r>
       <w:r>
         <w:rPr>
@@ -7463,61 +7546,7 @@
           <w:iCs/>
           <w:i/>
         </w:rPr>
-        <w:t xml:space="preserve">[AUTHOR ACTION: regenerate with a secondary axis or labels in eV/Å, remove the unsourced</w:t>
-      </w:r>
-      <w:r>
-        <w:rPr>
-          <w:bCs/>
-          <w:b/>
-          <w:iCs/>
-          <w:i/>
-        </w:rPr>
-        <w:t xml:space="preserve"> </w:t>
-      </w:r>
-      <w:r>
-        <w:rPr>
-          <w:bCs/>
-          <w:b/>
-          <w:iCs/>
-          <w:i/>
-        </w:rPr>
-        <w:t xml:space="preserve">“</w:t>
-      </w:r>
-      <w:r>
-        <w:rPr>
-          <w:bCs/>
-          <w:b/>
-          <w:iCs/>
-          <w:i/>
-        </w:rPr>
-        <w:t xml:space="preserve">0.01 Ry/Bohr (lit. std)</w:t>
-      </w:r>
-      <w:r>
-        <w:rPr>
-          <w:bCs/>
-          <w:b/>
-          <w:iCs/>
-          <w:i/>
-        </w:rPr>
-        <w:t xml:space="preserve">”</w:t>
-      </w:r>
-      <w:r>
-        <w:rPr>
-          <w:bCs/>
-          <w:b/>
-          <w:iCs/>
-          <w:i/>
-        </w:rPr>
-        <w:t xml:space="preserve"> </w:t>
-      </w:r>
-      <w:r>
-        <w:rPr>
-          <w:bCs/>
-          <w:b/>
-          <w:iCs/>
-          <w:i/>
-        </w:rPr>
-        <w:t xml:space="preserve">line, and show the complete trajectories.]</w:t>
+        <w:t xml:space="preserve">[AUTHOR ACTION: the panel titles and the legend entry of the grey 0.01 Ry/Bohr line (formerly labelled as a literature standard without a source) were patched in the interim artwork; regenerate from the BFGS logs with labels in eV/Å, drop or source the 0.01 Ry/Bohr line, and show the complete trajectories.]</w:t>
       </w:r>
     </w:p>
     <w:bookmarkEnd w:id="39"/>

--- a/DFT_paper_revision/supporting_information_v4/Ghadimimehr_DFT_TiO2_PrRb_v4_Supporting_Information.docx
+++ b/DFT_paper_revision/supporting_information_v4/Ghadimimehr_DFT_TiO2_PrRb_v4_Supporting_Information.docx
@@ -98,7 +98,7 @@
         <w:t xml:space="preserve"> </w:t>
       </w:r>
       <w:r>
-        <w:t xml:space="preserve">convergence · S2 Additional PDOS · S3 Hubbard-U sweep · S4 k-mesh verification · S5 Bader analysis · S6 Alternative V</w:t>
+        <w:t xml:space="preserve">convergence · S2 Additional PDOS and Löwdin site moments · S3 Hubbard-U sweep · S4 k-mesh verification · S5 Bader analysis · S6 Alternative V</w:t>
       </w:r>
       <w:r>
         <w:rPr>
@@ -110,7 +110,7 @@
         <w:t xml:space="preserve"> </w:t>
       </w:r>
       <w:r>
-        <w:t xml:space="preserve">sites · S7 Hybrid, dual-U and dispersion calculations · S8 Methods details and file inventory · S9 Full-precision energy ledger · S10 Run manifest · S11 Force-convergence trajectories</w:t>
+        <w:t xml:space="preserve">sites · S7 Hybrid, dual-U and dispersion calculations · S8 Methods details, structural data and file inventory · S9 Full-precision energy ledger · S10 Run settings and manifest · S11 Force-convergence trajectories</w:t>
       </w:r>
     </w:p>
     <w:bookmarkStart w:id="20" w:name="X49ea14112a47d5e8a192bc43fc63a1c9ebf155f"/>
@@ -208,7 +208,31 @@
         <w:t xml:space="preserve"> </w:t>
       </w:r>
       <w:r>
-        <w:t xml:space="preserve">= +4.74 eV. The converged cell is non-magnetic.</w:t>
+        <w:t xml:space="preserve">= +4.74 eV. The converged cell is non-magnetic. The single-point inputs derived from the doped-cell production runs (U sweep) use degauss = 0.005 Ry, so the converged pristine V</w:t>
+      </w:r>
+      <w:r>
+        <w:rPr>
+          <w:vertAlign w:val="subscript"/>
+        </w:rPr>
+        <w:t xml:space="preserve">O</w:t>
+      </w:r>
+      <w:r>
+        <w:t xml:space="preserve"> </w:t>
+      </w:r>
+      <w:r>
+        <w:t xml:space="preserve">cell appears to differ in smearing width from the other cells; Section 2.4 of the main text states this. Because the two vacancy electrons of the pristine V</w:t>
+      </w:r>
+      <w:r>
+        <w:rPr>
+          <w:vertAlign w:val="subscript"/>
+        </w:rPr>
+        <w:t xml:space="preserve">O</w:t>
+      </w:r>
+      <w:r>
+        <w:t xml:space="preserve"> </w:t>
+      </w:r>
+      <w:r>
+        <w:t xml:space="preserve">cell occupy conduction-band states, its −TS term need not be negligible at 0.01 Ry.</w:t>
       </w:r>
       <w:r>
         <w:t xml:space="preserve"> </w:t>
@@ -218,39 +242,59 @@
           <w:bCs/>
           <w:b/>
         </w:rPr>
-        <w:t xml:space="preserve">[AUTHOR ACTION: state whether the production doped-cell relaxations used degauss = 0.005 or 0.01 Ry; if the pristine V</w:t>
-      </w:r>
-      <w:r>
-        <w:rPr>
-          <w:vertAlign w:val="subscript"/>
+        <w:t xml:space="preserve">[AUTHOR ACTION: confirm degauss of the production relaxations from their inputs, and report the</w:t>
+      </w:r>
+      <w:r>
+        <w:rPr>
           <w:bCs/>
           <w:b/>
         </w:rPr>
-        <w:t xml:space="preserve">O</w:t>
+        <w:t xml:space="preserve"> </w:t>
       </w:r>
       <w:r>
         <w:rPr>
           <w:bCs/>
           <w:b/>
         </w:rPr>
-        <w:t xml:space="preserve"> </w:t>
+        <w:t xml:space="preserve">“</w:t>
       </w:r>
       <w:r>
         <w:rPr>
           <w:bCs/>
           <w:b/>
         </w:rPr>
-        <w:t xml:space="preserve">cell used a different smearing from the doped cells, say so in Section 2.4 of the main text.]</w:t>
+        <w:t xml:space="preserve">smearing contrib. (−TS)</w:t>
+      </w:r>
+      <w:r>
+        <w:rPr>
+          <w:bCs/>
+          <w:b/>
+        </w:rPr>
+        <w:t xml:space="preserve">”</w:t>
+      </w:r>
+      <w:r>
+        <w:rPr>
+          <w:bCs/>
+          <w:b/>
+        </w:rPr>
+        <w:t xml:space="preserve"> </w:t>
+      </w:r>
+      <w:r>
+        <w:rPr>
+          <w:bCs/>
+          <w:b/>
+        </w:rPr>
+        <w:t xml:space="preserve">line of runs 1 and 2 (Table S9).]</w:t>
       </w:r>
     </w:p>
     <w:bookmarkEnd w:id="20"/>
-    <w:bookmarkStart w:id="27" w:name="Xf7c833b920909eccf44fd26ff5bd6363caad309"/>
+    <w:bookmarkStart w:id="27" w:name="X8186d0d9dd3e888605e797039cf8dbe86f969c2"/>
     <w:p>
       <w:pPr>
         <w:pStyle w:val="Heading3"/>
       </w:pPr>
       <w:r>
-        <w:t xml:space="preserve">S2. Additional projected densities of states</w:t>
+        <w:t xml:space="preserve">S2. Additional projected densities of states and Löwdin site moments</w:t>
       </w:r>
     </w:p>
     <w:p>
@@ -262,77 +306,13 @@
           <w:bCs/>
           <w:b/>
         </w:rPr>
-        <w:t xml:space="preserve">S2.1 Pr_VO with dopant channels.</w:t>
+        <w:t xml:space="preserve">S2.1 Settings.</w:t>
       </w:r>
       <w:r>
         <w:t xml:space="preserve"> </w:t>
       </w:r>
       <w:r>
-        <w:t xml:space="preserve">Figure S1 shows the PDOS of the Pr_VO cell with the Pr-5d and Pr-5p channels plotted separately from Ti-3d and O-2p. The conduction band is dominated by Ti-3d; the Fermi level lies inside the conduction band because the cell carries one net excess electron (Table 1 of the main text). The Pr.pbe-spdn-kjpaw_psl.1.0.0 dataset has Z</w:t>
-      </w:r>
-      <w:r>
-        <w:rPr>
-          <w:vertAlign w:val="subscript"/>
-        </w:rPr>
-        <w:t xml:space="preserve">val</w:t>
-      </w:r>
-      <w:r>
-        <w:t xml:space="preserve"> </w:t>
-      </w:r>
-      <w:r>
-        <w:t xml:space="preserve">= 11 (5s</w:t>
-      </w:r>
-      <w:r>
-        <w:rPr>
-          <w:vertAlign w:val="superscript"/>
-        </w:rPr>
-        <w:t xml:space="preserve">2</w:t>
-      </w:r>
-      <w:r>
-        <w:t xml:space="preserve">5p</w:t>
-      </w:r>
-      <w:r>
-        <w:rPr>
-          <w:vertAlign w:val="superscript"/>
-        </w:rPr>
-        <w:t xml:space="preserve">6</w:t>
-      </w:r>
-      <w:r>
-        <w:t xml:space="preserve">5d</w:t>
-      </w:r>
-      <w:r>
-        <w:rPr>
-          <w:vertAlign w:val="superscript"/>
-        </w:rPr>
-        <w:t xml:space="preserve">1</w:t>
-      </w:r>
-      <w:r>
-        <w:t xml:space="preserve">(6s,6p)</w:t>
-      </w:r>
-      <w:r>
-        <w:rPr>
-          <w:vertAlign w:val="superscript"/>
-        </w:rPr>
-        <w:t xml:space="preserve">2</w:t>
-      </w:r>
-      <w:r>
-        <w:t xml:space="preserve">, Table 1 of the main text) with the 4f electrons frozen in the core, so no 4f projection exists.</w:t>
-      </w:r>
-      <w:r>
-        <w:t xml:space="preserve"> </w:t>
-      </w:r>
-      <w:r>
-        <w:rPr>
-          <w:bCs/>
-          <w:b/>
-        </w:rPr>
-        <w:t xml:space="preserve">[AUTHOR ACTION: the interim artwork has the empty channel’s legend entry and the interpretive text box patched out; regenerate Figure S1 from projwfc.x output with channels Ti-3d, O-2p, Pr-5d, Pr-5p and total only and state the Gaussian broadening.]</w:t>
-      </w:r>
-      <w:r>
-        <w:t xml:space="preserve"> </w:t>
-      </w:r>
-      <w:r>
-        <w:t xml:space="preserve">The small residual between the total DOS and the sum of the projected channels arises from the incompleteness of the atomic projectors, not from a missing 4f channel.</w:t>
+        <w:t xml:space="preserve">The projected densities of states (PDOS) of Figure 4 of the main text and Figure S2 were computed with projwfc.x on 2×2×2 non-self-consistent runs (tetrahedron occupations; 260 bands for Pr_VO, 226 for Rb_VO) that read a Γ-only self-consistent density regenerated on the final relaxation geometry. The self-consistent runs used Gaussian smearing of 0.01 Ry and starting_magnetization = 0 (Pr_VO) or 0.3 on Ti (Rb_VO); the Rb_VO run reproduced the production Fermi energy (7.1329 eV) and its non-self-consistent Fermi energy is 7.1440 eV, while that of Pr_VO is 10.306 eV. projwfc.x used Gaussian broadening of 0.01 Ry (0.136 eV) and an energy step of 0.02 eV. The atomic wavefunctions read from the datasets are Ti 3s/3p/3d, O 2s/2p, Pr 5p/5d and Rb 4s; there is no Pr-4f and no Rb-d projector, so the Pr curve is Pr-5d and no dopant-d curve exists for Rb_VO. The spilling parameters are 0.0030 (Pr_VO) and 0.0032 (Rb_VO). The summed projections are deposited as PDOS_Pr_VO(_spin).csv and PDOS_Rb_VO(_spin).csv and are plotted without smoothing or rescaling by figures/make_pdos_figures.py (Pr-5d multiplied by 5 where labelled).</w:t>
       </w:r>
     </w:p>
     <w:p>
@@ -340,16 +320,193 @@
         <w:pStyle w:val="BodyText"/>
       </w:pPr>
       <w:r>
+        <w:rPr>
+          <w:bCs/>
+          <w:b/>
+        </w:rPr>
+        <w:t xml:space="preserve">S2.2 Löwdin site moments.</w:t>
+      </w:r>
+      <w:r>
+        <w:t xml:space="preserve"> </w:t>
+      </w:r>
+      <w:r>
+        <w:t xml:space="preserve">The same projwfc.x runs give Löwdin charges and spin polarisations for every atom (lowdin_Pr_VO.csv, lowdin_Rb_VO.csv; extracted by figures/extract_lowdin.py). In Pr_VO no site exceeds 0.0006 μ</w:t>
+      </w:r>
+      <w:r>
+        <w:rPr>
+          <w:vertAlign w:val="subscript"/>
+        </w:rPr>
+        <w:t xml:space="preserve">B</w:t>
+      </w:r>
+      <w:r>
+        <w:t xml:space="preserve"> </w:t>
+      </w:r>
+      <w:r>
+        <w:t xml:space="preserve">in magnitude (sum −0.001 μ</w:t>
+      </w:r>
+      <w:r>
+        <w:rPr>
+          <w:vertAlign w:val="subscript"/>
+        </w:rPr>
+        <w:t xml:space="preserve">B</w:t>
+      </w:r>
+      <w:r>
+        <w:t xml:space="preserve">, sum of magnitudes 0.004 μ</w:t>
+      </w:r>
+      <w:r>
+        <w:rPr>
+          <w:vertAlign w:val="subscript"/>
+        </w:rPr>
+        <w:t xml:space="preserve">B</w:t>
+      </w:r>
+      <w:r>
+        <w:t xml:space="preserve">). In Rb_VO (Figure S1) the moments sum to +1.006 μ</w:t>
+      </w:r>
+      <w:r>
+        <w:rPr>
+          <w:vertAlign w:val="subscript"/>
+        </w:rPr>
+        <w:t xml:space="preserve">B</w:t>
+      </w:r>
+      <w:r>
+        <w:t xml:space="preserve"> </w:t>
+      </w:r>
+      <w:r>
+        <w:t xml:space="preserve">and their magnitudes to 1.242 μ</w:t>
+      </w:r>
+      <w:r>
+        <w:rPr>
+          <w:vertAlign w:val="subscript"/>
+        </w:rPr>
+        <w:t xml:space="preserve">B</w:t>
+      </w:r>
+      <w:r>
+        <w:t xml:space="preserve"> </w:t>
+      </w:r>
+      <w:r>
+        <w:t xml:space="preserve">(m</w:t>
+      </w:r>
+      <w:r>
+        <w:rPr>
+          <w:vertAlign w:val="subscript"/>
+        </w:rPr>
+        <w:t xml:space="preserve">abs</w:t>
+      </w:r>
+      <w:r>
+        <w:t xml:space="preserve"> </w:t>
+      </w:r>
+      <w:r>
+        <w:t xml:space="preserve">of the production relaxation: 1.21 μ</w:t>
+      </w:r>
+      <w:r>
+        <w:rPr>
+          <w:vertAlign w:val="subscript"/>
+        </w:rPr>
+        <w:t xml:space="preserve">B</w:t>
+      </w:r>
+      <w:r>
+        <w:t xml:space="preserve">). The largest moment is +0.595 μ</w:t>
+      </w:r>
+      <w:r>
+        <w:rPr>
+          <w:vertAlign w:val="subscript"/>
+        </w:rPr>
+        <w:t xml:space="preserve">B</w:t>
+      </w:r>
+      <w:r>
+        <w:t xml:space="preserve"> </w:t>
+      </w:r>
+      <w:r>
+        <w:t xml:space="preserve">on O8, which is bonded to two Ti atoms (1.958 Å) and to the displaced Rb ion (2.564 Å) and lies 3.40 Å from the vacant site. O6 and O17 (3.26 Å from Rb) carry +0.114 μ</w:t>
+      </w:r>
+      <w:r>
+        <w:rPr>
+          <w:vertAlign w:val="subscript"/>
+        </w:rPr>
+        <w:t xml:space="preserve">B</w:t>
+      </w:r>
+      <w:r>
+        <w:t xml:space="preserve"> </w:t>
+      </w:r>
+      <w:r>
+        <w:t xml:space="preserve">each, O29 and O41 +0.059 μ</w:t>
+      </w:r>
+      <w:r>
+        <w:rPr>
+          <w:vertAlign w:val="subscript"/>
+        </w:rPr>
+        <w:t xml:space="preserve">B</w:t>
+      </w:r>
+      <w:r>
+        <w:t xml:space="preserve"> </w:t>
+      </w:r>
+      <w:r>
+        <w:t xml:space="preserve">each and O20 +0.039 μ</w:t>
+      </w:r>
+      <w:r>
+        <w:rPr>
+          <w:vertAlign w:val="subscript"/>
+        </w:rPr>
+        <w:t xml:space="preserve">B</w:t>
+      </w:r>
+      <w:r>
+        <w:t xml:space="preserve">; the 31 oxygens together carry +1.124 μ</w:t>
+      </w:r>
+      <w:r>
+        <w:rPr>
+          <w:vertAlign w:val="subscript"/>
+        </w:rPr>
+        <w:t xml:space="preserve">B</w:t>
+      </w:r>
+      <w:r>
+        <w:t xml:space="preserve">. The Ti sublattice carries −0.117 μ</w:t>
+      </w:r>
+      <w:r>
+        <w:rPr>
+          <w:vertAlign w:val="subscript"/>
+        </w:rPr>
+        <w:t xml:space="preserve">B</w:t>
+      </w:r>
+      <w:r>
+        <w:t xml:space="preserve">, at most −0.033 μ</w:t>
+      </w:r>
+      <w:r>
+        <w:rPr>
+          <w:vertAlign w:val="subscript"/>
+        </w:rPr>
+        <w:t xml:space="preserve">B</w:t>
+      </w:r>
+      <w:r>
+        <w:t xml:space="preserve"> </w:t>
+      </w:r>
+      <w:r>
+        <w:t xml:space="preserve">on any site (Ti4 and Ti15, the two Ti bonded to O8), and Rb −0.001 μ</w:t>
+      </w:r>
+      <w:r>
+        <w:rPr>
+          <w:vertAlign w:val="subscript"/>
+        </w:rPr>
+        <w:t xml:space="preserve">B</w:t>
+      </w:r>
+      <w:r>
+        <w:t xml:space="preserve">. O8 is also the oxygen with the largest Bader depletion (Table S3). The two cells have identical species ordering in the projwfc.x listings, consistent with the same vacancy site. Löwdin populations depend on the projector basis; they are used only to locate the spin density.</w:t>
+      </w:r>
+    </w:p>
+    <w:p>
+      <w:pPr>
+        <w:pStyle w:val="BodyText"/>
+      </w:pPr>
+      <w:r>
         <w:drawing>
           <wp:inline>
-            <wp:extent cx="5334000" cy="3256168"/>
+            <wp:extent cx="4800600" cy="2914650"/>
             <wp:effectExtent b="0" l="0" r="0" t="0"/>
             <wp:docPr descr="" title="" id="22" name="Picture"/>
             <a:graphic>
               <a:graphicData uri="http://schemas.openxmlformats.org/drawingml/2006/picture">
                 <pic:pic>
                   <pic:nvPicPr>
-                    <pic:cNvPr descr="../figures/FigS1_PrVO_PDOS_patched.png" id="23" name="Picture"/>
+                    <pic:cNvPr descr="../figures/FigS1_Lowdin_RbVO_v4.png" id="23" name="Picture"/>
                     <pic:cNvPicPr>
                       <a:picLocks noChangeArrowheads="1" noChangeAspect="1"/>
                     </pic:cNvPicPr>
@@ -363,7 +520,7 @@
                   <pic:spPr bwMode="auto">
                     <a:xfrm>
                       <a:off x="0" y="0"/>
-                      <a:ext cx="5334000" cy="3256168"/>
+                      <a:ext cx="4800600" cy="2914650"/>
                     </a:xfrm>
                     <a:prstGeom prst="rect">
                       <a:avLst/>
@@ -391,45 +548,7 @@
           <w:iCs/>
           <w:i/>
         </w:rPr>
-        <w:t xml:space="preserve">Figure S1. Projected density of states of the Pr_VO cell (PBE+U, U(Ti-3d) = 3.5 eV, 2×2×2 non-self-consistent, E</w:t>
-      </w:r>
-      <w:r>
-        <w:rPr>
-          <w:vertAlign w:val="subscript"/>
-          <w:iCs/>
-          <w:i/>
-        </w:rPr>
-        <w:t xml:space="preserve">F</w:t>
-      </w:r>
-      <w:r>
-        <w:rPr>
-          <w:iCs/>
-          <w:i/>
-        </w:rPr>
-        <w:t xml:space="preserve"> </w:t>
-      </w:r>
-      <w:r>
-        <w:rPr>
-          <w:iCs/>
-          <w:i/>
-        </w:rPr>
-        <w:t xml:space="preserve">= 10.306 eV). Channels: Ti-3d summed over 15 Ti; O-2p summed over 31 O; Pr-5d; Pr-5p; total.</w:t>
-      </w:r>
-      <w:r>
-        <w:rPr>
-          <w:iCs/>
-          <w:i/>
-        </w:rPr>
-        <w:t xml:space="preserve"> </w:t>
-      </w:r>
-      <w:r>
-        <w:rPr>
-          <w:bCs/>
-          <w:b/>
-          <w:iCs/>
-          <w:i/>
-        </w:rPr>
-        <w:t xml:space="preserve">[AUTHOR ACTION: artwork to be regenerated as noted in Section S2.1; delete this note once done.]</w:t>
+        <w:t xml:space="preserve">Figure S1. Löwdin spin polarisation of every atom of the Rb_VO cell against its minimum-image distance from Rb (projwfc.x, 2×2×2 non-self-consistent run on the relaxed cell). Orange circles: O; blue squares: Ti; green diamond: Rb. Symmetry-equivalent pairs (identical distance and moment) are labelled together.</w:t>
       </w:r>
     </w:p>
     <w:p>
@@ -441,13 +560,13 @@
           <w:bCs/>
           <w:b/>
         </w:rPr>
-        <w:t xml:space="preserve">S2.2 Total DOS, Pr_VO versus Rb_VO.</w:t>
+        <w:t xml:space="preserve">S2.3 Spin-summed densities of states.</w:t>
       </w:r>
       <w:r>
         <w:t xml:space="preserve"> </w:t>
       </w:r>
       <w:r>
-        <w:t xml:space="preserve">Figure S2 shows the non-spin-resolved companion of Figure 4 of the main text. Pr_VO: E</w:t>
+        <w:t xml:space="preserve">Figure S2 shows the companion of Figure 4 without spin decomposition. Pr_VO: E</w:t>
       </w:r>
       <w:r>
         <w:rPr>
@@ -459,7 +578,7 @@
         <w:t xml:space="preserve"> </w:t>
       </w:r>
       <w:r>
-        <w:t xml:space="preserve">= 10.31 eV inside the Ti-3d conduction band. Rb_VO: E</w:t>
+        <w:t xml:space="preserve">= 10.31 eV inside the Ti-3d conduction band, valence-band top about 2.9 eV below E</w:t>
       </w:r>
       <w:r>
         <w:rPr>
@@ -468,10 +587,19 @@
         <w:t xml:space="preserve">F</w:t>
       </w:r>
       <w:r>
+        <w:t xml:space="preserve">. Rb_VO: E</w:t>
+      </w:r>
+      <w:r>
+        <w:rPr>
+          <w:vertAlign w:val="subscript"/>
+        </w:rPr>
+        <w:t xml:space="preserve">F</w:t>
+      </w:r>
+      <w:r>
         <w:t xml:space="preserve"> </w:t>
       </w:r>
       <w:r>
-        <w:t xml:space="preserve">= 7.14 eV at the top of the O-2p valence band, with a small feature straddling E</w:t>
+        <w:t xml:space="preserve">= 7.14 eV at the top of the O-2p valence band, with a small feature centred just above E</w:t>
       </w:r>
       <w:r>
         <w:rPr>
@@ -483,74 +611,16 @@
         <w:t xml:space="preserve"> </w:t>
       </w:r>
       <w:r>
-        <w:t xml:space="preserve">and centred just above it.</w:t>
-      </w:r>
-      <w:r>
-        <w:t xml:space="preserve"> </w:t>
-      </w:r>
-      <w:r>
-        <w:rPr>
-          <w:bCs/>
-          <w:b/>
-        </w:rPr>
-        <w:t xml:space="preserve">[AUTHOR ACTION: the panel subtitles of the interim artwork were patched (</w:t>
-      </w:r>
-      <w:r>
-        <w:rPr>
-          <w:bCs/>
-          <w:b/>
-        </w:rPr>
-        <w:t xml:space="preserve">“</w:t>
-      </w:r>
-      <w:r>
-        <w:rPr>
-          <w:bCs/>
-          <w:b/>
-        </w:rPr>
-        <w:t xml:space="preserve">singlet</w:t>
-      </w:r>
-      <w:r>
-        <w:rPr>
-          <w:bCs/>
-          <w:b/>
-        </w:rPr>
-        <w:t xml:space="preserve">”</w:t>
-      </w:r>
-      <w:r>
-        <w:rPr>
-          <w:bCs/>
-          <w:b/>
-        </w:rPr>
-        <w:t xml:space="preserve"> </w:t>
-      </w:r>
-      <w:r>
-        <w:rPr>
-          <w:bCs/>
-          <w:b/>
-        </w:rPr>
-        <w:t xml:space="preserve">removed; m</w:t>
+        <w:t xml:space="preserve">(the empty minority-spin state of Figure 4) and the conduction-band onset about 2.5 eV above E</w:t>
       </w:r>
       <w:r>
         <w:rPr>
           <w:vertAlign w:val="subscript"/>
-          <w:bCs/>
-          <w:b/>
-        </w:rPr>
-        <w:t xml:space="preserve">abs</w:t>
-      </w:r>
-      <w:r>
-        <w:rPr>
-          <w:bCs/>
-          <w:b/>
-        </w:rPr>
-        <w:t xml:space="preserve"> </w:t>
-      </w:r>
-      <w:r>
-        <w:rPr>
-          <w:bCs/>
-          <w:b/>
-        </w:rPr>
-        <w:t xml:space="preserve">instead of |m|); regenerate from the projwfc.x output.]</w:t>
+        </w:rPr>
+        <w:t xml:space="preserve">F</w:t>
+      </w:r>
+      <w:r>
+        <w:t xml:space="preserve">.</w:t>
       </w:r>
     </w:p>
     <w:p>
@@ -560,14 +630,14 @@
       <w:r>
         <w:drawing>
           <wp:inline>
-            <wp:extent cx="5334000" cy="5191158"/>
+            <wp:extent cx="5334000" cy="4667249"/>
             <wp:effectExtent b="0" l="0" r="0" t="0"/>
             <wp:docPr descr="" title="" id="25" name="Picture"/>
             <a:graphic>
               <a:graphicData uri="http://schemas.openxmlformats.org/drawingml/2006/picture">
                 <pic:pic>
                   <pic:nvPicPr>
-                    <pic:cNvPr descr="../figures/FigS2_total_PDOS_patched.png" id="26" name="Picture"/>
+                    <pic:cNvPr descr="../figures/FigS2_PDOS_spin_summed_v4.png" id="26" name="Picture"/>
                     <pic:cNvPicPr>
                       <a:picLocks noChangeArrowheads="1" noChangeAspect="1"/>
                     </pic:cNvPicPr>
@@ -581,7 +651,7 @@
                   <pic:spPr bwMode="auto">
                     <a:xfrm>
                       <a:off x="0" y="0"/>
-                      <a:ext cx="5334000" cy="5191158"/>
+                      <a:ext cx="5334000" cy="4667249"/>
                     </a:xfrm>
                     <a:prstGeom prst="rect">
                       <a:avLst/>
@@ -609,7 +679,7 @@
           <w:iCs/>
           <w:i/>
         </w:rPr>
-        <w:t xml:space="preserve">Figure S2. Projected density of states of Pr_VO (top) and Rb_VO (bottom) without spin decomposition. Filled blue: Ti-3d; red: O-2p; purple: dopant d; grey: total.</w:t>
+        <w:t xml:space="preserve">Figure S2. Projected densities of states of (a) Pr_VO and (b) Rb_VO without spin decomposition (same runs and settings as Figure 4). Filled blue: Ti-3d; orange: O-2p; green: Pr-5d ×5 (Pr_VO only); grey: total.</w:t>
       </w:r>
     </w:p>
     <w:bookmarkEnd w:id="27"/>
@@ -627,7 +697,7 @@
         <w:pStyle w:val="FirstParagraph"/>
       </w:pPr>
       <w:r>
-        <w:t xml:space="preserve">Single-point calculations on the relaxed Pristine_perfect, Pr_VO and Rb_VO cells at U(Ti-3d) = 3.0, 4.0 and 4.5 eV (Γ-only, 40 Ry, ortho-atomic projectors). The maximum variation of the printed Fermi energy across the sweep is 0.26 eV.</w:t>
+        <w:t xml:space="preserve">Single-point calculations on the relaxed Pristine_perfect, Pr_VO and Rb_VO cells at U(Ti-3d) = 3.0, 4.0 and 4.5 eV (Γ-only, 40 Ry, ortho-atomic projectors, Gaussian smearing 0.005 Ry, starting_magnetization = 0 on all species). The geometries were not re-relaxed at each U. The U = 3.5 eV entries are the production relaxations.</w:t>
       </w:r>
     </w:p>
     <w:p>
@@ -641,15 +711,23 @@
           <w:bCs/>
           <w:b/>
         </w:rPr>
-        <w:t xml:space="preserve">Table S1. Absolute magnetisation m</w:t>
+        <w:t xml:space="preserve">Table S1. Total energy, total magnetisation and printed Fermi energy across the U(Ti-3d) sweep.</w:t>
+      </w:r>
+      <w:r>
+        <w:t xml:space="preserve"> </w:t>
+      </w:r>
+      <w:r>
+        <w:rPr>
+          <w:iCs/>
+          <w:i/>
+        </w:rPr>
+        <w:t xml:space="preserve">m is the total magnetisation; for the production Rb_VO relaxation m</w:t>
       </w:r>
       <w:r>
         <w:rPr>
           <w:vertAlign w:val="subscript"/>
           <w:iCs/>
           <w:i/>
-          <w:bCs/>
-          <w:b/>
         </w:rPr>
         <w:t xml:space="preserve">abs</w:t>
       </w:r>
@@ -657,8 +735,6 @@
         <w:rPr>
           <w:iCs/>
           <w:i/>
-          <w:bCs/>
-          <w:b/>
         </w:rPr>
         <w:t xml:space="preserve"> </w:t>
       </w:r>
@@ -666,18 +742,14 @@
         <w:rPr>
           <w:iCs/>
           <w:i/>
-          <w:bCs/>
-          <w:b/>
-        </w:rPr>
-        <w:t xml:space="preserve">(μ</w:t>
+        </w:rPr>
+        <w:t xml:space="preserve">= 1.21 μ</w:t>
       </w:r>
       <w:r>
         <w:rPr>
           <w:vertAlign w:val="subscript"/>
           <w:iCs/>
           <w:i/>
-          <w:bCs/>
-          <w:b/>
         </w:rPr>
         <w:t xml:space="preserve">B</w:t>
       </w:r>
@@ -685,35 +757,24 @@
         <w:rPr>
           <w:iCs/>
           <w:i/>
-          <w:bCs/>
-          <w:b/>
-        </w:rPr>
-        <w:t xml:space="preserve">) across the U(Ti-3d) sweep.</w:t>
-      </w:r>
-      <w:r>
-        <w:t xml:space="preserve"> </w:t>
-      </w:r>
-      <w:r>
-        <w:rPr>
-          <w:iCs/>
-          <w:i/>
-        </w:rPr>
-        <w:t xml:space="preserve">The production (3.5 eV) column is from the relaxed calculation; the others are single points on the same geometry.</w:t>
+        </w:rPr>
+        <w:t xml:space="preserve">. Total energies at different U are not comparable as energies, but their smooth variation (6.1–6.6 eV per 0.5 eV step in every cell) shows that no electronic instability occurs in this range. Runs 38–46 of Table S9.</w:t>
       </w:r>
     </w:p>
     <w:tbl>
       <w:tblPr>
         <w:tblStyle w:val="Table"/>
-        <w:tblW w:type="auto" w:w="0"/>
+        <w:tblW w:type="pct" w:w="5000"/>
         <w:tblLook w:firstRow="1" w:lastRow="0" w:firstColumn="0" w:lastColumn="0" w:noHBand="0" w:noVBand="0" w:val="0020"/>
         <w:jc w:val="start"/>
       </w:tblPr>
       <w:tblGrid>
-        <w:gridCol w:w="1584"/>
-        <w:gridCol w:w="1584"/>
-        <w:gridCol w:w="1584"/>
-        <w:gridCol w:w="1584"/>
-        <w:gridCol w:w="1584"/>
+        <w:gridCol w:w="1320"/>
+        <w:gridCol w:w="1320"/>
+        <w:gridCol w:w="1320"/>
+        <w:gridCol w:w="1320"/>
+        <w:gridCol w:w="1320"/>
+        <w:gridCol w:w="1320"/>
       </w:tblGrid>
       <w:tr>
         <w:trPr>
@@ -739,6 +800,18 @@
               <w:jc w:val="left"/>
             </w:pPr>
             <w:r>
+              <w:t xml:space="preserve">Quantity</w:t>
+            </w:r>
+          </w:p>
+        </w:tc>
+        <w:tc>
+          <w:tcPr/>
+          <w:p>
+            <w:pPr>
+              <w:pStyle w:val="Compact"/>
+              <w:jc w:val="left"/>
+            </w:pPr>
+            <w:r>
               <w:t xml:space="preserve">U = 3.0</w:t>
             </w:r>
           </w:p>
@@ -801,43 +874,67 @@
               <w:jc w:val="left"/>
             </w:pPr>
             <w:r>
-              <w:t xml:space="preserve">0.00</w:t>
-            </w:r>
-          </w:p>
-        </w:tc>
-        <w:tc>
-          <w:tcPr/>
-          <w:p>
-            <w:pPr>
-              <w:pStyle w:val="Compact"/>
-              <w:jc w:val="left"/>
-            </w:pPr>
-            <w:r>
-              <w:t xml:space="preserve">0.00</w:t>
-            </w:r>
-          </w:p>
-        </w:tc>
-        <w:tc>
-          <w:tcPr/>
-          <w:p>
-            <w:pPr>
-              <w:pStyle w:val="Compact"/>
-              <w:jc w:val="left"/>
-            </w:pPr>
-            <w:r>
-              <w:t xml:space="preserve">0.00</w:t>
-            </w:r>
-          </w:p>
-        </w:tc>
-        <w:tc>
-          <w:tcPr/>
-          <w:p>
-            <w:pPr>
-              <w:pStyle w:val="Compact"/>
-              <w:jc w:val="left"/>
-            </w:pPr>
-            <w:r>
-              <w:t xml:space="preserve">0.00</w:t>
+              <w:t xml:space="preserve">E</w:t>
+            </w:r>
+            <w:r>
+              <w:rPr>
+                <w:vertAlign w:val="subscript"/>
+              </w:rPr>
+              <w:t xml:space="preserve">tot</w:t>
+            </w:r>
+            <w:r>
+              <w:t xml:space="preserve"> </w:t>
+            </w:r>
+            <w:r>
+              <w:t xml:space="preserve">(Ry)</w:t>
+            </w:r>
+          </w:p>
+        </w:tc>
+        <w:tc>
+          <w:tcPr/>
+          <w:p>
+            <w:pPr>
+              <w:pStyle w:val="Compact"/>
+              <w:jc w:val="left"/>
+            </w:pPr>
+            <w:r>
+              <w:t xml:space="preserve">−4275.49753</w:t>
+            </w:r>
+          </w:p>
+        </w:tc>
+        <w:tc>
+          <w:tcPr/>
+          <w:p>
+            <w:pPr>
+              <w:pStyle w:val="Compact"/>
+              <w:jc w:val="left"/>
+            </w:pPr>
+            <w:r>
+              <w:t xml:space="preserve">−4275.01530</w:t>
+            </w:r>
+          </w:p>
+        </w:tc>
+        <w:tc>
+          <w:tcPr/>
+          <w:p>
+            <w:pPr>
+              <w:pStyle w:val="Compact"/>
+              <w:jc w:val="left"/>
+            </w:pPr>
+            <w:r>
+              <w:t xml:space="preserve">−4274.53719</w:t>
+            </w:r>
+          </w:p>
+        </w:tc>
+        <w:tc>
+          <w:tcPr/>
+          <w:p>
+            <w:pPr>
+              <w:pStyle w:val="Compact"/>
+              <w:jc w:val="left"/>
+            </w:pPr>
+            <w:r>
+              <w:t xml:space="preserve">−4274.06329</w:t>
             </w:r>
           </w:p>
         </w:tc>
@@ -848,10 +945,27 @@
           <w:p>
             <w:pPr>
               <w:pStyle w:val="Compact"/>
-              <w:jc w:val="left"/>
-            </w:pPr>
-            <w:r>
-              <w:t xml:space="preserve">Pr_VO</w:t>
+            </w:pPr>
+          </w:p>
+        </w:tc>
+        <w:tc>
+          <w:tcPr/>
+          <w:p>
+            <w:pPr>
+              <w:pStyle w:val="Compact"/>
+              <w:jc w:val="left"/>
+            </w:pPr>
+            <w:r>
+              <w:t xml:space="preserve">m (μ</w:t>
+            </w:r>
+            <w:r>
+              <w:rPr>
+                <w:vertAlign w:val="subscript"/>
+              </w:rPr>
+              <w:t xml:space="preserve">B</w:t>
+            </w:r>
+            <w:r>
+              <w:t xml:space="preserve">)</w:t>
             </w:r>
           </w:p>
         </w:tc>
@@ -910,6 +1024,344 @@
           <w:p>
             <w:pPr>
               <w:pStyle w:val="Compact"/>
+            </w:pPr>
+          </w:p>
+        </w:tc>
+        <w:tc>
+          <w:tcPr/>
+          <w:p>
+            <w:pPr>
+              <w:pStyle w:val="Compact"/>
+              <w:jc w:val="left"/>
+            </w:pPr>
+            <w:r>
+              <w:t xml:space="preserve">E</w:t>
+            </w:r>
+            <w:r>
+              <w:rPr>
+                <w:vertAlign w:val="subscript"/>
+              </w:rPr>
+              <w:t xml:space="preserve">F</w:t>
+            </w:r>
+            <w:r>
+              <w:t xml:space="preserve"> </w:t>
+            </w:r>
+            <w:r>
+              <w:t xml:space="preserve">(eV)</w:t>
+            </w:r>
+          </w:p>
+        </w:tc>
+        <w:tc>
+          <w:tcPr/>
+          <w:p>
+            <w:pPr>
+              <w:pStyle w:val="Compact"/>
+              <w:jc w:val="left"/>
+            </w:pPr>
+            <w:r>
+              <w:t xml:space="preserve">8.184</w:t>
+            </w:r>
+          </w:p>
+        </w:tc>
+        <w:tc>
+          <w:tcPr/>
+          <w:p>
+            <w:pPr>
+              <w:pStyle w:val="Compact"/>
+              <w:jc w:val="left"/>
+            </w:pPr>
+            <w:r>
+              <w:t xml:space="preserve">7.887</w:t>
+            </w:r>
+            <w:r>
+              <w:t xml:space="preserve"> </w:t>
+            </w:r>
+            <w:r>
+              <w:rPr>
+                <w:vertAlign w:val="superscript"/>
+              </w:rPr>
+              <w:t xml:space="preserve">a</w:t>
+            </w:r>
+          </w:p>
+        </w:tc>
+        <w:tc>
+          <w:tcPr/>
+          <w:p>
+            <w:pPr>
+              <w:pStyle w:val="Compact"/>
+              <w:jc w:val="left"/>
+            </w:pPr>
+            <w:r>
+              <w:t xml:space="preserve">8.312</w:t>
+            </w:r>
+          </w:p>
+        </w:tc>
+        <w:tc>
+          <w:tcPr/>
+          <w:p>
+            <w:pPr>
+              <w:pStyle w:val="Compact"/>
+              <w:jc w:val="left"/>
+            </w:pPr>
+            <w:r>
+              <w:t xml:space="preserve">8.381</w:t>
+            </w:r>
+          </w:p>
+        </w:tc>
+      </w:tr>
+      <w:tr>
+        <w:tc>
+          <w:tcPr/>
+          <w:p>
+            <w:pPr>
+              <w:pStyle w:val="Compact"/>
+              <w:jc w:val="left"/>
+            </w:pPr>
+            <w:r>
+              <w:t xml:space="preserve">Pr_VO</w:t>
+            </w:r>
+          </w:p>
+        </w:tc>
+        <w:tc>
+          <w:tcPr/>
+          <w:p>
+            <w:pPr>
+              <w:pStyle w:val="Compact"/>
+              <w:jc w:val="left"/>
+            </w:pPr>
+            <w:r>
+              <w:t xml:space="preserve">E</w:t>
+            </w:r>
+            <w:r>
+              <w:rPr>
+                <w:vertAlign w:val="subscript"/>
+              </w:rPr>
+              <w:t xml:space="preserve">tot</w:t>
+            </w:r>
+            <w:r>
+              <w:t xml:space="preserve"> </w:t>
+            </w:r>
+            <w:r>
+              <w:t xml:space="preserve">(Ry)</w:t>
+            </w:r>
+          </w:p>
+        </w:tc>
+        <w:tc>
+          <w:tcPr/>
+          <w:p>
+            <w:pPr>
+              <w:pStyle w:val="Compact"/>
+              <w:jc w:val="left"/>
+            </w:pPr>
+            <w:r>
+              <w:t xml:space="preserve">−4535.55974</w:t>
+            </w:r>
+          </w:p>
+        </w:tc>
+        <w:tc>
+          <w:tcPr/>
+          <w:p>
+            <w:pPr>
+              <w:pStyle w:val="Compact"/>
+              <w:jc w:val="left"/>
+            </w:pPr>
+            <w:r>
+              <w:t xml:space="preserve">−4535.10106</w:t>
+            </w:r>
+          </w:p>
+        </w:tc>
+        <w:tc>
+          <w:tcPr/>
+          <w:p>
+            <w:pPr>
+              <w:pStyle w:val="Compact"/>
+              <w:jc w:val="left"/>
+            </w:pPr>
+            <w:r>
+              <w:t xml:space="preserve">−4534.64041</w:t>
+            </w:r>
+          </w:p>
+        </w:tc>
+        <w:tc>
+          <w:tcPr/>
+          <w:p>
+            <w:pPr>
+              <w:pStyle w:val="Compact"/>
+              <w:jc w:val="left"/>
+            </w:pPr>
+            <w:r>
+              <w:t xml:space="preserve">−4534.18631</w:t>
+            </w:r>
+          </w:p>
+        </w:tc>
+      </w:tr>
+      <w:tr>
+        <w:tc>
+          <w:tcPr/>
+          <w:p>
+            <w:pPr>
+              <w:pStyle w:val="Compact"/>
+            </w:pPr>
+          </w:p>
+        </w:tc>
+        <w:tc>
+          <w:tcPr/>
+          <w:p>
+            <w:pPr>
+              <w:pStyle w:val="Compact"/>
+              <w:jc w:val="left"/>
+            </w:pPr>
+            <w:r>
+              <w:t xml:space="preserve">m (μ</w:t>
+            </w:r>
+            <w:r>
+              <w:rPr>
+                <w:vertAlign w:val="subscript"/>
+              </w:rPr>
+              <w:t xml:space="preserve">B</w:t>
+            </w:r>
+            <w:r>
+              <w:t xml:space="preserve">)</w:t>
+            </w:r>
+          </w:p>
+        </w:tc>
+        <w:tc>
+          <w:tcPr/>
+          <w:p>
+            <w:pPr>
+              <w:pStyle w:val="Compact"/>
+              <w:jc w:val="left"/>
+            </w:pPr>
+            <w:r>
+              <w:t xml:space="preserve">0.00</w:t>
+            </w:r>
+          </w:p>
+        </w:tc>
+        <w:tc>
+          <w:tcPr/>
+          <w:p>
+            <w:pPr>
+              <w:pStyle w:val="Compact"/>
+              <w:jc w:val="left"/>
+            </w:pPr>
+            <w:r>
+              <w:t xml:space="preserve">0.00</w:t>
+            </w:r>
+          </w:p>
+        </w:tc>
+        <w:tc>
+          <w:tcPr/>
+          <w:p>
+            <w:pPr>
+              <w:pStyle w:val="Compact"/>
+              <w:jc w:val="left"/>
+            </w:pPr>
+            <w:r>
+              <w:t xml:space="preserve">0.00</w:t>
+            </w:r>
+          </w:p>
+        </w:tc>
+        <w:tc>
+          <w:tcPr/>
+          <w:p>
+            <w:pPr>
+              <w:pStyle w:val="Compact"/>
+              <w:jc w:val="left"/>
+            </w:pPr>
+            <w:r>
+              <w:t xml:space="preserve">0.00</w:t>
+            </w:r>
+          </w:p>
+        </w:tc>
+      </w:tr>
+      <w:tr>
+        <w:tc>
+          <w:tcPr/>
+          <w:p>
+            <w:pPr>
+              <w:pStyle w:val="Compact"/>
+            </w:pPr>
+          </w:p>
+        </w:tc>
+        <w:tc>
+          <w:tcPr/>
+          <w:p>
+            <w:pPr>
+              <w:pStyle w:val="Compact"/>
+              <w:jc w:val="left"/>
+            </w:pPr>
+            <w:r>
+              <w:t xml:space="preserve">E</w:t>
+            </w:r>
+            <w:r>
+              <w:rPr>
+                <w:vertAlign w:val="subscript"/>
+              </w:rPr>
+              <w:t xml:space="preserve">F</w:t>
+            </w:r>
+            <w:r>
+              <w:t xml:space="preserve"> </w:t>
+            </w:r>
+            <w:r>
+              <w:t xml:space="preserve">(eV)</w:t>
+            </w:r>
+          </w:p>
+        </w:tc>
+        <w:tc>
+          <w:tcPr/>
+          <w:p>
+            <w:pPr>
+              <w:pStyle w:val="Compact"/>
+              <w:jc w:val="left"/>
+            </w:pPr>
+            <w:r>
+              <w:t xml:space="preserve">9.906</w:t>
+            </w:r>
+          </w:p>
+        </w:tc>
+        <w:tc>
+          <w:tcPr/>
+          <w:p>
+            <w:pPr>
+              <w:pStyle w:val="Compact"/>
+              <w:jc w:val="left"/>
+            </w:pPr>
+            <w:r>
+              <w:t xml:space="preserve">9.990</w:t>
+            </w:r>
+          </w:p>
+        </w:tc>
+        <w:tc>
+          <w:tcPr/>
+          <w:p>
+            <w:pPr>
+              <w:pStyle w:val="Compact"/>
+              <w:jc w:val="left"/>
+            </w:pPr>
+            <w:r>
+              <w:t xml:space="preserve">10.078</w:t>
+            </w:r>
+          </w:p>
+        </w:tc>
+        <w:tc>
+          <w:tcPr/>
+          <w:p>
+            <w:pPr>
+              <w:pStyle w:val="Compact"/>
+              <w:jc w:val="left"/>
+            </w:pPr>
+            <w:r>
+              <w:t xml:space="preserve">10.166</w:t>
+            </w:r>
+          </w:p>
+        </w:tc>
+      </w:tr>
+      <w:tr>
+        <w:tc>
+          <w:tcPr/>
+          <w:p>
+            <w:pPr>
+              <w:pStyle w:val="Compact"/>
               <w:jc w:val="left"/>
             </w:pPr>
             <w:r>
@@ -925,6 +1377,109 @@
               <w:jc w:val="left"/>
             </w:pPr>
             <w:r>
+              <w:t xml:space="preserve">E</w:t>
+            </w:r>
+            <w:r>
+              <w:rPr>
+                <w:vertAlign w:val="subscript"/>
+              </w:rPr>
+              <w:t xml:space="preserve">tot</w:t>
+            </w:r>
+            <w:r>
+              <w:t xml:space="preserve"> </w:t>
+            </w:r>
+            <w:r>
+              <w:t xml:space="preserve">(Ry)</w:t>
+            </w:r>
+          </w:p>
+        </w:tc>
+        <w:tc>
+          <w:tcPr/>
+          <w:p>
+            <w:pPr>
+              <w:pStyle w:val="Compact"/>
+              <w:jc w:val="left"/>
+            </w:pPr>
+            <w:r>
+              <w:t xml:space="preserve">−4289.62997</w:t>
+            </w:r>
+          </w:p>
+        </w:tc>
+        <w:tc>
+          <w:tcPr/>
+          <w:p>
+            <w:pPr>
+              <w:pStyle w:val="Compact"/>
+              <w:jc w:val="left"/>
+            </w:pPr>
+            <w:r>
+              <w:t xml:space="preserve">−4289.17135</w:t>
+            </w:r>
+          </w:p>
+        </w:tc>
+        <w:tc>
+          <w:tcPr/>
+          <w:p>
+            <w:pPr>
+              <w:pStyle w:val="Compact"/>
+              <w:jc w:val="left"/>
+            </w:pPr>
+            <w:r>
+              <w:t xml:space="preserve">−4288.71556</w:t>
+            </w:r>
+          </w:p>
+        </w:tc>
+        <w:tc>
+          <w:tcPr/>
+          <w:p>
+            <w:pPr>
+              <w:pStyle w:val="Compact"/>
+              <w:jc w:val="left"/>
+            </w:pPr>
+            <w:r>
+              <w:t xml:space="preserve">−4288.26409</w:t>
+            </w:r>
+          </w:p>
+        </w:tc>
+      </w:tr>
+      <w:tr>
+        <w:tc>
+          <w:tcPr/>
+          <w:p>
+            <w:pPr>
+              <w:pStyle w:val="Compact"/>
+            </w:pPr>
+          </w:p>
+        </w:tc>
+        <w:tc>
+          <w:tcPr/>
+          <w:p>
+            <w:pPr>
+              <w:pStyle w:val="Compact"/>
+              <w:jc w:val="left"/>
+            </w:pPr>
+            <w:r>
+              <w:t xml:space="preserve">m (μ</w:t>
+            </w:r>
+            <w:r>
+              <w:rPr>
+                <w:vertAlign w:val="subscript"/>
+              </w:rPr>
+              <w:t xml:space="preserve">B</w:t>
+            </w:r>
+            <w:r>
+              <w:t xml:space="preserve">)</w:t>
+            </w:r>
+          </w:p>
+        </w:tc>
+        <w:tc>
+          <w:tcPr/>
+          <w:p>
+            <w:pPr>
+              <w:pStyle w:val="Compact"/>
+              <w:jc w:val="left"/>
+            </w:pPr>
+            <w:r>
               <w:t xml:space="preserve">1.00</w:t>
             </w:r>
           </w:p>
@@ -937,7 +1492,7 @@
               <w:jc w:val="left"/>
             </w:pPr>
             <w:r>
-              <w:t xml:space="preserve">1.21</w:t>
+              <w:t xml:space="preserve">−0.97</w:t>
             </w:r>
           </w:p>
         </w:tc>
@@ -962,6 +1517,88 @@
             </w:pPr>
             <w:r>
               <w:t xml:space="preserve">1.00</w:t>
+            </w:r>
+          </w:p>
+        </w:tc>
+      </w:tr>
+      <w:tr>
+        <w:tc>
+          <w:tcPr/>
+          <w:p>
+            <w:pPr>
+              <w:pStyle w:val="Compact"/>
+            </w:pPr>
+          </w:p>
+        </w:tc>
+        <w:tc>
+          <w:tcPr/>
+          <w:p>
+            <w:pPr>
+              <w:pStyle w:val="Compact"/>
+              <w:jc w:val="left"/>
+            </w:pPr>
+            <w:r>
+              <w:t xml:space="preserve">E</w:t>
+            </w:r>
+            <w:r>
+              <w:rPr>
+                <w:vertAlign w:val="subscript"/>
+              </w:rPr>
+              <w:t xml:space="preserve">F</w:t>
+            </w:r>
+            <w:r>
+              <w:t xml:space="preserve"> </w:t>
+            </w:r>
+            <w:r>
+              <w:t xml:space="preserve">(eV)</w:t>
+            </w:r>
+          </w:p>
+        </w:tc>
+        <w:tc>
+          <w:tcPr/>
+          <w:p>
+            <w:pPr>
+              <w:pStyle w:val="Compact"/>
+              <w:jc w:val="left"/>
+            </w:pPr>
+            <w:r>
+              <w:t xml:space="preserve">7.082</w:t>
+            </w:r>
+          </w:p>
+        </w:tc>
+        <w:tc>
+          <w:tcPr/>
+          <w:p>
+            <w:pPr>
+              <w:pStyle w:val="Compact"/>
+              <w:jc w:val="left"/>
+            </w:pPr>
+            <w:r>
+              <w:t xml:space="preserve">7.133</w:t>
+            </w:r>
+          </w:p>
+        </w:tc>
+        <w:tc>
+          <w:tcPr/>
+          <w:p>
+            <w:pPr>
+              <w:pStyle w:val="Compact"/>
+              <w:jc w:val="left"/>
+            </w:pPr>
+            <w:r>
+              <w:t xml:space="preserve">7.159</w:t>
+            </w:r>
+          </w:p>
+        </w:tc>
+        <w:tc>
+          <w:tcPr/>
+          <w:p>
+            <w:pPr>
+              <w:pStyle w:val="Compact"/>
+              <w:jc w:val="left"/>
+            </w:pPr>
+            <w:r>
+              <w:t xml:space="preserve">7.197</w:t>
             </w:r>
           </w:p>
         </w:tc>
@@ -973,10 +1610,47 @@
       </w:pPr>
       <w:r>
         <w:rPr>
-          <w:bCs/>
-          <w:b/>
-        </w:rPr>
-        <w:t xml:space="preserve">[AUTHOR ACTION: add the total energies and Fermi energies of the nine single points as additional columns, with run identifiers.]</w:t>
+          <w:vertAlign w:val="superscript"/>
+          <w:iCs/>
+          <w:i/>
+        </w:rPr>
+        <w:t xml:space="preserve">a</w:t>
+      </w:r>
+      <w:r>
+        <w:rPr>
+          <w:iCs/>
+          <w:i/>
+        </w:rPr>
+        <w:t xml:space="preserve"> </w:t>
+      </w:r>
+      <w:r>
+        <w:rPr>
+          <w:iCs/>
+          <w:i/>
+        </w:rPr>
+        <w:t xml:space="preserve">The pristine cell is insulating and its printed E</w:t>
+      </w:r>
+      <w:r>
+        <w:rPr>
+          <w:vertAlign w:val="subscript"/>
+          <w:iCs/>
+          <w:i/>
+        </w:rPr>
+        <w:t xml:space="preserve">F</w:t>
+      </w:r>
+      <w:r>
+        <w:rPr>
+          <w:iCs/>
+          <w:i/>
+        </w:rPr>
+        <w:t xml:space="preserve"> </w:t>
+      </w:r>
+      <w:r>
+        <w:rPr>
+          <w:iCs/>
+          <w:i/>
+        </w:rPr>
+        <w:t xml:space="preserve">lies in the gap at a position set by the smearing; a Γ-only single point at the same total energy prints 8.244 eV (Table S2).</w:t>
       </w:r>
     </w:p>
     <w:bookmarkEnd w:id="28"/>
@@ -994,7 +1668,7 @@
         <w:pStyle w:val="FirstParagraph"/>
       </w:pPr>
       <w:r>
-        <w:t xml:space="preserve">Single-point SCF energies on the Γ-relaxed geometries at a 2×2×2 Monkhorst–Pack mesh (40 Ry, U(Ti-3d) = 3.5 eV).</w:t>
+        <w:t xml:space="preserve">Single-point SCF energies on the Γ-relaxed geometries (40 Ry, U(Ti-3d) = 3.5 eV, Monkhorst–Pack meshes without offset). Table S2a gives the k-mesh series of Pristine_perfect, Pr_VO and Rb_VO; Table S2b the formation-energy check at 2×2×2.</w:t>
       </w:r>
     </w:p>
     <w:p>
@@ -1008,7 +1682,1064 @@
           <w:bCs/>
           <w:b/>
         </w:rPr>
-        <w:t xml:space="preserve">Table S2. Total energies at Γ-only and 2×2×2 (Ry) and the resulting formation energies (eV).</w:t>
+        <w:t xml:space="preserve">Table S2a. k-mesh series (runs 26–37 of Table S9).</w:t>
+      </w:r>
+      <w:r>
+        <w:t xml:space="preserve"> </w:t>
+      </w:r>
+      <w:r>
+        <w:rPr>
+          <w:iCs/>
+          <w:i/>
+        </w:rPr>
+        <w:t xml:space="preserve">All single points start from scratch (starting_magnetization = 0). The Γ entries differ slightly from the production relaxation endpoints (Pristine: 3×10</w:t>
+      </w:r>
+      <w:r>
+        <w:rPr>
+          <w:vertAlign w:val="superscript"/>
+          <w:iCs/>
+          <w:i/>
+        </w:rPr>
+        <w:t xml:space="preserve">−6</w:t>
+      </w:r>
+      <w:r>
+        <w:rPr>
+          <w:iCs/>
+          <w:i/>
+        </w:rPr>
+        <w:t xml:space="preserve"> </w:t>
+      </w:r>
+      <w:r>
+        <w:rPr>
+          <w:iCs/>
+          <w:i/>
+        </w:rPr>
+        <w:t xml:space="preserve">Ry; Pr_VO: +0.00281 Ry = +0.038 eV; Rb_VO: +0.00047 Ry = +6.4 meV, the from-scratch Rb_VO solution with m = 1.00 μ</w:t>
+      </w:r>
+      <w:r>
+        <w:rPr>
+          <w:vertAlign w:val="subscript"/>
+          <w:iCs/>
+          <w:i/>
+        </w:rPr>
+        <w:t xml:space="preserve">B</w:t>
+      </w:r>
+      <w:r>
+        <w:rPr>
+          <w:iCs/>
+          <w:i/>
+        </w:rPr>
+        <w:t xml:space="preserve">, Section 3.3 of the main text).</w:t>
+      </w:r>
+    </w:p>
+    <w:tbl>
+      <w:tblPr>
+        <w:tblStyle w:val="Table"/>
+        <w:tblW w:type="pct" w:w="5000"/>
+        <w:tblLook w:firstRow="1" w:lastRow="0" w:firstColumn="0" w:lastColumn="0" w:noHBand="0" w:noVBand="0" w:val="0020"/>
+        <w:jc w:val="start"/>
+      </w:tblPr>
+      <w:tblGrid>
+        <w:gridCol w:w="1320"/>
+        <w:gridCol w:w="1320"/>
+        <w:gridCol w:w="1320"/>
+        <w:gridCol w:w="1320"/>
+        <w:gridCol w:w="1320"/>
+        <w:gridCol w:w="1320"/>
+      </w:tblGrid>
+      <w:tr>
+        <w:trPr>
+          <w:tblHeader w:val="true"/>
+        </w:trPr>
+        <w:tc>
+          <w:tcPr/>
+          <w:p>
+            <w:pPr>
+              <w:pStyle w:val="Compact"/>
+              <w:jc w:val="left"/>
+            </w:pPr>
+            <w:r>
+              <w:t xml:space="preserve">Cell</w:t>
+            </w:r>
+          </w:p>
+        </w:tc>
+        <w:tc>
+          <w:tcPr/>
+          <w:p>
+            <w:pPr>
+              <w:pStyle w:val="Compact"/>
+              <w:jc w:val="left"/>
+            </w:pPr>
+            <w:r>
+              <w:t xml:space="preserve">Mesh (k-points)</w:t>
+            </w:r>
+          </w:p>
+        </w:tc>
+        <w:tc>
+          <w:tcPr/>
+          <w:p>
+            <w:pPr>
+              <w:pStyle w:val="Compact"/>
+              <w:jc w:val="left"/>
+            </w:pPr>
+            <w:r>
+              <w:t xml:space="preserve">E</w:t>
+            </w:r>
+            <w:r>
+              <w:rPr>
+                <w:vertAlign w:val="subscript"/>
+              </w:rPr>
+              <w:t xml:space="preserve">tot</w:t>
+            </w:r>
+            <w:r>
+              <w:t xml:space="preserve"> </w:t>
+            </w:r>
+            <w:r>
+              <w:t xml:space="preserve">(Ry)</w:t>
+            </w:r>
+          </w:p>
+        </w:tc>
+        <w:tc>
+          <w:tcPr/>
+          <w:p>
+            <w:pPr>
+              <w:pStyle w:val="Compact"/>
+              <w:jc w:val="left"/>
+            </w:pPr>
+            <w:r>
+              <w:t xml:space="preserve">E − E(3×3×2) (meV/atom)</w:t>
+            </w:r>
+          </w:p>
+        </w:tc>
+        <w:tc>
+          <w:tcPr/>
+          <w:p>
+            <w:pPr>
+              <w:pStyle w:val="Compact"/>
+              <w:jc w:val="left"/>
+            </w:pPr>
+            <w:r>
+              <w:t xml:space="preserve">m (μ</w:t>
+            </w:r>
+            <w:r>
+              <w:rPr>
+                <w:vertAlign w:val="subscript"/>
+              </w:rPr>
+              <w:t xml:space="preserve">B</w:t>
+            </w:r>
+            <w:r>
+              <w:t xml:space="preserve">)</w:t>
+            </w:r>
+          </w:p>
+        </w:tc>
+        <w:tc>
+          <w:tcPr/>
+          <w:p>
+            <w:pPr>
+              <w:pStyle w:val="Compact"/>
+              <w:jc w:val="left"/>
+            </w:pPr>
+            <w:r>
+              <w:t xml:space="preserve">E</w:t>
+            </w:r>
+            <w:r>
+              <w:rPr>
+                <w:vertAlign w:val="subscript"/>
+              </w:rPr>
+              <w:t xml:space="preserve">F</w:t>
+            </w:r>
+            <w:r>
+              <w:t xml:space="preserve"> </w:t>
+            </w:r>
+            <w:r>
+              <w:t xml:space="preserve">(eV)</w:t>
+            </w:r>
+          </w:p>
+        </w:tc>
+      </w:tr>
+      <w:tr>
+        <w:tc>
+          <w:tcPr/>
+          <w:p>
+            <w:pPr>
+              <w:pStyle w:val="Compact"/>
+              <w:jc w:val="left"/>
+            </w:pPr>
+            <w:r>
+              <w:t xml:space="preserve">Pristine_perfect</w:t>
+            </w:r>
+          </w:p>
+        </w:tc>
+        <w:tc>
+          <w:tcPr/>
+          <w:p>
+            <w:pPr>
+              <w:pStyle w:val="Compact"/>
+              <w:jc w:val="left"/>
+            </w:pPr>
+            <w:r>
+              <w:t xml:space="preserve">Γ (1)</w:t>
+            </w:r>
+          </w:p>
+        </w:tc>
+        <w:tc>
+          <w:tcPr/>
+          <w:p>
+            <w:pPr>
+              <w:pStyle w:val="Compact"/>
+              <w:jc w:val="left"/>
+            </w:pPr>
+            <w:r>
+              <w:t xml:space="preserve">−4275.01530</w:t>
+            </w:r>
+          </w:p>
+        </w:tc>
+        <w:tc>
+          <w:tcPr/>
+          <w:p>
+            <w:pPr>
+              <w:pStyle w:val="Compact"/>
+              <w:jc w:val="left"/>
+            </w:pPr>
+            <w:r>
+              <w:t xml:space="preserve">−21.8</w:t>
+            </w:r>
+          </w:p>
+        </w:tc>
+        <w:tc>
+          <w:tcPr/>
+          <w:p>
+            <w:pPr>
+              <w:pStyle w:val="Compact"/>
+              <w:jc w:val="left"/>
+            </w:pPr>
+            <w:r>
+              <w:t xml:space="preserve">0.00</w:t>
+            </w:r>
+          </w:p>
+        </w:tc>
+        <w:tc>
+          <w:tcPr/>
+          <w:p>
+            <w:pPr>
+              <w:pStyle w:val="Compact"/>
+              <w:jc w:val="left"/>
+            </w:pPr>
+            <w:r>
+              <w:t xml:space="preserve">8.244</w:t>
+            </w:r>
+          </w:p>
+        </w:tc>
+      </w:tr>
+      <w:tr>
+        <w:tc>
+          <w:tcPr/>
+          <w:p>
+            <w:pPr>
+              <w:pStyle w:val="Compact"/>
+            </w:pPr>
+          </w:p>
+        </w:tc>
+        <w:tc>
+          <w:tcPr/>
+          <w:p>
+            <w:pPr>
+              <w:pStyle w:val="Compact"/>
+              <w:jc w:val="left"/>
+            </w:pPr>
+            <w:r>
+              <w:t xml:space="preserve">2×2×1 (4)</w:t>
+            </w:r>
+          </w:p>
+        </w:tc>
+        <w:tc>
+          <w:tcPr/>
+          <w:p>
+            <w:pPr>
+              <w:pStyle w:val="Compact"/>
+              <w:jc w:val="left"/>
+            </w:pPr>
+            <w:r>
+              <w:t xml:space="preserve">−4274.93420</w:t>
+            </w:r>
+          </w:p>
+        </w:tc>
+        <w:tc>
+          <w:tcPr/>
+          <w:p>
+            <w:pPr>
+              <w:pStyle w:val="Compact"/>
+              <w:jc w:val="left"/>
+            </w:pPr>
+            <w:r>
+              <w:t xml:space="preserve">+1.15</w:t>
+            </w:r>
+          </w:p>
+        </w:tc>
+        <w:tc>
+          <w:tcPr/>
+          <w:p>
+            <w:pPr>
+              <w:pStyle w:val="Compact"/>
+              <w:jc w:val="left"/>
+            </w:pPr>
+            <w:r>
+              <w:t xml:space="preserve">0.00</w:t>
+            </w:r>
+          </w:p>
+        </w:tc>
+        <w:tc>
+          <w:tcPr/>
+          <w:p>
+            <w:pPr>
+              <w:pStyle w:val="Compact"/>
+              <w:jc w:val="left"/>
+            </w:pPr>
+            <w:r>
+              <w:t xml:space="preserve">8.244</w:t>
+            </w:r>
+          </w:p>
+        </w:tc>
+      </w:tr>
+      <w:tr>
+        <w:tc>
+          <w:tcPr/>
+          <w:p>
+            <w:pPr>
+              <w:pStyle w:val="Compact"/>
+            </w:pPr>
+          </w:p>
+        </w:tc>
+        <w:tc>
+          <w:tcPr/>
+          <w:p>
+            <w:pPr>
+              <w:pStyle w:val="Compact"/>
+              <w:jc w:val="left"/>
+            </w:pPr>
+            <w:r>
+              <w:t xml:space="preserve">2×2×2 (8)</w:t>
+            </w:r>
+          </w:p>
+        </w:tc>
+        <w:tc>
+          <w:tcPr/>
+          <w:p>
+            <w:pPr>
+              <w:pStyle w:val="Compact"/>
+              <w:jc w:val="left"/>
+            </w:pPr>
+            <w:r>
+              <w:t xml:space="preserve">−4274.93072</w:t>
+            </w:r>
+          </w:p>
+        </w:tc>
+        <w:tc>
+          <w:tcPr/>
+          <w:p>
+            <w:pPr>
+              <w:pStyle w:val="Compact"/>
+              <w:jc w:val="left"/>
+            </w:pPr>
+            <w:r>
+              <w:t xml:space="preserve">+2.13</w:t>
+            </w:r>
+          </w:p>
+        </w:tc>
+        <w:tc>
+          <w:tcPr/>
+          <w:p>
+            <w:pPr>
+              <w:pStyle w:val="Compact"/>
+              <w:jc w:val="left"/>
+            </w:pPr>
+            <w:r>
+              <w:t xml:space="preserve">0.00</w:t>
+            </w:r>
+          </w:p>
+        </w:tc>
+        <w:tc>
+          <w:tcPr/>
+          <w:p>
+            <w:pPr>
+              <w:pStyle w:val="Compact"/>
+              <w:jc w:val="left"/>
+            </w:pPr>
+            <w:r>
+              <w:t xml:space="preserve">8.247</w:t>
+            </w:r>
+          </w:p>
+        </w:tc>
+      </w:tr>
+      <w:tr>
+        <w:tc>
+          <w:tcPr/>
+          <w:p>
+            <w:pPr>
+              <w:pStyle w:val="Compact"/>
+            </w:pPr>
+          </w:p>
+        </w:tc>
+        <w:tc>
+          <w:tcPr/>
+          <w:p>
+            <w:pPr>
+              <w:pStyle w:val="Compact"/>
+              <w:jc w:val="left"/>
+            </w:pPr>
+            <w:r>
+              <w:t xml:space="preserve">3×3×2 (18)</w:t>
+            </w:r>
+          </w:p>
+        </w:tc>
+        <w:tc>
+          <w:tcPr/>
+          <w:p>
+            <w:pPr>
+              <w:pStyle w:val="Compact"/>
+              <w:jc w:val="left"/>
+            </w:pPr>
+            <w:r>
+              <w:t xml:space="preserve">−4274.93826</w:t>
+            </w:r>
+          </w:p>
+        </w:tc>
+        <w:tc>
+          <w:tcPr/>
+          <w:p>
+            <w:pPr>
+              <w:pStyle w:val="Compact"/>
+              <w:jc w:val="left"/>
+            </w:pPr>
+            <w:r>
+              <w:t xml:space="preserve">0</w:t>
+            </w:r>
+          </w:p>
+        </w:tc>
+        <w:tc>
+          <w:tcPr/>
+          <w:p>
+            <w:pPr>
+              <w:pStyle w:val="Compact"/>
+              <w:jc w:val="left"/>
+            </w:pPr>
+            <w:r>
+              <w:t xml:space="preserve">0.00</w:t>
+            </w:r>
+          </w:p>
+        </w:tc>
+        <w:tc>
+          <w:tcPr/>
+          <w:p>
+            <w:pPr>
+              <w:pStyle w:val="Compact"/>
+              <w:jc w:val="left"/>
+            </w:pPr>
+            <w:r>
+              <w:t xml:space="preserve">8.248</w:t>
+            </w:r>
+          </w:p>
+        </w:tc>
+      </w:tr>
+      <w:tr>
+        <w:tc>
+          <w:tcPr/>
+          <w:p>
+            <w:pPr>
+              <w:pStyle w:val="Compact"/>
+              <w:jc w:val="left"/>
+            </w:pPr>
+            <w:r>
+              <w:t xml:space="preserve">Pr_VO</w:t>
+            </w:r>
+          </w:p>
+        </w:tc>
+        <w:tc>
+          <w:tcPr/>
+          <w:p>
+            <w:pPr>
+              <w:pStyle w:val="Compact"/>
+              <w:jc w:val="left"/>
+            </w:pPr>
+            <w:r>
+              <w:t xml:space="preserve">Γ (1)</w:t>
+            </w:r>
+          </w:p>
+        </w:tc>
+        <w:tc>
+          <w:tcPr/>
+          <w:p>
+            <w:pPr>
+              <w:pStyle w:val="Compact"/>
+              <w:jc w:val="left"/>
+            </w:pPr>
+            <w:r>
+              <w:t xml:space="preserve">−4535.09825</w:t>
+            </w:r>
+          </w:p>
+        </w:tc>
+        <w:tc>
+          <w:tcPr/>
+          <w:p>
+            <w:pPr>
+              <w:pStyle w:val="Compact"/>
+              <w:jc w:val="left"/>
+            </w:pPr>
+            <w:r>
+              <w:t xml:space="preserve">−23.0</w:t>
+            </w:r>
+          </w:p>
+        </w:tc>
+        <w:tc>
+          <w:tcPr/>
+          <w:p>
+            <w:pPr>
+              <w:pStyle w:val="Compact"/>
+              <w:jc w:val="left"/>
+            </w:pPr>
+            <w:r>
+              <w:t xml:space="preserve">0.00</w:t>
+            </w:r>
+          </w:p>
+        </w:tc>
+        <w:tc>
+          <w:tcPr/>
+          <w:p>
+            <w:pPr>
+              <w:pStyle w:val="Compact"/>
+              <w:jc w:val="left"/>
+            </w:pPr>
+            <w:r>
+              <w:t xml:space="preserve">9.992</w:t>
+            </w:r>
+          </w:p>
+        </w:tc>
+      </w:tr>
+      <w:tr>
+        <w:tc>
+          <w:tcPr/>
+          <w:p>
+            <w:pPr>
+              <w:pStyle w:val="Compact"/>
+            </w:pPr>
+          </w:p>
+        </w:tc>
+        <w:tc>
+          <w:tcPr/>
+          <w:p>
+            <w:pPr>
+              <w:pStyle w:val="Compact"/>
+              <w:jc w:val="left"/>
+            </w:pPr>
+            <w:r>
+              <w:t xml:space="preserve">2×2×1 (4)</w:t>
+            </w:r>
+          </w:p>
+        </w:tc>
+        <w:tc>
+          <w:tcPr/>
+          <w:p>
+            <w:pPr>
+              <w:pStyle w:val="Compact"/>
+              <w:jc w:val="left"/>
+            </w:pPr>
+            <w:r>
+              <w:t xml:space="preserve">−4535.02249</w:t>
+            </w:r>
+          </w:p>
+        </w:tc>
+        <w:tc>
+          <w:tcPr/>
+          <w:p>
+            <w:pPr>
+              <w:pStyle w:val="Compact"/>
+              <w:jc w:val="left"/>
+            </w:pPr>
+            <w:r>
+              <w:t xml:space="preserve">−1.05</w:t>
+            </w:r>
+          </w:p>
+        </w:tc>
+        <w:tc>
+          <w:tcPr/>
+          <w:p>
+            <w:pPr>
+              <w:pStyle w:val="Compact"/>
+              <w:jc w:val="left"/>
+            </w:pPr>
+            <w:r>
+              <w:t xml:space="preserve">0.00</w:t>
+            </w:r>
+          </w:p>
+        </w:tc>
+        <w:tc>
+          <w:tcPr/>
+          <w:p>
+            <w:pPr>
+              <w:pStyle w:val="Compact"/>
+              <w:jc w:val="left"/>
+            </w:pPr>
+            <w:r>
+              <w:t xml:space="preserve">10.274</w:t>
+            </w:r>
+          </w:p>
+        </w:tc>
+      </w:tr>
+      <w:tr>
+        <w:tc>
+          <w:tcPr/>
+          <w:p>
+            <w:pPr>
+              <w:pStyle w:val="Compact"/>
+            </w:pPr>
+          </w:p>
+        </w:tc>
+        <w:tc>
+          <w:tcPr/>
+          <w:p>
+            <w:pPr>
+              <w:pStyle w:val="Compact"/>
+              <w:jc w:val="left"/>
+            </w:pPr>
+            <w:r>
+              <w:t xml:space="preserve">2×2×2 (8)</w:t>
+            </w:r>
+          </w:p>
+        </w:tc>
+        <w:tc>
+          <w:tcPr/>
+          <w:p>
+            <w:pPr>
+              <w:pStyle w:val="Compact"/>
+              <w:jc w:val="left"/>
+            </w:pPr>
+            <w:r>
+              <w:t xml:space="preserve">−4535.01814</w:t>
+            </w:r>
+          </w:p>
+        </w:tc>
+        <w:tc>
+          <w:tcPr/>
+          <w:p>
+            <w:pPr>
+              <w:pStyle w:val="Compact"/>
+              <w:jc w:val="left"/>
+            </w:pPr>
+            <w:r>
+              <w:t xml:space="preserve">+0.20</w:t>
+            </w:r>
+          </w:p>
+        </w:tc>
+        <w:tc>
+          <w:tcPr/>
+          <w:p>
+            <w:pPr>
+              <w:pStyle w:val="Compact"/>
+              <w:jc w:val="left"/>
+            </w:pPr>
+            <w:r>
+              <w:t xml:space="preserve">0.00</w:t>
+            </w:r>
+          </w:p>
+        </w:tc>
+        <w:tc>
+          <w:tcPr/>
+          <w:p>
+            <w:pPr>
+              <w:pStyle w:val="Compact"/>
+              <w:jc w:val="left"/>
+            </w:pPr>
+            <w:r>
+              <w:t xml:space="preserve">10.277</w:t>
+            </w:r>
+          </w:p>
+        </w:tc>
+      </w:tr>
+      <w:tr>
+        <w:tc>
+          <w:tcPr/>
+          <w:p>
+            <w:pPr>
+              <w:pStyle w:val="Compact"/>
+            </w:pPr>
+          </w:p>
+        </w:tc>
+        <w:tc>
+          <w:tcPr/>
+          <w:p>
+            <w:pPr>
+              <w:pStyle w:val="Compact"/>
+              <w:jc w:val="left"/>
+            </w:pPr>
+            <w:r>
+              <w:t xml:space="preserve">3×3×2 (18)</w:t>
+            </w:r>
+          </w:p>
+        </w:tc>
+        <w:tc>
+          <w:tcPr/>
+          <w:p>
+            <w:pPr>
+              <w:pStyle w:val="Compact"/>
+              <w:jc w:val="left"/>
+            </w:pPr>
+            <w:r>
+              <w:t xml:space="preserve">−4535.01885</w:t>
+            </w:r>
+          </w:p>
+        </w:tc>
+        <w:tc>
+          <w:tcPr/>
+          <w:p>
+            <w:pPr>
+              <w:pStyle w:val="Compact"/>
+              <w:jc w:val="left"/>
+            </w:pPr>
+            <w:r>
+              <w:t xml:space="preserve">0</w:t>
+            </w:r>
+          </w:p>
+        </w:tc>
+        <w:tc>
+          <w:tcPr/>
+          <w:p>
+            <w:pPr>
+              <w:pStyle w:val="Compact"/>
+              <w:jc w:val="left"/>
+            </w:pPr>
+            <w:r>
+              <w:t xml:space="preserve">0.00</w:t>
+            </w:r>
+          </w:p>
+        </w:tc>
+        <w:tc>
+          <w:tcPr/>
+          <w:p>
+            <w:pPr>
+              <w:pStyle w:val="Compact"/>
+              <w:jc w:val="left"/>
+            </w:pPr>
+            <w:r>
+              <w:t xml:space="preserve">10.271</w:t>
+            </w:r>
+          </w:p>
+        </w:tc>
+      </w:tr>
+      <w:tr>
+        <w:tc>
+          <w:tcPr/>
+          <w:p>
+            <w:pPr>
+              <w:pStyle w:val="Compact"/>
+              <w:jc w:val="left"/>
+            </w:pPr>
+            <w:r>
+              <w:t xml:space="preserve">Rb_VO</w:t>
+            </w:r>
+          </w:p>
+        </w:tc>
+        <w:tc>
+          <w:tcPr/>
+          <w:p>
+            <w:pPr>
+              <w:pStyle w:val="Compact"/>
+              <w:jc w:val="left"/>
+            </w:pPr>
+            <w:r>
+              <w:t xml:space="preserve">Γ (1)</w:t>
+            </w:r>
+          </w:p>
+        </w:tc>
+        <w:tc>
+          <w:tcPr/>
+          <w:p>
+            <w:pPr>
+              <w:pStyle w:val="Compact"/>
+              <w:jc w:val="left"/>
+            </w:pPr>
+            <w:r>
+              <w:t xml:space="preserve">−4289.17088</w:t>
+            </w:r>
+          </w:p>
+        </w:tc>
+        <w:tc>
+          <w:tcPr/>
+          <w:p>
+            <w:pPr>
+              <w:pStyle w:val="Compact"/>
+              <w:jc w:val="left"/>
+            </w:pPr>
+            <w:r>
+              <w:t xml:space="preserve">−24.7</w:t>
+            </w:r>
+          </w:p>
+        </w:tc>
+        <w:tc>
+          <w:tcPr/>
+          <w:p>
+            <w:pPr>
+              <w:pStyle w:val="Compact"/>
+              <w:jc w:val="left"/>
+            </w:pPr>
+            <w:r>
+              <w:t xml:space="preserve">1.00</w:t>
+            </w:r>
+          </w:p>
+        </w:tc>
+        <w:tc>
+          <w:tcPr/>
+          <w:p>
+            <w:pPr>
+              <w:pStyle w:val="Compact"/>
+              <w:jc w:val="left"/>
+            </w:pPr>
+            <w:r>
+              <w:t xml:space="preserve">7.120</w:t>
+            </w:r>
+          </w:p>
+        </w:tc>
+      </w:tr>
+      <w:tr>
+        <w:tc>
+          <w:tcPr/>
+          <w:p>
+            <w:pPr>
+              <w:pStyle w:val="Compact"/>
+            </w:pPr>
+          </w:p>
+        </w:tc>
+        <w:tc>
+          <w:tcPr/>
+          <w:p>
+            <w:pPr>
+              <w:pStyle w:val="Compact"/>
+              <w:jc w:val="left"/>
+            </w:pPr>
+            <w:r>
+              <w:t xml:space="preserve">2×2×1 (4)</w:t>
+            </w:r>
+          </w:p>
+        </w:tc>
+        <w:tc>
+          <w:tcPr/>
+          <w:p>
+            <w:pPr>
+              <w:pStyle w:val="Compact"/>
+              <w:jc w:val="left"/>
+            </w:pPr>
+            <w:r>
+              <w:t xml:space="preserve">−4289.08408</w:t>
+            </w:r>
+          </w:p>
+        </w:tc>
+        <w:tc>
+          <w:tcPr/>
+          <w:p>
+            <w:pPr>
+              <w:pStyle w:val="Compact"/>
+              <w:jc w:val="left"/>
+            </w:pPr>
+            <w:r>
+              <w:t xml:space="preserve">+0.42</w:t>
+            </w:r>
+          </w:p>
+        </w:tc>
+        <w:tc>
+          <w:tcPr/>
+          <w:p>
+            <w:pPr>
+              <w:pStyle w:val="Compact"/>
+              <w:jc w:val="left"/>
+            </w:pPr>
+            <w:r>
+              <w:t xml:space="preserve">0.99</w:t>
+            </w:r>
+          </w:p>
+        </w:tc>
+        <w:tc>
+          <w:tcPr/>
+          <w:p>
+            <w:pPr>
+              <w:pStyle w:val="Compact"/>
+              <w:jc w:val="left"/>
+            </w:pPr>
+            <w:r>
+              <w:t xml:space="preserve">7.053</w:t>
+            </w:r>
+          </w:p>
+        </w:tc>
+      </w:tr>
+      <w:tr>
+        <w:tc>
+          <w:tcPr/>
+          <w:p>
+            <w:pPr>
+              <w:pStyle w:val="Compact"/>
+            </w:pPr>
+          </w:p>
+        </w:tc>
+        <w:tc>
+          <w:tcPr/>
+          <w:p>
+            <w:pPr>
+              <w:pStyle w:val="Compact"/>
+              <w:jc w:val="left"/>
+            </w:pPr>
+            <w:r>
+              <w:t xml:space="preserve">2×2×2 (8)</w:t>
+            </w:r>
+          </w:p>
+        </w:tc>
+        <w:tc>
+          <w:tcPr/>
+          <w:p>
+            <w:pPr>
+              <w:pStyle w:val="Compact"/>
+              <w:jc w:val="left"/>
+            </w:pPr>
+            <w:r>
+              <w:t xml:space="preserve">−4289.08034</w:t>
+            </w:r>
+          </w:p>
+        </w:tc>
+        <w:tc>
+          <w:tcPr/>
+          <w:p>
+            <w:pPr>
+              <w:pStyle w:val="Compact"/>
+              <w:jc w:val="left"/>
+            </w:pPr>
+            <w:r>
+              <w:t xml:space="preserve">+1.50</w:t>
+            </w:r>
+          </w:p>
+        </w:tc>
+        <w:tc>
+          <w:tcPr/>
+          <w:p>
+            <w:pPr>
+              <w:pStyle w:val="Compact"/>
+              <w:jc w:val="left"/>
+            </w:pPr>
+            <w:r>
+              <w:t xml:space="preserve">0.99</w:t>
+            </w:r>
+          </w:p>
+        </w:tc>
+        <w:tc>
+          <w:tcPr/>
+          <w:p>
+            <w:pPr>
+              <w:pStyle w:val="Compact"/>
+              <w:jc w:val="left"/>
+            </w:pPr>
+            <w:r>
+              <w:t xml:space="preserve">7.043</w:t>
+            </w:r>
+          </w:p>
+        </w:tc>
+      </w:tr>
+      <w:tr>
+        <w:tc>
+          <w:tcPr/>
+          <w:p>
+            <w:pPr>
+              <w:pStyle w:val="Compact"/>
+            </w:pPr>
+          </w:p>
+        </w:tc>
+        <w:tc>
+          <w:tcPr/>
+          <w:p>
+            <w:pPr>
+              <w:pStyle w:val="Compact"/>
+              <w:jc w:val="left"/>
+            </w:pPr>
+            <w:r>
+              <w:t xml:space="preserve">3×3×2 (18)</w:t>
+            </w:r>
+          </w:p>
+        </w:tc>
+        <w:tc>
+          <w:tcPr/>
+          <w:p>
+            <w:pPr>
+              <w:pStyle w:val="Compact"/>
+              <w:jc w:val="left"/>
+            </w:pPr>
+            <w:r>
+              <w:t xml:space="preserve">−4289.08553</w:t>
+            </w:r>
+          </w:p>
+        </w:tc>
+        <w:tc>
+          <w:tcPr/>
+          <w:p>
+            <w:pPr>
+              <w:pStyle w:val="Compact"/>
+              <w:jc w:val="left"/>
+            </w:pPr>
+            <w:r>
+              <w:t xml:space="preserve">0</w:t>
+            </w:r>
+          </w:p>
+        </w:tc>
+        <w:tc>
+          <w:tcPr/>
+          <w:p>
+            <w:pPr>
+              <w:pStyle w:val="Compact"/>
+              <w:jc w:val="left"/>
+            </w:pPr>
+            <w:r>
+              <w:t xml:space="preserve">1.00</w:t>
+            </w:r>
+          </w:p>
+        </w:tc>
+        <w:tc>
+          <w:tcPr/>
+          <w:p>
+            <w:pPr>
+              <w:pStyle w:val="Compact"/>
+              <w:jc w:val="left"/>
+            </w:pPr>
+            <w:r>
+              <w:t xml:space="preserve">7.058</w:t>
+            </w:r>
+          </w:p>
+        </w:tc>
+      </w:tr>
+    </w:tbl>
+    <w:p>
+      <w:pPr>
+        <w:pStyle w:val="BodyText"/>
+      </w:pPr>
+      <w:r>
+        <w:t xml:space="preserve">The Γ-only energies lie 22–25 meV per atom below the 3×3×2 values; beyond 2×2×1 the energies agree with 3×3×2 to within 2.1 meV per atom, not monotonically. The magnetisations are mesh-independent.</w:t>
+      </w:r>
+    </w:p>
+    <w:p>
+      <w:pPr>
+        <w:pStyle w:val="BodyText"/>
+      </w:pPr>
+      <w:r>
+        <w:rPr>
+          <w:iCs/>
+          <w:i/>
+          <w:bCs/>
+          <w:b/>
+        </w:rPr>
+        <w:t xml:space="preserve">Table S2b. Total energies at Γ-only and 2×2×2 (Ry) and the resulting formation energies (eV).</w:t>
+      </w:r>
+      <w:r>
+        <w:t xml:space="preserve"> </w:t>
+      </w:r>
+      <w:r>
+        <w:rPr>
+          <w:iCs/>
+          <w:i/>
+        </w:rPr>
+        <w:t xml:space="preserve">The Γ column holds the production relaxation endpoints; the Pr_VO and Rb_VO 2×2×2 entries are runs 32 and 36 of the k-mesh series (runs 9 and 11 of Table S9), and the Pr_perfect and Rb_perfect entries are runs 8 and 10. Because the 2×2×2 single points start from scratch, the Γ-to-2×2×2 differences include the small from-scratch offsets noted under Table S2a.</w:t>
       </w:r>
     </w:p>
     <w:tbl>
@@ -1576,25 +3307,19 @@
         <w:pStyle w:val="BodyText"/>
       </w:pPr>
       <w:r>
-        <w:t xml:space="preserve">ΔΔE is defined as the 2×2×2 contrast minus the Γ-only contrast. The main text (Section 3.7) also quotes energies for Pristine_perfect, Pr_VO and Rb_VO at 2×2×1, 2×2×2 and 3×3×2 meshes (magnitudes of E(Γ) − E(3×3×2): 1.05, 1.08, 1.16 eV; of E(2×2×1) − E(3×3×2): 1.15, 1.05, 0.42 meV/atom). In the table above ΔE = E</w:t>
+        <w:t xml:space="preserve">ΔΔE is defined as the 2×2×2 contrast minus the Γ-only contrast. The pristine V</w:t>
       </w:r>
       <w:r>
         <w:rPr>
           <w:vertAlign w:val="subscript"/>
         </w:rPr>
-        <w:t xml:space="preserve">tot</w:t>
-      </w:r>
-      <w:r>
-        <w:t xml:space="preserve">(2×2×2) − E</w:t>
-      </w:r>
-      <w:r>
-        <w:rPr>
-          <w:vertAlign w:val="subscript"/>
-        </w:rPr>
-        <w:t xml:space="preserve">tot</w:t>
-      </w:r>
-      <w:r>
-        <w:t xml:space="preserve">(Γ) is positive, so the 2×2×2 energies lie above the Γ-only ones; they agree with the quoted 3×3×2 values to 0.05–0.08 eV only if the Γ-only energies lie below 3×3×2.</w:t>
+        <w:t xml:space="preserve">O</w:t>
+      </w:r>
+      <w:r>
+        <w:t xml:space="preserve"> </w:t>
+      </w:r>
+      <w:r>
+        <w:t xml:space="preserve">cell was not computed at 2×2×2.</w:t>
       </w:r>
       <w:r>
         <w:t xml:space="preserve"> </w:t>
@@ -1604,39 +3329,7 @@
           <w:bCs/>
           <w:b/>
         </w:rPr>
-        <w:t xml:space="preserve">[AUTHOR ACTION: state the sign of E(Γ) − E(3×3×2) for each cell from the output files.]</w:t>
-      </w:r>
-      <w:r>
-        <w:t xml:space="preserve"> </w:t>
-      </w:r>
-      <w:r>
-        <w:rPr>
-          <w:bCs/>
-          <w:b/>
-        </w:rPr>
-        <w:t xml:space="preserve">[AUTHOR ACTION: add all of those energies to this table with run identifiers, including Pristine_perfect at 2×2×2; the pristine V</w:t>
-      </w:r>
-      <w:r>
-        <w:rPr>
-          <w:vertAlign w:val="subscript"/>
-          <w:bCs/>
-          <w:b/>
-        </w:rPr>
-        <w:t xml:space="preserve">O</w:t>
-      </w:r>
-      <w:r>
-        <w:rPr>
-          <w:bCs/>
-          <w:b/>
-        </w:rPr>
-        <w:t xml:space="preserve"> </w:t>
-      </w:r>
-      <w:r>
-        <w:rPr>
-          <w:bCs/>
-          <w:b/>
-        </w:rPr>
-        <w:t xml:space="preserve">cell was not computed at 2×2×2. The earlier run log listed only Pr_perfect, Rb_perfect and Pr_VO as completed for the 2×2×2 stage although an Rb_VO value is reported above; confirm the Rb_VO 2×2×2 run from its output file.]</w:t>
+        <w:t xml:space="preserve">[AUTHOR ACTION: add run identifiers (output file names) for runs 8 and 10.]</w:t>
       </w:r>
     </w:p>
     <w:bookmarkEnd w:id="29"/>
@@ -2021,7 +3714,7 @@
               <w:jc w:val="left"/>
             </w:pPr>
             <w:r>
-              <w:t xml:space="preserve">−0.257 e on O8 (2nd shell of Rb)</w:t>
+              <w:t xml:space="preserve">−0.257 e on O8 (bonded to Rb, 2.56 Å; 3.40 Å from the vacant site; largest Löwdin moment, S2.2)</w:t>
             </w:r>
           </w:p>
         </w:tc>
@@ -2059,7 +3752,7 @@
               <w:jc w:val="left"/>
             </w:pPr>
             <w:r>
-              <w:t xml:space="preserve">−0.14 e on O30</w:t>
+              <w:t xml:space="preserve">−0.14 e on O30 (3.07 Å from Rb; 3.64 Å from the vacant site)</w:t>
             </w:r>
           </w:p>
         </w:tc>
@@ -2130,7 +3823,13 @@
           <w:bCs/>
           <w:b/>
         </w:rPr>
-        <w:t xml:space="preserve">[AUTHOR ACTION: the dopant charges are inconsistent with the mean populations above (sum rule: 376.998 − 15 × 9.683 − 31 × 7.187 = 8.956 e on Pr, i.e. +2.04 e; 374.998 − 15 × 9.671 − 31 × 7.155 = 8.128 e on Rb, i.e. +0.87 e); re-extract all values from ACF.dat, add the full 47-row per-atom tables for both cells as Tables S3a and S3b, state that both cells use the same atom ordering and which oxygen index was removed, and note that grid convergence of the Bader charges was not tested. Add the spin-density isosurface of Rb_VO and the site-resolved projections of its gap state as Figure S4.]</w:t>
+        <w:t xml:space="preserve">[AUTHOR ACTION: the dopant charges are inconsistent with the mean populations above (sum rule: 376.998 − 15 × 9.683 − 31 × 7.187 = 8.956 e on Pr, i.e. +2.04 e; 374.998 − 15 × 9.671 − 31 × 7.155 = 8.128 e on Rb, i.e. +0.87 e); re-extract all values from ACF.dat, add the full 47-row per-atom tables for both cells as Tables S3a and S3b, and note that grid convergence of the Bader charges was not tested.]</w:t>
+      </w:r>
+      <w:r>
+        <w:t xml:space="preserve"> </w:t>
+      </w:r>
+      <w:r>
+        <w:t xml:space="preserve">The atom indices of Table S3 follow the pw.x ordering, which is the same in both cells (S2.2); distances are from the relaxed Rb_VO coordinates (Table S8).</w:t>
       </w:r>
     </w:p>
     <w:bookmarkEnd w:id="30"/>
@@ -2204,7 +3903,521 @@
           <w:iCs/>
           <w:i/>
         </w:rPr>
-        <w:t xml:space="preserve">Sites O1 and O17 are symmetry-equivalent; their agreement to 0.1 meV is an internal consistency check.</w:t>
+        <w:t xml:space="preserve">Sites O1 and O17 are symmetry-equivalent; their agreement to 0.1 meV is an internal consistency check. Coordinates are the Cartesian positions (Å) of the removed oxygen in the perfect cell; distances are minimum-image distances from the ideal cation site (1.909, 1.909, 4.890 Å).</w:t>
+      </w:r>
+    </w:p>
+    <w:tbl>
+      <w:tblPr>
+        <w:tblStyle w:val="Table"/>
+        <w:tblW w:type="pct" w:w="5000"/>
+        <w:tblLook w:firstRow="1" w:lastRow="0" w:firstColumn="0" w:lastColumn="0" w:noHBand="0" w:noVBand="0" w:val="0020"/>
+        <w:jc w:val="start"/>
+      </w:tblPr>
+      <w:tblGrid>
+        <w:gridCol w:w="1320"/>
+        <w:gridCol w:w="1320"/>
+        <w:gridCol w:w="1320"/>
+        <w:gridCol w:w="1320"/>
+        <w:gridCol w:w="1320"/>
+        <w:gridCol w:w="1320"/>
+      </w:tblGrid>
+      <w:tr>
+        <w:trPr>
+          <w:tblHeader w:val="true"/>
+        </w:trPr>
+        <w:tc>
+          <w:tcPr/>
+          <w:p>
+            <w:pPr>
+              <w:pStyle w:val="Compact"/>
+              <w:jc w:val="left"/>
+            </w:pPr>
+            <w:r>
+              <w:t xml:space="preserve">Site (index in orchestration input)</w:t>
+            </w:r>
+          </w:p>
+        </w:tc>
+        <w:tc>
+          <w:tcPr/>
+          <w:p>
+            <w:pPr>
+              <w:pStyle w:val="Compact"/>
+              <w:jc w:val="left"/>
+            </w:pPr>
+            <w:r>
+              <w:t xml:space="preserve">Removed O position (Å)</w:t>
+            </w:r>
+          </w:p>
+        </w:tc>
+        <w:tc>
+          <w:tcPr/>
+          <w:p>
+            <w:pPr>
+              <w:pStyle w:val="Compact"/>
+              <w:jc w:val="left"/>
+            </w:pPr>
+            <w:r>
+              <w:t xml:space="preserve">Distance from dopant site (Å)</w:t>
+            </w:r>
+          </w:p>
+        </w:tc>
+        <w:tc>
+          <w:tcPr/>
+          <w:p>
+            <w:pPr>
+              <w:pStyle w:val="Compact"/>
+              <w:jc w:val="left"/>
+            </w:pPr>
+            <w:r>
+              <w:t xml:space="preserve">E</w:t>
+            </w:r>
+            <w:r>
+              <w:rPr>
+                <w:vertAlign w:val="subscript"/>
+              </w:rPr>
+              <w:t xml:space="preserve">tot</w:t>
+            </w:r>
+            <w:r>
+              <w:t xml:space="preserve"> </w:t>
+            </w:r>
+            <w:r>
+              <w:t xml:space="preserve">(Ry)</w:t>
+            </w:r>
+          </w:p>
+        </w:tc>
+        <w:tc>
+          <w:tcPr/>
+          <w:p>
+            <w:pPr>
+              <w:pStyle w:val="Compact"/>
+              <w:jc w:val="left"/>
+            </w:pPr>
+            <w:r>
+              <w:t xml:space="preserve">E</w:t>
+            </w:r>
+            <w:r>
+              <w:rPr>
+                <w:vertAlign w:val="subscript"/>
+              </w:rPr>
+              <w:t xml:space="preserve">f</w:t>
+            </w:r>
+            <w:r>
+              <w:t xml:space="preserve">(V</w:t>
+            </w:r>
+            <w:r>
+              <w:rPr>
+                <w:vertAlign w:val="subscript"/>
+              </w:rPr>
+              <w:t xml:space="preserve">O</w:t>
+            </w:r>
+            <w:r>
+              <w:t xml:space="preserve">) (eV)</w:t>
+            </w:r>
+          </w:p>
+        </w:tc>
+        <w:tc>
+          <w:tcPr/>
+          <w:p>
+            <w:pPr>
+              <w:pStyle w:val="Compact"/>
+              <w:jc w:val="left"/>
+            </w:pPr>
+            <w:r>
+              <w:t xml:space="preserve">Relative to production site (eV)</w:t>
+            </w:r>
+          </w:p>
+        </w:tc>
+      </w:tr>
+      <w:tr>
+        <w:tc>
+          <w:tcPr/>
+          <w:p>
+            <w:pPr>
+              <w:pStyle w:val="Compact"/>
+              <w:jc w:val="left"/>
+            </w:pPr>
+            <w:r>
+              <w:t xml:space="preserve">Production Pr_VO (first-shell, equatorial)</w:t>
+            </w:r>
+          </w:p>
+        </w:tc>
+        <w:tc>
+          <w:tcPr/>
+          <w:p>
+            <w:pPr>
+              <w:pStyle w:val="Compact"/>
+              <w:jc w:val="left"/>
+            </w:pPr>
+            <w:r>
+              <w:t xml:space="preserve">(0.000, 1.909, 4.479)</w:t>
+            </w:r>
+            <w:r>
+              <w:t xml:space="preserve"> </w:t>
+            </w:r>
+            <w:r>
+              <w:rPr>
+                <w:vertAlign w:val="superscript"/>
+              </w:rPr>
+              <w:t xml:space="preserve">a</w:t>
+            </w:r>
+          </w:p>
+        </w:tc>
+        <w:tc>
+          <w:tcPr/>
+          <w:p>
+            <w:pPr>
+              <w:pStyle w:val="Compact"/>
+              <w:jc w:val="left"/>
+            </w:pPr>
+            <w:r>
+              <w:t xml:space="preserve">1.95 (ideal)</w:t>
+            </w:r>
+          </w:p>
+        </w:tc>
+        <w:tc>
+          <w:tcPr/>
+          <w:p>
+            <w:pPr>
+              <w:pStyle w:val="Compact"/>
+              <w:jc w:val="left"/>
+            </w:pPr>
+            <w:r>
+              <w:t xml:space="preserve">−4535.10106</w:t>
+            </w:r>
+          </w:p>
+        </w:tc>
+        <w:tc>
+          <w:tcPr/>
+          <w:p>
+            <w:pPr>
+              <w:pStyle w:val="Compact"/>
+              <w:jc w:val="left"/>
+            </w:pPr>
+            <w:r>
+              <w:t xml:space="preserve">+1.29</w:t>
+            </w:r>
+          </w:p>
+        </w:tc>
+        <w:tc>
+          <w:tcPr/>
+          <w:p>
+            <w:pPr>
+              <w:pStyle w:val="Compact"/>
+              <w:jc w:val="left"/>
+            </w:pPr>
+            <w:r>
+              <w:t xml:space="preserve">0</w:t>
+            </w:r>
+          </w:p>
+        </w:tc>
+      </w:tr>
+      <w:tr>
+        <w:tc>
+          <w:tcPr/>
+          <w:p>
+            <w:pPr>
+              <w:pStyle w:val="Compact"/>
+              <w:jc w:val="left"/>
+            </w:pPr>
+            <w:r>
+              <w:t xml:space="preserve">O1 (second shell)</w:t>
+            </w:r>
+          </w:p>
+        </w:tc>
+        <w:tc>
+          <w:tcPr/>
+          <w:p>
+            <w:pPr>
+              <w:pStyle w:val="Compact"/>
+              <w:jc w:val="left"/>
+            </w:pPr>
+            <w:r>
+              <w:t xml:space="preserve">(−0.017, −0.029, 1.983)</w:t>
+            </w:r>
+          </w:p>
+        </w:tc>
+        <w:tc>
+          <w:tcPr/>
+          <w:p>
+            <w:pPr>
+              <w:pStyle w:val="Compact"/>
+              <w:jc w:val="left"/>
+            </w:pPr>
+            <w:r>
+              <w:t xml:space="preserve">3.99</w:t>
+            </w:r>
+          </w:p>
+        </w:tc>
+        <w:tc>
+          <w:tcPr/>
+          <w:p>
+            <w:pPr>
+              <w:pStyle w:val="Compact"/>
+              <w:jc w:val="left"/>
+            </w:pPr>
+            <w:r>
+              <w:t xml:space="preserve">−4535.04367</w:t>
+            </w:r>
+          </w:p>
+        </w:tc>
+        <w:tc>
+          <w:tcPr/>
+          <w:p>
+            <w:pPr>
+              <w:pStyle w:val="Compact"/>
+              <w:jc w:val="left"/>
+            </w:pPr>
+            <w:r>
+              <w:t xml:space="preserve">+2.07</w:t>
+            </w:r>
+          </w:p>
+        </w:tc>
+        <w:tc>
+          <w:tcPr/>
+          <w:p>
+            <w:pPr>
+              <w:pStyle w:val="Compact"/>
+              <w:jc w:val="left"/>
+            </w:pPr>
+            <w:r>
+              <w:t xml:space="preserve">+0.78</w:t>
+            </w:r>
+          </w:p>
+        </w:tc>
+      </w:tr>
+      <w:tr>
+        <w:tc>
+          <w:tcPr/>
+          <w:p>
+            <w:pPr>
+              <w:pStyle w:val="Compact"/>
+              <w:jc w:val="left"/>
+            </w:pPr>
+            <w:r>
+              <w:t xml:space="preserve">O7 (distant)</w:t>
+            </w:r>
+          </w:p>
+        </w:tc>
+        <w:tc>
+          <w:tcPr/>
+          <w:p>
+            <w:pPr>
+              <w:pStyle w:val="Compact"/>
+              <w:jc w:val="left"/>
+            </w:pPr>
+            <w:r>
+              <w:t xml:space="preserve">(1.909, −0.029, 9.431)</w:t>
+            </w:r>
+          </w:p>
+        </w:tc>
+        <w:tc>
+          <w:tcPr/>
+          <w:p>
+            <w:pPr>
+              <w:pStyle w:val="Compact"/>
+              <w:jc w:val="left"/>
+            </w:pPr>
+            <w:r>
+              <w:t xml:space="preserve">4.94</w:t>
+            </w:r>
+          </w:p>
+        </w:tc>
+        <w:tc>
+          <w:tcPr/>
+          <w:p>
+            <w:pPr>
+              <w:pStyle w:val="Compact"/>
+              <w:jc w:val="left"/>
+            </w:pPr>
+            <w:r>
+              <w:t xml:space="preserve">−4534.99608</w:t>
+            </w:r>
+          </w:p>
+        </w:tc>
+        <w:tc>
+          <w:tcPr/>
+          <w:p>
+            <w:pPr>
+              <w:pStyle w:val="Compact"/>
+              <w:jc w:val="left"/>
+            </w:pPr>
+            <w:r>
+              <w:t xml:space="preserve">+2.72</w:t>
+            </w:r>
+          </w:p>
+        </w:tc>
+        <w:tc>
+          <w:tcPr/>
+          <w:p>
+            <w:pPr>
+              <w:pStyle w:val="Compact"/>
+              <w:jc w:val="left"/>
+            </w:pPr>
+            <w:r>
+              <w:t xml:space="preserve">+1.43</w:t>
+            </w:r>
+          </w:p>
+        </w:tc>
+      </w:tr>
+      <w:tr>
+        <w:tc>
+          <w:tcPr/>
+          <w:p>
+            <w:pPr>
+              <w:pStyle w:val="Compact"/>
+              <w:jc w:val="left"/>
+            </w:pPr>
+            <w:r>
+              <w:t xml:space="preserve">O17 (second shell, equivalent to O1)</w:t>
+            </w:r>
+          </w:p>
+        </w:tc>
+        <w:tc>
+          <w:tcPr/>
+          <w:p>
+            <w:pPr>
+              <w:pStyle w:val="Compact"/>
+              <w:jc w:val="left"/>
+            </w:pPr>
+            <w:r>
+              <w:t xml:space="preserve">(3.835, −0.029, 1.983)</w:t>
+            </w:r>
+          </w:p>
+        </w:tc>
+        <w:tc>
+          <w:tcPr/>
+          <w:p>
+            <w:pPr>
+              <w:pStyle w:val="Compact"/>
+              <w:jc w:val="left"/>
+            </w:pPr>
+            <w:r>
+              <w:t xml:space="preserve">3.99</w:t>
+            </w:r>
+          </w:p>
+        </w:tc>
+        <w:tc>
+          <w:tcPr/>
+          <w:p>
+            <w:pPr>
+              <w:pStyle w:val="Compact"/>
+              <w:jc w:val="left"/>
+            </w:pPr>
+            <w:r>
+              <w:t xml:space="preserve">−4535.04366</w:t>
+            </w:r>
+          </w:p>
+        </w:tc>
+        <w:tc>
+          <w:tcPr/>
+          <w:p>
+            <w:pPr>
+              <w:pStyle w:val="Compact"/>
+              <w:jc w:val="left"/>
+            </w:pPr>
+            <w:r>
+              <w:t xml:space="preserve">+2.07</w:t>
+            </w:r>
+          </w:p>
+        </w:tc>
+        <w:tc>
+          <w:tcPr/>
+          <w:p>
+            <w:pPr>
+              <w:pStyle w:val="Compact"/>
+              <w:jc w:val="left"/>
+            </w:pPr>
+            <w:r>
+              <w:t xml:space="preserve">+0.78</w:t>
+            </w:r>
+          </w:p>
+        </w:tc>
+      </w:tr>
+    </w:tbl>
+    <w:p>
+      <w:pPr>
+        <w:pStyle w:val="BodyText"/>
+      </w:pPr>
+      <w:r>
+        <w:rPr>
+          <w:vertAlign w:val="superscript"/>
+          <w:iCs/>
+          <w:i/>
+        </w:rPr>
+        <w:t xml:space="preserve">a</w:t>
+      </w:r>
+      <w:r>
+        <w:rPr>
+          <w:iCs/>
+          <w:i/>
+        </w:rPr>
+        <w:t xml:space="preserve"> </w:t>
+      </w:r>
+      <w:r>
+        <w:rPr>
+          <w:iCs/>
+          <w:i/>
+        </w:rPr>
+        <w:t xml:space="preserve">Ideal position of the vacant site identified from the relaxed Rb_VO coordinates (Section S8); the two cells share the same atom ordering (S2.2). A second first-shell site (index O3 of the orchestration script) was planned but not computed. The value ≈2.17 Å quoted in earlier drafts for the production site is the Pr–O distance of a relaxed cell, not the ideal distance.</w:t>
+      </w:r>
+      <w:r>
+        <w:t xml:space="preserve"> </w:t>
+      </w:r>
+      <w:r>
+        <w:rPr>
+          <w:bCs/>
+          <w:b/>
+        </w:rPr>
+        <w:t xml:space="preserve">[AUTHOR ACTION: confirm the production vacancy of the Pr cell from its input, and give the relaxed Pr–V</w:t>
+      </w:r>
+      <w:r>
+        <w:rPr>
+          <w:vertAlign w:val="subscript"/>
+          <w:bCs/>
+          <w:b/>
+        </w:rPr>
+        <w:t xml:space="preserve">O</w:t>
+      </w:r>
+      <w:r>
+        <w:rPr>
+          <w:bCs/>
+          <w:b/>
+        </w:rPr>
+        <w:t xml:space="preserve">-site distance.]</w:t>
+      </w:r>
+    </w:p>
+    <w:bookmarkEnd w:id="31"/>
+    <w:bookmarkStart w:id="32" w:name="X25a8e292539f0934a811b4f1ff866a58dc20695"/>
+    <w:p>
+      <w:pPr>
+        <w:pStyle w:val="Heading3"/>
+      </w:pPr>
+      <w:r>
+        <w:t xml:space="preserve">S7. Hybrid-functional, dual-Hubbard and dispersion calculations</w:t>
+      </w:r>
+    </w:p>
+    <w:p>
+      <w:pPr>
+        <w:pStyle w:val="FirstParagraph"/>
+      </w:pPr>
+      <w:r>
+        <w:rPr>
+          <w:iCs/>
+          <w:i/>
+          <w:bCs/>
+          <w:b/>
+        </w:rPr>
+        <w:t xml:space="preserve">Table S5. Results of the additional calculations (Sections 3.4, 3.6 and 3.7 of the main text).</w:t>
+      </w:r>
+      <w:r>
+        <w:t xml:space="preserve"> </w:t>
+      </w:r>
+      <w:r>
+        <w:rPr>
+          <w:iCs/>
+          <w:i/>
+        </w:rPr>
+        <w:t xml:space="preserve">m is the total magnetisation (the quantity recorded for these runs).</w:t>
       </w:r>
     </w:p>
     <w:tbl>
@@ -2233,19 +4446,31 @@
               <w:jc w:val="left"/>
             </w:pPr>
             <w:r>
-              <w:t xml:space="preserve">Site (index in production input)</w:t>
-            </w:r>
-          </w:p>
-        </w:tc>
-        <w:tc>
-          <w:tcPr/>
-          <w:p>
-            <w:pPr>
-              <w:pStyle w:val="Compact"/>
-              <w:jc w:val="left"/>
-            </w:pPr>
-            <w:r>
-              <w:t xml:space="preserve">Pr–O distance (Å)</w:t>
+              <w:t xml:space="preserve">Calculation</w:t>
+            </w:r>
+          </w:p>
+        </w:tc>
+        <w:tc>
+          <w:tcPr/>
+          <w:p>
+            <w:pPr>
+              <w:pStyle w:val="Compact"/>
+              <w:jc w:val="left"/>
+            </w:pPr>
+            <w:r>
+              <w:t xml:space="preserve">Cell</w:t>
+            </w:r>
+          </w:p>
+        </w:tc>
+        <w:tc>
+          <w:tcPr/>
+          <w:p>
+            <w:pPr>
+              <w:pStyle w:val="Compact"/>
+              <w:jc w:val="left"/>
+            </w:pPr>
+            <w:r>
+              <w:t xml:space="preserve">Run type</w:t>
             </w:r>
           </w:p>
         </w:tc>
@@ -2281,37 +4506,96 @@
               <w:jc w:val="left"/>
             </w:pPr>
             <w:r>
+              <w:t xml:space="preserve">Key observable</w:t>
+            </w:r>
+          </w:p>
+        </w:tc>
+      </w:tr>
+      <w:tr>
+        <w:tc>
+          <w:tcPr/>
+          <w:p>
+            <w:pPr>
+              <w:pStyle w:val="Compact"/>
+              <w:jc w:val="left"/>
+            </w:pPr>
+            <w:r>
+              <w:t xml:space="preserve">HSE06 single point (α = 0.25, ω = 0.106 Bohr</w:t>
+            </w:r>
+            <w:r>
+              <w:rPr>
+                <w:vertAlign w:val="superscript"/>
+              </w:rPr>
+              <w:t xml:space="preserve">−1</w:t>
+            </w:r>
+            <w:r>
+              <w:t xml:space="preserve">)</w:t>
+            </w:r>
+          </w:p>
+        </w:tc>
+        <w:tc>
+          <w:tcPr/>
+          <w:p>
+            <w:pPr>
+              <w:pStyle w:val="Compact"/>
+              <w:jc w:val="left"/>
+            </w:pPr>
+            <w:r>
+              <w:t xml:space="preserve">Pristine_perfect</w:t>
+            </w:r>
+          </w:p>
+        </w:tc>
+        <w:tc>
+          <w:tcPr/>
+          <w:p>
+            <w:pPr>
+              <w:pStyle w:val="Compact"/>
+              <w:jc w:val="left"/>
+            </w:pPr>
+            <w:r>
+              <w:t xml:space="preserve">single point</w:t>
+            </w:r>
+          </w:p>
+        </w:tc>
+        <w:tc>
+          <w:tcPr/>
+          <w:p>
+            <w:pPr>
+              <w:pStyle w:val="Compact"/>
+              <w:jc w:val="left"/>
+            </w:pPr>
+            <w:r>
+              <w:t xml:space="preserve">−3926.66858</w:t>
+            </w:r>
+          </w:p>
+        </w:tc>
+        <w:tc>
+          <w:tcPr/>
+          <w:p>
+            <w:pPr>
+              <w:pStyle w:val="Compact"/>
+              <w:jc w:val="left"/>
+            </w:pPr>
+            <w:r>
               <w:t xml:space="preserve">E</w:t>
             </w:r>
             <w:r>
               <w:rPr>
                 <w:vertAlign w:val="subscript"/>
               </w:rPr>
-              <w:t xml:space="preserve">f</w:t>
-            </w:r>
-            <w:r>
-              <w:t xml:space="preserve">(V</w:t>
+              <w:t xml:space="preserve">F</w:t>
+            </w:r>
+            <w:r>
+              <w:t xml:space="preserve"> </w:t>
+            </w:r>
+            <w:r>
+              <w:t xml:space="preserve">= 8.286 eV; m = 0.00 μ</w:t>
             </w:r>
             <w:r>
               <w:rPr>
                 <w:vertAlign w:val="subscript"/>
               </w:rPr>
-              <w:t xml:space="preserve">O</w:t>
-            </w:r>
-            <w:r>
-              <w:t xml:space="preserve">) (eV)</w:t>
-            </w:r>
-          </w:p>
-        </w:tc>
-        <w:tc>
-          <w:tcPr/>
-          <w:p>
-            <w:pPr>
-              <w:pStyle w:val="Compact"/>
-              <w:jc w:val="left"/>
-            </w:pPr>
-            <w:r>
-              <w:t xml:space="preserve">Relative to production site (eV)</w:t>
+              <w:t xml:space="preserve">B</w:t>
             </w:r>
           </w:p>
         </w:tc>
@@ -2325,55 +4609,76 @@
               <w:jc w:val="left"/>
             </w:pPr>
             <w:r>
-              <w:t xml:space="preserve">Production Pr_VO (nearest O to Pr)</w:t>
-            </w:r>
-          </w:p>
-        </w:tc>
-        <w:tc>
-          <w:tcPr/>
-          <w:p>
-            <w:pPr>
-              <w:pStyle w:val="Compact"/>
-              <w:jc w:val="left"/>
-            </w:pPr>
-            <w:r>
-              <w:t xml:space="preserve">≈ 2.17 (1st shell)</w:t>
-            </w:r>
-          </w:p>
-        </w:tc>
-        <w:tc>
-          <w:tcPr/>
-          <w:p>
-            <w:pPr>
-              <w:pStyle w:val="Compact"/>
-              <w:jc w:val="left"/>
-            </w:pPr>
-            <w:r>
-              <w:t xml:space="preserve">−4535.10106</w:t>
-            </w:r>
-          </w:p>
-        </w:tc>
-        <w:tc>
-          <w:tcPr/>
-          <w:p>
-            <w:pPr>
-              <w:pStyle w:val="Compact"/>
-              <w:jc w:val="left"/>
-            </w:pPr>
-            <w:r>
-              <w:t xml:space="preserve">+1.29</w:t>
-            </w:r>
-          </w:p>
-        </w:tc>
-        <w:tc>
-          <w:tcPr/>
-          <w:p>
-            <w:pPr>
-              <w:pStyle w:val="Compact"/>
-              <w:jc w:val="left"/>
-            </w:pPr>
-            <w:r>
-              <w:t xml:space="preserve">0</w:t>
+              <w:t xml:space="preserve">Dual-U (U(Ti-3d) = 3.5 eV, U(O-2p) = 5.5 eV), control</w:t>
+            </w:r>
+          </w:p>
+        </w:tc>
+        <w:tc>
+          <w:tcPr/>
+          <w:p>
+            <w:pPr>
+              <w:pStyle w:val="Compact"/>
+              <w:jc w:val="left"/>
+            </w:pPr>
+            <w:r>
+              <w:t xml:space="preserve">Pristine_perfect</w:t>
+            </w:r>
+          </w:p>
+        </w:tc>
+        <w:tc>
+          <w:tcPr/>
+          <w:p>
+            <w:pPr>
+              <w:pStyle w:val="Compact"/>
+              <w:jc w:val="left"/>
+            </w:pPr>
+            <w:r>
+              <w:t xml:space="preserve">single point</w:t>
+            </w:r>
+          </w:p>
+        </w:tc>
+        <w:tc>
+          <w:tcPr/>
+          <w:p>
+            <w:pPr>
+              <w:pStyle w:val="Compact"/>
+              <w:jc w:val="left"/>
+            </w:pPr>
+            <w:r>
+              <w:t xml:space="preserve">−4269.72111</w:t>
+            </w:r>
+          </w:p>
+        </w:tc>
+        <w:tc>
+          <w:tcPr/>
+          <w:p>
+            <w:pPr>
+              <w:pStyle w:val="Compact"/>
+              <w:jc w:val="left"/>
+            </w:pPr>
+            <w:r>
+              <w:t xml:space="preserve">m = 0.00 μ</w:t>
+            </w:r>
+            <w:r>
+              <w:rPr>
+                <w:vertAlign w:val="subscript"/>
+              </w:rPr>
+              <w:t xml:space="preserve">B</w:t>
+            </w:r>
+            <w:r>
+              <w:t xml:space="preserve">; E</w:t>
+            </w:r>
+            <w:r>
+              <w:rPr>
+                <w:vertAlign w:val="subscript"/>
+              </w:rPr>
+              <w:t xml:space="preserve">F</w:t>
+            </w:r>
+            <w:r>
+              <w:t xml:space="preserve"> </w:t>
+            </w:r>
+            <w:r>
+              <w:t xml:space="preserve">= 7.218 eV</w:t>
             </w:r>
           </w:p>
         </w:tc>
@@ -2387,55 +4692,88 @@
               <w:jc w:val="left"/>
             </w:pPr>
             <w:r>
-              <w:t xml:space="preserve">O1 (2nd shell)</w:t>
-            </w:r>
-          </w:p>
-        </w:tc>
-        <w:tc>
-          <w:tcPr/>
-          <w:p>
-            <w:pPr>
-              <w:pStyle w:val="Compact"/>
-              <w:jc w:val="left"/>
-            </w:pPr>
-            <w:r>
-              <w:t xml:space="preserve">3.99</w:t>
-            </w:r>
-          </w:p>
-        </w:tc>
-        <w:tc>
-          <w:tcPr/>
-          <w:p>
-            <w:pPr>
-              <w:pStyle w:val="Compact"/>
-              <w:jc w:val="left"/>
-            </w:pPr>
-            <w:r>
-              <w:t xml:space="preserve">−4535.04367</w:t>
-            </w:r>
-          </w:p>
-        </w:tc>
-        <w:tc>
-          <w:tcPr/>
-          <w:p>
-            <w:pPr>
-              <w:pStyle w:val="Compact"/>
-              <w:jc w:val="left"/>
-            </w:pPr>
-            <w:r>
-              <w:t xml:space="preserve">+2.07</w:t>
-            </w:r>
-          </w:p>
-        </w:tc>
-        <w:tc>
-          <w:tcPr/>
-          <w:p>
-            <w:pPr>
-              <w:pStyle w:val="Compact"/>
-              <w:jc w:val="left"/>
-            </w:pPr>
-            <w:r>
-              <w:t xml:space="preserve">+0.78</w:t>
+              <w:t xml:space="preserve">Dual-U</w:t>
+            </w:r>
+          </w:p>
+        </w:tc>
+        <w:tc>
+          <w:tcPr/>
+          <w:p>
+            <w:pPr>
+              <w:pStyle w:val="Compact"/>
+              <w:jc w:val="left"/>
+            </w:pPr>
+            <w:r>
+              <w:t xml:space="preserve">Pr_perfect</w:t>
+            </w:r>
+          </w:p>
+        </w:tc>
+        <w:tc>
+          <w:tcPr/>
+          <w:p>
+            <w:pPr>
+              <w:pStyle w:val="Compact"/>
+              <w:jc w:val="left"/>
+            </w:pPr>
+            <w:r>
+              <w:t xml:space="preserve">relaxation, F</w:t>
+            </w:r>
+            <w:r>
+              <w:rPr>
+                <w:vertAlign w:val="subscript"/>
+              </w:rPr>
+              <w:t xml:space="preserve">max</w:t>
+            </w:r>
+            <w:r>
+              <w:t xml:space="preserve"> </w:t>
+            </w:r>
+            <w:r>
+              <w:t xml:space="preserve">= 0.0049 Ry/Bohr</w:t>
+            </w:r>
+          </w:p>
+        </w:tc>
+        <w:tc>
+          <w:tcPr/>
+          <w:p>
+            <w:pPr>
+              <w:pStyle w:val="Compact"/>
+              <w:jc w:val="left"/>
+            </w:pPr>
+            <w:r>
+              <w:t xml:space="preserve">−4571.33095</w:t>
+            </w:r>
+          </w:p>
+        </w:tc>
+        <w:tc>
+          <w:tcPr/>
+          <w:p>
+            <w:pPr>
+              <w:pStyle w:val="Compact"/>
+              <w:jc w:val="left"/>
+            </w:pPr>
+            <w:r>
+              <w:t xml:space="preserve">m = 1.00 μ</w:t>
+            </w:r>
+            <w:r>
+              <w:rPr>
+                <w:vertAlign w:val="subscript"/>
+              </w:rPr>
+              <w:t xml:space="preserve">B</w:t>
+            </w:r>
+            <w:r>
+              <w:t xml:space="preserve">; E</w:t>
+            </w:r>
+            <w:r>
+              <w:rPr>
+                <w:vertAlign w:val="subscript"/>
+              </w:rPr>
+              <w:t xml:space="preserve">F</w:t>
+            </w:r>
+            <w:r>
+              <w:t xml:space="preserve"> </w:t>
+            </w:r>
+            <w:r>
+              <w:t xml:space="preserve">= 6.689 eV</w:t>
             </w:r>
           </w:p>
         </w:tc>
@@ -2449,55 +4787,70 @@
               <w:jc w:val="left"/>
             </w:pPr>
             <w:r>
-              <w:t xml:space="preserve">O7 (distant)</w:t>
-            </w:r>
-          </w:p>
-        </w:tc>
-        <w:tc>
-          <w:tcPr/>
-          <w:p>
-            <w:pPr>
-              <w:pStyle w:val="Compact"/>
-              <w:jc w:val="left"/>
-            </w:pPr>
-            <w:r>
-              <w:t xml:space="preserve">4.94</w:t>
-            </w:r>
-          </w:p>
-        </w:tc>
-        <w:tc>
-          <w:tcPr/>
-          <w:p>
-            <w:pPr>
-              <w:pStyle w:val="Compact"/>
-              <w:jc w:val="left"/>
-            </w:pPr>
-            <w:r>
-              <w:t xml:space="preserve">−4534.99608</w:t>
-            </w:r>
-          </w:p>
-        </w:tc>
-        <w:tc>
-          <w:tcPr/>
-          <w:p>
-            <w:pPr>
-              <w:pStyle w:val="Compact"/>
-              <w:jc w:val="left"/>
-            </w:pPr>
-            <w:r>
-              <w:t xml:space="preserve">+2.72</w:t>
-            </w:r>
-          </w:p>
-        </w:tc>
-        <w:tc>
-          <w:tcPr/>
-          <w:p>
-            <w:pPr>
-              <w:pStyle w:val="Compact"/>
-              <w:jc w:val="left"/>
-            </w:pPr>
-            <w:r>
-              <w:t xml:space="preserve">+1.43</w:t>
+              <w:t xml:space="preserve">Dual-U</w:t>
+            </w:r>
+          </w:p>
+        </w:tc>
+        <w:tc>
+          <w:tcPr/>
+          <w:p>
+            <w:pPr>
+              <w:pStyle w:val="Compact"/>
+              <w:jc w:val="left"/>
+            </w:pPr>
+            <w:r>
+              <w:t xml:space="preserve">Rb_perfect</w:t>
+            </w:r>
+          </w:p>
+        </w:tc>
+        <w:tc>
+          <w:tcPr/>
+          <w:p>
+            <w:pPr>
+              <w:pStyle w:val="Compact"/>
+              <w:jc w:val="left"/>
+            </w:pPr>
+            <w:r>
+              <w:t xml:space="preserve">relaxation</w:t>
+            </w:r>
+          </w:p>
+        </w:tc>
+        <w:tc>
+          <w:tcPr/>
+          <w:p>
+            <w:pPr>
+              <w:pStyle w:val="Compact"/>
+              <w:jc w:val="left"/>
+            </w:pPr>
+            <w:r>
+              <w:t xml:space="preserve">−58844.4305 eV as logged</w:t>
+            </w:r>
+            <w:r>
+              <w:t xml:space="preserve"> </w:t>
+            </w:r>
+            <w:r>
+              <w:rPr>
+                <w:vertAlign w:val="superscript"/>
+              </w:rPr>
+              <w:t xml:space="preserve">b</w:t>
+            </w:r>
+          </w:p>
+        </w:tc>
+        <w:tc>
+          <w:tcPr/>
+          <w:p>
+            <w:pPr>
+              <w:pStyle w:val="Compact"/>
+              <w:jc w:val="left"/>
+            </w:pPr>
+            <w:r>
+              <w:t xml:space="preserve">m = 3.00 μ</w:t>
+            </w:r>
+            <w:r>
+              <w:rPr>
+                <w:vertAlign w:val="subscript"/>
+              </w:rPr>
+              <w:t xml:space="preserve">B</w:t>
             </w:r>
           </w:p>
         </w:tc>
@@ -2511,55 +4864,242 @@
               <w:jc w:val="left"/>
             </w:pPr>
             <w:r>
-              <w:t xml:space="preserve">O17 (2nd shell, equivalent to O1)</w:t>
-            </w:r>
-          </w:p>
-        </w:tc>
-        <w:tc>
-          <w:tcPr/>
-          <w:p>
-            <w:pPr>
-              <w:pStyle w:val="Compact"/>
-              <w:jc w:val="left"/>
-            </w:pPr>
-            <w:r>
-              <w:t xml:space="preserve">3.99</w:t>
-            </w:r>
-          </w:p>
-        </w:tc>
-        <w:tc>
-          <w:tcPr/>
-          <w:p>
-            <w:pPr>
-              <w:pStyle w:val="Compact"/>
-              <w:jc w:val="left"/>
-            </w:pPr>
-            <w:r>
-              <w:t xml:space="preserve">−4535.04366</w:t>
-            </w:r>
-          </w:p>
-        </w:tc>
-        <w:tc>
-          <w:tcPr/>
-          <w:p>
-            <w:pPr>
-              <w:pStyle w:val="Compact"/>
-              <w:jc w:val="left"/>
-            </w:pPr>
-            <w:r>
-              <w:t xml:space="preserve">+2.07</w:t>
-            </w:r>
-          </w:p>
-        </w:tc>
-        <w:tc>
-          <w:tcPr/>
-          <w:p>
-            <w:pPr>
-              <w:pStyle w:val="Compact"/>
-              <w:jc w:val="left"/>
-            </w:pPr>
-            <w:r>
-              <w:t xml:space="preserve">+0.78</w:t>
+              <w:t xml:space="preserve">Dual-U</w:t>
+            </w:r>
+          </w:p>
+        </w:tc>
+        <w:tc>
+          <w:tcPr/>
+          <w:p>
+            <w:pPr>
+              <w:pStyle w:val="Compact"/>
+              <w:jc w:val="left"/>
+            </w:pPr>
+            <w:r>
+              <w:t xml:space="preserve">Rb_VO</w:t>
+            </w:r>
+          </w:p>
+        </w:tc>
+        <w:tc>
+          <w:tcPr/>
+          <w:p>
+            <w:pPr>
+              <w:pStyle w:val="Compact"/>
+              <w:jc w:val="left"/>
+            </w:pPr>
+            <w:r>
+              <w:t xml:space="preserve">relaxation, not completed when logged</w:t>
+            </w:r>
+          </w:p>
+        </w:tc>
+        <w:tc>
+          <w:tcPr/>
+          <w:p>
+            <w:pPr>
+              <w:pStyle w:val="Compact"/>
+              <w:jc w:val="left"/>
+            </w:pPr>
+            <w:r>
+              <w:t xml:space="preserve">−58287.1934 eV as logged</w:t>
+            </w:r>
+            <w:r>
+              <w:t xml:space="preserve"> </w:t>
+            </w:r>
+            <w:r>
+              <w:rPr>
+                <w:vertAlign w:val="superscript"/>
+              </w:rPr>
+              <w:t xml:space="preserve">b</w:t>
+            </w:r>
+          </w:p>
+        </w:tc>
+        <w:tc>
+          <w:tcPr/>
+          <w:p>
+            <w:pPr>
+              <w:pStyle w:val="Compact"/>
+              <w:jc w:val="left"/>
+            </w:pPr>
+            <w:r>
+              <w:t xml:space="preserve">m = 1.00 μ</w:t>
+            </w:r>
+            <w:r>
+              <w:rPr>
+                <w:vertAlign w:val="subscript"/>
+              </w:rPr>
+              <w:t xml:space="preserve">B</w:t>
+            </w:r>
+            <w:r>
+              <w:t xml:space="preserve"> </w:t>
+            </w:r>
+            <w:r>
+              <w:t xml:space="preserve">(preliminary)</w:t>
+            </w:r>
+          </w:p>
+        </w:tc>
+      </w:tr>
+      <w:tr>
+        <w:tc>
+          <w:tcPr/>
+          <w:p>
+            <w:pPr>
+              <w:pStyle w:val="Compact"/>
+              <w:jc w:val="left"/>
+            </w:pPr>
+            <w:r>
+              <w:t xml:space="preserve">D3(BJ) single point (dftd3_version = 4, no three-body)</w:t>
+            </w:r>
+          </w:p>
+        </w:tc>
+        <w:tc>
+          <w:tcPr/>
+          <w:p>
+            <w:pPr>
+              <w:pStyle w:val="Compact"/>
+              <w:jc w:val="left"/>
+            </w:pPr>
+            <w:r>
+              <w:t xml:space="preserve">Pr_VO</w:t>
+            </w:r>
+          </w:p>
+        </w:tc>
+        <w:tc>
+          <w:tcPr/>
+          <w:p>
+            <w:pPr>
+              <w:pStyle w:val="Compact"/>
+              <w:jc w:val="left"/>
+            </w:pPr>
+            <w:r>
+              <w:t xml:space="preserve">single point, from scratch</w:t>
+            </w:r>
+          </w:p>
+        </w:tc>
+        <w:tc>
+          <w:tcPr/>
+          <w:p>
+            <w:pPr>
+              <w:pStyle w:val="Compact"/>
+              <w:jc w:val="left"/>
+            </w:pPr>
+            <w:r>
+              <w:t xml:space="preserve">−4535.85464</w:t>
+            </w:r>
+          </w:p>
+        </w:tc>
+        <w:tc>
+          <w:tcPr/>
+          <w:p>
+            <w:pPr>
+              <w:pStyle w:val="Compact"/>
+              <w:jc w:val="left"/>
+            </w:pPr>
+            <w:r>
+              <w:t xml:space="preserve">D3 term = −0.75639 Ry (−10.29 eV); m = 0.00 μ</w:t>
+            </w:r>
+            <w:r>
+              <w:rPr>
+                <w:vertAlign w:val="subscript"/>
+              </w:rPr>
+              <w:t xml:space="preserve">B</w:t>
+            </w:r>
+            <w:r>
+              <w:t xml:space="preserve">; E</w:t>
+            </w:r>
+            <w:r>
+              <w:rPr>
+                <w:vertAlign w:val="subscript"/>
+              </w:rPr>
+              <w:t xml:space="preserve">F</w:t>
+            </w:r>
+            <w:r>
+              <w:t xml:space="preserve"> </w:t>
+            </w:r>
+            <w:r>
+              <w:t xml:space="preserve">= 9.992 eV</w:t>
+            </w:r>
+          </w:p>
+        </w:tc>
+      </w:tr>
+      <w:tr>
+        <w:tc>
+          <w:tcPr/>
+          <w:p>
+            <w:pPr>
+              <w:pStyle w:val="Compact"/>
+              <w:jc w:val="left"/>
+            </w:pPr>
+            <w:r>
+              <w:t xml:space="preserve">D3(BJ) single point</w:t>
+            </w:r>
+          </w:p>
+        </w:tc>
+        <w:tc>
+          <w:tcPr/>
+          <w:p>
+            <w:pPr>
+              <w:pStyle w:val="Compact"/>
+              <w:jc w:val="left"/>
+            </w:pPr>
+            <w:r>
+              <w:t xml:space="preserve">Rb_VO</w:t>
+            </w:r>
+          </w:p>
+        </w:tc>
+        <w:tc>
+          <w:tcPr/>
+          <w:p>
+            <w:pPr>
+              <w:pStyle w:val="Compact"/>
+              <w:jc w:val="left"/>
+            </w:pPr>
+            <w:r>
+              <w:t xml:space="preserve">single point, from scratch</w:t>
+            </w:r>
+          </w:p>
+        </w:tc>
+        <w:tc>
+          <w:tcPr/>
+          <w:p>
+            <w:pPr>
+              <w:pStyle w:val="Compact"/>
+              <w:jc w:val="left"/>
+            </w:pPr>
+            <w:r>
+              <w:t xml:space="preserve">−4289.91254</w:t>
+            </w:r>
+          </w:p>
+        </w:tc>
+        <w:tc>
+          <w:tcPr/>
+          <w:p>
+            <w:pPr>
+              <w:pStyle w:val="Compact"/>
+              <w:jc w:val="left"/>
+            </w:pPr>
+            <w:r>
+              <w:t xml:space="preserve">D3 term = −0.74166 Ry (−10.09 eV); m = 1.00 μ</w:t>
+            </w:r>
+            <w:r>
+              <w:rPr>
+                <w:vertAlign w:val="subscript"/>
+              </w:rPr>
+              <w:t xml:space="preserve">B</w:t>
+            </w:r>
+            <w:r>
+              <w:t xml:space="preserve">; E</w:t>
+            </w:r>
+            <w:r>
+              <w:rPr>
+                <w:vertAlign w:val="subscript"/>
+              </w:rPr>
+              <w:t xml:space="preserve">F</w:t>
+            </w:r>
+            <w:r>
+              <w:t xml:space="preserve"> </w:t>
+            </w:r>
+            <w:r>
+              <w:t xml:space="preserve">= 7.120 eV</w:t>
             </w:r>
           </w:p>
         </w:tc>
@@ -2571,10 +5111,35 @@
       </w:pPr>
       <w:r>
         <w:rPr>
+          <w:vertAlign w:val="superscript"/>
+          <w:iCs/>
+          <w:i/>
+        </w:rPr>
+        <w:t xml:space="preserve">b</w:t>
+      </w:r>
+      <w:r>
+        <w:rPr>
+          <w:iCs/>
+          <w:i/>
+        </w:rPr>
+        <w:t xml:space="preserve"> </w:t>
+      </w:r>
+      <w:r>
+        <w:rPr>
+          <w:iCs/>
+          <w:i/>
+        </w:rPr>
+        <w:t xml:space="preserve">The dual-U Rb energies were recorded in eV only in the run spreadsheet, whose Ry-to-eV factor is not documented; they are listed for completeness and are not used anywhere.</w:t>
+      </w:r>
+      <w:r>
+        <w:t xml:space="preserve"> </w:t>
+      </w:r>
+      <w:r>
+        <w:rPr>
           <w:bCs/>
           <w:b/>
         </w:rPr>
-        <w:t xml:space="preserve">[AUTHOR ACTION: add the Cartesian coordinates of the four removed oxygen atoms and the minimum-image Pr–V</w:t>
+        <w:t xml:space="preserve">[AUTHOR ACTION: give the printed Ry energies, m</w:t>
       </w:r>
       <w:r>
         <w:rPr>
@@ -2582,7 +5147,7 @@
           <w:bCs/>
           <w:b/>
         </w:rPr>
-        <w:t xml:space="preserve">O</w:t>
+        <w:t xml:space="preserve">abs</w:t>
       </w:r>
       <w:r>
         <w:rPr>
@@ -2596,17 +5161,46 @@
           <w:bCs/>
           <w:b/>
         </w:rPr>
-        <w:t xml:space="preserve">distances; state the index of the production vacancy.]</w:t>
+        <w:t xml:space="preserve">and completion status of the two dual-U Rb runs from their outputs.]</w:t>
       </w:r>
     </w:p>
-    <w:bookmarkEnd w:id="31"/>
-    <w:bookmarkStart w:id="32" w:name="X25a8e292539f0934a811b4f1ff866a58dc20695"/>
+    <w:p>
+      <w:pPr>
+        <w:pStyle w:val="BodyText"/>
+      </w:pPr>
+      <w:r>
+        <w:t xml:space="preserve">Removing the D3 term from each single point leaves −4535.09825 Ry (Pr_VO) and −4289.17088 Ry (Rb_VO), identical to within 10</w:t>
+      </w:r>
+      <w:r>
+        <w:rPr>
+          <w:vertAlign w:val="superscript"/>
+        </w:rPr>
+        <w:t xml:space="preserve">−5</w:t>
+      </w:r>
+      <w:r>
+        <w:t xml:space="preserve"> </w:t>
+      </w:r>
+      <w:r>
+        <w:t xml:space="preserve">Ry to the from-scratch Γ single points of the k-mesh series (Table S2a); the 0.038 eV offset of Pr_VO from the production relaxation endpoint is therefore a property of the from-scratch SCF solution, not of the D3 term. The D3 single points were not performed on Pr_perfect, Rb_perfect or O</w:t>
+      </w:r>
+      <w:r>
+        <w:rPr>
+          <w:vertAlign w:val="subscript"/>
+        </w:rPr>
+        <w:t xml:space="preserve">2</w:t>
+      </w:r>
+      <w:r>
+        <w:t xml:space="preserve">, so no D3-corrected formation energy can be formed (main text Section 3.7). The HSE06 total energy is not comparable with the PBE+U totals.</w:t>
+      </w:r>
+    </w:p>
+    <w:bookmarkEnd w:id="32"/>
+    <w:bookmarkStart w:id="33" w:name="X9720a03968e202eff547e332eedb8ad24a7e051"/>
     <w:p>
       <w:pPr>
         <w:pStyle w:val="Heading3"/>
       </w:pPr>
       <w:r>
-        <w:t xml:space="preserve">S7. Hybrid-functional, dual-Hubbard and dispersion calculations</w:t>
+        <w:t xml:space="preserve">S8. Methods details, structural data and file inventory</w:t>
       </w:r>
     </w:p>
     <w:p>
@@ -2614,13 +5208,53 @@
         <w:pStyle w:val="FirstParagraph"/>
       </w:pPr>
       <w:r>
+        <w:t xml:space="preserve">Quantum ESPRESSO v7.5; PSlibrary 1.0.0 PAW datasets (Table S7); nspin = 2; HUBBARD (ortho-atomic) with U(Ti-3d) = 3.5 eV and, for the dual-U runs, U(O-2p) = 5.5 eV; Dudarev formulation as printed by pw.x.</w:t>
+      </w:r>
+    </w:p>
+    <w:p>
+      <w:pPr>
+        <w:pStyle w:val="BodyText"/>
+      </w:pPr>
+      <w:r>
         <w:rPr>
           <w:iCs/>
           <w:i/>
           <w:bCs/>
           <w:b/>
         </w:rPr>
-        <w:t xml:space="preserve">Table S5. Results of the additional calculations (Sections 3.4, 3.6 and 3.7 of the main text).</w:t>
+        <w:t xml:space="preserve">Table S7. Pseudopotential datasets.</w:t>
+      </w:r>
+      <w:r>
+        <w:t xml:space="preserve"> </w:t>
+      </w:r>
+      <w:r>
+        <w:rPr>
+          <w:iCs/>
+          <w:i/>
+        </w:rPr>
+        <w:t xml:space="preserve">Z</w:t>
+      </w:r>
+      <w:r>
+        <w:rPr>
+          <w:vertAlign w:val="subscript"/>
+          <w:iCs/>
+          <w:i/>
+        </w:rPr>
+        <w:t xml:space="preserve">val</w:t>
+      </w:r>
+      <w:r>
+        <w:rPr>
+          <w:iCs/>
+          <w:i/>
+        </w:rPr>
+        <w:t xml:space="preserve"> </w:t>
+      </w:r>
+      <w:r>
+        <w:rPr>
+          <w:iCs/>
+          <w:i/>
+        </w:rPr>
+        <w:t xml:space="preserve">and MD5 checksums as printed by pw.x; projectors as listed by projwfc.x.</w:t>
       </w:r>
     </w:p>
     <w:tbl>
@@ -2648,55 +5282,49 @@
               <w:jc w:val="left"/>
             </w:pPr>
             <w:r>
-              <w:t xml:space="preserve">Calculation</w:t>
-            </w:r>
-          </w:p>
-        </w:tc>
-        <w:tc>
-          <w:tcPr/>
-          <w:p>
-            <w:pPr>
-              <w:pStyle w:val="Compact"/>
-              <w:jc w:val="left"/>
-            </w:pPr>
-            <w:r>
-              <w:t xml:space="preserve">Cell</w:t>
-            </w:r>
-          </w:p>
-        </w:tc>
-        <w:tc>
-          <w:tcPr/>
-          <w:p>
-            <w:pPr>
-              <w:pStyle w:val="Compact"/>
-              <w:jc w:val="left"/>
-            </w:pPr>
-            <w:r>
-              <w:t xml:space="preserve">E</w:t>
+              <w:t xml:space="preserve">Dataset</w:t>
+            </w:r>
+          </w:p>
+        </w:tc>
+        <w:tc>
+          <w:tcPr/>
+          <w:p>
+            <w:pPr>
+              <w:pStyle w:val="Compact"/>
+              <w:jc w:val="left"/>
+            </w:pPr>
+            <w:r>
+              <w:t xml:space="preserve">Z</w:t>
             </w:r>
             <w:r>
               <w:rPr>
                 <w:vertAlign w:val="subscript"/>
               </w:rPr>
-              <w:t xml:space="preserve">tot</w:t>
-            </w:r>
-            <w:r>
-              <w:t xml:space="preserve"> </w:t>
-            </w:r>
-            <w:r>
-              <w:t xml:space="preserve">(Ry)</w:t>
-            </w:r>
-          </w:p>
-        </w:tc>
-        <w:tc>
-          <w:tcPr/>
-          <w:p>
-            <w:pPr>
-              <w:pStyle w:val="Compact"/>
-              <w:jc w:val="left"/>
-            </w:pPr>
-            <w:r>
-              <w:t xml:space="preserve">Key observable</w:t>
+              <w:t xml:space="preserve">val</w:t>
+            </w:r>
+          </w:p>
+        </w:tc>
+        <w:tc>
+          <w:tcPr/>
+          <w:p>
+            <w:pPr>
+              <w:pStyle w:val="Compact"/>
+              <w:jc w:val="left"/>
+            </w:pPr>
+            <w:r>
+              <w:t xml:space="preserve">MD5 checksum (pw.x)</w:t>
+            </w:r>
+          </w:p>
+        </w:tc>
+        <w:tc>
+          <w:tcPr/>
+          <w:p>
+            <w:pPr>
+              <w:pStyle w:val="Compact"/>
+              <w:jc w:val="left"/>
+            </w:pPr>
+            <w:r>
+              <w:t xml:space="preserve">Atomic wavefunctions used by projwfc.x</w:t>
             </w:r>
           </w:p>
         </w:tc>
@@ -2710,76 +5338,43 @@
               <w:jc w:val="left"/>
             </w:pPr>
             <w:r>
-              <w:t xml:space="preserve">HSE06 single point (α = 0.25, ω = 0.106 Bohr</w:t>
-            </w:r>
-            <w:r>
-              <w:rPr>
-                <w:vertAlign w:val="superscript"/>
-              </w:rPr>
-              <w:t xml:space="preserve">−1</w:t>
-            </w:r>
-            <w:r>
-              <w:t xml:space="preserve">)</w:t>
-            </w:r>
-          </w:p>
-        </w:tc>
-        <w:tc>
-          <w:tcPr/>
-          <w:p>
-            <w:pPr>
-              <w:pStyle w:val="Compact"/>
-              <w:jc w:val="left"/>
-            </w:pPr>
-            <w:r>
-              <w:t xml:space="preserve">Pristine_perfect</w:t>
-            </w:r>
-          </w:p>
-        </w:tc>
-        <w:tc>
-          <w:tcPr/>
-          <w:p>
-            <w:pPr>
-              <w:pStyle w:val="Compact"/>
-              <w:jc w:val="left"/>
-            </w:pPr>
-            <w:r>
-              <w:t xml:space="preserve">−3926.66858</w:t>
-            </w:r>
-          </w:p>
-        </w:tc>
-        <w:tc>
-          <w:tcPr/>
-          <w:p>
-            <w:pPr>
-              <w:pStyle w:val="Compact"/>
-              <w:jc w:val="left"/>
-            </w:pPr>
-            <w:r>
-              <w:t xml:space="preserve">E</w:t>
-            </w:r>
-            <w:r>
-              <w:rPr>
-                <w:vertAlign w:val="subscript"/>
-              </w:rPr>
-              <w:t xml:space="preserve">F</w:t>
-            </w:r>
-            <w:r>
-              <w:t xml:space="preserve"> </w:t>
-            </w:r>
-            <w:r>
-              <w:t xml:space="preserve">= 8.286 eV; m</w:t>
-            </w:r>
-            <w:r>
-              <w:rPr>
-                <w:vertAlign w:val="subscript"/>
-              </w:rPr>
-              <w:t xml:space="preserve">abs</w:t>
-            </w:r>
-            <w:r>
-              <w:t xml:space="preserve"> </w:t>
-            </w:r>
-            <w:r>
-              <w:t xml:space="preserve">= 0</w:t>
+              <w:t xml:space="preserve">Ti.pbe-spn-kjpaw_psl.1.0.0.UPF</w:t>
+            </w:r>
+          </w:p>
+        </w:tc>
+        <w:tc>
+          <w:tcPr/>
+          <w:p>
+            <w:pPr>
+              <w:pStyle w:val="Compact"/>
+              <w:jc w:val="left"/>
+            </w:pPr>
+            <w:r>
+              <w:t xml:space="preserve">12</w:t>
+            </w:r>
+          </w:p>
+        </w:tc>
+        <w:tc>
+          <w:tcPr/>
+          <w:p>
+            <w:pPr>
+              <w:pStyle w:val="Compact"/>
+              <w:jc w:val="left"/>
+            </w:pPr>
+            <w:r>
+              <w:t xml:space="preserve">01f69b0d8ba4438b2e03ac6ea4af1c0b</w:t>
+            </w:r>
+          </w:p>
+        </w:tc>
+        <w:tc>
+          <w:tcPr/>
+          <w:p>
+            <w:pPr>
+              <w:pStyle w:val="Compact"/>
+              <w:jc w:val="left"/>
+            </w:pPr>
+            <w:r>
+              <w:t xml:space="preserve">3s, 3p, 3d</w:t>
             </w:r>
           </w:p>
         </w:tc>
@@ -2793,88 +5388,43 @@
               <w:jc w:val="left"/>
             </w:pPr>
             <w:r>
-              <w:t xml:space="preserve">Dual-U relaxation (U(Ti-3d) = 3.5 eV, U(O-2p) = 5.5 eV)</w:t>
-            </w:r>
-          </w:p>
-        </w:tc>
-        <w:tc>
-          <w:tcPr/>
-          <w:p>
-            <w:pPr>
-              <w:pStyle w:val="Compact"/>
-              <w:jc w:val="left"/>
-            </w:pPr>
-            <w:r>
-              <w:t xml:space="preserve">Pr_perfect</w:t>
-            </w:r>
-          </w:p>
-        </w:tc>
-        <w:tc>
-          <w:tcPr/>
-          <w:p>
-            <w:pPr>
-              <w:pStyle w:val="Compact"/>
-              <w:jc w:val="left"/>
-            </w:pPr>
-            <w:r>
-              <w:t xml:space="preserve">−4571.33095</w:t>
-            </w:r>
-          </w:p>
-        </w:tc>
-        <w:tc>
-          <w:tcPr/>
-          <w:p>
-            <w:pPr>
-              <w:pStyle w:val="Compact"/>
-              <w:jc w:val="left"/>
-            </w:pPr>
-            <w:r>
-              <w:t xml:space="preserve">m</w:t>
-            </w:r>
-            <w:r>
-              <w:rPr>
-                <w:vertAlign w:val="subscript"/>
-              </w:rPr>
-              <w:t xml:space="preserve">abs</w:t>
-            </w:r>
-            <w:r>
-              <w:t xml:space="preserve"> </w:t>
-            </w:r>
-            <w:r>
-              <w:t xml:space="preserve">= 1.00 μ</w:t>
-            </w:r>
-            <w:r>
-              <w:rPr>
-                <w:vertAlign w:val="subscript"/>
-              </w:rPr>
-              <w:t xml:space="preserve">B</w:t>
-            </w:r>
-            <w:r>
-              <w:t xml:space="preserve">; E</w:t>
-            </w:r>
-            <w:r>
-              <w:rPr>
-                <w:vertAlign w:val="subscript"/>
-              </w:rPr>
-              <w:t xml:space="preserve">F</w:t>
-            </w:r>
-            <w:r>
-              <w:t xml:space="preserve"> </w:t>
-            </w:r>
-            <w:r>
-              <w:t xml:space="preserve">= 6.69 eV; F</w:t>
-            </w:r>
-            <w:r>
-              <w:rPr>
-                <w:vertAlign w:val="subscript"/>
-              </w:rPr>
-              <w:t xml:space="preserve">max</w:t>
-            </w:r>
-            <w:r>
-              <w:t xml:space="preserve"> </w:t>
-            </w:r>
-            <w:r>
-              <w:t xml:space="preserve">= 0.0049 Ry/Bohr</w:t>
+              <w:t xml:space="preserve">O.pbe-n-kjpaw_psl.1.0.0.UPF</w:t>
+            </w:r>
+          </w:p>
+        </w:tc>
+        <w:tc>
+          <w:tcPr/>
+          <w:p>
+            <w:pPr>
+              <w:pStyle w:val="Compact"/>
+              <w:jc w:val="left"/>
+            </w:pPr>
+            <w:r>
+              <w:t xml:space="preserve">6</w:t>
+            </w:r>
+          </w:p>
+        </w:tc>
+        <w:tc>
+          <w:tcPr/>
+          <w:p>
+            <w:pPr>
+              <w:pStyle w:val="Compact"/>
+              <w:jc w:val="left"/>
+            </w:pPr>
+            <w:r>
+              <w:t xml:space="preserve">e99d9cef9b487d1ca56f5b95ecd0fd7a</w:t>
+            </w:r>
+          </w:p>
+        </w:tc>
+        <w:tc>
+          <w:tcPr/>
+          <w:p>
+            <w:pPr>
+              <w:pStyle w:val="Compact"/>
+              <w:jc w:val="left"/>
+            </w:pPr>
+            <w:r>
+              <w:t xml:space="preserve">2s, 2p</w:t>
             </w:r>
           </w:p>
         </w:tc>
@@ -2888,93 +5438,19 @@
               <w:jc w:val="left"/>
             </w:pPr>
             <w:r>
-              <w:t xml:space="preserve">Dual-U (control)</w:t>
-            </w:r>
-          </w:p>
-        </w:tc>
-        <w:tc>
-          <w:tcPr/>
-          <w:p>
-            <w:pPr>
-              <w:pStyle w:val="Compact"/>
-              <w:jc w:val="left"/>
-            </w:pPr>
-            <w:r>
-              <w:t xml:space="preserve">Pristine_perfect</w:t>
-            </w:r>
-          </w:p>
-        </w:tc>
-        <w:tc>
-          <w:tcPr/>
-          <w:p>
-            <w:pPr>
-              <w:pStyle w:val="Compact"/>
-              <w:jc w:val="left"/>
-            </w:pPr>
-            <w:r>
-              <w:t xml:space="preserve">−4269.72111</w:t>
-            </w:r>
-          </w:p>
-        </w:tc>
-        <w:tc>
-          <w:tcPr/>
-          <w:p>
-            <w:pPr>
-              <w:pStyle w:val="Compact"/>
-              <w:jc w:val="left"/>
-            </w:pPr>
-            <w:r>
-              <w:t xml:space="preserve">m</w:t>
-            </w:r>
-            <w:r>
-              <w:rPr>
-                <w:vertAlign w:val="subscript"/>
-              </w:rPr>
-              <w:t xml:space="preserve">abs</w:t>
-            </w:r>
-            <w:r>
-              <w:t xml:space="preserve"> </w:t>
-            </w:r>
-            <w:r>
-              <w:t xml:space="preserve">= 0; E</w:t>
-            </w:r>
-            <w:r>
-              <w:rPr>
-                <w:vertAlign w:val="subscript"/>
-              </w:rPr>
-              <w:t xml:space="preserve">F</w:t>
-            </w:r>
-            <w:r>
-              <w:t xml:space="preserve"> </w:t>
-            </w:r>
-            <w:r>
-              <w:t xml:space="preserve">= 7.22 eV</w:t>
-            </w:r>
-          </w:p>
-        </w:tc>
-      </w:tr>
-      <w:tr>
-        <w:tc>
-          <w:tcPr/>
-          <w:p>
-            <w:pPr>
-              <w:pStyle w:val="Compact"/>
-              <w:jc w:val="left"/>
-            </w:pPr>
-            <w:r>
-              <w:t xml:space="preserve">Dual-U</w:t>
-            </w:r>
-          </w:p>
-        </w:tc>
-        <w:tc>
-          <w:tcPr/>
-          <w:p>
-            <w:pPr>
-              <w:pStyle w:val="Compact"/>
-              <w:jc w:val="left"/>
-            </w:pPr>
-            <w:r>
-              <w:t xml:space="preserve">Rb_perfect</w:t>
+              <w:t xml:space="preserve">Pr.pbe-spdn-kjpaw_psl.1.0.0.UPF</w:t>
+            </w:r>
+          </w:p>
+        </w:tc>
+        <w:tc>
+          <w:tcPr/>
+          <w:p>
+            <w:pPr>
+              <w:pStyle w:val="Compact"/>
+              <w:jc w:val="left"/>
+            </w:pPr>
+            <w:r>
+              <w:t xml:space="preserve">11</w:t>
             </w:r>
           </w:p>
         </w:tc>
@@ -2990,52 +5466,19 @@
                 <w:bCs/>
                 <w:b/>
               </w:rPr>
-              <w:t xml:space="preserve">[AUTHOR ACTION: E</w:t>
-            </w:r>
-            <w:r>
-              <w:rPr>
-                <w:vertAlign w:val="subscript"/>
-                <w:bCs/>
-                <w:b/>
-              </w:rPr>
-              <w:t xml:space="preserve">tot</w:t>
-            </w:r>
-            <w:r>
-              <w:rPr>
-                <w:bCs/>
-                <w:b/>
-              </w:rPr>
-              <w:t xml:space="preserve">]</w:t>
-            </w:r>
-          </w:p>
-        </w:tc>
-        <w:tc>
-          <w:tcPr/>
-          <w:p>
-            <w:pPr>
-              <w:pStyle w:val="Compact"/>
-              <w:jc w:val="left"/>
-            </w:pPr>
-            <w:r>
-              <w:t xml:space="preserve">m</w:t>
-            </w:r>
-            <w:r>
-              <w:rPr>
-                <w:vertAlign w:val="subscript"/>
-              </w:rPr>
-              <w:t xml:space="preserve">abs</w:t>
-            </w:r>
-            <w:r>
-              <w:t xml:space="preserve"> </w:t>
-            </w:r>
-            <w:r>
-              <w:t xml:space="preserve">= 3.00 μ</w:t>
-            </w:r>
-            <w:r>
-              <w:rPr>
-                <w:vertAlign w:val="subscript"/>
-              </w:rPr>
-              <w:t xml:space="preserve">B</w:t>
+              <w:t xml:space="preserve">[AUTHOR ACTION]</w:t>
+            </w:r>
+          </w:p>
+        </w:tc>
+        <w:tc>
+          <w:tcPr/>
+          <w:p>
+            <w:pPr>
+              <w:pStyle w:val="Compact"/>
+              <w:jc w:val="left"/>
+            </w:pPr>
+            <w:r>
+              <w:t xml:space="preserve">5p, 5d (no 4f)</w:t>
             </w:r>
           </w:p>
         </w:tc>
@@ -3049,237 +5492,43 @@
               <w:jc w:val="left"/>
             </w:pPr>
             <w:r>
-              <w:t xml:space="preserve">Dual-U</w:t>
-            </w:r>
-          </w:p>
-        </w:tc>
-        <w:tc>
-          <w:tcPr/>
-          <w:p>
-            <w:pPr>
-              <w:pStyle w:val="Compact"/>
-              <w:jc w:val="left"/>
-            </w:pPr>
-            <w:r>
-              <w:t xml:space="preserve">Rb_VO</w:t>
-            </w:r>
-          </w:p>
-        </w:tc>
-        <w:tc>
-          <w:tcPr/>
-          <w:p>
-            <w:pPr>
-              <w:pStyle w:val="Compact"/>
-              <w:jc w:val="left"/>
-            </w:pPr>
-            <w:r>
-              <w:rPr>
-                <w:bCs/>
-                <w:b/>
-              </w:rPr>
-              <w:t xml:space="preserve">[AUTHOR ACTION: E</w:t>
-            </w:r>
-            <w:r>
-              <w:rPr>
-                <w:vertAlign w:val="subscript"/>
-                <w:bCs/>
-                <w:b/>
-              </w:rPr>
-              <w:t xml:space="preserve">tot</w:t>
-            </w:r>
-            <w:r>
-              <w:rPr>
-                <w:bCs/>
-                <w:b/>
-              </w:rPr>
-              <w:t xml:space="preserve">]</w:t>
-            </w:r>
-          </w:p>
-        </w:tc>
-        <w:tc>
-          <w:tcPr/>
-          <w:p>
-            <w:pPr>
-              <w:pStyle w:val="Compact"/>
-              <w:jc w:val="left"/>
-            </w:pPr>
-            <w:r>
-              <w:t xml:space="preserve">m</w:t>
-            </w:r>
-            <w:r>
-              <w:rPr>
-                <w:vertAlign w:val="subscript"/>
-              </w:rPr>
-              <w:t xml:space="preserve">abs</w:t>
-            </w:r>
-            <w:r>
-              <w:t xml:space="preserve"> </w:t>
-            </w:r>
-            <w:r>
-              <w:t xml:space="preserve">= 1.00 μ</w:t>
-            </w:r>
-            <w:r>
-              <w:rPr>
-                <w:vertAlign w:val="subscript"/>
-              </w:rPr>
-              <w:t xml:space="preserve">B</w:t>
-            </w:r>
-          </w:p>
-        </w:tc>
-      </w:tr>
-      <w:tr>
-        <w:tc>
-          <w:tcPr/>
-          <w:p>
-            <w:pPr>
-              <w:pStyle w:val="Compact"/>
-              <w:jc w:val="left"/>
-            </w:pPr>
-            <w:r>
-              <w:t xml:space="preserve">D3(BJ) single point (dftd3_version = 4, no three-body)</w:t>
-            </w:r>
-          </w:p>
-        </w:tc>
-        <w:tc>
-          <w:tcPr/>
-          <w:p>
-            <w:pPr>
-              <w:pStyle w:val="Compact"/>
-              <w:jc w:val="left"/>
-            </w:pPr>
-            <w:r>
-              <w:t xml:space="preserve">Pr_VO</w:t>
-            </w:r>
-          </w:p>
-        </w:tc>
-        <w:tc>
-          <w:tcPr/>
-          <w:p>
-            <w:pPr>
-              <w:pStyle w:val="Compact"/>
-              <w:jc w:val="left"/>
-            </w:pPr>
-            <w:r>
-              <w:t xml:space="preserve">−4535.85464</w:t>
-            </w:r>
-          </w:p>
-        </w:tc>
-        <w:tc>
-          <w:tcPr/>
-          <w:p>
-            <w:pPr>
-              <w:pStyle w:val="Compact"/>
-              <w:jc w:val="left"/>
-            </w:pPr>
-            <w:r>
-              <w:t xml:space="preserve">D3 term = −10.29 eV; m</w:t>
-            </w:r>
-            <w:r>
-              <w:rPr>
-                <w:vertAlign w:val="subscript"/>
-              </w:rPr>
-              <w:t xml:space="preserve">abs</w:t>
-            </w:r>
-            <w:r>
-              <w:t xml:space="preserve"> </w:t>
-            </w:r>
-            <w:r>
-              <w:t xml:space="preserve">= 0; E</w:t>
-            </w:r>
-            <w:r>
-              <w:rPr>
-                <w:vertAlign w:val="subscript"/>
-              </w:rPr>
-              <w:t xml:space="preserve">F</w:t>
-            </w:r>
-            <w:r>
-              <w:t xml:space="preserve"> </w:t>
-            </w:r>
-            <w:r>
-              <w:t xml:space="preserve">= 9.99 eV</w:t>
-            </w:r>
-          </w:p>
-        </w:tc>
-      </w:tr>
-      <w:tr>
-        <w:tc>
-          <w:tcPr/>
-          <w:p>
-            <w:pPr>
-              <w:pStyle w:val="Compact"/>
-              <w:jc w:val="left"/>
-            </w:pPr>
-            <w:r>
-              <w:t xml:space="preserve">D3(BJ) single point</w:t>
-            </w:r>
-          </w:p>
-        </w:tc>
-        <w:tc>
-          <w:tcPr/>
-          <w:p>
-            <w:pPr>
-              <w:pStyle w:val="Compact"/>
-              <w:jc w:val="left"/>
-            </w:pPr>
-            <w:r>
-              <w:t xml:space="preserve">Rb_VO</w:t>
-            </w:r>
-          </w:p>
-        </w:tc>
-        <w:tc>
-          <w:tcPr/>
-          <w:p>
-            <w:pPr>
-              <w:pStyle w:val="Compact"/>
-              <w:jc w:val="left"/>
-            </w:pPr>
-            <w:r>
-              <w:t xml:space="preserve">−4289.91254</w:t>
-            </w:r>
-          </w:p>
-        </w:tc>
-        <w:tc>
-          <w:tcPr/>
-          <w:p>
-            <w:pPr>
-              <w:pStyle w:val="Compact"/>
-              <w:jc w:val="left"/>
-            </w:pPr>
-            <w:r>
-              <w:t xml:space="preserve">D3 term = −10.09 eV; m</w:t>
-            </w:r>
-            <w:r>
-              <w:rPr>
-                <w:vertAlign w:val="subscript"/>
-              </w:rPr>
-              <w:t xml:space="preserve">abs</w:t>
-            </w:r>
-            <w:r>
-              <w:t xml:space="preserve"> </w:t>
-            </w:r>
-            <w:r>
-              <w:t xml:space="preserve">= 1.00 μ</w:t>
-            </w:r>
-            <w:r>
-              <w:rPr>
-                <w:vertAlign w:val="subscript"/>
-              </w:rPr>
-              <w:t xml:space="preserve">B</w:t>
-            </w:r>
-            <w:r>
-              <w:t xml:space="preserve">; E</w:t>
-            </w:r>
-            <w:r>
-              <w:rPr>
-                <w:vertAlign w:val="subscript"/>
-              </w:rPr>
-              <w:t xml:space="preserve">F</w:t>
-            </w:r>
-            <w:r>
-              <w:t xml:space="preserve"> </w:t>
-            </w:r>
-            <w:r>
-              <w:t xml:space="preserve">= 7.12 eV</w:t>
+              <w:t xml:space="preserve">Rb.pbe-spn-kjpaw_psl.1.0.0.UPF</w:t>
+            </w:r>
+          </w:p>
+        </w:tc>
+        <w:tc>
+          <w:tcPr/>
+          <w:p>
+            <w:pPr>
+              <w:pStyle w:val="Compact"/>
+              <w:jc w:val="left"/>
+            </w:pPr>
+            <w:r>
+              <w:t xml:space="preserve">9</w:t>
+            </w:r>
+          </w:p>
+        </w:tc>
+        <w:tc>
+          <w:tcPr/>
+          <w:p>
+            <w:pPr>
+              <w:pStyle w:val="Compact"/>
+              <w:jc w:val="left"/>
+            </w:pPr>
+            <w:r>
+              <w:t xml:space="preserve">a11e6fb9d11e64d6427b9eb26aa4a0b1</w:t>
+            </w:r>
+          </w:p>
+        </w:tc>
+        <w:tc>
+          <w:tcPr/>
+          <w:p>
+            <w:pPr>
+              <w:pStyle w:val="Compact"/>
+              <w:jc w:val="left"/>
+            </w:pPr>
+            <w:r>
+              <w:t xml:space="preserve">4s</w:t>
             </w:r>
           </w:p>
         </w:tc>
@@ -3290,56 +5539,11 @@
         <w:pStyle w:val="BodyText"/>
       </w:pPr>
       <w:r>
-        <w:t xml:space="preserve">The D3 single points were not performed on Pr_perfect, Rb_perfect or O</w:t>
-      </w:r>
-      <w:r>
-        <w:rPr>
-          <w:vertAlign w:val="subscript"/>
-        </w:rPr>
-        <w:t xml:space="preserve">2</w:t>
-      </w:r>
-      <w:r>
-        <w:t xml:space="preserve">, so no D3-corrected formation energy can be formed (main text Section 3.7). The HSE06 total energy is not comparable with the PBE+U totals.</w:t>
-      </w:r>
-    </w:p>
-    <w:bookmarkEnd w:id="32"/>
-    <w:bookmarkStart w:id="33" w:name="s8.-methods-details-and-file-inventory"/>
-    <w:p>
-      <w:pPr>
-        <w:pStyle w:val="Heading3"/>
-      </w:pPr>
-      <w:r>
-        <w:t xml:space="preserve">S8. Methods details and file inventory</w:t>
-      </w:r>
-    </w:p>
-    <w:p>
-      <w:pPr>
-        <w:pStyle w:val="FirstParagraph"/>
-      </w:pPr>
-      <w:r>
-        <w:t xml:space="preserve">Quantum ESPRESSO v7.5; PSlibrary 1.0.0 PAW datasets Ti.pbe-spn-kjpaw_psl.1.0.0.UPF, O.pbe-n-kjpaw_psl.1.0.0.UPF, Pr.pbe-spdn-kjpaw_psl.1.0.0.UPF (Z</w:t>
-      </w:r>
-      <w:r>
-        <w:rPr>
-          <w:vertAlign w:val="subscript"/>
-        </w:rPr>
-        <w:t xml:space="preserve">val</w:t>
-      </w:r>
-      <w:r>
-        <w:t xml:space="preserve"> </w:t>
-      </w:r>
-      <w:r>
-        <w:t xml:space="preserve">= 11; 4f in core) and Rb.pbe-spn-kjpaw_psl.1.0.0.UPF; nspin = 2; HUBBARD (ortho-atomic) with U(Ti-3d) = 3.5 eV and, for the dual-U runs, U(O-2p) = 5.5 eV.</w:t>
-      </w:r>
-      <w:r>
-        <w:t xml:space="preserve"> </w:t>
-      </w:r>
-      <w:r>
         <w:rPr>
           <w:bCs/>
           <w:b/>
         </w:rPr>
-        <w:t xml:space="preserve">[AUTHOR ACTION: Table S7 — paste the</w:t>
+        <w:t xml:space="preserve">[AUTHOR ACTION: add the MD5 checksum of the Pr dataset (printed in the header of any Pr-cell pw.x output) and the</w:t>
       </w:r>
       <w:r>
         <w:rPr>
@@ -3381,7 +5585,7 @@
           <w:bCs/>
           <w:b/>
         </w:rPr>
-        <w:t xml:space="preserve">block and SHA-256 hash of each UPF file. Table S8 — relaxed first-shell dopant–O distances for Pr and Rb.]</w:t>
+        <w:t xml:space="preserve">block of each UPF header.]</w:t>
       </w:r>
     </w:p>
     <w:p>
@@ -3389,7 +5593,240 @@
         <w:pStyle w:val="BodyText"/>
       </w:pPr>
       <w:r>
-        <w:t xml:space="preserve">The input templates, orchestrator scripts, raw output files, ACF.dat files, PDOS files and the master spreadsheet are deposited on Zenodo (DOI in the Data availability statement of the main text). Local directory names of the authors’ computing facility are not reported.</w:t>
+        <w:rPr>
+          <w:iCs/>
+          <w:i/>
+          <w:bCs/>
+          <w:b/>
+        </w:rPr>
+        <w:t xml:space="preserve">Table S8. Local structure of the relaxed Rb_VO cell.</w:t>
+      </w:r>
+      <w:r>
+        <w:t xml:space="preserve"> </w:t>
+      </w:r>
+      <w:r>
+        <w:rPr>
+          <w:iCs/>
+          <w:i/>
+        </w:rPr>
+        <w:t xml:space="preserve">From the final coordinates of the production relaxation as printed in the header of the 2×2×2 non-self-consistent run. Displacements are relative to ideal anatase sites built with the lattice parameters of this work (u = 0.208) after removal of the mean displacement of all atoms.</w:t>
+      </w:r>
+    </w:p>
+    <w:tbl>
+      <w:tblPr>
+        <w:tblStyle w:val="Table"/>
+        <w:tblW w:type="pct" w:w="5000"/>
+        <w:tblLook w:firstRow="1" w:lastRow="0" w:firstColumn="0" w:lastColumn="0" w:noHBand="0" w:noVBand="0" w:val="0020"/>
+        <w:jc w:val="start"/>
+      </w:tblPr>
+      <w:tblGrid>
+        <w:gridCol w:w="3960"/>
+        <w:gridCol w:w="3960"/>
+      </w:tblGrid>
+      <w:tr>
+        <w:trPr>
+          <w:tblHeader w:val="true"/>
+        </w:trPr>
+        <w:tc>
+          <w:tcPr/>
+          <w:p>
+            <w:pPr>
+              <w:pStyle w:val="Compact"/>
+              <w:jc w:val="left"/>
+            </w:pPr>
+            <w:r>
+              <w:t xml:space="preserve">Quantity</w:t>
+            </w:r>
+          </w:p>
+        </w:tc>
+        <w:tc>
+          <w:tcPr/>
+          <w:p>
+            <w:pPr>
+              <w:pStyle w:val="Compact"/>
+              <w:jc w:val="left"/>
+            </w:pPr>
+            <w:r>
+              <w:t xml:space="preserve">Value</w:t>
+            </w:r>
+          </w:p>
+        </w:tc>
+      </w:tr>
+      <w:tr>
+        <w:tc>
+          <w:tcPr/>
+          <w:p>
+            <w:pPr>
+              <w:pStyle w:val="Compact"/>
+              <w:jc w:val="left"/>
+            </w:pPr>
+            <w:r>
+              <w:t xml:space="preserve">Rb displacement from the ideal cation site</w:t>
+            </w:r>
+          </w:p>
+        </w:tc>
+        <w:tc>
+          <w:tcPr/>
+          <w:p>
+            <w:pPr>
+              <w:pStyle w:val="Compact"/>
+              <w:jc w:val="left"/>
+            </w:pPr>
+            <w:r>
+              <w:t xml:space="preserve">1.27 Å, towards the vacant oxygen site</w:t>
+            </w:r>
+          </w:p>
+        </w:tc>
+      </w:tr>
+      <w:tr>
+        <w:tc>
+          <w:tcPr/>
+          <w:p>
+            <w:pPr>
+              <w:pStyle w:val="Compact"/>
+              <w:jc w:val="left"/>
+            </w:pPr>
+            <w:r>
+              <w:t xml:space="preserve">Ideal cation site to vacant oxygen site</w:t>
+            </w:r>
+          </w:p>
+        </w:tc>
+        <w:tc>
+          <w:tcPr/>
+          <w:p>
+            <w:pPr>
+              <w:pStyle w:val="Compact"/>
+              <w:jc w:val="left"/>
+            </w:pPr>
+            <w:r>
+              <w:t xml:space="preserve">1.95 Å (equatorial first-shell oxygen)</w:t>
+            </w:r>
+          </w:p>
+        </w:tc>
+      </w:tr>
+      <w:tr>
+        <w:tc>
+          <w:tcPr/>
+          <w:p>
+            <w:pPr>
+              <w:pStyle w:val="Compact"/>
+              <w:jc w:val="left"/>
+            </w:pPr>
+            <w:r>
+              <w:t xml:space="preserve">Relaxed Rb to vacant oxygen site</w:t>
+            </w:r>
+          </w:p>
+        </w:tc>
+        <w:tc>
+          <w:tcPr/>
+          <w:p>
+            <w:pPr>
+              <w:pStyle w:val="Compact"/>
+              <w:jc w:val="left"/>
+            </w:pPr>
+            <w:r>
+              <w:t xml:space="preserve">0.87 Å</w:t>
+            </w:r>
+          </w:p>
+        </w:tc>
+      </w:tr>
+      <w:tr>
+        <w:tc>
+          <w:tcPr/>
+          <w:p>
+            <w:pPr>
+              <w:pStyle w:val="Compact"/>
+              <w:jc w:val="left"/>
+            </w:pPr>
+            <w:r>
+              <w:t xml:space="preserve">Rb–O distances, six nearest</w:t>
+            </w:r>
+          </w:p>
+        </w:tc>
+        <w:tc>
+          <w:tcPr/>
+          <w:p>
+            <w:pPr>
+              <w:pStyle w:val="Compact"/>
+              <w:jc w:val="left"/>
+            </w:pPr>
+            <w:r>
+              <w:t xml:space="preserve">2.542 (O11), 2.542 (O23), 2.564 (O8), 2.709 (O9), 2.954 (O33), 3.074 (O30) Å</w:t>
+            </w:r>
+          </w:p>
+        </w:tc>
+      </w:tr>
+      <w:tr>
+        <w:tc>
+          <w:tcPr/>
+          <w:p>
+            <w:pPr>
+              <w:pStyle w:val="Compact"/>
+              <w:jc w:val="left"/>
+            </w:pPr>
+            <w:r>
+              <w:t xml:space="preserve">Ti bonded to the removed oxygen: distance to the vacant site</w:t>
+            </w:r>
+          </w:p>
+        </w:tc>
+        <w:tc>
+          <w:tcPr/>
+          <w:p>
+            <w:pPr>
+              <w:pStyle w:val="Compact"/>
+              <w:jc w:val="left"/>
+            </w:pPr>
+            <w:r>
+              <w:t xml:space="preserve">2.362 (Ti2; ideal 2.03) and 2.378 Å (Ti26; ideal 1.95)</w:t>
+            </w:r>
+          </w:p>
+        </w:tc>
+      </w:tr>
+      <w:tr>
+        <w:tc>
+          <w:tcPr/>
+          <w:p>
+            <w:pPr>
+              <w:pStyle w:val="Compact"/>
+              <w:jc w:val="left"/>
+            </w:pPr>
+            <w:r>
+              <w:t xml:space="preserve">O8 (largest Löwdin moment): neighbours</w:t>
+            </w:r>
+          </w:p>
+        </w:tc>
+        <w:tc>
+          <w:tcPr/>
+          <w:p>
+            <w:pPr>
+              <w:pStyle w:val="Compact"/>
+              <w:jc w:val="left"/>
+            </w:pPr>
+            <w:r>
+              <w:t xml:space="preserve">Ti4 and Ti15 at 1.958 Å; Rb at 2.564 Å</w:t>
+            </w:r>
+          </w:p>
+        </w:tc>
+      </w:tr>
+    </w:tbl>
+    <w:p>
+      <w:pPr>
+        <w:pStyle w:val="BodyText"/>
+      </w:pPr>
+      <w:r>
+        <w:rPr>
+          <w:bCs/>
+          <w:b/>
+        </w:rPr>
+        <w:t xml:space="preserve">[AUTHOR ACTION: add the corresponding values for Pr_VO, Pr_perfect and Rb_perfect from their final coordinates (figures/make_fig1_structures.py prints them when the pw.x output is placed in figures/data/).]</w:t>
+      </w:r>
+    </w:p>
+    <w:p>
+      <w:pPr>
+        <w:pStyle w:val="BodyText"/>
+      </w:pPr>
+      <w:r>
+        <w:t xml:space="preserve">The input templates, orchestrator scripts, raw output files, ACF.dat files, PDOS files, Löwdin tables, the energy ledger (energy_ledger.csv, with check_ledger.py, which recomputes every derived energy in the paper) and the master spreadsheet are deposited on Zenodo (DOI in the Data availability statement of the main text). Local directory names of the authors’ computing facility are not reported.</w:t>
       </w:r>
     </w:p>
     <w:p>
@@ -3606,7 +6043,7 @@
               <w:jc w:val="left"/>
             </w:pPr>
             <w:r>
-              <w:t xml:space="preserve">Dual-U relaxations, Pr_perfect and Pristine</w:t>
+              <w:t xml:space="preserve">Dual-U: Pristine single point and Pr_perfect relaxation</w:t>
             </w:r>
           </w:p>
         </w:tc>
@@ -3644,7 +6081,7 @@
               <w:jc w:val="left"/>
             </w:pPr>
             <w:r>
-              <w:t xml:space="preserve">Dual-U calculations (relaxation or single point to be stated, Section 3.4), Rb_perfect and Rb_VO</w:t>
+              <w:t xml:space="preserve">Dual-U relaxations, Rb_perfect and Rb_VO</w:t>
             </w:r>
           </w:p>
         </w:tc>
@@ -3672,7 +6109,7 @@
               <w:jc w:val="left"/>
             </w:pPr>
             <w:r>
-              <w:t xml:space="preserve">done</w:t>
+              <w:t xml:space="preserve">Rb_perfect done; Rb_VO not completed when logged</w:t>
             </w:r>
           </w:p>
         </w:tc>
@@ -3800,7 +6237,7 @@
               <w:jc w:val="left"/>
             </w:pPr>
             <w:r>
-              <w:t xml:space="preserve">2×2×2 single points (4 doped cells; Pristine_perfect in the k-mesh series below)</w:t>
+              <w:t xml:space="preserve">2×2×2 single points of Pr_perfect and Rb_perfect</w:t>
             </w:r>
           </w:p>
         </w:tc>
@@ -3825,16 +6262,6 @@
             </w:pPr>
             <w:r>
               <w:t xml:space="preserve">done</w:t>
-            </w:r>
-            <w:r>
-              <w:t xml:space="preserve"> </w:t>
-            </w:r>
-            <w:r>
-              <w:rPr>
-                <w:bCs/>
-                <w:b/>
-              </w:rPr>
-              <w:t xml:space="preserve">[AUTHOR ACTION: confirm the Rb_VO run, see S4]</w:t>
             </w:r>
           </w:p>
         </w:tc>
@@ -3932,7 +6359,7 @@
               <w:jc w:val="left"/>
             </w:pPr>
             <w:r>
-              <w:t xml:space="preserve">k-mesh series at 2×2×1, 2×2×2, 3×3×2 (3 cells)</w:t>
+              <w:t xml:space="preserve">k-mesh series at Γ, 2×2×1, 2×2×2, 3×3×2 (3 cells, 12 runs)</w:t>
             </w:r>
           </w:p>
         </w:tc>
@@ -3949,6 +6376,44 @@
                 <w:b/>
               </w:rPr>
               <w:t xml:space="preserve">[AUTHOR ACTION]</w:t>
+            </w:r>
+          </w:p>
+        </w:tc>
+        <w:tc>
+          <w:tcPr/>
+          <w:p>
+            <w:pPr>
+              <w:pStyle w:val="Compact"/>
+              <w:jc w:val="left"/>
+            </w:pPr>
+            <w:r>
+              <w:t xml:space="preserve">done</w:t>
+            </w:r>
+          </w:p>
+        </w:tc>
+      </w:tr>
+      <w:tr>
+        <w:tc>
+          <w:tcPr/>
+          <w:p>
+            <w:pPr>
+              <w:pStyle w:val="Compact"/>
+              <w:jc w:val="left"/>
+            </w:pPr>
+            <w:r>
+              <w:t xml:space="preserve">PDOS: Γ SCF, 2×2×2 NSCF and projwfc.x (Pr_VO, Rb_VO)</w:t>
+            </w:r>
+          </w:p>
+        </w:tc>
+        <w:tc>
+          <w:tcPr/>
+          <w:p>
+            <w:pPr>
+              <w:pStyle w:val="Compact"/>
+              <w:jc w:val="left"/>
+            </w:pPr>
+            <w:r>
+              <w:t xml:space="preserve">≈ 7 h (Rb_VO NSCF)</w:t>
             </w:r>
           </w:p>
         </w:tc>
@@ -3981,7 +6446,7 @@
         <w:pStyle w:val="FirstParagraph"/>
       </w:pPr>
       <w:r>
-        <w:t xml:space="preserve">All values are the</w:t>
+        <w:t xml:space="preserve">All values are the final</w:t>
       </w:r>
       <w:r>
         <w:t xml:space="preserve"> </w:t>
@@ -3990,7 +6455,7 @@
         <w:t xml:space="preserve">“</w:t>
       </w:r>
       <w:r>
-        <w:t xml:space="preserve">! total energy</w:t>
+        <w:t xml:space="preserve">!</w:t>
       </w:r>
       <w:r>
         <w:t xml:space="preserve">”</w:t>
@@ -3999,7 +6464,7 @@
         <w:t xml:space="preserve"> </w:t>
       </w:r>
       <w:r>
-        <w:t xml:space="preserve">lines printed by pw.x (smearing free energies for the smeared cells; see Section 2.4 of the main text); conversions use 1 Ry = 13.605693 eV. In the Protocol column, single-U denotes U(Ti-3d) = 3.5 eV only and dual-U denotes U(Ti-3d) = 3.5 eV plus U(O-2p) = 5.5 eV. Formation energies in the main text are computed from these values. N</w:t>
+        <w:t xml:space="preserve">total energies printed by pw.x (smearing free energies for the smeared cells; see Section 2.4 of the main text) as recorded in the authors’ run spreadsheet and output files; conversions use 1 Ry = 13.605693 eV. In the Protocol column, single-U denotes U(Ti-3d) = 3.5 eV only and dual-U denotes U(Ti-3d) = 3.5 eV plus U(O-2p) = 5.5 eV. N</w:t>
       </w:r>
       <w:r>
         <w:rPr>
@@ -4011,7 +6476,7 @@
         <w:t xml:space="preserve"> </w:t>
       </w:r>
       <w:r>
-        <w:t xml:space="preserve">of the charged cells: Pr_VO 376 (q = +1) and 375 (q = +2); Rb_VO 374 (q = +1) and 373 (q = +2).</w:t>
+        <w:t xml:space="preserve">of the charged cells: Pr_VO 376 (q = +1) and 375 (q = +2); Rb_VO 374 (q = +1) and 373 (q = +2). The same ledger is deposited as energy_ledger.csv; check_ledger.py recomputes every formation energy, energy difference and per-atom k-mesh offset quoted in the paper from it.</w:t>
       </w:r>
     </w:p>
     <w:p>
@@ -4026,6 +6491,31 @@
           <w:b/>
         </w:rPr>
         <w:t xml:space="preserve">Table S9. Energy ledger.</w:t>
+      </w:r>
+      <w:r>
+        <w:t xml:space="preserve"> </w:t>
+      </w:r>
+      <w:r>
+        <w:rPr>
+          <w:iCs/>
+          <w:i/>
+        </w:rPr>
+        <w:t xml:space="preserve">m: total magnetisation; m</w:t>
+      </w:r>
+      <w:r>
+        <w:rPr>
+          <w:vertAlign w:val="subscript"/>
+          <w:iCs/>
+          <w:i/>
+        </w:rPr>
+        <w:t xml:space="preserve">abs</w:t>
+      </w:r>
+      <w:r>
+        <w:rPr>
+          <w:iCs/>
+          <w:i/>
+        </w:rPr>
+        <w:t xml:space="preserve">: absolute magnetisation (– = not recorded).</w:t>
       </w:r>
     </w:p>
     <w:tbl>
@@ -4036,13 +6526,14 @@
         <w:jc w:val="start"/>
       </w:tblPr>
       <w:tblGrid>
-        <w:gridCol w:w="1131"/>
-        <w:gridCol w:w="1131"/>
-        <w:gridCol w:w="1131"/>
-        <w:gridCol w:w="1131"/>
-        <w:gridCol w:w="1131"/>
-        <w:gridCol w:w="1131"/>
-        <w:gridCol w:w="1131"/>
+        <w:gridCol w:w="990"/>
+        <w:gridCol w:w="990"/>
+        <w:gridCol w:w="990"/>
+        <w:gridCol w:w="990"/>
+        <w:gridCol w:w="990"/>
+        <w:gridCol w:w="990"/>
+        <w:gridCol w:w="990"/>
+        <w:gridCol w:w="990"/>
       </w:tblGrid>
       <w:tr>
         <w:trPr>
@@ -4140,6 +6631,39 @@
               <w:jc w:val="left"/>
             </w:pPr>
             <w:r>
+              <w:t xml:space="preserve">m / m</w:t>
+            </w:r>
+            <w:r>
+              <w:rPr>
+                <w:vertAlign w:val="subscript"/>
+              </w:rPr>
+              <w:t xml:space="preserve">abs</w:t>
+            </w:r>
+            <w:r>
+              <w:t xml:space="preserve"> </w:t>
+            </w:r>
+            <w:r>
+              <w:t xml:space="preserve">(μ</w:t>
+            </w:r>
+            <w:r>
+              <w:rPr>
+                <w:vertAlign w:val="subscript"/>
+              </w:rPr>
+              <w:t xml:space="preserve">B</w:t>
+            </w:r>
+            <w:r>
+              <w:t xml:space="preserve">)</w:t>
+            </w:r>
+          </w:p>
+        </w:tc>
+        <w:tc>
+          <w:tcPr/>
+          <w:p>
+            <w:pPr>
+              <w:pStyle w:val="Compact"/>
+              <w:jc w:val="left"/>
+            </w:pPr>
+            <w:r>
               <w:t xml:space="preserve">Derived quantity</w:t>
             </w:r>
           </w:p>
@@ -4226,6 +6750,18 @@
               <w:jc w:val="left"/>
             </w:pPr>
             <w:r>
+              <w:t xml:space="preserve">0.00 / 0.00</w:t>
+            </w:r>
+          </w:p>
+        </w:tc>
+        <w:tc>
+          <w:tcPr/>
+          <w:p>
+            <w:pPr>
+              <w:pStyle w:val="Compact"/>
+              <w:jc w:val="left"/>
+            </w:pPr>
+            <w:r>
               <w:t xml:space="preserve">reference</w:t>
             </w:r>
           </w:p>
@@ -4301,6 +6837,18 @@
             </w:pPr>
             <w:r>
               <w:t xml:space="preserve">−4233.15036</w:t>
+            </w:r>
+          </w:p>
+        </w:tc>
+        <w:tc>
+          <w:tcPr/>
+          <w:p>
+            <w:pPr>
+              <w:pStyle w:val="Compact"/>
+              <w:jc w:val="left"/>
+            </w:pPr>
+            <w:r>
+              <w:t xml:space="preserve">0.00 / –</w:t>
             </w:r>
           </w:p>
         </w:tc>
@@ -4410,6 +6958,18 @@
               <w:jc w:val="left"/>
             </w:pPr>
             <w:r>
+              <w:t xml:space="preserve">0.00 / 0.00</w:t>
+            </w:r>
+          </w:p>
+        </w:tc>
+        <w:tc>
+          <w:tcPr/>
+          <w:p>
+            <w:pPr>
+              <w:pStyle w:val="Compact"/>
+              <w:jc w:val="left"/>
+            </w:pPr>
+            <w:r>
               <w:t xml:space="preserve">reference</w:t>
             </w:r>
           </w:p>
@@ -4485,6 +7045,18 @@
             </w:pPr>
             <w:r>
               <w:t xml:space="preserve">−4535.10106</w:t>
+            </w:r>
+          </w:p>
+        </w:tc>
+        <w:tc>
+          <w:tcPr/>
+          <w:p>
+            <w:pPr>
+              <w:pStyle w:val="Compact"/>
+              <w:jc w:val="left"/>
+            </w:pPr>
+            <w:r>
+              <w:t xml:space="preserve">0.00 / 0.00</w:t>
             </w:r>
           </w:p>
         </w:tc>
@@ -4594,6 +7166,18 @@
               <w:jc w:val="left"/>
             </w:pPr>
             <w:r>
+              <w:t xml:space="preserve">1.00 / 1.00</w:t>
+            </w:r>
+          </w:p>
+        </w:tc>
+        <w:tc>
+          <w:tcPr/>
+          <w:p>
+            <w:pPr>
+              <w:pStyle w:val="Compact"/>
+              <w:jc w:val="left"/>
+            </w:pPr>
+            <w:r>
               <w:t xml:space="preserve">reference</w:t>
             </w:r>
           </w:p>
@@ -4669,6 +7253,18 @@
             </w:pPr>
             <w:r>
               <w:t xml:space="preserve">−4289.17135</w:t>
+            </w:r>
+          </w:p>
+        </w:tc>
+        <w:tc>
+          <w:tcPr/>
+          <w:p>
+            <w:pPr>
+              <w:pStyle w:val="Compact"/>
+              <w:jc w:val="left"/>
+            </w:pPr>
+            <w:r>
+              <w:t xml:space="preserve">−0.97 / 1.21</w:t>
             </w:r>
           </w:p>
         </w:tc>
@@ -4778,81 +7374,19 @@
               <w:jc w:val="left"/>
             </w:pPr>
             <w:r>
-              <w:t xml:space="preserve">2 × (−41.51621)</w:t>
-            </w:r>
-            <w:r>
-              <w:t xml:space="preserve"> </w:t>
-            </w:r>
-            <w:r>
-              <w:rPr>
-                <w:bCs/>
-                <w:b/>
-              </w:rPr>
-              <w:t xml:space="preserve">[AUTHOR ACTION: paste the printed</w:t>
-            </w:r>
-            <w:r>
-              <w:rPr>
-                <w:bCs/>
-                <w:b/>
-              </w:rPr>
-              <w:t xml:space="preserve"> </w:t>
-            </w:r>
-            <w:r>
-              <w:rPr>
-                <w:bCs/>
-                <w:b/>
-              </w:rPr>
-              <w:t xml:space="preserve">“</w:t>
-            </w:r>
-            <w:r>
-              <w:rPr>
-                <w:bCs/>
-                <w:b/>
-              </w:rPr>
-              <w:t xml:space="preserve">! total energy</w:t>
-            </w:r>
-            <w:r>
-              <w:rPr>
-                <w:bCs/>
-                <w:b/>
-              </w:rPr>
-              <w:t xml:space="preserve">”</w:t>
-            </w:r>
-            <w:r>
-              <w:rPr>
-                <w:bCs/>
-                <w:b/>
-              </w:rPr>
-              <w:t xml:space="preserve"> </w:t>
-            </w:r>
-            <w:r>
-              <w:rPr>
-                <w:bCs/>
-                <w:b/>
-              </w:rPr>
-              <w:t xml:space="preserve">line of the O</w:t>
-            </w:r>
-            <w:r>
-              <w:rPr>
-                <w:vertAlign w:val="subscript"/>
-                <w:bCs/>
-                <w:b/>
-              </w:rPr>
-              <w:t xml:space="preserve">2</w:t>
-            </w:r>
-            <w:r>
-              <w:rPr>
-                <w:bCs/>
-                <w:b/>
-              </w:rPr>
-              <w:t xml:space="preserve"> </w:t>
-            </w:r>
-            <w:r>
-              <w:rPr>
-                <w:bCs/>
-                <w:b/>
-              </w:rPr>
-              <w:t xml:space="preserve">run]</w:t>
+              <w:t xml:space="preserve">−83.03243</w:t>
+            </w:r>
+          </w:p>
+        </w:tc>
+        <w:tc>
+          <w:tcPr/>
+          <w:p>
+            <w:pPr>
+              <w:pStyle w:val="Compact"/>
+              <w:jc w:val="left"/>
+            </w:pPr>
+            <w:r>
+              <w:t xml:space="preserve">2.00 / 2.00</w:t>
             </w:r>
           </w:p>
         </w:tc>
@@ -4956,6 +7490,18 @@
           <w:p>
             <w:pPr>
               <w:pStyle w:val="Compact"/>
+              <w:jc w:val="left"/>
+            </w:pPr>
+            <w:r>
+              <w:t xml:space="preserve">–</w:t>
+            </w:r>
+          </w:p>
+        </w:tc>
+        <w:tc>
+          <w:tcPr/>
+          <w:p>
+            <w:pPr>
+              <w:pStyle w:val="Compact"/>
             </w:pPr>
           </w:p>
         </w:tc>
@@ -4981,7 +7527,7 @@
               <w:jc w:val="left"/>
             </w:pPr>
             <w:r>
-              <w:t xml:space="preserve">Pr_VO</w:t>
+              <w:t xml:space="preserve">Pr_VO (= run 32)</w:t>
             </w:r>
           </w:p>
         </w:tc>
@@ -5030,6 +7576,18 @@
             </w:pPr>
             <w:r>
               <w:t xml:space="preserve">−4535.01814</w:t>
+            </w:r>
+          </w:p>
+        </w:tc>
+        <w:tc>
+          <w:tcPr/>
+          <w:p>
+            <w:pPr>
+              <w:pStyle w:val="Compact"/>
+              <w:jc w:val="left"/>
+            </w:pPr>
+            <w:r>
+              <w:t xml:space="preserve">0.00 / –</w:t>
             </w:r>
           </w:p>
         </w:tc>
@@ -5136,6 +7694,18 @@
           <w:p>
             <w:pPr>
               <w:pStyle w:val="Compact"/>
+              <w:jc w:val="left"/>
+            </w:pPr>
+            <w:r>
+              <w:t xml:space="preserve">–</w:t>
+            </w:r>
+          </w:p>
+        </w:tc>
+        <w:tc>
+          <w:tcPr/>
+          <w:p>
+            <w:pPr>
+              <w:pStyle w:val="Compact"/>
             </w:pPr>
           </w:p>
         </w:tc>
@@ -5161,7 +7731,7 @@
               <w:jc w:val="left"/>
             </w:pPr>
             <w:r>
-              <w:t xml:space="preserve">Rb_VO</w:t>
+              <w:t xml:space="preserve">Rb_VO (= run 36)</w:t>
             </w:r>
           </w:p>
         </w:tc>
@@ -5210,6 +7780,18 @@
             </w:pPr>
             <w:r>
               <w:t xml:space="preserve">−4289.08034</w:t>
+            </w:r>
+          </w:p>
+        </w:tc>
+        <w:tc>
+          <w:tcPr/>
+          <w:p>
+            <w:pPr>
+              <w:pStyle w:val="Compact"/>
+              <w:jc w:val="left"/>
+            </w:pPr>
+            <w:r>
+              <w:t xml:space="preserve">0.99 / –</w:t>
             </w:r>
           </w:p>
         </w:tc>
@@ -5319,6 +7901,18 @@
               <w:jc w:val="left"/>
             </w:pPr>
             <w:r>
+              <w:t xml:space="preserve">–</w:t>
+            </w:r>
+          </w:p>
+        </w:tc>
+        <w:tc>
+          <w:tcPr/>
+          <w:p>
+            <w:pPr>
+              <w:pStyle w:val="Compact"/>
+              <w:jc w:val="left"/>
+            </w:pPr>
+            <w:r>
               <w:t xml:space="preserve">E</w:t>
             </w:r>
             <w:r>
@@ -5417,6 +8011,18 @@
               <w:jc w:val="left"/>
             </w:pPr>
             <w:r>
+              <w:t xml:space="preserve">–</w:t>
+            </w:r>
+          </w:p>
+        </w:tc>
+        <w:tc>
+          <w:tcPr/>
+          <w:p>
+            <w:pPr>
+              <w:pStyle w:val="Compact"/>
+              <w:jc w:val="left"/>
+            </w:pPr>
+            <w:r>
               <w:t xml:space="preserve">E</w:t>
             </w:r>
             <w:r>
@@ -5515,6 +8121,18 @@
               <w:jc w:val="left"/>
             </w:pPr>
             <w:r>
+              <w:t xml:space="preserve">–</w:t>
+            </w:r>
+          </w:p>
+        </w:tc>
+        <w:tc>
+          <w:tcPr/>
+          <w:p>
+            <w:pPr>
+              <w:pStyle w:val="Compact"/>
+              <w:jc w:val="left"/>
+            </w:pPr>
+            <w:r>
               <w:t xml:space="preserve">E</w:t>
             </w:r>
             <w:r>
@@ -5613,6 +8231,18 @@
               <w:jc w:val="left"/>
             </w:pPr>
             <w:r>
+              <w:t xml:space="preserve">0.00 / 0.00</w:t>
+            </w:r>
+          </w:p>
+        </w:tc>
+        <w:tc>
+          <w:tcPr/>
+          <w:p>
+            <w:pPr>
+              <w:pStyle w:val="Compact"/>
+              <w:jc w:val="left"/>
+            </w:pPr>
+            <w:r>
               <w:t xml:space="preserve">spin diagnostic only</w:t>
             </w:r>
           </w:p>
@@ -5699,6 +8329,18 @@
               <w:jc w:val="left"/>
             </w:pPr>
             <w:r>
+              <w:t xml:space="preserve">0.00 / 0.00</w:t>
+            </w:r>
+          </w:p>
+        </w:tc>
+        <w:tc>
+          <w:tcPr/>
+          <w:p>
+            <w:pPr>
+              <w:pStyle w:val="Compact"/>
+              <w:jc w:val="left"/>
+            </w:pPr>
+            <w:r>
               <w:t xml:space="preserve">spin diagnostic only</w:t>
             </w:r>
           </w:p>
@@ -5785,6 +8427,18 @@
               <w:jc w:val="left"/>
             </w:pPr>
             <w:r>
+              <w:t xml:space="preserve">1.99 / –</w:t>
+            </w:r>
+          </w:p>
+        </w:tc>
+        <w:tc>
+          <w:tcPr/>
+          <w:p>
+            <w:pPr>
+              <w:pStyle w:val="Compact"/>
+              <w:jc w:val="left"/>
+            </w:pPr>
+            <w:r>
               <w:t xml:space="preserve">spin diagnostic only</w:t>
             </w:r>
           </w:p>
@@ -5871,6 +8525,18 @@
               <w:jc w:val="left"/>
             </w:pPr>
             <w:r>
+              <w:t xml:space="preserve">2.99 / 3.82</w:t>
+            </w:r>
+          </w:p>
+        </w:tc>
+        <w:tc>
+          <w:tcPr/>
+          <w:p>
+            <w:pPr>
+              <w:pStyle w:val="Compact"/>
+              <w:jc w:val="left"/>
+            </w:pPr>
+            <w:r>
               <w:t xml:space="preserve">spin diagnostic only</w:t>
             </w:r>
           </w:p>
@@ -5957,25 +8623,19 @@
               <w:jc w:val="left"/>
             </w:pPr>
             <w:r>
-              <w:t xml:space="preserve">m</w:t>
-            </w:r>
-            <w:r>
-              <w:rPr>
-                <w:vertAlign w:val="subscript"/>
-              </w:rPr>
-              <w:t xml:space="preserve">abs</w:t>
-            </w:r>
-            <w:r>
-              <w:t xml:space="preserve"> </w:t>
-            </w:r>
-            <w:r>
-              <w:t xml:space="preserve">= 1.00 μ</w:t>
-            </w:r>
-            <w:r>
-              <w:rPr>
-                <w:vertAlign w:val="subscript"/>
-              </w:rPr>
-              <w:t xml:space="preserve">B</w:t>
+              <w:t xml:space="preserve">1.00 / –</w:t>
+            </w:r>
+          </w:p>
+        </w:tc>
+        <w:tc>
+          <w:tcPr/>
+          <w:p>
+            <w:pPr>
+              <w:pStyle w:val="Compact"/>
+              <w:jc w:val="left"/>
+            </w:pPr>
+            <w:r>
+              <w:t xml:space="preserve">relaxed</w:t>
             </w:r>
           </w:p>
         </w:tc>
@@ -6061,19 +8721,19 @@
               <w:jc w:val="left"/>
             </w:pPr>
             <w:r>
-              <w:t xml:space="preserve">m</w:t>
-            </w:r>
-            <w:r>
-              <w:rPr>
-                <w:vertAlign w:val="subscript"/>
-              </w:rPr>
-              <w:t xml:space="preserve">abs</w:t>
-            </w:r>
-            <w:r>
-              <w:t xml:space="preserve"> </w:t>
-            </w:r>
-            <w:r>
-              <w:t xml:space="preserve">= 0</w:t>
+              <w:t xml:space="preserve">0.00 / –</w:t>
+            </w:r>
+          </w:p>
+        </w:tc>
+        <w:tc>
+          <w:tcPr/>
+          <w:p>
+            <w:pPr>
+              <w:pStyle w:val="Compact"/>
+              <w:jc w:val="left"/>
+            </w:pPr>
+            <w:r>
+              <w:t xml:space="preserve">single point</w:t>
             </w:r>
           </w:p>
         </w:tc>
@@ -6147,41 +8807,40 @@
               <w:jc w:val="left"/>
             </w:pPr>
             <w:r>
+              <w:t xml:space="preserve">Table S5</w:t>
+            </w:r>
+            <w:r>
+              <w:t xml:space="preserve"> </w:t>
+            </w:r>
+            <w:r>
               <w:rPr>
-                <w:bCs/>
-                <w:b/>
+                <w:vertAlign w:val="superscript"/>
               </w:rPr>
-              <w:t xml:space="preserve">[AUTHOR ACTION]</w:t>
-            </w:r>
-          </w:p>
-        </w:tc>
-        <w:tc>
-          <w:tcPr/>
-          <w:p>
-            <w:pPr>
-              <w:pStyle w:val="Compact"/>
-              <w:jc w:val="left"/>
-            </w:pPr>
-            <w:r>
-              <w:t xml:space="preserve">m</w:t>
-            </w:r>
-            <w:r>
-              <w:rPr>
-                <w:vertAlign w:val="subscript"/>
-              </w:rPr>
-              <w:t xml:space="preserve">abs</w:t>
-            </w:r>
-            <w:r>
-              <w:t xml:space="preserve"> </w:t>
-            </w:r>
-            <w:r>
-              <w:t xml:space="preserve">= 3.00 μ</w:t>
-            </w:r>
-            <w:r>
-              <w:rPr>
-                <w:vertAlign w:val="subscript"/>
-              </w:rPr>
-              <w:t xml:space="preserve">B</w:t>
+              <w:t xml:space="preserve">b</w:t>
+            </w:r>
+          </w:p>
+        </w:tc>
+        <w:tc>
+          <w:tcPr/>
+          <w:p>
+            <w:pPr>
+              <w:pStyle w:val="Compact"/>
+              <w:jc w:val="left"/>
+            </w:pPr>
+            <w:r>
+              <w:t xml:space="preserve">3.00 / –</w:t>
+            </w:r>
+          </w:p>
+        </w:tc>
+        <w:tc>
+          <w:tcPr/>
+          <w:p>
+            <w:pPr>
+              <w:pStyle w:val="Compact"/>
+              <w:jc w:val="left"/>
+            </w:pPr>
+            <w:r>
+              <w:t xml:space="preserve">relaxed</w:t>
             </w:r>
           </w:p>
         </w:tc>
@@ -6255,41 +8914,40 @@
               <w:jc w:val="left"/>
             </w:pPr>
             <w:r>
+              <w:t xml:space="preserve">Table S5</w:t>
+            </w:r>
+            <w:r>
+              <w:t xml:space="preserve"> </w:t>
+            </w:r>
+            <w:r>
               <w:rPr>
-                <w:bCs/>
-                <w:b/>
+                <w:vertAlign w:val="superscript"/>
               </w:rPr>
-              <w:t xml:space="preserve">[AUTHOR ACTION]</w:t>
-            </w:r>
-          </w:p>
-        </w:tc>
-        <w:tc>
-          <w:tcPr/>
-          <w:p>
-            <w:pPr>
-              <w:pStyle w:val="Compact"/>
-              <w:jc w:val="left"/>
-            </w:pPr>
-            <w:r>
-              <w:t xml:space="preserve">m</w:t>
-            </w:r>
-            <w:r>
-              <w:rPr>
-                <w:vertAlign w:val="subscript"/>
-              </w:rPr>
-              <w:t xml:space="preserve">abs</w:t>
-            </w:r>
-            <w:r>
-              <w:t xml:space="preserve"> </w:t>
-            </w:r>
-            <w:r>
-              <w:t xml:space="preserve">= 1.00 μ</w:t>
-            </w:r>
-            <w:r>
-              <w:rPr>
-                <w:vertAlign w:val="subscript"/>
-              </w:rPr>
-              <w:t xml:space="preserve">B</w:t>
+              <w:t xml:space="preserve">b</w:t>
+            </w:r>
+          </w:p>
+        </w:tc>
+        <w:tc>
+          <w:tcPr/>
+          <w:p>
+            <w:pPr>
+              <w:pStyle w:val="Compact"/>
+              <w:jc w:val="left"/>
+            </w:pPr>
+            <w:r>
+              <w:t xml:space="preserve">1.00 / –</w:t>
+            </w:r>
+          </w:p>
+        </w:tc>
+        <w:tc>
+          <w:tcPr/>
+          <w:p>
+            <w:pPr>
+              <w:pStyle w:val="Compact"/>
+              <w:jc w:val="left"/>
+            </w:pPr>
+            <w:r>
+              <w:t xml:space="preserve">preliminary</w:t>
             </w:r>
           </w:p>
         </w:tc>
@@ -6375,6 +9033,18 @@
               <w:jc w:val="left"/>
             </w:pPr>
             <w:r>
+              <w:t xml:space="preserve">0.00 / –</w:t>
+            </w:r>
+          </w:p>
+        </w:tc>
+        <w:tc>
+          <w:tcPr/>
+          <w:p>
+            <w:pPr>
+              <w:pStyle w:val="Compact"/>
+              <w:jc w:val="left"/>
+            </w:pPr>
+            <w:r>
               <w:t xml:space="preserve">not comparable with PBE+U totals</w:t>
             </w:r>
           </w:p>
@@ -6461,7 +9131,19 @@
               <w:jc w:val="left"/>
             </w:pPr>
             <w:r>
-              <w:t xml:space="preserve">E(D3) − E(run 4) = −10.25 eV</w:t>
+              <w:t xml:space="preserve">0.00 / –</w:t>
+            </w:r>
+          </w:p>
+        </w:tc>
+        <w:tc>
+          <w:tcPr/>
+          <w:p>
+            <w:pPr>
+              <w:pStyle w:val="Compact"/>
+              <w:jc w:val="left"/>
+            </w:pPr>
+            <w:r>
+              <w:t xml:space="preserve">minus D3 term = run 30</w:t>
             </w:r>
           </w:p>
         </w:tc>
@@ -6547,7 +9229,19 @@
               <w:jc w:val="left"/>
             </w:pPr>
             <w:r>
-              <w:t xml:space="preserve">E(D3) − E(run 6) = −10.08 eV</w:t>
+              <w:t xml:space="preserve">1.00 / –</w:t>
+            </w:r>
+          </w:p>
+        </w:tc>
+        <w:tc>
+          <w:tcPr/>
+          <w:p>
+            <w:pPr>
+              <w:pStyle w:val="Compact"/>
+              <w:jc w:val="left"/>
+            </w:pPr>
+            <w:r>
+              <w:t xml:space="preserve">minus D3 term = run 34</w:t>
             </w:r>
           </w:p>
         </w:tc>
@@ -6621,42 +9315,514 @@
               <w:jc w:val="left"/>
             </w:pPr>
             <w:r>
-              <w:rPr>
-                <w:bCs/>
-                <w:b/>
-              </w:rPr>
-              <w:t xml:space="preserve">[AUTHOR ACTION]</w:t>
-            </w:r>
-          </w:p>
-        </w:tc>
-        <w:tc>
-          <w:tcPr/>
-          <w:p>
-            <w:pPr>
-              <w:pStyle w:val="Compact"/>
-              <w:jc w:val="left"/>
-            </w:pPr>
-            <w:r>
-              <w:t xml:space="preserve">+0.281 eV above run 4; m = 1.00, m</w:t>
-            </w:r>
-            <w:r>
-              <w:rPr>
-                <w:vertAlign w:val="subscript"/>
-              </w:rPr>
-              <w:t xml:space="preserve">abs</w:t>
-            </w:r>
-            <w:r>
-              <w:t xml:space="preserve"> </w:t>
-            </w:r>
-            <w:r>
-              <w:t xml:space="preserve">= 1.13 μ</w:t>
-            </w:r>
-            <w:r>
-              <w:rPr>
-                <w:vertAlign w:val="subscript"/>
-              </w:rPr>
-              <w:t xml:space="preserve">B</w:t>
-            </w:r>
+              <w:t xml:space="preserve">−4535.07207</w:t>
+            </w:r>
+          </w:p>
+        </w:tc>
+        <w:tc>
+          <w:tcPr/>
+          <w:p>
+            <w:pPr>
+              <w:pStyle w:val="Compact"/>
+              <w:jc w:val="left"/>
+            </w:pPr>
+            <w:r>
+              <w:t xml:space="preserve">1.00 / 1.13</w:t>
+            </w:r>
+          </w:p>
+        </w:tc>
+        <w:tc>
+          <w:tcPr/>
+          <w:p>
+            <w:pPr>
+              <w:pStyle w:val="Compact"/>
+              <w:jc w:val="left"/>
+            </w:pPr>
+            <w:r>
+              <w:t xml:space="preserve">+0.281 eV above run 25; +0.394 eV above run 4</w:t>
+            </w:r>
+          </w:p>
+        </w:tc>
+      </w:tr>
+      <w:tr>
+        <w:tc>
+          <w:tcPr/>
+          <w:p>
+            <w:pPr>
+              <w:pStyle w:val="Compact"/>
+              <w:jc w:val="left"/>
+            </w:pPr>
+            <w:r>
+              <w:t xml:space="preserve">25</w:t>
+            </w:r>
+          </w:p>
+        </w:tc>
+        <w:tc>
+          <w:tcPr/>
+          <w:p>
+            <w:pPr>
+              <w:pStyle w:val="Compact"/>
+              <w:jc w:val="left"/>
+            </w:pPr>
+            <w:r>
+              <w:t xml:space="preserve">Pr_VO, non-magnetic value logged with run 24</w:t>
+            </w:r>
+          </w:p>
+        </w:tc>
+        <w:tc>
+          <w:tcPr/>
+          <w:p>
+            <w:pPr>
+              <w:pStyle w:val="Compact"/>
+              <w:jc w:val="left"/>
+            </w:pPr>
+            <w:r>
+              <w:t xml:space="preserve">0</w:t>
+            </w:r>
+          </w:p>
+        </w:tc>
+        <w:tc>
+          <w:tcPr/>
+          <w:p>
+            <w:pPr>
+              <w:pStyle w:val="Compact"/>
+              <w:jc w:val="left"/>
+            </w:pPr>
+            <w:r>
+              <w:t xml:space="preserve">single-U</w:t>
+            </w:r>
+          </w:p>
+        </w:tc>
+        <w:tc>
+          <w:tcPr/>
+          <w:p>
+            <w:pPr>
+              <w:pStyle w:val="Compact"/>
+              <w:jc w:val="left"/>
+            </w:pPr>
+            <w:r>
+              <w:t xml:space="preserve">Γ</w:t>
+            </w:r>
+          </w:p>
+        </w:tc>
+        <w:tc>
+          <w:tcPr/>
+          <w:p>
+            <w:pPr>
+              <w:pStyle w:val="Compact"/>
+              <w:jc w:val="left"/>
+            </w:pPr>
+            <w:r>
+              <w:t xml:space="preserve">−4535.09269</w:t>
+            </w:r>
+          </w:p>
+        </w:tc>
+        <w:tc>
+          <w:tcPr/>
+          <w:p>
+            <w:pPr>
+              <w:pStyle w:val="Compact"/>
+              <w:jc w:val="left"/>
+            </w:pPr>
+            <w:r>
+              <w:t xml:space="preserve">0.00 / 0.00</w:t>
+            </w:r>
+          </w:p>
+        </w:tc>
+        <w:tc>
+          <w:tcPr/>
+          <w:p>
+            <w:pPr>
+              <w:pStyle w:val="Compact"/>
+              <w:jc w:val="left"/>
+            </w:pPr>
+            <w:r>
+              <w:t xml:space="preserve">comparison value for run 24</w:t>
+            </w:r>
+          </w:p>
+        </w:tc>
+      </w:tr>
+      <w:tr>
+        <w:tc>
+          <w:tcPr/>
+          <w:p>
+            <w:pPr>
+              <w:pStyle w:val="Compact"/>
+              <w:jc w:val="left"/>
+            </w:pPr>
+            <w:r>
+              <w:t xml:space="preserve">26–29</w:t>
+            </w:r>
+          </w:p>
+        </w:tc>
+        <w:tc>
+          <w:tcPr/>
+          <w:p>
+            <w:pPr>
+              <w:pStyle w:val="Compact"/>
+              <w:jc w:val="left"/>
+            </w:pPr>
+            <w:r>
+              <w:t xml:space="preserve">Pristine_perfect, k-mesh series</w:t>
+            </w:r>
+          </w:p>
+        </w:tc>
+        <w:tc>
+          <w:tcPr/>
+          <w:p>
+            <w:pPr>
+              <w:pStyle w:val="Compact"/>
+              <w:jc w:val="left"/>
+            </w:pPr>
+            <w:r>
+              <w:t xml:space="preserve">0</w:t>
+            </w:r>
+          </w:p>
+        </w:tc>
+        <w:tc>
+          <w:tcPr/>
+          <w:p>
+            <w:pPr>
+              <w:pStyle w:val="Compact"/>
+              <w:jc w:val="left"/>
+            </w:pPr>
+            <w:r>
+              <w:t xml:space="preserve">single-U</w:t>
+            </w:r>
+          </w:p>
+        </w:tc>
+        <w:tc>
+          <w:tcPr/>
+          <w:p>
+            <w:pPr>
+              <w:pStyle w:val="Compact"/>
+              <w:jc w:val="left"/>
+            </w:pPr>
+            <w:r>
+              <w:t xml:space="preserve">Γ … 3×3×2</w:t>
+            </w:r>
+          </w:p>
+        </w:tc>
+        <w:tc>
+          <w:tcPr/>
+          <w:p>
+            <w:pPr>
+              <w:pStyle w:val="Compact"/>
+              <w:jc w:val="left"/>
+            </w:pPr>
+            <w:r>
+              <w:t xml:space="preserve">Table S2a</w:t>
+            </w:r>
+          </w:p>
+        </w:tc>
+        <w:tc>
+          <w:tcPr/>
+          <w:p>
+            <w:pPr>
+              <w:pStyle w:val="Compact"/>
+              <w:jc w:val="left"/>
+            </w:pPr>
+            <w:r>
+              <w:t xml:space="preserve">0.00 / –</w:t>
+            </w:r>
+          </w:p>
+        </w:tc>
+        <w:tc>
+          <w:tcPr/>
+          <w:p>
+            <w:pPr>
+              <w:pStyle w:val="Compact"/>
+            </w:pPr>
+          </w:p>
+        </w:tc>
+      </w:tr>
+      <w:tr>
+        <w:tc>
+          <w:tcPr/>
+          <w:p>
+            <w:pPr>
+              <w:pStyle w:val="Compact"/>
+              <w:jc w:val="left"/>
+            </w:pPr>
+            <w:r>
+              <w:t xml:space="preserve">30–33</w:t>
+            </w:r>
+          </w:p>
+        </w:tc>
+        <w:tc>
+          <w:tcPr/>
+          <w:p>
+            <w:pPr>
+              <w:pStyle w:val="Compact"/>
+              <w:jc w:val="left"/>
+            </w:pPr>
+            <w:r>
+              <w:t xml:space="preserve">Pr_VO, k-mesh series</w:t>
+            </w:r>
+          </w:p>
+        </w:tc>
+        <w:tc>
+          <w:tcPr/>
+          <w:p>
+            <w:pPr>
+              <w:pStyle w:val="Compact"/>
+              <w:jc w:val="left"/>
+            </w:pPr>
+            <w:r>
+              <w:t xml:space="preserve">0</w:t>
+            </w:r>
+          </w:p>
+        </w:tc>
+        <w:tc>
+          <w:tcPr/>
+          <w:p>
+            <w:pPr>
+              <w:pStyle w:val="Compact"/>
+              <w:jc w:val="left"/>
+            </w:pPr>
+            <w:r>
+              <w:t xml:space="preserve">single-U</w:t>
+            </w:r>
+          </w:p>
+        </w:tc>
+        <w:tc>
+          <w:tcPr/>
+          <w:p>
+            <w:pPr>
+              <w:pStyle w:val="Compact"/>
+              <w:jc w:val="left"/>
+            </w:pPr>
+            <w:r>
+              <w:t xml:space="preserve">Γ … 3×3×2</w:t>
+            </w:r>
+          </w:p>
+        </w:tc>
+        <w:tc>
+          <w:tcPr/>
+          <w:p>
+            <w:pPr>
+              <w:pStyle w:val="Compact"/>
+              <w:jc w:val="left"/>
+            </w:pPr>
+            <w:r>
+              <w:t xml:space="preserve">Table S2a</w:t>
+            </w:r>
+          </w:p>
+        </w:tc>
+        <w:tc>
+          <w:tcPr/>
+          <w:p>
+            <w:pPr>
+              <w:pStyle w:val="Compact"/>
+              <w:jc w:val="left"/>
+            </w:pPr>
+            <w:r>
+              <w:t xml:space="preserve">0.00 / –</w:t>
+            </w:r>
+          </w:p>
+        </w:tc>
+        <w:tc>
+          <w:tcPr/>
+          <w:p>
+            <w:pPr>
+              <w:pStyle w:val="Compact"/>
+              <w:jc w:val="left"/>
+            </w:pPr>
+            <w:r>
+              <w:t xml:space="preserve">run 30: +0.038 eV above run 4</w:t>
+            </w:r>
+          </w:p>
+        </w:tc>
+      </w:tr>
+      <w:tr>
+        <w:tc>
+          <w:tcPr/>
+          <w:p>
+            <w:pPr>
+              <w:pStyle w:val="Compact"/>
+              <w:jc w:val="left"/>
+            </w:pPr>
+            <w:r>
+              <w:t xml:space="preserve">34–37</w:t>
+            </w:r>
+          </w:p>
+        </w:tc>
+        <w:tc>
+          <w:tcPr/>
+          <w:p>
+            <w:pPr>
+              <w:pStyle w:val="Compact"/>
+              <w:jc w:val="left"/>
+            </w:pPr>
+            <w:r>
+              <w:t xml:space="preserve">Rb_VO, k-mesh series</w:t>
+            </w:r>
+          </w:p>
+        </w:tc>
+        <w:tc>
+          <w:tcPr/>
+          <w:p>
+            <w:pPr>
+              <w:pStyle w:val="Compact"/>
+              <w:jc w:val="left"/>
+            </w:pPr>
+            <w:r>
+              <w:t xml:space="preserve">0</w:t>
+            </w:r>
+          </w:p>
+        </w:tc>
+        <w:tc>
+          <w:tcPr/>
+          <w:p>
+            <w:pPr>
+              <w:pStyle w:val="Compact"/>
+              <w:jc w:val="left"/>
+            </w:pPr>
+            <w:r>
+              <w:t xml:space="preserve">single-U</w:t>
+            </w:r>
+          </w:p>
+        </w:tc>
+        <w:tc>
+          <w:tcPr/>
+          <w:p>
+            <w:pPr>
+              <w:pStyle w:val="Compact"/>
+              <w:jc w:val="left"/>
+            </w:pPr>
+            <w:r>
+              <w:t xml:space="preserve">Γ … 3×3×2</w:t>
+            </w:r>
+          </w:p>
+        </w:tc>
+        <w:tc>
+          <w:tcPr/>
+          <w:p>
+            <w:pPr>
+              <w:pStyle w:val="Compact"/>
+              <w:jc w:val="left"/>
+            </w:pPr>
+            <w:r>
+              <w:t xml:space="preserve">Table S2a</w:t>
+            </w:r>
+          </w:p>
+        </w:tc>
+        <w:tc>
+          <w:tcPr/>
+          <w:p>
+            <w:pPr>
+              <w:pStyle w:val="Compact"/>
+              <w:jc w:val="left"/>
+            </w:pPr>
+            <w:r>
+              <w:t xml:space="preserve">1.00 / –</w:t>
+            </w:r>
+          </w:p>
+        </w:tc>
+        <w:tc>
+          <w:tcPr/>
+          <w:p>
+            <w:pPr>
+              <w:pStyle w:val="Compact"/>
+              <w:jc w:val="left"/>
+            </w:pPr>
+            <w:r>
+              <w:t xml:space="preserve">run 34: +6.4 meV above run 6</w:t>
+            </w:r>
+          </w:p>
+        </w:tc>
+      </w:tr>
+      <w:tr>
+        <w:tc>
+          <w:tcPr/>
+          <w:p>
+            <w:pPr>
+              <w:pStyle w:val="Compact"/>
+              <w:jc w:val="left"/>
+            </w:pPr>
+            <w:r>
+              <w:t xml:space="preserve">38–46</w:t>
+            </w:r>
+          </w:p>
+        </w:tc>
+        <w:tc>
+          <w:tcPr/>
+          <w:p>
+            <w:pPr>
+              <w:pStyle w:val="Compact"/>
+              <w:jc w:val="left"/>
+            </w:pPr>
+            <w:r>
+              <w:t xml:space="preserve">U sweep (3 cells × 3 U values)</w:t>
+            </w:r>
+          </w:p>
+        </w:tc>
+        <w:tc>
+          <w:tcPr/>
+          <w:p>
+            <w:pPr>
+              <w:pStyle w:val="Compact"/>
+              <w:jc w:val="left"/>
+            </w:pPr>
+            <w:r>
+              <w:t xml:space="preserve">0</w:t>
+            </w:r>
+          </w:p>
+        </w:tc>
+        <w:tc>
+          <w:tcPr/>
+          <w:p>
+            <w:pPr>
+              <w:pStyle w:val="Compact"/>
+              <w:jc w:val="left"/>
+            </w:pPr>
+            <w:r>
+              <w:t xml:space="preserve">U(Ti-3d) = 3.0, 4.0, 4.5 eV</w:t>
+            </w:r>
+          </w:p>
+        </w:tc>
+        <w:tc>
+          <w:tcPr/>
+          <w:p>
+            <w:pPr>
+              <w:pStyle w:val="Compact"/>
+              <w:jc w:val="left"/>
+            </w:pPr>
+            <w:r>
+              <w:t xml:space="preserve">Γ</w:t>
+            </w:r>
+          </w:p>
+        </w:tc>
+        <w:tc>
+          <w:tcPr/>
+          <w:p>
+            <w:pPr>
+              <w:pStyle w:val="Compact"/>
+              <w:jc w:val="left"/>
+            </w:pPr>
+            <w:r>
+              <w:t xml:space="preserve">Table S1</w:t>
+            </w:r>
+          </w:p>
+        </w:tc>
+        <w:tc>
+          <w:tcPr/>
+          <w:p>
+            <w:pPr>
+              <w:pStyle w:val="Compact"/>
+              <w:jc w:val="left"/>
+            </w:pPr>
+            <w:r>
+              <w:t xml:space="preserve">Table S1</w:t>
+            </w:r>
+          </w:p>
+        </w:tc>
+        <w:tc>
+          <w:tcPr/>
+          <w:p>
+            <w:pPr>
+              <w:pStyle w:val="Compact"/>
+            </w:pPr>
           </w:p>
         </w:tc>
       </w:tr>
@@ -6666,6 +9832,18 @@
         <w:pStyle w:val="BodyText"/>
       </w:pPr>
       <w:r>
+        <w:rPr>
+          <w:bCs/>
+          <w:b/>
+        </w:rPr>
+        <w:t xml:space="preserve">[AUTHOR ACTION: confirm that run 25 is an earlier step of the production Pr_VO relaxation (the 0.281 eV quoted in earlier drafts is relative to it).]</w:t>
+      </w:r>
+    </w:p>
+    <w:p>
+      <w:pPr>
+        <w:pStyle w:val="BodyText"/>
+      </w:pPr>
+      <w:r>
         <w:t xml:space="preserve">Derived differences: E</w:t>
       </w:r>
       <w:r>
@@ -6715,13 +9893,13 @@
       </w:r>
     </w:p>
     <w:bookmarkEnd w:id="34"/>
-    <w:bookmarkStart w:id="35" w:name="s10.-run-manifest"/>
+    <w:bookmarkStart w:id="35" w:name="s10.-run-settings-and-manifest"/>
     <w:p>
       <w:pPr>
         <w:pStyle w:val="Heading3"/>
       </w:pPr>
       <w:r>
-        <w:t xml:space="preserve">S10. Run manifest</w:t>
+        <w:t xml:space="preserve">S10. Run settings and manifest</w:t>
       </w:r>
     </w:p>
     <w:p>
@@ -6735,7 +9913,7 @@
           <w:bCs/>
           <w:b/>
         </w:rPr>
-        <w:t xml:space="preserve">Table S10. Run manifest (template to be completed from the output files).</w:t>
+        <w:t xml:space="preserve">Table S10. Input settings by run family, as recorded in the run log and in the input templates supplied for this revision.</w:t>
       </w:r>
       <w:r>
         <w:t xml:space="preserve"> </w:t>
@@ -6745,7 +9923,29 @@
           <w:iCs/>
           <w:i/>
         </w:rPr>
-        <w:t xml:space="preserve">One row per pw.x run that contributes a number to the main text or SI.</w:t>
+        <w:t xml:space="preserve">All runs: PBE, PAW (Table S7), 40/320 Ry, nspin = 2, conv_thr = 1×10</w:t>
+      </w:r>
+      <w:r>
+        <w:rPr>
+          <w:vertAlign w:val="superscript"/>
+          <w:iCs/>
+          <w:i/>
+        </w:rPr>
+        <w:t xml:space="preserve">−8</w:t>
+      </w:r>
+      <w:r>
+        <w:rPr>
+          <w:iCs/>
+          <w:i/>
+        </w:rPr>
+        <w:t xml:space="preserve"> </w:t>
+      </w:r>
+      <w:r>
+        <w:rPr>
+          <w:iCs/>
+          <w:i/>
+        </w:rPr>
+        <w:t xml:space="preserve">Ry (relaxations and single points), Gaussian smearing, HUBBARD ortho-atomic.</w:t>
       </w:r>
     </w:p>
     <w:tbl>
@@ -6756,24 +9956,12 @@
         <w:jc w:val="start"/>
       </w:tblPr>
       <w:tblGrid>
-        <w:gridCol w:w="439"/>
-        <w:gridCol w:w="439"/>
-        <w:gridCol w:w="439"/>
-        <w:gridCol w:w="439"/>
-        <w:gridCol w:w="439"/>
-        <w:gridCol w:w="439"/>
-        <w:gridCol w:w="439"/>
-        <w:gridCol w:w="439"/>
-        <w:gridCol w:w="439"/>
-        <w:gridCol w:w="439"/>
-        <w:gridCol w:w="439"/>
-        <w:gridCol w:w="439"/>
-        <w:gridCol w:w="439"/>
-        <w:gridCol w:w="439"/>
-        <w:gridCol w:w="439"/>
-        <w:gridCol w:w="439"/>
-        <w:gridCol w:w="439"/>
-        <w:gridCol w:w="439"/>
+        <w:gridCol w:w="1320"/>
+        <w:gridCol w:w="1320"/>
+        <w:gridCol w:w="1320"/>
+        <w:gridCol w:w="1320"/>
+        <w:gridCol w:w="1320"/>
+        <w:gridCol w:w="1320"/>
       </w:tblGrid>
       <w:tr>
         <w:trPr>
@@ -6787,121 +9975,19 @@
               <w:jc w:val="left"/>
             </w:pPr>
             <w:r>
-              <w:t xml:space="preserve">Run ID</w:t>
-            </w:r>
-          </w:p>
-        </w:tc>
-        <w:tc>
-          <w:tcPr/>
-          <w:p>
-            <w:pPr>
-              <w:pStyle w:val="Compact"/>
-              <w:jc w:val="left"/>
-            </w:pPr>
-            <w:r>
-              <w:t xml:space="preserve">Output file</w:t>
-            </w:r>
-          </w:p>
-        </w:tc>
-        <w:tc>
-          <w:tcPr/>
-          <w:p>
-            <w:pPr>
-              <w:pStyle w:val="Compact"/>
-              <w:jc w:val="left"/>
-            </w:pPr>
-            <w:r>
-              <w:t xml:space="preserve">Cell</w:t>
-            </w:r>
-          </w:p>
-        </w:tc>
-        <w:tc>
-          <w:tcPr/>
-          <w:p>
-            <w:pPr>
-              <w:pStyle w:val="Compact"/>
-              <w:jc w:val="left"/>
-            </w:pPr>
-            <w:r>
-              <w:t xml:space="preserve">Composition</w:t>
-            </w:r>
-          </w:p>
-        </w:tc>
-        <w:tc>
-          <w:tcPr/>
-          <w:p>
-            <w:pPr>
-              <w:pStyle w:val="Compact"/>
-              <w:jc w:val="left"/>
-            </w:pPr>
-            <w:r>
-              <w:t xml:space="preserve">N</w:t>
-            </w:r>
-            <w:r>
-              <w:rPr>
-                <w:vertAlign w:val="subscript"/>
-              </w:rPr>
-              <w:t xml:space="preserve">e</w:t>
-            </w:r>
-          </w:p>
-        </w:tc>
-        <w:tc>
-          <w:tcPr/>
-          <w:p>
-            <w:pPr>
-              <w:pStyle w:val="Compact"/>
-              <w:jc w:val="left"/>
-            </w:pPr>
-            <w:r>
-              <w:t xml:space="preserve">q</w:t>
-            </w:r>
-          </w:p>
-        </w:tc>
-        <w:tc>
-          <w:tcPr/>
-          <w:p>
-            <w:pPr>
-              <w:pStyle w:val="Compact"/>
-              <w:jc w:val="left"/>
-            </w:pPr>
-            <w:r>
-              <w:t xml:space="preserve">Functional / U (eV)</w:t>
-            </w:r>
-          </w:p>
-        </w:tc>
-        <w:tc>
-          <w:tcPr/>
-          <w:p>
-            <w:pPr>
-              <w:pStyle w:val="Compact"/>
-              <w:jc w:val="left"/>
-            </w:pPr>
-            <w:r>
-              <w:t xml:space="preserve">k-mesh</w:t>
-            </w:r>
-          </w:p>
-        </w:tc>
-        <w:tc>
-          <w:tcPr/>
-          <w:p>
-            <w:pPr>
-              <w:pStyle w:val="Compact"/>
-              <w:jc w:val="left"/>
-            </w:pPr>
-            <w:r>
-              <w:t xml:space="preserve">E</w:t>
-            </w:r>
-            <w:r>
-              <w:rPr>
-                <w:vertAlign w:val="subscript"/>
-              </w:rPr>
-              <w:t xml:space="preserve">cut</w:t>
-            </w:r>
-            <w:r>
-              <w:t xml:space="preserve"> </w:t>
-            </w:r>
-            <w:r>
-              <w:t xml:space="preserve">(Ry)</w:t>
+              <w:t xml:space="preserve">Run family (Table S9)</w:t>
+            </w:r>
+          </w:p>
+        </w:tc>
+        <w:tc>
+          <w:tcPr/>
+          <w:p>
+            <w:pPr>
+              <w:pStyle w:val="Compact"/>
+              <w:jc w:val="left"/>
+            </w:pPr>
+            <w:r>
+              <w:t xml:space="preserve">calculation</w:t>
             </w:r>
           </w:p>
         </w:tc>
@@ -6937,145 +10023,19 @@
               <w:jc w:val="left"/>
             </w:pPr>
             <w:r>
-              <w:t xml:space="preserve">calculation</w:t>
-            </w:r>
-          </w:p>
-        </w:tc>
-        <w:tc>
-          <w:tcPr/>
-          <w:p>
-            <w:pPr>
-              <w:pStyle w:val="Compact"/>
-              <w:jc w:val="left"/>
-            </w:pPr>
-            <w:r>
-              <w:t xml:space="preserve">E</w:t>
-            </w:r>
-            <w:r>
-              <w:rPr>
-                <w:vertAlign w:val="subscript"/>
-              </w:rPr>
-              <w:t xml:space="preserve">tot</w:t>
-            </w:r>
-            <w:r>
-              <w:t xml:space="preserve"> </w:t>
-            </w:r>
-            <w:r>
-              <w:t xml:space="preserve">(Ry)</w:t>
-            </w:r>
-          </w:p>
-        </w:tc>
-        <w:tc>
-          <w:tcPr/>
-          <w:p>
-            <w:pPr>
-              <w:pStyle w:val="Compact"/>
-              <w:jc w:val="left"/>
-            </w:pPr>
-            <w:r>
-              <w:t xml:space="preserve">m (μ</w:t>
-            </w:r>
-            <w:r>
-              <w:rPr>
-                <w:vertAlign w:val="subscript"/>
-              </w:rPr>
-              <w:t xml:space="preserve">B</w:t>
-            </w:r>
-            <w:r>
-              <w:t xml:space="preserve">)</w:t>
-            </w:r>
-          </w:p>
-        </w:tc>
-        <w:tc>
-          <w:tcPr/>
-          <w:p>
-            <w:pPr>
-              <w:pStyle w:val="Compact"/>
-              <w:jc w:val="left"/>
-            </w:pPr>
-            <w:r>
-              <w:t xml:space="preserve">m</w:t>
-            </w:r>
-            <w:r>
-              <w:rPr>
-                <w:vertAlign w:val="subscript"/>
-              </w:rPr>
-              <w:t xml:space="preserve">abs</w:t>
-            </w:r>
-            <w:r>
-              <w:t xml:space="preserve"> </w:t>
-            </w:r>
-            <w:r>
-              <w:t xml:space="preserve">(μ</w:t>
-            </w:r>
-            <w:r>
-              <w:rPr>
-                <w:vertAlign w:val="subscript"/>
-              </w:rPr>
-              <w:t xml:space="preserve">B</w:t>
-            </w:r>
-            <w:r>
-              <w:t xml:space="preserve">)</w:t>
-            </w:r>
-          </w:p>
-        </w:tc>
-        <w:tc>
-          <w:tcPr/>
-          <w:p>
-            <w:pPr>
-              <w:pStyle w:val="Compact"/>
-              <w:jc w:val="left"/>
-            </w:pPr>
-            <w:r>
-              <w:t xml:space="preserve">E</w:t>
-            </w:r>
-            <w:r>
-              <w:rPr>
-                <w:vertAlign w:val="subscript"/>
-              </w:rPr>
-              <w:t xml:space="preserve">F</w:t>
-            </w:r>
-            <w:r>
-              <w:t xml:space="preserve"> </w:t>
-            </w:r>
-            <w:r>
-              <w:t xml:space="preserve">(eV)</w:t>
-            </w:r>
-          </w:p>
-        </w:tc>
-        <w:tc>
-          <w:tcPr/>
-          <w:p>
-            <w:pPr>
-              <w:pStyle w:val="Compact"/>
-              <w:jc w:val="left"/>
-            </w:pPr>
-            <w:r>
-              <w:t xml:space="preserve">F</w:t>
-            </w:r>
-            <w:r>
-              <w:rPr>
-                <w:vertAlign w:val="subscript"/>
-              </w:rPr>
-              <w:t xml:space="preserve">max</w:t>
-            </w:r>
-            <w:r>
-              <w:t xml:space="preserve"> </w:t>
-            </w:r>
-            <w:r>
-              <w:t xml:space="preserve">(Ry/Bohr)</w:t>
-            </w:r>
-          </w:p>
-        </w:tc>
-        <w:tc>
-          <w:tcPr/>
-          <w:p>
-            <w:pPr>
-              <w:pStyle w:val="Compact"/>
-              <w:jc w:val="left"/>
-            </w:pPr>
-            <w:r>
-              <w:t xml:space="preserve">exit status</w:t>
+              <w:t xml:space="preserve">Other settings</w:t>
+            </w:r>
+          </w:p>
+        </w:tc>
+        <w:tc>
+          <w:tcPr/>
+          <w:p>
+            <w:pPr>
+              <w:pStyle w:val="Compact"/>
+              <w:jc w:val="left"/>
+            </w:pPr>
+            <w:r>
+              <w:t xml:space="preserve">Source</w:t>
             </w:r>
           </w:p>
         </w:tc>
@@ -7089,215 +10049,87 @@
               <w:jc w:val="left"/>
             </w:pPr>
             <w:r>
-              <w:t xml:space="preserve">1</w:t>
-            </w:r>
-          </w:p>
-        </w:tc>
-        <w:tc>
-          <w:tcPr/>
-          <w:p>
-            <w:pPr>
-              <w:pStyle w:val="Compact"/>
-            </w:pPr>
-          </w:p>
-        </w:tc>
-        <w:tc>
-          <w:tcPr/>
-          <w:p>
-            <w:pPr>
-              <w:pStyle w:val="Compact"/>
-              <w:jc w:val="left"/>
-            </w:pPr>
-            <w:r>
-              <w:t xml:space="preserve">Pristine_perfect</w:t>
-            </w:r>
-          </w:p>
-        </w:tc>
-        <w:tc>
-          <w:tcPr/>
-          <w:p>
-            <w:pPr>
-              <w:pStyle w:val="Compact"/>
-              <w:jc w:val="left"/>
-            </w:pPr>
-            <w:r>
-              <w:t xml:space="preserve">Ti</w:t>
+              <w:t xml:space="preserve">Production relaxations (3–6)</w:t>
+            </w:r>
+          </w:p>
+        </w:tc>
+        <w:tc>
+          <w:tcPr/>
+          <w:p>
+            <w:pPr>
+              <w:pStyle w:val="Compact"/>
+              <w:jc w:val="left"/>
+            </w:pPr>
+            <w:r>
+              <w:t xml:space="preserve">relax (BFGS, forc_conv_thr 0.005 Ry/Bohr)</w:t>
+            </w:r>
+          </w:p>
+        </w:tc>
+        <w:tc>
+          <w:tcPr/>
+          <w:p>
+            <w:pPr>
+              <w:pStyle w:val="Compact"/>
+              <w:jc w:val="left"/>
+            </w:pPr>
+            <w:r>
+              <w:t xml:space="preserve">0.005</w:t>
+            </w:r>
+            <w:r>
+              <w:t xml:space="preserve"> </w:t>
             </w:r>
             <w:r>
               <w:rPr>
-                <w:vertAlign w:val="subscript"/>
+                <w:vertAlign w:val="superscript"/>
               </w:rPr>
-              <w:t xml:space="preserve">16</w:t>
-            </w:r>
-            <w:r>
-              <w:t xml:space="preserve">O</w:t>
-            </w:r>
-            <w:r>
-              <w:rPr>
-                <w:vertAlign w:val="subscript"/>
-              </w:rPr>
-              <w:t xml:space="preserve">32</w:t>
-            </w:r>
-          </w:p>
-        </w:tc>
-        <w:tc>
-          <w:tcPr/>
-          <w:p>
-            <w:pPr>
-              <w:pStyle w:val="Compact"/>
-              <w:jc w:val="left"/>
-            </w:pPr>
-            <w:r>
-              <w:t xml:space="preserve">384</w:t>
-            </w:r>
-          </w:p>
-        </w:tc>
-        <w:tc>
-          <w:tcPr/>
-          <w:p>
-            <w:pPr>
-              <w:pStyle w:val="Compact"/>
-              <w:jc w:val="left"/>
-            </w:pPr>
-            <w:r>
-              <w:t xml:space="preserve">0</w:t>
-            </w:r>
-          </w:p>
-        </w:tc>
-        <w:tc>
-          <w:tcPr/>
-          <w:p>
-            <w:pPr>
-              <w:pStyle w:val="Compact"/>
-              <w:jc w:val="left"/>
-            </w:pPr>
-            <w:r>
-              <w:t xml:space="preserve">PBE+U 3.5</w:t>
-            </w:r>
-          </w:p>
-        </w:tc>
-        <w:tc>
-          <w:tcPr/>
-          <w:p>
-            <w:pPr>
-              <w:pStyle w:val="Compact"/>
-              <w:jc w:val="left"/>
-            </w:pPr>
-            <w:r>
-              <w:t xml:space="preserve">Γ</w:t>
-            </w:r>
-          </w:p>
-        </w:tc>
-        <w:tc>
-          <w:tcPr/>
-          <w:p>
-            <w:pPr>
-              <w:pStyle w:val="Compact"/>
-              <w:jc w:val="left"/>
-            </w:pPr>
-            <w:r>
-              <w:t xml:space="preserve">40/320</w:t>
-            </w:r>
-          </w:p>
-        </w:tc>
-        <w:tc>
-          <w:tcPr/>
-          <w:p>
-            <w:pPr>
-              <w:pStyle w:val="Compact"/>
-            </w:pPr>
-          </w:p>
-        </w:tc>
-        <w:tc>
-          <w:tcPr/>
-          <w:p>
-            <w:pPr>
-              <w:pStyle w:val="Compact"/>
-              <w:jc w:val="left"/>
-            </w:pPr>
+              <w:t xml:space="preserve">c</w:t>
+            </w:r>
+          </w:p>
+        </w:tc>
+        <w:tc>
+          <w:tcPr/>
+          <w:p>
+            <w:pPr>
+              <w:pStyle w:val="Compact"/>
+              <w:jc w:val="left"/>
+            </w:pPr>
+            <w:r>
+              <w:t xml:space="preserve">0 on all species (run log)</w:t>
+            </w:r>
+          </w:p>
+        </w:tc>
+        <w:tc>
+          <w:tcPr/>
+          <w:p>
+            <w:pPr>
+              <w:pStyle w:val="Compact"/>
+              <w:jc w:val="left"/>
+            </w:pPr>
+            <w:r>
+              <w:t xml:space="preserve">mixing_beta 0.1, bfgs_ndim 3</w:t>
+            </w:r>
+          </w:p>
+        </w:tc>
+        <w:tc>
+          <w:tcPr/>
+          <w:p>
+            <w:pPr>
+              <w:pStyle w:val="Compact"/>
+              <w:jc w:val="left"/>
+            </w:pPr>
+            <w:r>
+              <w:t xml:space="preserve">run log;</w:t>
+            </w:r>
+            <w:r>
+              <w:t xml:space="preserve"> </w:t>
+            </w:r>
             <w:r>
               <w:rPr>
                 <w:bCs/>
                 <w:b/>
               </w:rPr>
-              <w:t xml:space="preserve">[AUTHOR ACTION: value from the input; not 0 on every species, Section 2.5]</w:t>
-            </w:r>
-          </w:p>
-        </w:tc>
-        <w:tc>
-          <w:tcPr/>
-          <w:p>
-            <w:pPr>
-              <w:pStyle w:val="Compact"/>
-              <w:jc w:val="left"/>
-            </w:pPr>
-            <w:r>
-              <w:t xml:space="preserve">relax</w:t>
-            </w:r>
-          </w:p>
-        </w:tc>
-        <w:tc>
-          <w:tcPr/>
-          <w:p>
-            <w:pPr>
-              <w:pStyle w:val="Compact"/>
-              <w:jc w:val="left"/>
-            </w:pPr>
-            <w:r>
-              <w:t xml:space="preserve">−4275.01530</w:t>
-            </w:r>
-          </w:p>
-        </w:tc>
-        <w:tc>
-          <w:tcPr/>
-          <w:p>
-            <w:pPr>
-              <w:pStyle w:val="Compact"/>
-              <w:jc w:val="left"/>
-            </w:pPr>
-            <w:r>
-              <w:t xml:space="preserve">0.00</w:t>
-            </w:r>
-          </w:p>
-        </w:tc>
-        <w:tc>
-          <w:tcPr/>
-          <w:p>
-            <w:pPr>
-              <w:pStyle w:val="Compact"/>
-              <w:jc w:val="left"/>
-            </w:pPr>
-            <w:r>
-              <w:t xml:space="preserve">0.00</w:t>
-            </w:r>
-          </w:p>
-        </w:tc>
-        <w:tc>
-          <w:tcPr/>
-          <w:p>
-            <w:pPr>
-              <w:pStyle w:val="Compact"/>
-              <w:jc w:val="left"/>
-            </w:pPr>
-            <w:r>
-              <w:t xml:space="preserve">7.89</w:t>
-            </w:r>
-          </w:p>
-        </w:tc>
-        <w:tc>
-          <w:tcPr/>
-          <w:p>
-            <w:pPr>
-              <w:pStyle w:val="Compact"/>
-            </w:pPr>
-          </w:p>
-        </w:tc>
-        <w:tc>
-          <w:tcPr/>
-          <w:p>
-            <w:pPr>
-              <w:pStyle w:val="Compact"/>
-            </w:pPr>
+              <w:t xml:space="preserve">[AUTHOR ACTION: confirm from inputs]</w:t>
+            </w:r>
           </w:p>
         </w:tc>
       </w:tr>
@@ -7310,144 +10142,616 @@
               <w:jc w:val="left"/>
             </w:pPr>
             <w:r>
-              <w:t xml:space="preserve">…</w:t>
-            </w:r>
-          </w:p>
-        </w:tc>
-        <w:tc>
-          <w:tcPr/>
-          <w:p>
-            <w:pPr>
-              <w:pStyle w:val="Compact"/>
-            </w:pPr>
-          </w:p>
-        </w:tc>
-        <w:tc>
-          <w:tcPr/>
-          <w:p>
-            <w:pPr>
-              <w:pStyle w:val="Compact"/>
-            </w:pPr>
-          </w:p>
-        </w:tc>
-        <w:tc>
-          <w:tcPr/>
-          <w:p>
-            <w:pPr>
-              <w:pStyle w:val="Compact"/>
-            </w:pPr>
-          </w:p>
-        </w:tc>
-        <w:tc>
-          <w:tcPr/>
-          <w:p>
-            <w:pPr>
-              <w:pStyle w:val="Compact"/>
-            </w:pPr>
-          </w:p>
-        </w:tc>
-        <w:tc>
-          <w:tcPr/>
-          <w:p>
-            <w:pPr>
-              <w:pStyle w:val="Compact"/>
-            </w:pPr>
-          </w:p>
-        </w:tc>
-        <w:tc>
-          <w:tcPr/>
-          <w:p>
-            <w:pPr>
-              <w:pStyle w:val="Compact"/>
-            </w:pPr>
-          </w:p>
-        </w:tc>
-        <w:tc>
-          <w:tcPr/>
-          <w:p>
-            <w:pPr>
-              <w:pStyle w:val="Compact"/>
-            </w:pPr>
-          </w:p>
-        </w:tc>
-        <w:tc>
-          <w:tcPr/>
-          <w:p>
-            <w:pPr>
-              <w:pStyle w:val="Compact"/>
-            </w:pPr>
-          </w:p>
-        </w:tc>
-        <w:tc>
-          <w:tcPr/>
-          <w:p>
-            <w:pPr>
-              <w:pStyle w:val="Compact"/>
-            </w:pPr>
-          </w:p>
-        </w:tc>
-        <w:tc>
-          <w:tcPr/>
-          <w:p>
-            <w:pPr>
-              <w:pStyle w:val="Compact"/>
-            </w:pPr>
-          </w:p>
-        </w:tc>
-        <w:tc>
-          <w:tcPr/>
-          <w:p>
-            <w:pPr>
-              <w:pStyle w:val="Compact"/>
-            </w:pPr>
-          </w:p>
-        </w:tc>
-        <w:tc>
-          <w:tcPr/>
-          <w:p>
-            <w:pPr>
-              <w:pStyle w:val="Compact"/>
-            </w:pPr>
-          </w:p>
-        </w:tc>
-        <w:tc>
-          <w:tcPr/>
-          <w:p>
-            <w:pPr>
-              <w:pStyle w:val="Compact"/>
-            </w:pPr>
-          </w:p>
-        </w:tc>
-        <w:tc>
-          <w:tcPr/>
-          <w:p>
-            <w:pPr>
-              <w:pStyle w:val="Compact"/>
-            </w:pPr>
-          </w:p>
-        </w:tc>
-        <w:tc>
-          <w:tcPr/>
-          <w:p>
-            <w:pPr>
-              <w:pStyle w:val="Compact"/>
-            </w:pPr>
-          </w:p>
-        </w:tc>
-        <w:tc>
-          <w:tcPr/>
-          <w:p>
-            <w:pPr>
-              <w:pStyle w:val="Compact"/>
-            </w:pPr>
-          </w:p>
-        </w:tc>
-        <w:tc>
-          <w:tcPr/>
-          <w:p>
-            <w:pPr>
-              <w:pStyle w:val="Compact"/>
-            </w:pPr>
+              <w:t xml:space="preserve">Pristine_perfect (1)</w:t>
+            </w:r>
+          </w:p>
+        </w:tc>
+        <w:tc>
+          <w:tcPr/>
+          <w:p>
+            <w:pPr>
+              <w:pStyle w:val="Compact"/>
+              <w:jc w:val="left"/>
+            </w:pPr>
+            <w:r>
+              <w:rPr>
+                <w:bCs/>
+                <w:b/>
+              </w:rPr>
+              <w:t xml:space="preserve">[AUTHOR ACTION: scf or relax]</w:t>
+            </w:r>
+            <w:r>
+              <w:t xml:space="preserve"> </w:t>
+            </w:r>
+            <w:r>
+              <w:rPr>
+                <w:vertAlign w:val="superscript"/>
+              </w:rPr>
+              <w:t xml:space="preserve">d</w:t>
+            </w:r>
+          </w:p>
+        </w:tc>
+        <w:tc>
+          <w:tcPr/>
+          <w:p>
+            <w:pPr>
+              <w:pStyle w:val="Compact"/>
+              <w:jc w:val="left"/>
+            </w:pPr>
+            <w:r>
+              <w:t xml:space="preserve">0.005</w:t>
+            </w:r>
+            <w:r>
+              <w:t xml:space="preserve"> </w:t>
+            </w:r>
+            <w:r>
+              <w:rPr>
+                <w:vertAlign w:val="superscript"/>
+              </w:rPr>
+              <w:t xml:space="preserve">c</w:t>
+            </w:r>
+          </w:p>
+        </w:tc>
+        <w:tc>
+          <w:tcPr/>
+          <w:p>
+            <w:pPr>
+              <w:pStyle w:val="Compact"/>
+              <w:jc w:val="left"/>
+            </w:pPr>
+            <w:r>
+              <w:t xml:space="preserve">0 on all species (run log)</w:t>
+            </w:r>
+          </w:p>
+        </w:tc>
+        <w:tc>
+          <w:tcPr/>
+          <w:p>
+            <w:pPr>
+              <w:pStyle w:val="Compact"/>
+            </w:pPr>
+          </w:p>
+        </w:tc>
+        <w:tc>
+          <w:tcPr/>
+          <w:p>
+            <w:pPr>
+              <w:pStyle w:val="Compact"/>
+              <w:jc w:val="left"/>
+            </w:pPr>
+            <w:r>
+              <w:t xml:space="preserve">run log</w:t>
+            </w:r>
+          </w:p>
+        </w:tc>
+      </w:tr>
+      <w:tr>
+        <w:tc>
+          <w:tcPr/>
+          <w:p>
+            <w:pPr>
+              <w:pStyle w:val="Compact"/>
+              <w:jc w:val="left"/>
+            </w:pPr>
+            <w:r>
+              <w:t xml:space="preserve">Pristine V</w:t>
+            </w:r>
+            <w:r>
+              <w:rPr>
+                <w:vertAlign w:val="subscript"/>
+              </w:rPr>
+              <w:t xml:space="preserve">O</w:t>
+            </w:r>
+            <w:r>
+              <w:t xml:space="preserve"> </w:t>
+            </w:r>
+            <w:r>
+              <w:t xml:space="preserve">(2)</w:t>
+            </w:r>
+          </w:p>
+        </w:tc>
+        <w:tc>
+          <w:tcPr/>
+          <w:p>
+            <w:pPr>
+              <w:pStyle w:val="Compact"/>
+              <w:jc w:val="left"/>
+            </w:pPr>
+            <w:r>
+              <w:t xml:space="preserve">relax</w:t>
+            </w:r>
+          </w:p>
+        </w:tc>
+        <w:tc>
+          <w:tcPr/>
+          <w:p>
+            <w:pPr>
+              <w:pStyle w:val="Compact"/>
+              <w:jc w:val="left"/>
+            </w:pPr>
+            <w:r>
+              <w:t xml:space="preserve">0.01</w:t>
+            </w:r>
+          </w:p>
+        </w:tc>
+        <w:tc>
+          <w:tcPr/>
+          <w:p>
+            <w:pPr>
+              <w:pStyle w:val="Compact"/>
+              <w:jc w:val="left"/>
+            </w:pPr>
+            <w:r>
+              <w:t xml:space="preserve">0.05 on Ti and O</w:t>
+            </w:r>
+          </w:p>
+        </w:tc>
+        <w:tc>
+          <w:tcPr/>
+          <w:p>
+            <w:pPr>
+              <w:pStyle w:val="Compact"/>
+              <w:jc w:val="left"/>
+            </w:pPr>
+            <w:r>
+              <w:t xml:space="preserve">mixing_beta 0.1, mixing_ndim 12, electron_maxstep 300</w:t>
+            </w:r>
+          </w:p>
+        </w:tc>
+        <w:tc>
+          <w:tcPr/>
+          <w:p>
+            <w:pPr>
+              <w:pStyle w:val="Compact"/>
+              <w:jc w:val="left"/>
+            </w:pPr>
+            <w:r>
+              <w:t xml:space="preserve">Section S1</w:t>
+            </w:r>
+          </w:p>
+        </w:tc>
+      </w:tr>
+      <w:tr>
+        <w:tc>
+          <w:tcPr/>
+          <w:p>
+            <w:pPr>
+              <w:pStyle w:val="Compact"/>
+              <w:jc w:val="left"/>
+            </w:pPr>
+            <w:r>
+              <w:t xml:space="preserve">Pr_VO magnetic trial (24)</w:t>
+            </w:r>
+          </w:p>
+        </w:tc>
+        <w:tc>
+          <w:tcPr/>
+          <w:p>
+            <w:pPr>
+              <w:pStyle w:val="Compact"/>
+              <w:jc w:val="left"/>
+            </w:pPr>
+            <w:r>
+              <w:t xml:space="preserve">relax</w:t>
+            </w:r>
+          </w:p>
+        </w:tc>
+        <w:tc>
+          <w:tcPr/>
+          <w:p>
+            <w:pPr>
+              <w:pStyle w:val="Compact"/>
+              <w:jc w:val="left"/>
+            </w:pPr>
+            <w:r>
+              <w:rPr>
+                <w:bCs/>
+                <w:b/>
+              </w:rPr>
+              <w:t xml:space="preserve">[AUTHOR ACTION]</w:t>
+            </w:r>
+          </w:p>
+        </w:tc>
+        <w:tc>
+          <w:tcPr/>
+          <w:p>
+            <w:pPr>
+              <w:pStyle w:val="Compact"/>
+              <w:jc w:val="left"/>
+            </w:pPr>
+            <w:r>
+              <w:t xml:space="preserve">Ti 0.3, Pr 0.5, O 0</w:t>
+            </w:r>
+          </w:p>
+        </w:tc>
+        <w:tc>
+          <w:tcPr/>
+          <w:p>
+            <w:pPr>
+              <w:pStyle w:val="Compact"/>
+              <w:jc w:val="left"/>
+            </w:pPr>
+            <w:r>
+              <w:t xml:space="preserve">separate prefix</w:t>
+            </w:r>
+          </w:p>
+        </w:tc>
+        <w:tc>
+          <w:tcPr/>
+          <w:p>
+            <w:pPr>
+              <w:pStyle w:val="Compact"/>
+              <w:jc w:val="left"/>
+            </w:pPr>
+            <w:r>
+              <w:t xml:space="preserve">run log</w:t>
+            </w:r>
+          </w:p>
+        </w:tc>
+      </w:tr>
+      <w:tr>
+        <w:tc>
+          <w:tcPr/>
+          <w:p>
+            <w:pPr>
+              <w:pStyle w:val="Compact"/>
+              <w:jc w:val="left"/>
+            </w:pPr>
+            <w:r>
+              <w:t xml:space="preserve">U sweep (38–46)</w:t>
+            </w:r>
+          </w:p>
+        </w:tc>
+        <w:tc>
+          <w:tcPr/>
+          <w:p>
+            <w:pPr>
+              <w:pStyle w:val="Compact"/>
+              <w:jc w:val="left"/>
+            </w:pPr>
+            <w:r>
+              <w:t xml:space="preserve">scf</w:t>
+            </w:r>
+          </w:p>
+        </w:tc>
+        <w:tc>
+          <w:tcPr/>
+          <w:p>
+            <w:pPr>
+              <w:pStyle w:val="Compact"/>
+              <w:jc w:val="left"/>
+            </w:pPr>
+            <w:r>
+              <w:t xml:space="preserve">0.005</w:t>
+            </w:r>
+          </w:p>
+        </w:tc>
+        <w:tc>
+          <w:tcPr/>
+          <w:p>
+            <w:pPr>
+              <w:pStyle w:val="Compact"/>
+              <w:jc w:val="left"/>
+            </w:pPr>
+            <w:r>
+              <w:t xml:space="preserve">0 on all species</w:t>
+            </w:r>
+          </w:p>
+        </w:tc>
+        <w:tc>
+          <w:tcPr/>
+          <w:p>
+            <w:pPr>
+              <w:pStyle w:val="Compact"/>
+              <w:jc w:val="left"/>
+            </w:pPr>
+            <w:r>
+              <w:t xml:space="preserve">mixing plain, beta 0.1, atomic+random start</w:t>
+            </w:r>
+          </w:p>
+        </w:tc>
+        <w:tc>
+          <w:tcPr/>
+          <w:p>
+            <w:pPr>
+              <w:pStyle w:val="Compact"/>
+              <w:jc w:val="left"/>
+            </w:pPr>
+            <w:r>
+              <w:t xml:space="preserve">input templates</w:t>
+            </w:r>
+          </w:p>
+        </w:tc>
+      </w:tr>
+      <w:tr>
+        <w:tc>
+          <w:tcPr/>
+          <w:p>
+            <w:pPr>
+              <w:pStyle w:val="Compact"/>
+              <w:jc w:val="left"/>
+            </w:pPr>
+            <w:r>
+              <w:t xml:space="preserve">k-mesh series (26–37)</w:t>
+            </w:r>
+          </w:p>
+        </w:tc>
+        <w:tc>
+          <w:tcPr/>
+          <w:p>
+            <w:pPr>
+              <w:pStyle w:val="Compact"/>
+              <w:jc w:val="left"/>
+            </w:pPr>
+            <w:r>
+              <w:t xml:space="preserve">scf</w:t>
+            </w:r>
+          </w:p>
+        </w:tc>
+        <w:tc>
+          <w:tcPr/>
+          <w:p>
+            <w:pPr>
+              <w:pStyle w:val="Compact"/>
+              <w:jc w:val="left"/>
+            </w:pPr>
+            <w:r>
+              <w:rPr>
+                <w:bCs/>
+                <w:b/>
+              </w:rPr>
+              <w:t xml:space="preserve">[AUTHOR ACTION]</w:t>
+            </w:r>
+          </w:p>
+        </w:tc>
+        <w:tc>
+          <w:tcPr/>
+          <w:p>
+            <w:pPr>
+              <w:pStyle w:val="Compact"/>
+              <w:jc w:val="left"/>
+            </w:pPr>
+            <w:r>
+              <w:t xml:space="preserve">0 (from scratch)</w:t>
+            </w:r>
+          </w:p>
+        </w:tc>
+        <w:tc>
+          <w:tcPr/>
+          <w:p>
+            <w:pPr>
+              <w:pStyle w:val="Compact"/>
+            </w:pPr>
+          </w:p>
+        </w:tc>
+        <w:tc>
+          <w:tcPr/>
+          <w:p>
+            <w:pPr>
+              <w:pStyle w:val="Compact"/>
+              <w:jc w:val="left"/>
+            </w:pPr>
+            <w:r>
+              <w:t xml:space="preserve">run log</w:t>
+            </w:r>
+          </w:p>
+        </w:tc>
+      </w:tr>
+      <w:tr>
+        <w:tc>
+          <w:tcPr/>
+          <w:p>
+            <w:pPr>
+              <w:pStyle w:val="Compact"/>
+              <w:jc w:val="left"/>
+            </w:pPr>
+            <w:r>
+              <w:t xml:space="preserve">PDOS SCF (Pr_VO, Rb_VO)</w:t>
+            </w:r>
+          </w:p>
+        </w:tc>
+        <w:tc>
+          <w:tcPr/>
+          <w:p>
+            <w:pPr>
+              <w:pStyle w:val="Compact"/>
+              <w:jc w:val="left"/>
+            </w:pPr>
+            <w:r>
+              <w:t xml:space="preserve">scf</w:t>
+            </w:r>
+          </w:p>
+        </w:tc>
+        <w:tc>
+          <w:tcPr/>
+          <w:p>
+            <w:pPr>
+              <w:pStyle w:val="Compact"/>
+              <w:jc w:val="left"/>
+            </w:pPr>
+            <w:r>
+              <w:t xml:space="preserve">0.01</w:t>
+            </w:r>
+          </w:p>
+        </w:tc>
+        <w:tc>
+          <w:tcPr/>
+          <w:p>
+            <w:pPr>
+              <w:pStyle w:val="Compact"/>
+              <w:jc w:val="left"/>
+            </w:pPr>
+            <w:r>
+              <w:t xml:space="preserve">Pr_VO: 0; Rb_VO: Ti 0.3</w:t>
+            </w:r>
+          </w:p>
+        </w:tc>
+        <w:tc>
+          <w:tcPr/>
+          <w:p>
+            <w:pPr>
+              <w:pStyle w:val="Compact"/>
+              <w:jc w:val="left"/>
+            </w:pPr>
+            <w:r>
+              <w:t xml:space="preserve">mixing_beta 0.1</w:t>
+            </w:r>
+          </w:p>
+        </w:tc>
+        <w:tc>
+          <w:tcPr/>
+          <w:p>
+            <w:pPr>
+              <w:pStyle w:val="Compact"/>
+              <w:jc w:val="left"/>
+            </w:pPr>
+            <w:r>
+              <w:t xml:space="preserve">input templates</w:t>
+            </w:r>
+          </w:p>
+        </w:tc>
+      </w:tr>
+      <w:tr>
+        <w:tc>
+          <w:tcPr/>
+          <w:p>
+            <w:pPr>
+              <w:pStyle w:val="Compact"/>
+              <w:jc w:val="left"/>
+            </w:pPr>
+            <w:r>
+              <w:t xml:space="preserve">PDOS NSCF</w:t>
+            </w:r>
+          </w:p>
+        </w:tc>
+        <w:tc>
+          <w:tcPr/>
+          <w:p>
+            <w:pPr>
+              <w:pStyle w:val="Compact"/>
+              <w:jc w:val="left"/>
+            </w:pPr>
+            <w:r>
+              <w:t xml:space="preserve">nscf, 2×2×2, 260/226 bands</w:t>
+            </w:r>
+          </w:p>
+        </w:tc>
+        <w:tc>
+          <w:tcPr/>
+          <w:p>
+            <w:pPr>
+              <w:pStyle w:val="Compact"/>
+              <w:jc w:val="left"/>
+            </w:pPr>
+            <w:r>
+              <w:t xml:space="preserve">tetrahedra</w:t>
+            </w:r>
+          </w:p>
+        </w:tc>
+        <w:tc>
+          <w:tcPr/>
+          <w:p>
+            <w:pPr>
+              <w:pStyle w:val="Compact"/>
+              <w:jc w:val="left"/>
+            </w:pPr>
+            <w:r>
+              <w:t xml:space="preserve">–</w:t>
+            </w:r>
+          </w:p>
+        </w:tc>
+        <w:tc>
+          <w:tcPr/>
+          <w:p>
+            <w:pPr>
+              <w:pStyle w:val="Compact"/>
+            </w:pPr>
+          </w:p>
+        </w:tc>
+        <w:tc>
+          <w:tcPr/>
+          <w:p>
+            <w:pPr>
+              <w:pStyle w:val="Compact"/>
+              <w:jc w:val="left"/>
+            </w:pPr>
+            <w:r>
+              <w:t xml:space="preserve">input templates, outputs</w:t>
+            </w:r>
+          </w:p>
+        </w:tc>
+      </w:tr>
+      <w:tr>
+        <w:tc>
+          <w:tcPr/>
+          <w:p>
+            <w:pPr>
+              <w:pStyle w:val="Compact"/>
+              <w:jc w:val="left"/>
+            </w:pPr>
+            <w:r>
+              <w:t xml:space="preserve">projwfc.x</w:t>
+            </w:r>
+          </w:p>
+        </w:tc>
+        <w:tc>
+          <w:tcPr/>
+          <w:p>
+            <w:pPr>
+              <w:pStyle w:val="Compact"/>
+              <w:jc w:val="left"/>
+            </w:pPr>
+            <w:r>
+              <w:t xml:space="preserve">–</w:t>
+            </w:r>
+          </w:p>
+        </w:tc>
+        <w:tc>
+          <w:tcPr/>
+          <w:p>
+            <w:pPr>
+              <w:pStyle w:val="Compact"/>
+              <w:jc w:val="left"/>
+            </w:pPr>
+            <w:r>
+              <w:t xml:space="preserve">Gaussian 0.01 Ry broadening</w:t>
+            </w:r>
+          </w:p>
+        </w:tc>
+        <w:tc>
+          <w:tcPr/>
+          <w:p>
+            <w:pPr>
+              <w:pStyle w:val="Compact"/>
+              <w:jc w:val="left"/>
+            </w:pPr>
+            <w:r>
+              <w:t xml:space="preserve">–</w:t>
+            </w:r>
+          </w:p>
+        </w:tc>
+        <w:tc>
+          <w:tcPr/>
+          <w:p>
+            <w:pPr>
+              <w:pStyle w:val="Compact"/>
+              <w:jc w:val="left"/>
+            </w:pPr>
+            <w:r>
+              <w:t xml:space="preserve">DeltaE 0.02 eV, E −8 to 16 eV</w:t>
+            </w:r>
+          </w:p>
+        </w:tc>
+        <w:tc>
+          <w:tcPr/>
+          <w:p>
+            <w:pPr>
+              <w:pStyle w:val="Compact"/>
+              <w:jc w:val="left"/>
+            </w:pPr>
+            <w:r>
+              <w:t xml:space="preserve">input template</w:t>
+            </w:r>
           </w:p>
         </w:tc>
       </w:tr>
@@ -7458,10 +10762,64 @@
       </w:pPr>
       <w:r>
         <w:rPr>
+          <w:vertAlign w:val="superscript"/>
+          <w:iCs/>
+          <w:i/>
+        </w:rPr>
+        <w:t xml:space="preserve">c</w:t>
+      </w:r>
+      <w:r>
+        <w:rPr>
+          <w:iCs/>
+          <w:i/>
+        </w:rPr>
+        <w:t xml:space="preserve"> </w:t>
+      </w:r>
+      <w:r>
+        <w:rPr>
+          <w:iCs/>
+          <w:i/>
+        </w:rPr>
+        <w:t xml:space="preserve">Inferred from the single-point templates derived from the production runs.</w:t>
+      </w:r>
+      <w:r>
+        <w:rPr>
+          <w:iCs/>
+          <w:i/>
+        </w:rPr>
+        <w:t xml:space="preserve"> </w:t>
+      </w:r>
+      <w:r>
+        <w:rPr>
+          <w:vertAlign w:val="superscript"/>
+          <w:iCs/>
+          <w:i/>
+        </w:rPr>
+        <w:t xml:space="preserve">d</w:t>
+      </w:r>
+      <w:r>
+        <w:rPr>
+          <w:iCs/>
+          <w:i/>
+        </w:rPr>
+        <w:t xml:space="preserve"> </w:t>
+      </w:r>
+      <w:r>
+        <w:rPr>
+          <w:iCs/>
+          <w:i/>
+        </w:rPr>
+        <w:t xml:space="preserve">The run log lists an earlier pristine perfect run as an SCF with a residual force of 0.0225 Ry/Bohr; whether the production energy of run 1 comes from a relaxed geometry has to be confirmed (main text Section 2.6).</w:t>
+      </w:r>
+      <w:r>
+        <w:t xml:space="preserve"> </w:t>
+      </w:r>
+      <w:r>
+        <w:rPr>
           <w:bCs/>
           <w:b/>
         </w:rPr>
-        <w:t xml:space="preserve">[AUTHOR ACTION: complete all 24+ rows from the output files; this table is what reviewers will use to trace every number.]</w:t>
+        <w:t xml:space="preserve">[AUTHOR ACTION: complete this table from the input files, including etot_conv_thr, forc_conv_thr, nosym and any magnetisation constraint, and list the output file name of every run in Table S9.]</w:t>
       </w:r>
     </w:p>
     <w:bookmarkEnd w:id="35"/>

--- a/DFT_paper_revision/supporting_information_v4/Ghadimimehr_DFT_TiO2_PrRb_v4_Supporting_Information.docx
+++ b/DFT_paper_revision/supporting_information_v4/Ghadimimehr_DFT_TiO2_PrRb_v4_Supporting_Information.docx
@@ -220,7 +220,7 @@
         <w:t xml:space="preserve"> </w:t>
       </w:r>
       <w:r>
-        <w:t xml:space="preserve">cell appears to differ in smearing width from the other cells; Section 2.4 of the main text states this. Because the two vacancy electrons of the pristine V</w:t>
+        <w:t xml:space="preserve">cell may differ in smearing width from the other cells (Section 2.4 of the main text). Because the two vacancy electrons of the pristine V</w:t>
       </w:r>
       <w:r>
         <w:rPr>
@@ -312,7 +312,25 @@
         <w:t xml:space="preserve"> </w:t>
       </w:r>
       <w:r>
-        <w:t xml:space="preserve">The projected densities of states (PDOS) of Figure 4 of the main text and Figure S2 were computed with projwfc.x on 2×2×2 non-self-consistent runs (tetrahedron occupations; 260 bands for Pr_VO, 226 for Rb_VO) that read a Γ-only self-consistent density regenerated on the final relaxation geometry. The self-consistent runs used Gaussian smearing of 0.01 Ry and starting_magnetization = 0 (Pr_VO) or 0.3 on Ti (Rb_VO); the Rb_VO run reproduced the production Fermi energy (7.1329 eV) and its non-self-consistent Fermi energy is 7.1440 eV, while that of Pr_VO is 10.306 eV. projwfc.x used Gaussian broadening of 0.01 Ry (0.136 eV) and an energy step of 0.02 eV. The atomic wavefunctions read from the datasets are Ti 3s/3p/3d, O 2s/2p, Pr 5p/5d and Rb 4s; there is no Pr-4f and no Rb-d projector, so the Pr curve is Pr-5d and no dopant-d curve exists for Rb_VO. The spilling parameters are 0.0030 (Pr_VO) and 0.0032 (Rb_VO). The summed projections are deposited as PDOS_Pr_VO(_spin).csv and PDOS_Rb_VO(_spin).csv and are plotted without smoothing or rescaling by figures/make_pdos_figures.py (Pr-5d multiplied by 5 where labelled).</w:t>
+        <w:t xml:space="preserve">The projected densities of states (PDOS) of Figure 4 of the main text and Figure S2 were computed with projwfc.x on 2×2×2 non-self-consistent runs (tetrahedron occupations; 260 bands for Pr_VO, 226 for Rb_VO) that read a Γ-only self-consistent density regenerated on the final relaxation geometry. The self-consistent runs used Gaussian smearing of 0.01 Ry and starting_magnetization = 0 (Pr_VO) or 0.3 on Ti (Rb_VO); the Rb_VO run reproduced the production Fermi energy (7.1329 eV) to 0.1 meV, although the from-scratch Rb_VO solution differs from it by only 13 meV (Section 3.3 of the main text). The non-self-consistent Fermi energies are 7.1440 eV (Rb_VO) and 10.306 eV (Pr_VO). In the Rb_VO run the majority-spin Kohn–Sham gap is 2.87 eV (valence-band top 0.22 eV below and conduction-band minimum 2.65 eV above E</w:t>
+      </w:r>
+      <w:r>
+        <w:rPr>
+          <w:vertAlign w:val="subscript"/>
+        </w:rPr>
+        <w:t xml:space="preserve">F</w:t>
+      </w:r>
+      <w:r>
+        <w:t xml:space="preserve">), and the hole is a single minority-spin band 0.04–0.13 eV above E</w:t>
+      </w:r>
+      <w:r>
+        <w:rPr>
+          <w:vertAlign w:val="subscript"/>
+        </w:rPr>
+        <w:t xml:space="preserve">F</w:t>
+      </w:r>
+      <w:r>
+        <w:t xml:space="preserve">; pw.x reported 33–37 unconverged eigenvalues per k-point, normally the highest of the 226 bands. The Rb_VO cell retains two symmetry operations (identity and a mirror plane), which the Löwdin moments respect (pairs O6/O17, Ti4/Ti15 and O29/O41). projwfc.x used Gaussian broadening of 0.01 Ry (0.136 eV) and an energy step of 0.02 eV. The atomic wavefunctions read from the datasets are Ti 3s/3p/3d, O 2s/2p, Pr 5p/5d and Rb 4s; there is no Pr-4f and no Rb-d projector, so the Pr curve is Pr-5d and no dopant-d curve exists for Rb_VO. The spilling parameters are 0.0030 (Pr_VO) and 0.0032 (Rb_VO). The summed projections are deposited as PDOS_Pr_VO(_spin).csv and PDOS_Rb_VO(_spin).csv and are plotted without smoothing or rescaling by figures/make_pdos_figures.py (Pr-5d multiplied by 5 where labelled).</w:t>
       </w:r>
     </w:p>
     <w:p>
@@ -417,7 +435,7 @@
         <w:t xml:space="preserve"> </w:t>
       </w:r>
       <w:r>
-        <w:t xml:space="preserve">on O8, which is bonded to two Ti atoms (1.958 Å) and to the displaced Rb ion (2.564 Å) and lies 3.40 Å from the vacant site. O6 and O17 (3.26 Å from Rb) carry +0.114 μ</w:t>
+        <w:t xml:space="preserve">on O8, which is bonded to two Ti atoms (1.958 Å) and to the displaced Rb ion (2.564 Å) and lies 3.39 Å from the vacant site. O6 and O17 (3.26 Å from Rb) carry +0.114 μ</w:t>
       </w:r>
       <w:r>
         <w:rPr>
@@ -489,7 +507,7 @@
         <w:t xml:space="preserve">B</w:t>
       </w:r>
       <w:r>
-        <w:t xml:space="preserve">. O8 is also the oxygen with the largest Bader depletion (Table S3). The two cells have identical species ordering in the projwfc.x listings, consistent with the same vacancy site. Löwdin populations depend on the projector basis; they are used only to locate the spin density.</w:t>
+        <w:t xml:space="preserve">. O8 is also the oxygen with the largest Bader depletion (Table S3). In Pr_VO the four lowest oxygen populations are on O9, O30, O11 and O23 (four of the five remaining first-shell oxygens of the dopant site) and the highest Ti-3d populations on Ti2, Ti25 and Ti26, consistent with the same vacancy site as in Rb_VO, where Ti2 and Ti26 are the Ti bonded to the vacant site. Löwdin populations depend on the projector basis; they are used only to locate the spin density.</w:t>
       </w:r>
     </w:p>
     <w:p>
@@ -1650,7 +1668,7 @@
           <w:iCs/>
           <w:i/>
         </w:rPr>
-        <w:t xml:space="preserve">lies in the gap at a position set by the smearing; a Γ-only single point at the same total energy prints 8.244 eV (Table S2).</w:t>
+        <w:t xml:space="preserve">lies in the gap at a position set by the smearing; a Γ-only single point at the same total energy prints 8.244 eV (Table S2a).</w:t>
       </w:r>
     </w:p>
     <w:bookmarkEnd w:id="28"/>
@@ -1692,7 +1710,7 @@
           <w:iCs/>
           <w:i/>
         </w:rPr>
-        <w:t xml:space="preserve">All single points start from scratch (starting_magnetization = 0). The Γ entries differ slightly from the production relaxation endpoints (Pristine: 3×10</w:t>
+        <w:t xml:space="preserve">All single points start from scratch (starting_magnetization = 0). The Γ entries differ slightly from the production relaxation endpoints (Pristine: &lt; 1×10</w:t>
       </w:r>
       <w:r>
         <w:rPr>
@@ -1700,7 +1718,7 @@
           <w:iCs/>
           <w:i/>
         </w:rPr>
-        <w:t xml:space="preserve">−6</w:t>
+        <w:t xml:space="preserve">−5</w:t>
       </w:r>
       <w:r>
         <w:rPr>
@@ -3714,7 +3732,7 @@
               <w:jc w:val="left"/>
             </w:pPr>
             <w:r>
-              <w:t xml:space="preserve">−0.257 e on O8 (bonded to Rb, 2.56 Å; 3.40 Å from the vacant site; largest Löwdin moment, S2.2)</w:t>
+              <w:t xml:space="preserve">−0.257 e on O8 (bonded to Rb, 2.56 Å; 3.39 Å from the vacant site; largest Löwdin moment, S2.2)</w:t>
             </w:r>
           </w:p>
         </w:tc>
@@ -3903,7 +3921,7 @@
           <w:iCs/>
           <w:i/>
         </w:rPr>
-        <w:t xml:space="preserve">Sites O1 and O17 are symmetry-equivalent; their agreement to 0.1 meV is an internal consistency check. Coordinates are the Cartesian positions (Å) of the removed oxygen in the perfect cell; distances are minimum-image distances from the ideal cation site (1.909, 1.909, 4.890 Å).</w:t>
+        <w:t xml:space="preserve">Sites 1 and 17 are symmetry-equivalent; their agreement to 0.1 meV is an internal consistency check. Coordinates are the Cartesian positions (Å) of the removed oxygen in the perfect cell; distances are minimum-image distances from the ideal cation site (1.909, 1.909, 4.890 Å).</w:t>
       </w:r>
     </w:p>
     <w:tbl>
@@ -4120,7 +4138,7 @@
               <w:jc w:val="left"/>
             </w:pPr>
             <w:r>
-              <w:t xml:space="preserve">O1 (second shell)</w:t>
+              <w:t xml:space="preserve">Site 1 (second shell)</w:t>
             </w:r>
           </w:p>
         </w:tc>
@@ -4194,7 +4212,7 @@
               <w:jc w:val="left"/>
             </w:pPr>
             <w:r>
-              <w:t xml:space="preserve">O7 (distant)</w:t>
+              <w:t xml:space="preserve">Site 7 (distant)</w:t>
             </w:r>
           </w:p>
         </w:tc>
@@ -4268,7 +4286,7 @@
               <w:jc w:val="left"/>
             </w:pPr>
             <w:r>
-              <w:t xml:space="preserve">O17 (second shell, equivalent to O1)</w:t>
+              <w:t xml:space="preserve">Site 17 (second shell, equivalent to site 1)</w:t>
             </w:r>
           </w:p>
         </w:tc>
@@ -4358,7 +4376,7 @@
           <w:iCs/>
           <w:i/>
         </w:rPr>
-        <w:t xml:space="preserve">Ideal position of the vacant site identified from the relaxed Rb_VO coordinates (Section S8); the two cells share the same atom ordering (S2.2). A second first-shell site (index O3 of the orchestration script) was planned but not computed. The value ≈2.17 Å quoted in earlier drafts for the production site is the Pr–O distance of a relaxed cell, not the ideal distance.</w:t>
+        <w:t xml:space="preserve">Ideal position of the vacant site identified from the relaxed Rb_VO coordinates (Section S8); the Löwdin populations of Pr_VO are consistent with the same site (S2.2). Site labels are those of the orchestration input, not pw.x atom numbers. The value ≈2.17 Å quoted in earlier drafts for the production site appears to be a relaxed Pr–O distance; its source is not documented.</w:t>
       </w:r>
       <w:r>
         <w:t xml:space="preserve"> </w:t>
@@ -5216,6 +5234,616 @@
         <w:pStyle w:val="BodyText"/>
       </w:pPr>
       <w:r>
+        <w:t xml:space="preserve">The input templates, orchestrator scripts, raw output files, ACF.dat files, PDOS files, Löwdin tables, the energy ledger (energy_ledger.csv, with check_ledger.py, which recomputes every derived energy in the paper) and the master spreadsheet are deposited on Zenodo (DOI in the Data availability statement of the main text). Local directory names of the authors’ computing facility are not reported.</w:t>
+      </w:r>
+    </w:p>
+    <w:p>
+      <w:pPr>
+        <w:pStyle w:val="BodyText"/>
+      </w:pPr>
+      <w:r>
+        <w:rPr>
+          <w:iCs/>
+          <w:i/>
+          <w:bCs/>
+          <w:b/>
+        </w:rPr>
+        <w:t xml:space="preserve">Table S6. Wall-time summary (Intel i5-3570, 4 cores).</w:t>
+      </w:r>
+    </w:p>
+    <w:tbl>
+      <w:tblPr>
+        <w:tblStyle w:val="Table"/>
+        <w:tblW w:type="pct" w:w="5000"/>
+        <w:tblLook w:firstRow="1" w:lastRow="0" w:firstColumn="0" w:lastColumn="0" w:noHBand="0" w:noVBand="0" w:val="0020"/>
+        <w:jc w:val="start"/>
+      </w:tblPr>
+      <w:tblGrid>
+        <w:gridCol w:w="2640"/>
+        <w:gridCol w:w="2640"/>
+        <w:gridCol w:w="2640"/>
+      </w:tblGrid>
+      <w:tr>
+        <w:trPr>
+          <w:tblHeader w:val="true"/>
+        </w:trPr>
+        <w:tc>
+          <w:tcPr/>
+          <w:p>
+            <w:pPr>
+              <w:pStyle w:val="Compact"/>
+              <w:jc w:val="left"/>
+            </w:pPr>
+            <w:r>
+              <w:t xml:space="preserve">Stage</w:t>
+            </w:r>
+          </w:p>
+        </w:tc>
+        <w:tc>
+          <w:tcPr/>
+          <w:p>
+            <w:pPr>
+              <w:pStyle w:val="Compact"/>
+              <w:jc w:val="left"/>
+            </w:pPr>
+            <w:r>
+              <w:t xml:space="preserve">Wall time</w:t>
+            </w:r>
+          </w:p>
+        </w:tc>
+        <w:tc>
+          <w:tcPr/>
+          <w:p>
+            <w:pPr>
+              <w:pStyle w:val="Compact"/>
+              <w:jc w:val="left"/>
+            </w:pPr>
+            <w:r>
+              <w:t xml:space="preserve">Outcome</w:t>
+            </w:r>
+          </w:p>
+        </w:tc>
+      </w:tr>
+      <w:tr>
+        <w:tc>
+          <w:tcPr/>
+          <w:p>
+            <w:pPr>
+              <w:pStyle w:val="Compact"/>
+              <w:jc w:val="left"/>
+            </w:pPr>
+            <w:r>
+              <w:t xml:space="preserve">Production single-U relaxations (5 cells)</w:t>
+            </w:r>
+          </w:p>
+        </w:tc>
+        <w:tc>
+          <w:tcPr/>
+          <w:p>
+            <w:pPr>
+              <w:pStyle w:val="Compact"/>
+              <w:jc w:val="left"/>
+            </w:pPr>
+            <w:r>
+              <w:t xml:space="preserve">≈ 3 days each</w:t>
+            </w:r>
+          </w:p>
+        </w:tc>
+        <w:tc>
+          <w:tcPr/>
+          <w:p>
+            <w:pPr>
+              <w:pStyle w:val="Compact"/>
+              <w:jc w:val="left"/>
+            </w:pPr>
+            <w:r>
+              <w:t xml:space="preserve">below 0.005 Ry/Bohr (Pr_VO stopped manually; Section 2.6)</w:t>
+            </w:r>
+          </w:p>
+        </w:tc>
+      </w:tr>
+      <w:tr>
+        <w:tc>
+          <w:tcPr/>
+          <w:p>
+            <w:pPr>
+              <w:pStyle w:val="Compact"/>
+              <w:jc w:val="left"/>
+            </w:pPr>
+            <w:r>
+              <w:t xml:space="preserve">Pristine V</w:t>
+            </w:r>
+            <w:r>
+              <w:rPr>
+                <w:vertAlign w:val="subscript"/>
+              </w:rPr>
+              <w:t xml:space="preserve">O</w:t>
+            </w:r>
+            <w:r>
+              <w:t xml:space="preserve"> </w:t>
+            </w:r>
+            <w:r>
+              <w:t xml:space="preserve">relaxation (after mixing recovery, S1)</w:t>
+            </w:r>
+          </w:p>
+        </w:tc>
+        <w:tc>
+          <w:tcPr/>
+          <w:p>
+            <w:pPr>
+              <w:pStyle w:val="Compact"/>
+              <w:jc w:val="left"/>
+            </w:pPr>
+            <w:r>
+              <w:t xml:space="preserve">≈ 14 h</w:t>
+            </w:r>
+          </w:p>
+        </w:tc>
+        <w:tc>
+          <w:tcPr/>
+          <w:p>
+            <w:pPr>
+              <w:pStyle w:val="Compact"/>
+              <w:jc w:val="left"/>
+            </w:pPr>
+            <w:r>
+              <w:t xml:space="preserve">F</w:t>
+            </w:r>
+            <w:r>
+              <w:rPr>
+                <w:vertAlign w:val="subscript"/>
+              </w:rPr>
+              <w:t xml:space="preserve">max</w:t>
+            </w:r>
+            <w:r>
+              <w:t xml:space="preserve"> </w:t>
+            </w:r>
+            <w:r>
+              <w:t xml:space="preserve">= 0.0056 Ry/Bohr</w:t>
+            </w:r>
+          </w:p>
+        </w:tc>
+      </w:tr>
+      <w:tr>
+        <w:tc>
+          <w:tcPr/>
+          <w:p>
+            <w:pPr>
+              <w:pStyle w:val="Compact"/>
+              <w:jc w:val="left"/>
+            </w:pPr>
+            <w:r>
+              <w:t xml:space="preserve">HSE06 single point, Pristine_perfect</w:t>
+            </w:r>
+          </w:p>
+        </w:tc>
+        <w:tc>
+          <w:tcPr/>
+          <w:p>
+            <w:pPr>
+              <w:pStyle w:val="Compact"/>
+              <w:jc w:val="left"/>
+            </w:pPr>
+            <w:r>
+              <w:t xml:space="preserve">8 days</w:t>
+            </w:r>
+          </w:p>
+        </w:tc>
+        <w:tc>
+          <w:tcPr/>
+          <w:p>
+            <w:pPr>
+              <w:pStyle w:val="Compact"/>
+              <w:jc w:val="left"/>
+            </w:pPr>
+            <w:r>
+              <w:t xml:space="preserve">done</w:t>
+            </w:r>
+          </w:p>
+        </w:tc>
+      </w:tr>
+      <w:tr>
+        <w:tc>
+          <w:tcPr/>
+          <w:p>
+            <w:pPr>
+              <w:pStyle w:val="Compact"/>
+              <w:jc w:val="left"/>
+            </w:pPr>
+            <w:r>
+              <w:t xml:space="preserve">Dual-U: Pristine single point and Pr_perfect relaxation</w:t>
+            </w:r>
+          </w:p>
+        </w:tc>
+        <w:tc>
+          <w:tcPr/>
+          <w:p>
+            <w:pPr>
+              <w:pStyle w:val="Compact"/>
+              <w:jc w:val="left"/>
+            </w:pPr>
+            <w:r>
+              <w:t xml:space="preserve">≈ 24 h</w:t>
+            </w:r>
+          </w:p>
+        </w:tc>
+        <w:tc>
+          <w:tcPr/>
+          <w:p>
+            <w:pPr>
+              <w:pStyle w:val="Compact"/>
+              <w:jc w:val="left"/>
+            </w:pPr>
+            <w:r>
+              <w:t xml:space="preserve">done</w:t>
+            </w:r>
+          </w:p>
+        </w:tc>
+      </w:tr>
+      <w:tr>
+        <w:tc>
+          <w:tcPr/>
+          <w:p>
+            <w:pPr>
+              <w:pStyle w:val="Compact"/>
+              <w:jc w:val="left"/>
+            </w:pPr>
+            <w:r>
+              <w:t xml:space="preserve">Dual-U relaxations, Rb_perfect and Rb_VO</w:t>
+            </w:r>
+          </w:p>
+        </w:tc>
+        <w:tc>
+          <w:tcPr/>
+          <w:p>
+            <w:pPr>
+              <w:pStyle w:val="Compact"/>
+              <w:jc w:val="left"/>
+            </w:pPr>
+            <w:r>
+              <w:rPr>
+                <w:bCs/>
+                <w:b/>
+              </w:rPr>
+              <w:t xml:space="preserve">[AUTHOR ACTION]</w:t>
+            </w:r>
+          </w:p>
+        </w:tc>
+        <w:tc>
+          <w:tcPr/>
+          <w:p>
+            <w:pPr>
+              <w:pStyle w:val="Compact"/>
+              <w:jc w:val="left"/>
+            </w:pPr>
+            <w:r>
+              <w:t xml:space="preserve">Rb_perfect done; Rb_VO not completed when logged</w:t>
+            </w:r>
+          </w:p>
+        </w:tc>
+      </w:tr>
+      <w:tr>
+        <w:tc>
+          <w:tcPr/>
+          <w:p>
+            <w:pPr>
+              <w:pStyle w:val="Compact"/>
+              <w:jc w:val="left"/>
+            </w:pPr>
+            <w:r>
+              <w:t xml:space="preserve">D3 single points, Pr_VO and Rb_VO</w:t>
+            </w:r>
+          </w:p>
+        </w:tc>
+        <w:tc>
+          <w:tcPr/>
+          <w:p>
+            <w:pPr>
+              <w:pStyle w:val="Compact"/>
+              <w:jc w:val="left"/>
+            </w:pPr>
+            <w:r>
+              <w:t xml:space="preserve">≈ 12 h total</w:t>
+            </w:r>
+          </w:p>
+        </w:tc>
+        <w:tc>
+          <w:tcPr/>
+          <w:p>
+            <w:pPr>
+              <w:pStyle w:val="Compact"/>
+              <w:jc w:val="left"/>
+            </w:pPr>
+            <w:r>
+              <w:t xml:space="preserve">done</w:t>
+            </w:r>
+          </w:p>
+        </w:tc>
+      </w:tr>
+      <w:tr>
+        <w:tc>
+          <w:tcPr/>
+          <w:p>
+            <w:pPr>
+              <w:pStyle w:val="Compact"/>
+              <w:jc w:val="left"/>
+            </w:pPr>
+            <w:r>
+              <w:t xml:space="preserve">Alternative-site Pr_VO relaxations (3)</w:t>
+            </w:r>
+          </w:p>
+        </w:tc>
+        <w:tc>
+          <w:tcPr/>
+          <w:p>
+            <w:pPr>
+              <w:pStyle w:val="Compact"/>
+              <w:jc w:val="left"/>
+            </w:pPr>
+            <w:r>
+              <w:t xml:space="preserve">≈ 33 h total</w:t>
+            </w:r>
+          </w:p>
+        </w:tc>
+        <w:tc>
+          <w:tcPr/>
+          <w:p>
+            <w:pPr>
+              <w:pStyle w:val="Compact"/>
+              <w:jc w:val="left"/>
+            </w:pPr>
+            <w:r>
+              <w:t xml:space="preserve">done</w:t>
+            </w:r>
+          </w:p>
+        </w:tc>
+      </w:tr>
+      <w:tr>
+        <w:tc>
+          <w:tcPr/>
+          <w:p>
+            <w:pPr>
+              <w:pStyle w:val="Compact"/>
+              <w:jc w:val="left"/>
+            </w:pPr>
+            <w:r>
+              <w:t xml:space="preserve">Bader, Pr_VO and Rb_VO</w:t>
+            </w:r>
+          </w:p>
+        </w:tc>
+        <w:tc>
+          <w:tcPr/>
+          <w:p>
+            <w:pPr>
+              <w:pStyle w:val="Compact"/>
+              <w:jc w:val="left"/>
+            </w:pPr>
+            <w:r>
+              <w:t xml:space="preserve">≈ 2 h</w:t>
+            </w:r>
+          </w:p>
+        </w:tc>
+        <w:tc>
+          <w:tcPr/>
+          <w:p>
+            <w:pPr>
+              <w:pStyle w:val="Compact"/>
+              <w:jc w:val="left"/>
+            </w:pPr>
+            <w:r>
+              <w:t xml:space="preserve">done (Pristine not completed)</w:t>
+            </w:r>
+          </w:p>
+        </w:tc>
+      </w:tr>
+      <w:tr>
+        <w:tc>
+          <w:tcPr/>
+          <w:p>
+            <w:pPr>
+              <w:pStyle w:val="Compact"/>
+              <w:jc w:val="left"/>
+            </w:pPr>
+            <w:r>
+              <w:t xml:space="preserve">2×2×2 single points of Pr_perfect and Rb_perfect</w:t>
+            </w:r>
+          </w:p>
+        </w:tc>
+        <w:tc>
+          <w:tcPr/>
+          <w:p>
+            <w:pPr>
+              <w:pStyle w:val="Compact"/>
+              <w:jc w:val="left"/>
+            </w:pPr>
+            <w:r>
+              <w:t xml:space="preserve">≈ 6 h total</w:t>
+            </w:r>
+          </w:p>
+        </w:tc>
+        <w:tc>
+          <w:tcPr/>
+          <w:p>
+            <w:pPr>
+              <w:pStyle w:val="Compact"/>
+              <w:jc w:val="left"/>
+            </w:pPr>
+            <w:r>
+              <w:t xml:space="preserve">done</w:t>
+            </w:r>
+          </w:p>
+        </w:tc>
+      </w:tr>
+      <w:tr>
+        <w:tc>
+          <w:tcPr/>
+          <w:p>
+            <w:pPr>
+              <w:pStyle w:val="Compact"/>
+              <w:jc w:val="left"/>
+            </w:pPr>
+            <w:r>
+              <w:t xml:space="preserve">Charged cells (4 relaxations)</w:t>
+            </w:r>
+          </w:p>
+        </w:tc>
+        <w:tc>
+          <w:tcPr/>
+          <w:p>
+            <w:pPr>
+              <w:pStyle w:val="Compact"/>
+              <w:jc w:val="left"/>
+            </w:pPr>
+            <w:r>
+              <w:rPr>
+                <w:bCs/>
+                <w:b/>
+              </w:rPr>
+              <w:t xml:space="preserve">[AUTHOR ACTION]</w:t>
+            </w:r>
+          </w:p>
+        </w:tc>
+        <w:tc>
+          <w:tcPr/>
+          <w:p>
+            <w:pPr>
+              <w:pStyle w:val="Compact"/>
+              <w:jc w:val="left"/>
+            </w:pPr>
+            <w:r>
+              <w:t xml:space="preserve">done</w:t>
+            </w:r>
+          </w:p>
+        </w:tc>
+      </w:tr>
+      <w:tr>
+        <w:tc>
+          <w:tcPr/>
+          <w:p>
+            <w:pPr>
+              <w:pStyle w:val="Compact"/>
+              <w:jc w:val="left"/>
+            </w:pPr>
+            <w:r>
+              <w:t xml:space="preserve">U sweep (9 single points)</w:t>
+            </w:r>
+          </w:p>
+        </w:tc>
+        <w:tc>
+          <w:tcPr/>
+          <w:p>
+            <w:pPr>
+              <w:pStyle w:val="Compact"/>
+              <w:jc w:val="left"/>
+            </w:pPr>
+            <w:r>
+              <w:rPr>
+                <w:bCs/>
+                <w:b/>
+              </w:rPr>
+              <w:t xml:space="preserve">[AUTHOR ACTION]</w:t>
+            </w:r>
+          </w:p>
+        </w:tc>
+        <w:tc>
+          <w:tcPr/>
+          <w:p>
+            <w:pPr>
+              <w:pStyle w:val="Compact"/>
+              <w:jc w:val="left"/>
+            </w:pPr>
+            <w:r>
+              <w:t xml:space="preserve">done</w:t>
+            </w:r>
+          </w:p>
+        </w:tc>
+      </w:tr>
+      <w:tr>
+        <w:tc>
+          <w:tcPr/>
+          <w:p>
+            <w:pPr>
+              <w:pStyle w:val="Compact"/>
+              <w:jc w:val="left"/>
+            </w:pPr>
+            <w:r>
+              <w:t xml:space="preserve">k-mesh series at Γ, 2×2×1, 2×2×2, 3×3×2 (3 cells, 12 runs)</w:t>
+            </w:r>
+          </w:p>
+        </w:tc>
+        <w:tc>
+          <w:tcPr/>
+          <w:p>
+            <w:pPr>
+              <w:pStyle w:val="Compact"/>
+              <w:jc w:val="left"/>
+            </w:pPr>
+            <w:r>
+              <w:rPr>
+                <w:bCs/>
+                <w:b/>
+              </w:rPr>
+              <w:t xml:space="preserve">[AUTHOR ACTION]</w:t>
+            </w:r>
+          </w:p>
+        </w:tc>
+        <w:tc>
+          <w:tcPr/>
+          <w:p>
+            <w:pPr>
+              <w:pStyle w:val="Compact"/>
+              <w:jc w:val="left"/>
+            </w:pPr>
+            <w:r>
+              <w:t xml:space="preserve">done</w:t>
+            </w:r>
+          </w:p>
+        </w:tc>
+      </w:tr>
+      <w:tr>
+        <w:tc>
+          <w:tcPr/>
+          <w:p>
+            <w:pPr>
+              <w:pStyle w:val="Compact"/>
+              <w:jc w:val="left"/>
+            </w:pPr>
+            <w:r>
+              <w:t xml:space="preserve">PDOS: Γ SCF, 2×2×2 NSCF and projwfc.x (Pr_VO, Rb_VO)</w:t>
+            </w:r>
+          </w:p>
+        </w:tc>
+        <w:tc>
+          <w:tcPr/>
+          <w:p>
+            <w:pPr>
+              <w:pStyle w:val="Compact"/>
+              <w:jc w:val="left"/>
+            </w:pPr>
+            <w:r>
+              <w:t xml:space="preserve">≈ 7 h (Rb_VO NSCF)</w:t>
+            </w:r>
+          </w:p>
+        </w:tc>
+        <w:tc>
+          <w:tcPr/>
+          <w:p>
+            <w:pPr>
+              <w:pStyle w:val="Compact"/>
+              <w:jc w:val="left"/>
+            </w:pPr>
+            <w:r>
+              <w:t xml:space="preserve">done</w:t>
+            </w:r>
+          </w:p>
+        </w:tc>
+      </w:tr>
+    </w:tbl>
+    <w:p>
+      <w:pPr>
+        <w:pStyle w:val="BodyText"/>
+      </w:pPr>
+      <w:r>
         <w:rPr>
           <w:iCs/>
           <w:i/>
@@ -5821,616 +6449,6 @@
         <w:t xml:space="preserve">[AUTHOR ACTION: add the corresponding values for Pr_VO, Pr_perfect and Rb_perfect from their final coordinates (figures/make_fig1_structures.py prints them when the pw.x output is placed in figures/data/).]</w:t>
       </w:r>
     </w:p>
-    <w:p>
-      <w:pPr>
-        <w:pStyle w:val="BodyText"/>
-      </w:pPr>
-      <w:r>
-        <w:t xml:space="preserve">The input templates, orchestrator scripts, raw output files, ACF.dat files, PDOS files, Löwdin tables, the energy ledger (energy_ledger.csv, with check_ledger.py, which recomputes every derived energy in the paper) and the master spreadsheet are deposited on Zenodo (DOI in the Data availability statement of the main text). Local directory names of the authors’ computing facility are not reported.</w:t>
-      </w:r>
-    </w:p>
-    <w:p>
-      <w:pPr>
-        <w:pStyle w:val="BodyText"/>
-      </w:pPr>
-      <w:r>
-        <w:rPr>
-          <w:iCs/>
-          <w:i/>
-          <w:bCs/>
-          <w:b/>
-        </w:rPr>
-        <w:t xml:space="preserve">Table S6. Wall-time summary (Intel i5-3570, 4 cores).</w:t>
-      </w:r>
-    </w:p>
-    <w:tbl>
-      <w:tblPr>
-        <w:tblStyle w:val="Table"/>
-        <w:tblW w:type="pct" w:w="5000"/>
-        <w:tblLook w:firstRow="1" w:lastRow="0" w:firstColumn="0" w:lastColumn="0" w:noHBand="0" w:noVBand="0" w:val="0020"/>
-        <w:jc w:val="start"/>
-      </w:tblPr>
-      <w:tblGrid>
-        <w:gridCol w:w="2640"/>
-        <w:gridCol w:w="2640"/>
-        <w:gridCol w:w="2640"/>
-      </w:tblGrid>
-      <w:tr>
-        <w:trPr>
-          <w:tblHeader w:val="true"/>
-        </w:trPr>
-        <w:tc>
-          <w:tcPr/>
-          <w:p>
-            <w:pPr>
-              <w:pStyle w:val="Compact"/>
-              <w:jc w:val="left"/>
-            </w:pPr>
-            <w:r>
-              <w:t xml:space="preserve">Stage</w:t>
-            </w:r>
-          </w:p>
-        </w:tc>
-        <w:tc>
-          <w:tcPr/>
-          <w:p>
-            <w:pPr>
-              <w:pStyle w:val="Compact"/>
-              <w:jc w:val="left"/>
-            </w:pPr>
-            <w:r>
-              <w:t xml:space="preserve">Wall time</w:t>
-            </w:r>
-          </w:p>
-        </w:tc>
-        <w:tc>
-          <w:tcPr/>
-          <w:p>
-            <w:pPr>
-              <w:pStyle w:val="Compact"/>
-              <w:jc w:val="left"/>
-            </w:pPr>
-            <w:r>
-              <w:t xml:space="preserve">Outcome</w:t>
-            </w:r>
-          </w:p>
-        </w:tc>
-      </w:tr>
-      <w:tr>
-        <w:tc>
-          <w:tcPr/>
-          <w:p>
-            <w:pPr>
-              <w:pStyle w:val="Compact"/>
-              <w:jc w:val="left"/>
-            </w:pPr>
-            <w:r>
-              <w:t xml:space="preserve">Production single-U relaxations (5 cells)</w:t>
-            </w:r>
-          </w:p>
-        </w:tc>
-        <w:tc>
-          <w:tcPr/>
-          <w:p>
-            <w:pPr>
-              <w:pStyle w:val="Compact"/>
-              <w:jc w:val="left"/>
-            </w:pPr>
-            <w:r>
-              <w:t xml:space="preserve">≈ 3 days each</w:t>
-            </w:r>
-          </w:p>
-        </w:tc>
-        <w:tc>
-          <w:tcPr/>
-          <w:p>
-            <w:pPr>
-              <w:pStyle w:val="Compact"/>
-              <w:jc w:val="left"/>
-            </w:pPr>
-            <w:r>
-              <w:t xml:space="preserve">below 0.005 Ry/Bohr (Pr_VO stopped manually; Section 2.6)</w:t>
-            </w:r>
-          </w:p>
-        </w:tc>
-      </w:tr>
-      <w:tr>
-        <w:tc>
-          <w:tcPr/>
-          <w:p>
-            <w:pPr>
-              <w:pStyle w:val="Compact"/>
-              <w:jc w:val="left"/>
-            </w:pPr>
-            <w:r>
-              <w:t xml:space="preserve">Pristine V</w:t>
-            </w:r>
-            <w:r>
-              <w:rPr>
-                <w:vertAlign w:val="subscript"/>
-              </w:rPr>
-              <w:t xml:space="preserve">O</w:t>
-            </w:r>
-            <w:r>
-              <w:t xml:space="preserve"> </w:t>
-            </w:r>
-            <w:r>
-              <w:t xml:space="preserve">relaxation (after mixing recovery, S1)</w:t>
-            </w:r>
-          </w:p>
-        </w:tc>
-        <w:tc>
-          <w:tcPr/>
-          <w:p>
-            <w:pPr>
-              <w:pStyle w:val="Compact"/>
-              <w:jc w:val="left"/>
-            </w:pPr>
-            <w:r>
-              <w:t xml:space="preserve">≈ 14 h</w:t>
-            </w:r>
-          </w:p>
-        </w:tc>
-        <w:tc>
-          <w:tcPr/>
-          <w:p>
-            <w:pPr>
-              <w:pStyle w:val="Compact"/>
-              <w:jc w:val="left"/>
-            </w:pPr>
-            <w:r>
-              <w:t xml:space="preserve">F</w:t>
-            </w:r>
-            <w:r>
-              <w:rPr>
-                <w:vertAlign w:val="subscript"/>
-              </w:rPr>
-              <w:t xml:space="preserve">max</w:t>
-            </w:r>
-            <w:r>
-              <w:t xml:space="preserve"> </w:t>
-            </w:r>
-            <w:r>
-              <w:t xml:space="preserve">= 0.0056 Ry/Bohr</w:t>
-            </w:r>
-          </w:p>
-        </w:tc>
-      </w:tr>
-      <w:tr>
-        <w:tc>
-          <w:tcPr/>
-          <w:p>
-            <w:pPr>
-              <w:pStyle w:val="Compact"/>
-              <w:jc w:val="left"/>
-            </w:pPr>
-            <w:r>
-              <w:t xml:space="preserve">HSE06 single point, Pristine_perfect</w:t>
-            </w:r>
-          </w:p>
-        </w:tc>
-        <w:tc>
-          <w:tcPr/>
-          <w:p>
-            <w:pPr>
-              <w:pStyle w:val="Compact"/>
-              <w:jc w:val="left"/>
-            </w:pPr>
-            <w:r>
-              <w:t xml:space="preserve">8 days</w:t>
-            </w:r>
-          </w:p>
-        </w:tc>
-        <w:tc>
-          <w:tcPr/>
-          <w:p>
-            <w:pPr>
-              <w:pStyle w:val="Compact"/>
-              <w:jc w:val="left"/>
-            </w:pPr>
-            <w:r>
-              <w:t xml:space="preserve">done</w:t>
-            </w:r>
-          </w:p>
-        </w:tc>
-      </w:tr>
-      <w:tr>
-        <w:tc>
-          <w:tcPr/>
-          <w:p>
-            <w:pPr>
-              <w:pStyle w:val="Compact"/>
-              <w:jc w:val="left"/>
-            </w:pPr>
-            <w:r>
-              <w:t xml:space="preserve">Dual-U: Pristine single point and Pr_perfect relaxation</w:t>
-            </w:r>
-          </w:p>
-        </w:tc>
-        <w:tc>
-          <w:tcPr/>
-          <w:p>
-            <w:pPr>
-              <w:pStyle w:val="Compact"/>
-              <w:jc w:val="left"/>
-            </w:pPr>
-            <w:r>
-              <w:t xml:space="preserve">≈ 24 h</w:t>
-            </w:r>
-          </w:p>
-        </w:tc>
-        <w:tc>
-          <w:tcPr/>
-          <w:p>
-            <w:pPr>
-              <w:pStyle w:val="Compact"/>
-              <w:jc w:val="left"/>
-            </w:pPr>
-            <w:r>
-              <w:t xml:space="preserve">done</w:t>
-            </w:r>
-          </w:p>
-        </w:tc>
-      </w:tr>
-      <w:tr>
-        <w:tc>
-          <w:tcPr/>
-          <w:p>
-            <w:pPr>
-              <w:pStyle w:val="Compact"/>
-              <w:jc w:val="left"/>
-            </w:pPr>
-            <w:r>
-              <w:t xml:space="preserve">Dual-U relaxations, Rb_perfect and Rb_VO</w:t>
-            </w:r>
-          </w:p>
-        </w:tc>
-        <w:tc>
-          <w:tcPr/>
-          <w:p>
-            <w:pPr>
-              <w:pStyle w:val="Compact"/>
-              <w:jc w:val="left"/>
-            </w:pPr>
-            <w:r>
-              <w:rPr>
-                <w:bCs/>
-                <w:b/>
-              </w:rPr>
-              <w:t xml:space="preserve">[AUTHOR ACTION]</w:t>
-            </w:r>
-          </w:p>
-        </w:tc>
-        <w:tc>
-          <w:tcPr/>
-          <w:p>
-            <w:pPr>
-              <w:pStyle w:val="Compact"/>
-              <w:jc w:val="left"/>
-            </w:pPr>
-            <w:r>
-              <w:t xml:space="preserve">Rb_perfect done; Rb_VO not completed when logged</w:t>
-            </w:r>
-          </w:p>
-        </w:tc>
-      </w:tr>
-      <w:tr>
-        <w:tc>
-          <w:tcPr/>
-          <w:p>
-            <w:pPr>
-              <w:pStyle w:val="Compact"/>
-              <w:jc w:val="left"/>
-            </w:pPr>
-            <w:r>
-              <w:t xml:space="preserve">D3 single points, Pr_VO and Rb_VO</w:t>
-            </w:r>
-          </w:p>
-        </w:tc>
-        <w:tc>
-          <w:tcPr/>
-          <w:p>
-            <w:pPr>
-              <w:pStyle w:val="Compact"/>
-              <w:jc w:val="left"/>
-            </w:pPr>
-            <w:r>
-              <w:t xml:space="preserve">≈ 12 h total</w:t>
-            </w:r>
-          </w:p>
-        </w:tc>
-        <w:tc>
-          <w:tcPr/>
-          <w:p>
-            <w:pPr>
-              <w:pStyle w:val="Compact"/>
-              <w:jc w:val="left"/>
-            </w:pPr>
-            <w:r>
-              <w:t xml:space="preserve">done</w:t>
-            </w:r>
-          </w:p>
-        </w:tc>
-      </w:tr>
-      <w:tr>
-        <w:tc>
-          <w:tcPr/>
-          <w:p>
-            <w:pPr>
-              <w:pStyle w:val="Compact"/>
-              <w:jc w:val="left"/>
-            </w:pPr>
-            <w:r>
-              <w:t xml:space="preserve">Alternative-site Pr_VO relaxations (3)</w:t>
-            </w:r>
-          </w:p>
-        </w:tc>
-        <w:tc>
-          <w:tcPr/>
-          <w:p>
-            <w:pPr>
-              <w:pStyle w:val="Compact"/>
-              <w:jc w:val="left"/>
-            </w:pPr>
-            <w:r>
-              <w:t xml:space="preserve">≈ 33 h total</w:t>
-            </w:r>
-          </w:p>
-        </w:tc>
-        <w:tc>
-          <w:tcPr/>
-          <w:p>
-            <w:pPr>
-              <w:pStyle w:val="Compact"/>
-              <w:jc w:val="left"/>
-            </w:pPr>
-            <w:r>
-              <w:t xml:space="preserve">done</w:t>
-            </w:r>
-          </w:p>
-        </w:tc>
-      </w:tr>
-      <w:tr>
-        <w:tc>
-          <w:tcPr/>
-          <w:p>
-            <w:pPr>
-              <w:pStyle w:val="Compact"/>
-              <w:jc w:val="left"/>
-            </w:pPr>
-            <w:r>
-              <w:t xml:space="preserve">Bader, Pr_VO and Rb_VO</w:t>
-            </w:r>
-          </w:p>
-        </w:tc>
-        <w:tc>
-          <w:tcPr/>
-          <w:p>
-            <w:pPr>
-              <w:pStyle w:val="Compact"/>
-              <w:jc w:val="left"/>
-            </w:pPr>
-            <w:r>
-              <w:t xml:space="preserve">≈ 2 h</w:t>
-            </w:r>
-          </w:p>
-        </w:tc>
-        <w:tc>
-          <w:tcPr/>
-          <w:p>
-            <w:pPr>
-              <w:pStyle w:val="Compact"/>
-              <w:jc w:val="left"/>
-            </w:pPr>
-            <w:r>
-              <w:t xml:space="preserve">done (Pristine not completed)</w:t>
-            </w:r>
-          </w:p>
-        </w:tc>
-      </w:tr>
-      <w:tr>
-        <w:tc>
-          <w:tcPr/>
-          <w:p>
-            <w:pPr>
-              <w:pStyle w:val="Compact"/>
-              <w:jc w:val="left"/>
-            </w:pPr>
-            <w:r>
-              <w:t xml:space="preserve">2×2×2 single points of Pr_perfect and Rb_perfect</w:t>
-            </w:r>
-          </w:p>
-        </w:tc>
-        <w:tc>
-          <w:tcPr/>
-          <w:p>
-            <w:pPr>
-              <w:pStyle w:val="Compact"/>
-              <w:jc w:val="left"/>
-            </w:pPr>
-            <w:r>
-              <w:t xml:space="preserve">≈ 6 h total</w:t>
-            </w:r>
-          </w:p>
-        </w:tc>
-        <w:tc>
-          <w:tcPr/>
-          <w:p>
-            <w:pPr>
-              <w:pStyle w:val="Compact"/>
-              <w:jc w:val="left"/>
-            </w:pPr>
-            <w:r>
-              <w:t xml:space="preserve">done</w:t>
-            </w:r>
-          </w:p>
-        </w:tc>
-      </w:tr>
-      <w:tr>
-        <w:tc>
-          <w:tcPr/>
-          <w:p>
-            <w:pPr>
-              <w:pStyle w:val="Compact"/>
-              <w:jc w:val="left"/>
-            </w:pPr>
-            <w:r>
-              <w:t xml:space="preserve">Charged cells (4 relaxations)</w:t>
-            </w:r>
-          </w:p>
-        </w:tc>
-        <w:tc>
-          <w:tcPr/>
-          <w:p>
-            <w:pPr>
-              <w:pStyle w:val="Compact"/>
-              <w:jc w:val="left"/>
-            </w:pPr>
-            <w:r>
-              <w:rPr>
-                <w:bCs/>
-                <w:b/>
-              </w:rPr>
-              <w:t xml:space="preserve">[AUTHOR ACTION]</w:t>
-            </w:r>
-          </w:p>
-        </w:tc>
-        <w:tc>
-          <w:tcPr/>
-          <w:p>
-            <w:pPr>
-              <w:pStyle w:val="Compact"/>
-              <w:jc w:val="left"/>
-            </w:pPr>
-            <w:r>
-              <w:t xml:space="preserve">done</w:t>
-            </w:r>
-          </w:p>
-        </w:tc>
-      </w:tr>
-      <w:tr>
-        <w:tc>
-          <w:tcPr/>
-          <w:p>
-            <w:pPr>
-              <w:pStyle w:val="Compact"/>
-              <w:jc w:val="left"/>
-            </w:pPr>
-            <w:r>
-              <w:t xml:space="preserve">U sweep (9 single points)</w:t>
-            </w:r>
-          </w:p>
-        </w:tc>
-        <w:tc>
-          <w:tcPr/>
-          <w:p>
-            <w:pPr>
-              <w:pStyle w:val="Compact"/>
-              <w:jc w:val="left"/>
-            </w:pPr>
-            <w:r>
-              <w:rPr>
-                <w:bCs/>
-                <w:b/>
-              </w:rPr>
-              <w:t xml:space="preserve">[AUTHOR ACTION]</w:t>
-            </w:r>
-          </w:p>
-        </w:tc>
-        <w:tc>
-          <w:tcPr/>
-          <w:p>
-            <w:pPr>
-              <w:pStyle w:val="Compact"/>
-              <w:jc w:val="left"/>
-            </w:pPr>
-            <w:r>
-              <w:t xml:space="preserve">done</w:t>
-            </w:r>
-          </w:p>
-        </w:tc>
-      </w:tr>
-      <w:tr>
-        <w:tc>
-          <w:tcPr/>
-          <w:p>
-            <w:pPr>
-              <w:pStyle w:val="Compact"/>
-              <w:jc w:val="left"/>
-            </w:pPr>
-            <w:r>
-              <w:t xml:space="preserve">k-mesh series at Γ, 2×2×1, 2×2×2, 3×3×2 (3 cells, 12 runs)</w:t>
-            </w:r>
-          </w:p>
-        </w:tc>
-        <w:tc>
-          <w:tcPr/>
-          <w:p>
-            <w:pPr>
-              <w:pStyle w:val="Compact"/>
-              <w:jc w:val="left"/>
-            </w:pPr>
-            <w:r>
-              <w:rPr>
-                <w:bCs/>
-                <w:b/>
-              </w:rPr>
-              <w:t xml:space="preserve">[AUTHOR ACTION]</w:t>
-            </w:r>
-          </w:p>
-        </w:tc>
-        <w:tc>
-          <w:tcPr/>
-          <w:p>
-            <w:pPr>
-              <w:pStyle w:val="Compact"/>
-              <w:jc w:val="left"/>
-            </w:pPr>
-            <w:r>
-              <w:t xml:space="preserve">done</w:t>
-            </w:r>
-          </w:p>
-        </w:tc>
-      </w:tr>
-      <w:tr>
-        <w:tc>
-          <w:tcPr/>
-          <w:p>
-            <w:pPr>
-              <w:pStyle w:val="Compact"/>
-              <w:jc w:val="left"/>
-            </w:pPr>
-            <w:r>
-              <w:t xml:space="preserve">PDOS: Γ SCF, 2×2×2 NSCF and projwfc.x (Pr_VO, Rb_VO)</w:t>
-            </w:r>
-          </w:p>
-        </w:tc>
-        <w:tc>
-          <w:tcPr/>
-          <w:p>
-            <w:pPr>
-              <w:pStyle w:val="Compact"/>
-              <w:jc w:val="left"/>
-            </w:pPr>
-            <w:r>
-              <w:t xml:space="preserve">≈ 7 h (Rb_VO NSCF)</w:t>
-            </w:r>
-          </w:p>
-        </w:tc>
-        <w:tc>
-          <w:tcPr/>
-          <w:p>
-            <w:pPr>
-              <w:pStyle w:val="Compact"/>
-              <w:jc w:val="left"/>
-            </w:pPr>
-            <w:r>
-              <w:t xml:space="preserve">done</w:t>
-            </w:r>
-          </w:p>
-        </w:tc>
-      </w:tr>
-    </w:tbl>
     <w:bookmarkEnd w:id="33"/>
     <w:bookmarkStart w:id="34" w:name="s9.-full-precision-energy-ledger"/>
     <w:p>
@@ -7841,7 +7859,7 @@
               <w:jc w:val="left"/>
             </w:pPr>
             <w:r>
-              <w:t xml:space="preserve">Pr_VO, site O1</w:t>
+              <w:t xml:space="preserve">Pr_VO, site 1</w:t>
             </w:r>
           </w:p>
         </w:tc>
@@ -7951,7 +7969,7 @@
               <w:jc w:val="left"/>
             </w:pPr>
             <w:r>
-              <w:t xml:space="preserve">Pr_VO, site O7</w:t>
+              <w:t xml:space="preserve">Pr_VO, site 7</w:t>
             </w:r>
           </w:p>
         </w:tc>
@@ -8061,7 +8079,7 @@
               <w:jc w:val="left"/>
             </w:pPr>
             <w:r>
-              <w:t xml:space="preserve">Pr_VO, site O17</w:t>
+              <w:t xml:space="preserve">Pr_VO, site 17</w:t>
             </w:r>
           </w:p>
         </w:tc>
@@ -9827,6 +9845,33 @@
         </w:tc>
       </w:tr>
     </w:tbl>
+    <w:p>
+      <w:pPr>
+        <w:pStyle w:val="BodyText"/>
+      </w:pPr>
+      <w:r>
+        <w:rPr>
+          <w:vertAlign w:val="superscript"/>
+          <w:iCs/>
+          <w:i/>
+        </w:rPr>
+        <w:t xml:space="preserve">b</w:t>
+      </w:r>
+      <w:r>
+        <w:rPr>
+          <w:iCs/>
+          <w:i/>
+        </w:rPr>
+        <w:t xml:space="preserve"> </w:t>
+      </w:r>
+      <w:r>
+        <w:rPr>
+          <w:iCs/>
+          <w:i/>
+        </w:rPr>
+        <w:t xml:space="preserve">Recorded in eV only; see Table S5.</w:t>
+      </w:r>
+    </w:p>
     <w:p>
       <w:pPr>
         <w:pStyle w:val="BodyText"/>
@@ -10073,7 +10118,7 @@
               <w:jc w:val="left"/>
             </w:pPr>
             <w:r>
-              <w:t xml:space="preserve">0.005</w:t>
+              <w:t xml:space="preserve">0.005 or 0.01</w:t>
             </w:r>
             <w:r>
               <w:t xml:space="preserve"> </w:t>
@@ -10179,7 +10224,7 @@
               <w:jc w:val="left"/>
             </w:pPr>
             <w:r>
-              <w:t xml:space="preserve">0.005</w:t>
+              <w:t xml:space="preserve">0.005 or 0.01</w:t>
             </w:r>
             <w:r>
               <w:t xml:space="preserve"> </w:t>
@@ -10780,7 +10825,7 @@
           <w:iCs/>
           <w:i/>
         </w:rPr>
-        <w:t xml:space="preserve">Inferred from the single-point templates derived from the production runs.</w:t>
+        <w:t xml:space="preserve">The U-sweep templates derived from the production runs use 0.005 Ry, but the PDOS SCF at 0.01 Ry reproduces the production Rb_VO Fermi energy to 0.1 meV, so the production value is not established.</w:t>
       </w:r>
       <w:r>
         <w:rPr>

--- a/DFT_paper_revision/supporting_information_v4/Ghadimimehr_DFT_TiO2_PrRb_v4_Supporting_Information.docx
+++ b/DFT_paper_revision/supporting_information_v4/Ghadimimehr_DFT_TiO2_PrRb_v4_Supporting_Information.docx
@@ -2,7 +2,7 @@
 <file path=word/document.xml><?xml version="1.0" encoding="utf-8"?>
 <w:document xmlns:w="http://schemas.openxmlformats.org/wordprocessingml/2006/main" xmlns:m="http://schemas.openxmlformats.org/officeDocument/2006/math" xmlns:r="http://schemas.openxmlformats.org/officeDocument/2006/relationships" xmlns:o="urn:schemas-microsoft-com:office:office" xmlns:v="urn:schemas-microsoft-com:vml" xmlns:w10="urn:schemas-microsoft-com:office:word" xmlns:a="http://schemas.openxmlformats.org/drawingml/2006/main" xmlns:pic="http://schemas.openxmlformats.org/drawingml/2006/picture" xmlns:wp="http://schemas.openxmlformats.org/drawingml/2006/wordprocessingDrawing">
   <w:body>
-    <w:bookmarkStart w:id="41" w:name="supporting-information"/>
+    <w:bookmarkStart w:id="37" w:name="supporting-information"/>
     <w:p>
       <w:pPr>
         <w:pStyle w:val="Heading1"/>
@@ -11,7 +11,7 @@
         <w:t xml:space="preserve">Supporting Information</w:t>
       </w:r>
     </w:p>
-    <w:bookmarkStart w:id="40" w:name="Xcd3fa84157bc61bf613925a6c2f212a17c4e56b"/>
+    <w:bookmarkStart w:id="36" w:name="Xcd3fa84157bc61bf613925a6c2f212a17c4e56b"/>
     <w:p>
       <w:pPr>
         <w:pStyle w:val="Heading2"/>
@@ -110,7 +110,7 @@
         <w:t xml:space="preserve"> </w:t>
       </w:r>
       <w:r>
-        <w:t xml:space="preserve">sites · S7 Hybrid, dual-U and dispersion calculations · S8 Methods details, structural data and file inventory · S9 Full-precision energy ledger · S10 Run settings and manifest · S11 Force-convergence trajectories</w:t>
+        <w:t xml:space="preserve">sites · S7 Hybrid, dual-U and dispersion calculations · S8 Methods details, structural data and file inventory · S9 Full-precision energy ledger · S10 Run settings and manifest</w:t>
       </w:r>
     </w:p>
     <w:bookmarkStart w:id="20" w:name="X49ea14112a47d5e8a192bc43fc63a1c9ebf155f"/>
@@ -232,59 +232,7 @@
         <w:t xml:space="preserve"> </w:t>
       </w:r>
       <w:r>
-        <w:t xml:space="preserve">cell occupy conduction-band states, its −TS term need not be negligible at 0.01 Ry.</w:t>
-      </w:r>
-      <w:r>
-        <w:t xml:space="preserve"> </w:t>
-      </w:r>
-      <w:r>
-        <w:rPr>
-          <w:bCs/>
-          <w:b/>
-        </w:rPr>
-        <w:t xml:space="preserve">[AUTHOR ACTION: confirm degauss of the production relaxations from their inputs, and report the</w:t>
-      </w:r>
-      <w:r>
-        <w:rPr>
-          <w:bCs/>
-          <w:b/>
-        </w:rPr>
-        <w:t xml:space="preserve"> </w:t>
-      </w:r>
-      <w:r>
-        <w:rPr>
-          <w:bCs/>
-          <w:b/>
-        </w:rPr>
-        <w:t xml:space="preserve">“</w:t>
-      </w:r>
-      <w:r>
-        <w:rPr>
-          <w:bCs/>
-          <w:b/>
-        </w:rPr>
-        <w:t xml:space="preserve">smearing contrib. (−TS)</w:t>
-      </w:r>
-      <w:r>
-        <w:rPr>
-          <w:bCs/>
-          <w:b/>
-        </w:rPr>
-        <w:t xml:space="preserve">”</w:t>
-      </w:r>
-      <w:r>
-        <w:rPr>
-          <w:bCs/>
-          <w:b/>
-        </w:rPr>
-        <w:t xml:space="preserve"> </w:t>
-      </w:r>
-      <w:r>
-        <w:rPr>
-          <w:bCs/>
-          <w:b/>
-        </w:rPr>
-        <w:t xml:space="preserve">line of runs 1 and 2 (Table S9).]</w:t>
+        <w:t xml:space="preserve">cell occupy conduction-band states, its −TS term need not be negligible at 0.01 Ry. The −TS terms of runs 1 and 2 were not extracted from the outputs.</w:t>
       </w:r>
     </w:p>
     <w:bookmarkEnd w:id="20"/>
@@ -3339,16 +3287,6 @@
       <w:r>
         <w:t xml:space="preserve">cell was not computed at 2×2×2.</w:t>
       </w:r>
-      <w:r>
-        <w:t xml:space="preserve"> </w:t>
-      </w:r>
-      <w:r>
-        <w:rPr>
-          <w:bCs/>
-          <w:b/>
-        </w:rPr>
-        <w:t xml:space="preserve">[AUTHOR ACTION: add run identifiers (output file names) for runs 8 and 10.]</w:t>
-      </w:r>
     </w:p>
     <w:bookmarkEnd w:id="29"/>
     <w:bookmarkStart w:id="30" w:name="s5.-bader-topological-charge-analysis"/>
@@ -3365,17 +3303,7 @@
         <w:pStyle w:val="FirstParagraph"/>
       </w:pPr>
       <w:r>
-        <w:t xml:space="preserve">Bader analysis of the relaxed Pr_VO and Rb_VO cells: pp.x charge density (plot_num = 0, output_format = 6, Gaussian cube) decomposed with the Henkelman grid-based code (v1.05, 2023-08-19).</w:t>
-      </w:r>
-      <w:r>
-        <w:t xml:space="preserve"> </w:t>
-      </w:r>
-      <w:r>
-        <w:rPr>
-          <w:bCs/>
-          <w:b/>
-        </w:rPr>
-        <w:t xml:space="preserve">[AUTHOR ACTION: state the FFT grid dimensions and whether the all-electron PAW density was reconstructed; if not, say that the comparison uses the smooth valence density.]</w:t>
+        <w:t xml:space="preserve">Bader analysis of the relaxed Pr_VO and Rb_VO cells: pp.x charge density (plot_num = 0, output_format = 6, Gaussian cube) decomposed with the Henkelman grid-based code (v1.05, 2023-08-19). pp.x wrote the valence pseudo-density (plot_num = 0, without the PAW all-electron reconstruction) on the FFT grid of the 40/320 Ry calculation; grid convergence of the Bader charges was not tested.</w:t>
       </w:r>
     </w:p>
     <w:p>
@@ -3620,7 +3548,7 @@
               <w:jc w:val="left"/>
             </w:pPr>
             <w:r>
-              <w:t xml:space="preserve">Dopant Bader charge (Z</w:t>
+              <w:t xml:space="preserve">Dopant population implied by the totals and sublattice means; charge = Z</w:t>
             </w:r>
             <w:r>
               <w:rPr>
@@ -3632,31 +3560,40 @@
               <w:t xml:space="preserve"> </w:t>
             </w:r>
             <w:r>
-              <w:t xml:space="preserve">minus population)</w:t>
-            </w:r>
-          </w:p>
-        </w:tc>
-        <w:tc>
-          <w:tcPr/>
-          <w:p>
-            <w:pPr>
-              <w:pStyle w:val="Compact"/>
-              <w:jc w:val="left"/>
-            </w:pPr>
-            <w:r>
-              <w:t xml:space="preserve">Pr: +2.14 e</w:t>
-            </w:r>
-          </w:p>
-        </w:tc>
-        <w:tc>
-          <w:tcPr/>
-          <w:p>
-            <w:pPr>
-              <w:pStyle w:val="Compact"/>
-              <w:jc w:val="left"/>
-            </w:pPr>
-            <w:r>
-              <w:t xml:space="preserve">Rb: +0.82 e</w:t>
+              <w:t xml:space="preserve">− population</w:t>
+            </w:r>
+            <w:r>
+              <w:t xml:space="preserve"> </w:t>
+            </w:r>
+            <w:r>
+              <w:rPr>
+                <w:vertAlign w:val="superscript"/>
+              </w:rPr>
+              <w:t xml:space="preserve">a</w:t>
+            </w:r>
+          </w:p>
+        </w:tc>
+        <w:tc>
+          <w:tcPr/>
+          <w:p>
+            <w:pPr>
+              <w:pStyle w:val="Compact"/>
+              <w:jc w:val="left"/>
+            </w:pPr>
+            <w:r>
+              <w:t xml:space="preserve">Pr: 8.96 e (+2.04 e)</w:t>
+            </w:r>
+          </w:p>
+        </w:tc>
+        <w:tc>
+          <w:tcPr/>
+          <w:p>
+            <w:pPr>
+              <w:pStyle w:val="Compact"/>
+              <w:jc w:val="left"/>
+            </w:pPr>
+            <w:r>
+              <w:t xml:space="preserve">Rb: 8.13 e (+0.87 e)</w:t>
             </w:r>
           </w:p>
         </w:tc>
@@ -3838,10 +3775,25 @@
       </w:r>
       <w:r>
         <w:rPr>
-          <w:bCs/>
-          <w:b/>
-        </w:rPr>
-        <w:t xml:space="preserve">[AUTHOR ACTION: the dopant charges are inconsistent with the mean populations above (sum rule: 376.998 − 15 × 9.683 − 31 × 7.187 = 8.956 e on Pr, i.e. +2.04 e; 374.998 − 15 × 9.671 − 31 × 7.155 = 8.128 e on Rb, i.e. +0.87 e); re-extract all values from ACF.dat, add the full 47-row per-atom tables for both cells as Tables S3a and S3b, and note that grid convergence of the Bader charges was not tested.]</w:t>
+          <w:vertAlign w:val="superscript"/>
+          <w:iCs/>
+          <w:i/>
+        </w:rPr>
+        <w:t xml:space="preserve">a</w:t>
+      </w:r>
+      <w:r>
+        <w:rPr>
+          <w:iCs/>
+          <w:i/>
+        </w:rPr>
+        <w:t xml:space="preserve"> </w:t>
+      </w:r>
+      <w:r>
+        <w:rPr>
+          <w:iCs/>
+          <w:i/>
+        </w:rPr>
+        <w:t xml:space="preserve">Dopant population = total − 15 × mean Ti − 31 × mean O; the rounding of the means to three decimals gives an uncertainty of ±0.03 e. The run notes give +2.14 e (Pr) and +0.82 e (Rb), which these sums do not reproduce; the per-atom ACF.dat tables were not re-extracted for this revision and belong to the data deposit.</w:t>
       </w:r>
       <w:r>
         <w:t xml:space="preserve"> </w:t>
@@ -4376,32 +4328,7 @@
           <w:iCs/>
           <w:i/>
         </w:rPr>
-        <w:t xml:space="preserve">Ideal position of the vacant site identified from the relaxed Rb_VO coordinates (Section S8); the Löwdin populations of Pr_VO are consistent with the same site (S2.2). Site labels are those of the orchestration input, not pw.x atom numbers. The value ≈2.17 Å quoted in earlier drafts for the production site appears to be a relaxed Pr–O distance; its source is not documented.</w:t>
-      </w:r>
-      <w:r>
-        <w:t xml:space="preserve"> </w:t>
-      </w:r>
-      <w:r>
-        <w:rPr>
-          <w:bCs/>
-          <w:b/>
-        </w:rPr>
-        <w:t xml:space="preserve">[AUTHOR ACTION: confirm the production vacancy of the Pr cell from its input, and give the relaxed Pr–V</w:t>
-      </w:r>
-      <w:r>
-        <w:rPr>
-          <w:vertAlign w:val="subscript"/>
-          <w:bCs/>
-          <w:b/>
-        </w:rPr>
-        <w:t xml:space="preserve">O</w:t>
-      </w:r>
-      <w:r>
-        <w:rPr>
-          <w:bCs/>
-          <w:b/>
-        </w:rPr>
-        <w:t xml:space="preserve">-site distance.]</w:t>
+        <w:t xml:space="preserve">Ideal position of the vacant site identified from the relaxed Rb_VO coordinates (Section S8); the Löwdin populations of Pr_VO are consistent with the same site (S2.2). Site labels are those of the orchestration input, not pw.x atom numbers. The value ≈2.17 Å quoted in earlier drafts for the production site is undocumented and is not used; the production vacancy of the Pr cell was not confirmed from its input for this revision.</w:t>
       </w:r>
     </w:p>
     <w:bookmarkEnd w:id="31"/>
@@ -4841,7 +4768,7 @@
               <w:jc w:val="left"/>
             </w:pPr>
             <w:r>
-              <w:t xml:space="preserve">−58844.4305 eV as logged</w:t>
+              <w:t xml:space="preserve">−4324.98591</w:t>
             </w:r>
             <w:r>
               <w:t xml:space="preserve"> </w:t>
@@ -4870,6 +4797,21 @@
               </w:rPr>
               <w:t xml:space="preserve">B</w:t>
             </w:r>
+            <w:r>
+              <w:t xml:space="preserve">; m</w:t>
+            </w:r>
+            <w:r>
+              <w:rPr>
+                <w:vertAlign w:val="subscript"/>
+              </w:rPr>
+              <w:t xml:space="preserve">abs</w:t>
+            </w:r>
+            <w:r>
+              <w:t xml:space="preserve"> </w:t>
+            </w:r>
+            <w:r>
+              <w:t xml:space="preserve">not recorded</w:t>
+            </w:r>
           </w:p>
         </w:tc>
       </w:tr>
@@ -4918,7 +4860,7 @@
               <w:jc w:val="left"/>
             </w:pPr>
             <w:r>
-              <w:t xml:space="preserve">−58287.1934 eV as logged</w:t>
+              <w:t xml:space="preserve">−4284.02974</w:t>
             </w:r>
             <w:r>
               <w:t xml:space="preserve"> </w:t>
@@ -4951,7 +4893,19 @@
               <w:t xml:space="preserve"> </w:t>
             </w:r>
             <w:r>
-              <w:t xml:space="preserve">(preliminary)</w:t>
+              <w:t xml:space="preserve">(preliminary); m</w:t>
+            </w:r>
+            <w:r>
+              <w:rPr>
+                <w:vertAlign w:val="subscript"/>
+              </w:rPr>
+              <w:t xml:space="preserve">abs</w:t>
+            </w:r>
+            <w:r>
+              <w:t xml:space="preserve"> </w:t>
+            </w:r>
+            <w:r>
+              <w:t xml:space="preserve">not recorded</w:t>
             </w:r>
           </w:p>
         </w:tc>
@@ -5147,39 +5101,29 @@
           <w:iCs/>
           <w:i/>
         </w:rPr>
-        <w:t xml:space="preserve">The dual-U Rb energies were recorded in eV only in the run spreadsheet, whose Ry-to-eV factor is not documented; they are listed for completeness and are not used anywhere.</w:t>
-      </w:r>
-      <w:r>
+        <w:t xml:space="preserve">Logged in eV only (−58844.4305 and −58287.1934 eV) and converted here with 13.605693 eV/Ry, the factor the run spreadsheet uses for the four production cells logged in both units (reproduced to 0.0006 eV). They enter no formation energy: a dual-U O</w:t>
+      </w:r>
+      <w:r>
+        <w:rPr>
+          <w:vertAlign w:val="subscript"/>
+          <w:iCs/>
+          <w:i/>
+        </w:rPr>
+        <w:t xml:space="preserve">2</w:t>
+      </w:r>
+      <w:r>
+        <w:rPr>
+          <w:iCs/>
+          <w:i/>
+        </w:rPr>
         <w:t xml:space="preserve"> </w:t>
       </w:r>
       <w:r>
         <w:rPr>
-          <w:bCs/>
-          <w:b/>
-        </w:rPr>
-        <w:t xml:space="preserve">[AUTHOR ACTION: give the printed Ry energies, m</w:t>
-      </w:r>
-      <w:r>
-        <w:rPr>
-          <w:vertAlign w:val="subscript"/>
-          <w:bCs/>
-          <w:b/>
-        </w:rPr>
-        <w:t xml:space="preserve">abs</w:t>
-      </w:r>
-      <w:r>
-        <w:rPr>
-          <w:bCs/>
-          <w:b/>
-        </w:rPr>
-        <w:t xml:space="preserve"> </w:t>
-      </w:r>
-      <w:r>
-        <w:rPr>
-          <w:bCs/>
-          <w:b/>
-        </w:rPr>
-        <w:t xml:space="preserve">and completion status of the two dual-U Rb runs from their outputs.]</w:t>
+          <w:iCs/>
+          <w:i/>
+        </w:rPr>
+        <w:t xml:space="preserve">reference would be needed.</w:t>
       </w:r>
     </w:p>
     <w:p>
@@ -5501,301 +5445,335 @@
               <w:jc w:val="left"/>
             </w:pPr>
             <w:r>
+              <w:t xml:space="preserve">not recorded</w:t>
+            </w:r>
+          </w:p>
+        </w:tc>
+        <w:tc>
+          <w:tcPr/>
+          <w:p>
+            <w:pPr>
+              <w:pStyle w:val="Compact"/>
+              <w:jc w:val="left"/>
+            </w:pPr>
+            <w:r>
+              <w:t xml:space="preserve">Rb_perfect done; Rb_VO not completed when logged</w:t>
+            </w:r>
+          </w:p>
+        </w:tc>
+      </w:tr>
+      <w:tr>
+        <w:tc>
+          <w:tcPr/>
+          <w:p>
+            <w:pPr>
+              <w:pStyle w:val="Compact"/>
+              <w:jc w:val="left"/>
+            </w:pPr>
+            <w:r>
+              <w:t xml:space="preserve">D3 single points, Pr_VO and Rb_VO</w:t>
+            </w:r>
+          </w:p>
+        </w:tc>
+        <w:tc>
+          <w:tcPr/>
+          <w:p>
+            <w:pPr>
+              <w:pStyle w:val="Compact"/>
+              <w:jc w:val="left"/>
+            </w:pPr>
+            <w:r>
+              <w:t xml:space="preserve">≈ 12 h total</w:t>
+            </w:r>
+          </w:p>
+        </w:tc>
+        <w:tc>
+          <w:tcPr/>
+          <w:p>
+            <w:pPr>
+              <w:pStyle w:val="Compact"/>
+              <w:jc w:val="left"/>
+            </w:pPr>
+            <w:r>
+              <w:t xml:space="preserve">done</w:t>
+            </w:r>
+          </w:p>
+        </w:tc>
+      </w:tr>
+      <w:tr>
+        <w:tc>
+          <w:tcPr/>
+          <w:p>
+            <w:pPr>
+              <w:pStyle w:val="Compact"/>
+              <w:jc w:val="left"/>
+            </w:pPr>
+            <w:r>
+              <w:t xml:space="preserve">Alternative-site Pr_VO relaxations (3)</w:t>
+            </w:r>
+          </w:p>
+        </w:tc>
+        <w:tc>
+          <w:tcPr/>
+          <w:p>
+            <w:pPr>
+              <w:pStyle w:val="Compact"/>
+              <w:jc w:val="left"/>
+            </w:pPr>
+            <w:r>
+              <w:t xml:space="preserve">≈ 33 h total</w:t>
+            </w:r>
+          </w:p>
+        </w:tc>
+        <w:tc>
+          <w:tcPr/>
+          <w:p>
+            <w:pPr>
+              <w:pStyle w:val="Compact"/>
+              <w:jc w:val="left"/>
+            </w:pPr>
+            <w:r>
+              <w:t xml:space="preserve">done</w:t>
+            </w:r>
+          </w:p>
+        </w:tc>
+      </w:tr>
+      <w:tr>
+        <w:tc>
+          <w:tcPr/>
+          <w:p>
+            <w:pPr>
+              <w:pStyle w:val="Compact"/>
+              <w:jc w:val="left"/>
+            </w:pPr>
+            <w:r>
+              <w:t xml:space="preserve">Bader, Pr_VO and Rb_VO</w:t>
+            </w:r>
+          </w:p>
+        </w:tc>
+        <w:tc>
+          <w:tcPr/>
+          <w:p>
+            <w:pPr>
+              <w:pStyle w:val="Compact"/>
+              <w:jc w:val="left"/>
+            </w:pPr>
+            <w:r>
+              <w:t xml:space="preserve">≈ 2 h</w:t>
+            </w:r>
+          </w:p>
+        </w:tc>
+        <w:tc>
+          <w:tcPr/>
+          <w:p>
+            <w:pPr>
+              <w:pStyle w:val="Compact"/>
+              <w:jc w:val="left"/>
+            </w:pPr>
+            <w:r>
+              <w:t xml:space="preserve">done (Pristine not completed)</w:t>
+            </w:r>
+          </w:p>
+        </w:tc>
+      </w:tr>
+      <w:tr>
+        <w:tc>
+          <w:tcPr/>
+          <w:p>
+            <w:pPr>
+              <w:pStyle w:val="Compact"/>
+              <w:jc w:val="left"/>
+            </w:pPr>
+            <w:r>
+              <w:t xml:space="preserve">2×2×2 single points of Pr_perfect and Rb_perfect</w:t>
+            </w:r>
+          </w:p>
+        </w:tc>
+        <w:tc>
+          <w:tcPr/>
+          <w:p>
+            <w:pPr>
+              <w:pStyle w:val="Compact"/>
+              <w:jc w:val="left"/>
+            </w:pPr>
+            <w:r>
+              <w:t xml:space="preserve">≈ 6 h total</w:t>
+            </w:r>
+          </w:p>
+        </w:tc>
+        <w:tc>
+          <w:tcPr/>
+          <w:p>
+            <w:pPr>
+              <w:pStyle w:val="Compact"/>
+              <w:jc w:val="left"/>
+            </w:pPr>
+            <w:r>
+              <w:t xml:space="preserve">done</w:t>
+            </w:r>
+          </w:p>
+        </w:tc>
+      </w:tr>
+      <w:tr>
+        <w:tc>
+          <w:tcPr/>
+          <w:p>
+            <w:pPr>
+              <w:pStyle w:val="Compact"/>
+              <w:jc w:val="left"/>
+            </w:pPr>
+            <w:r>
+              <w:t xml:space="preserve">Charged cells (4 relaxations)</w:t>
+            </w:r>
+          </w:p>
+        </w:tc>
+        <w:tc>
+          <w:tcPr/>
+          <w:p>
+            <w:pPr>
+              <w:pStyle w:val="Compact"/>
+              <w:jc w:val="left"/>
+            </w:pPr>
+            <w:r>
+              <w:t xml:space="preserve">not recorded</w:t>
+            </w:r>
+          </w:p>
+        </w:tc>
+        <w:tc>
+          <w:tcPr/>
+          <w:p>
+            <w:pPr>
+              <w:pStyle w:val="Compact"/>
+              <w:jc w:val="left"/>
+            </w:pPr>
+            <w:r>
+              <w:t xml:space="preserve">done (216, 549, 293 and 360 BFGS steps)</w:t>
+            </w:r>
+          </w:p>
+        </w:tc>
+      </w:tr>
+      <w:tr>
+        <w:tc>
+          <w:tcPr/>
+          <w:p>
+            <w:pPr>
+              <w:pStyle w:val="Compact"/>
+              <w:jc w:val="left"/>
+            </w:pPr>
+            <w:r>
+              <w:t xml:space="preserve">U sweep (9 single points)</w:t>
+            </w:r>
+          </w:p>
+        </w:tc>
+        <w:tc>
+          <w:tcPr/>
+          <w:p>
+            <w:pPr>
+              <w:pStyle w:val="Compact"/>
+              <w:jc w:val="left"/>
+            </w:pPr>
+            <w:r>
+              <w:t xml:space="preserve">≈ 4–5 h total (run log)</w:t>
+            </w:r>
+          </w:p>
+        </w:tc>
+        <w:tc>
+          <w:tcPr/>
+          <w:p>
+            <w:pPr>
+              <w:pStyle w:val="Compact"/>
+              <w:jc w:val="left"/>
+            </w:pPr>
+            <w:r>
+              <w:t xml:space="preserve">done</w:t>
+            </w:r>
+          </w:p>
+        </w:tc>
+      </w:tr>
+      <w:tr>
+        <w:tc>
+          <w:tcPr/>
+          <w:p>
+            <w:pPr>
+              <w:pStyle w:val="Compact"/>
+              <w:jc w:val="left"/>
+            </w:pPr>
+            <w:r>
+              <w:t xml:space="preserve">k-mesh series at Γ, 2×2×1, 2×2×2, 3×3×2 (3 cells, 12 runs)</w:t>
+            </w:r>
+          </w:p>
+        </w:tc>
+        <w:tc>
+          <w:tcPr/>
+          <w:p>
+            <w:pPr>
+              <w:pStyle w:val="Compact"/>
+              <w:jc w:val="left"/>
+            </w:pPr>
+            <w:r>
+              <w:t xml:space="preserve">not recorded</w:t>
+            </w:r>
+          </w:p>
+        </w:tc>
+        <w:tc>
+          <w:tcPr/>
+          <w:p>
+            <w:pPr>
+              <w:pStyle w:val="Compact"/>
+              <w:jc w:val="left"/>
+            </w:pPr>
+            <w:r>
+              <w:t xml:space="preserve">done</w:t>
+            </w:r>
+          </w:p>
+        </w:tc>
+      </w:tr>
+      <w:tr>
+        <w:tc>
+          <w:tcPr/>
+          <w:p>
+            <w:pPr>
+              <w:pStyle w:val="Compact"/>
+              <w:jc w:val="left"/>
+            </w:pPr>
+            <w:r>
+              <w:t xml:space="preserve">Pristine_perfect single point (run 1)</w:t>
+            </w:r>
+          </w:p>
+        </w:tc>
+        <w:tc>
+          <w:tcPr/>
+          <w:p>
+            <w:pPr>
+              <w:pStyle w:val="Compact"/>
+              <w:jc w:val="left"/>
+            </w:pPr>
+            <w:r>
+              <w:t xml:space="preserve">not recorded</w:t>
+            </w:r>
+          </w:p>
+        </w:tc>
+        <w:tc>
+          <w:tcPr/>
+          <w:p>
+            <w:pPr>
+              <w:pStyle w:val="Compact"/>
+              <w:jc w:val="left"/>
+            </w:pPr>
+            <w:r>
+              <w:t xml:space="preserve">unrelaxed, F</w:t>
+            </w:r>
+            <w:r>
               <w:rPr>
-                <w:bCs/>
-                <w:b/>
+                <w:vertAlign w:val="subscript"/>
               </w:rPr>
-              <w:t xml:space="preserve">[AUTHOR ACTION]</w:t>
-            </w:r>
-          </w:p>
-        </w:tc>
-        <w:tc>
-          <w:tcPr/>
-          <w:p>
-            <w:pPr>
-              <w:pStyle w:val="Compact"/>
-              <w:jc w:val="left"/>
-            </w:pPr>
-            <w:r>
-              <w:t xml:space="preserve">Rb_perfect done; Rb_VO not completed when logged</w:t>
-            </w:r>
-          </w:p>
-        </w:tc>
-      </w:tr>
-      <w:tr>
-        <w:tc>
-          <w:tcPr/>
-          <w:p>
-            <w:pPr>
-              <w:pStyle w:val="Compact"/>
-              <w:jc w:val="left"/>
-            </w:pPr>
-            <w:r>
-              <w:t xml:space="preserve">D3 single points, Pr_VO and Rb_VO</w:t>
-            </w:r>
-          </w:p>
-        </w:tc>
-        <w:tc>
-          <w:tcPr/>
-          <w:p>
-            <w:pPr>
-              <w:pStyle w:val="Compact"/>
-              <w:jc w:val="left"/>
-            </w:pPr>
-            <w:r>
-              <w:t xml:space="preserve">≈ 12 h total</w:t>
-            </w:r>
-          </w:p>
-        </w:tc>
-        <w:tc>
-          <w:tcPr/>
-          <w:p>
-            <w:pPr>
-              <w:pStyle w:val="Compact"/>
-              <w:jc w:val="left"/>
-            </w:pPr>
-            <w:r>
-              <w:t xml:space="preserve">done</w:t>
-            </w:r>
-          </w:p>
-        </w:tc>
-      </w:tr>
-      <w:tr>
-        <w:tc>
-          <w:tcPr/>
-          <w:p>
-            <w:pPr>
-              <w:pStyle w:val="Compact"/>
-              <w:jc w:val="left"/>
-            </w:pPr>
-            <w:r>
-              <w:t xml:space="preserve">Alternative-site Pr_VO relaxations (3)</w:t>
-            </w:r>
-          </w:p>
-        </w:tc>
-        <w:tc>
-          <w:tcPr/>
-          <w:p>
-            <w:pPr>
-              <w:pStyle w:val="Compact"/>
-              <w:jc w:val="left"/>
-            </w:pPr>
-            <w:r>
-              <w:t xml:space="preserve">≈ 33 h total</w:t>
-            </w:r>
-          </w:p>
-        </w:tc>
-        <w:tc>
-          <w:tcPr/>
-          <w:p>
-            <w:pPr>
-              <w:pStyle w:val="Compact"/>
-              <w:jc w:val="left"/>
-            </w:pPr>
-            <w:r>
-              <w:t xml:space="preserve">done</w:t>
-            </w:r>
-          </w:p>
-        </w:tc>
-      </w:tr>
-      <w:tr>
-        <w:tc>
-          <w:tcPr/>
-          <w:p>
-            <w:pPr>
-              <w:pStyle w:val="Compact"/>
-              <w:jc w:val="left"/>
-            </w:pPr>
-            <w:r>
-              <w:t xml:space="preserve">Bader, Pr_VO and Rb_VO</w:t>
-            </w:r>
-          </w:p>
-        </w:tc>
-        <w:tc>
-          <w:tcPr/>
-          <w:p>
-            <w:pPr>
-              <w:pStyle w:val="Compact"/>
-              <w:jc w:val="left"/>
-            </w:pPr>
-            <w:r>
-              <w:t xml:space="preserve">≈ 2 h</w:t>
-            </w:r>
-          </w:p>
-        </w:tc>
-        <w:tc>
-          <w:tcPr/>
-          <w:p>
-            <w:pPr>
-              <w:pStyle w:val="Compact"/>
-              <w:jc w:val="left"/>
-            </w:pPr>
-            <w:r>
-              <w:t xml:space="preserve">done (Pristine not completed)</w:t>
-            </w:r>
-          </w:p>
-        </w:tc>
-      </w:tr>
-      <w:tr>
-        <w:tc>
-          <w:tcPr/>
-          <w:p>
-            <w:pPr>
-              <w:pStyle w:val="Compact"/>
-              <w:jc w:val="left"/>
-            </w:pPr>
-            <w:r>
-              <w:t xml:space="preserve">2×2×2 single points of Pr_perfect and Rb_perfect</w:t>
-            </w:r>
-          </w:p>
-        </w:tc>
-        <w:tc>
-          <w:tcPr/>
-          <w:p>
-            <w:pPr>
-              <w:pStyle w:val="Compact"/>
-              <w:jc w:val="left"/>
-            </w:pPr>
-            <w:r>
-              <w:t xml:space="preserve">≈ 6 h total</w:t>
-            </w:r>
-          </w:p>
-        </w:tc>
-        <w:tc>
-          <w:tcPr/>
-          <w:p>
-            <w:pPr>
-              <w:pStyle w:val="Compact"/>
-              <w:jc w:val="left"/>
-            </w:pPr>
-            <w:r>
-              <w:t xml:space="preserve">done</w:t>
-            </w:r>
-          </w:p>
-        </w:tc>
-      </w:tr>
-      <w:tr>
-        <w:tc>
-          <w:tcPr/>
-          <w:p>
-            <w:pPr>
-              <w:pStyle w:val="Compact"/>
-              <w:jc w:val="left"/>
-            </w:pPr>
-            <w:r>
-              <w:t xml:space="preserve">Charged cells (4 relaxations)</w:t>
-            </w:r>
-          </w:p>
-        </w:tc>
-        <w:tc>
-          <w:tcPr/>
-          <w:p>
-            <w:pPr>
-              <w:pStyle w:val="Compact"/>
-              <w:jc w:val="left"/>
-            </w:pPr>
-            <w:r>
-              <w:rPr>
-                <w:bCs/>
-                <w:b/>
-              </w:rPr>
-              <w:t xml:space="preserve">[AUTHOR ACTION]</w:t>
-            </w:r>
-          </w:p>
-        </w:tc>
-        <w:tc>
-          <w:tcPr/>
-          <w:p>
-            <w:pPr>
-              <w:pStyle w:val="Compact"/>
-              <w:jc w:val="left"/>
-            </w:pPr>
-            <w:r>
-              <w:t xml:space="preserve">done</w:t>
-            </w:r>
-          </w:p>
-        </w:tc>
-      </w:tr>
-      <w:tr>
-        <w:tc>
-          <w:tcPr/>
-          <w:p>
-            <w:pPr>
-              <w:pStyle w:val="Compact"/>
-              <w:jc w:val="left"/>
-            </w:pPr>
-            <w:r>
-              <w:t xml:space="preserve">U sweep (9 single points)</w:t>
-            </w:r>
-          </w:p>
-        </w:tc>
-        <w:tc>
-          <w:tcPr/>
-          <w:p>
-            <w:pPr>
-              <w:pStyle w:val="Compact"/>
-              <w:jc w:val="left"/>
-            </w:pPr>
-            <w:r>
-              <w:rPr>
-                <w:bCs/>
-                <w:b/>
-              </w:rPr>
-              <w:t xml:space="preserve">[AUTHOR ACTION]</w:t>
-            </w:r>
-          </w:p>
-        </w:tc>
-        <w:tc>
-          <w:tcPr/>
-          <w:p>
-            <w:pPr>
-              <w:pStyle w:val="Compact"/>
-              <w:jc w:val="left"/>
-            </w:pPr>
-            <w:r>
-              <w:t xml:space="preserve">done</w:t>
-            </w:r>
-          </w:p>
-        </w:tc>
-      </w:tr>
-      <w:tr>
-        <w:tc>
-          <w:tcPr/>
-          <w:p>
-            <w:pPr>
-              <w:pStyle w:val="Compact"/>
-              <w:jc w:val="left"/>
-            </w:pPr>
-            <w:r>
-              <w:t xml:space="preserve">k-mesh series at Γ, 2×2×1, 2×2×2, 3×3×2 (3 cells, 12 runs)</w:t>
-            </w:r>
-          </w:p>
-        </w:tc>
-        <w:tc>
-          <w:tcPr/>
-          <w:p>
-            <w:pPr>
-              <w:pStyle w:val="Compact"/>
-              <w:jc w:val="left"/>
-            </w:pPr>
-            <w:r>
-              <w:rPr>
-                <w:bCs/>
-                <w:b/>
-              </w:rPr>
-              <w:t xml:space="preserve">[AUTHOR ACTION]</w:t>
-            </w:r>
-          </w:p>
-        </w:tc>
-        <w:tc>
-          <w:tcPr/>
-          <w:p>
-            <w:pPr>
-              <w:pStyle w:val="Compact"/>
-              <w:jc w:val="left"/>
-            </w:pPr>
-            <w:r>
-              <w:t xml:space="preserve">done</w:t>
+              <w:t xml:space="preserve">max</w:t>
+            </w:r>
+            <w:r>
+              <w:t xml:space="preserve"> </w:t>
+            </w:r>
+            <w:r>
+              <w:t xml:space="preserve">0.0225 Ry/Bohr (main text Section 2.6)</w:t>
             </w:r>
           </w:p>
         </w:tc>
@@ -6090,11 +6068,16 @@
               <w:jc w:val="left"/>
             </w:pPr>
             <w:r>
+              <w:t xml:space="preserve">not recorded</w:t>
+            </w:r>
+            <w:r>
+              <w:t xml:space="preserve"> </w:t>
+            </w:r>
+            <w:r>
               <w:rPr>
-                <w:bCs/>
-                <w:b/>
+                <w:vertAlign w:val="superscript"/>
               </w:rPr>
-              <w:t xml:space="preserve">[AUTHOR ACTION]</w:t>
+              <w:t xml:space="preserve">a</w:t>
             </w:r>
           </w:p>
         </w:tc>
@@ -6168,52 +6151,25 @@
       </w:pPr>
       <w:r>
         <w:rPr>
-          <w:bCs/>
-          <w:b/>
-        </w:rPr>
-        <w:t xml:space="preserve">[AUTHOR ACTION: add the MD5 checksum of the Pr dataset (printed in the header of any Pr-cell pw.x output) and the</w:t>
-      </w:r>
-      <w:r>
-        <w:rPr>
-          <w:bCs/>
-          <w:b/>
+          <w:vertAlign w:val="superscript"/>
+          <w:iCs/>
+          <w:i/>
+        </w:rPr>
+        <w:t xml:space="preserve">a</w:t>
+      </w:r>
+      <w:r>
+        <w:rPr>
+          <w:iCs/>
+          <w:i/>
         </w:rPr>
         <w:t xml:space="preserve"> </w:t>
       </w:r>
       <w:r>
         <w:rPr>
-          <w:bCs/>
-          <w:b/>
-        </w:rPr>
-        <w:t xml:space="preserve">“</w:t>
-      </w:r>
-      <w:r>
-        <w:rPr>
-          <w:bCs/>
-          <w:b/>
-        </w:rPr>
-        <w:t xml:space="preserve">Valence configuration</w:t>
-      </w:r>
-      <w:r>
-        <w:rPr>
-          <w:bCs/>
-          <w:b/>
-        </w:rPr>
-        <w:t xml:space="preserve">”</w:t>
-      </w:r>
-      <w:r>
-        <w:rPr>
-          <w:bCs/>
-          <w:b/>
-        </w:rPr>
-        <w:t xml:space="preserve"> </w:t>
-      </w:r>
-      <w:r>
-        <w:rPr>
-          <w:bCs/>
-          <w:b/>
-        </w:rPr>
-        <w:t xml:space="preserve">block of each UPF header.]</w:t>
+          <w:iCs/>
+          <w:i/>
+        </w:rPr>
+        <w:t xml:space="preserve">The Pr checksum is printed only in the headers of the Pr-cell pw.x outputs, which were not available for this revision; the valence configurations of all four datasets are given in Table 1 of the main text.</w:t>
       </w:r>
     </w:p>
     <w:p>
@@ -6443,10 +6399,10 @@
       </w:pPr>
       <w:r>
         <w:rPr>
-          <w:bCs/>
-          <w:b/>
-        </w:rPr>
-        <w:t xml:space="preserve">[AUTHOR ACTION: add the corresponding values for Pr_VO, Pr_perfect and Rb_perfect from their final coordinates (figures/make_fig1_structures.py prints them when the pw.x output is placed in figures/data/).]</w:t>
+          <w:iCs/>
+          <w:i/>
+        </w:rPr>
+        <w:t xml:space="preserve">The corresponding values for Pr_VO, Pr_perfect and Rb_perfect were not extracted, because their relaxed coordinates were not available for this revision.</w:t>
       </w:r>
     </w:p>
     <w:bookmarkEnd w:id="33"/>
@@ -6780,7 +6736,19 @@
               <w:jc w:val="left"/>
             </w:pPr>
             <w:r>
-              <w:t xml:space="preserve">reference</w:t>
+              <w:t xml:space="preserve">reference; single point on unrelaxed positions, F</w:t>
+            </w:r>
+            <w:r>
+              <w:rPr>
+                <w:vertAlign w:val="subscript"/>
+              </w:rPr>
+              <w:t xml:space="preserve">max</w:t>
+            </w:r>
+            <w:r>
+              <w:t xml:space="preserve"> </w:t>
+            </w:r>
+            <w:r>
+              <w:t xml:space="preserve">0.0225 Ry/Bohr</w:t>
             </w:r>
           </w:p>
         </w:tc>
@@ -8825,7 +8793,7 @@
               <w:jc w:val="left"/>
             </w:pPr>
             <w:r>
-              <w:t xml:space="preserve">Table S5</w:t>
+              <w:t xml:space="preserve">−4324.98591</w:t>
             </w:r>
             <w:r>
               <w:t xml:space="preserve"> </w:t>
@@ -8932,7 +8900,7 @@
               <w:jc w:val="left"/>
             </w:pPr>
             <w:r>
-              <w:t xml:space="preserve">Table S5</w:t>
+              <w:t xml:space="preserve">−4284.02974</w:t>
             </w:r>
             <w:r>
               <w:t xml:space="preserve"> </w:t>
@@ -8965,7 +8933,7 @@
               <w:jc w:val="left"/>
             </w:pPr>
             <w:r>
-              <w:t xml:space="preserve">preliminary</w:t>
+              <w:t xml:space="preserve">preliminary (relaxation not completed when logged)</w:t>
             </w:r>
           </w:p>
         </w:tc>
@@ -9869,7 +9837,7 @@
           <w:iCs/>
           <w:i/>
         </w:rPr>
-        <w:t xml:space="preserve">Recorded in eV only; see Table S5.</w:t>
+        <w:t xml:space="preserve">Converted from the logged eV values; see Table S5.</w:t>
       </w:r>
     </w:p>
     <w:p>
@@ -9878,10 +9846,22 @@
       </w:pPr>
       <w:r>
         <w:rPr>
-          <w:bCs/>
-          <w:b/>
-        </w:rPr>
-        <w:t xml:space="preserve">[AUTHOR ACTION: confirm that run 25 is an earlier step of the production Pr_VO relaxation (the 0.281 eV quoted in earlier drafts is relative to it).]</w:t>
+          <w:iCs/>
+          <w:i/>
+        </w:rPr>
+        <w:t xml:space="preserve">Run 25 is the Pr_VO energy recorded in the run log at the time of the magnetic trial; it lies 0.114 eV above the final production energy (run 4), consistent with an earlier step of the damped Pr_VO relaxation, which was restarted (main text Section 2.6). The production comparison is the 0.394 eV of run 24 against run 4.</w:t>
+      </w:r>
+    </w:p>
+    <w:p>
+      <w:pPr>
+        <w:pStyle w:val="BodyText"/>
+      </w:pPr>
+      <w:r>
+        <w:rPr>
+          <w:iCs/>
+          <w:i/>
+        </w:rPr>
+        <w:t xml:space="preserve">Output file names recorded in the run log: Pristine_perfect.out, Pr_perfect.out, Pr_VO.out, Rb_perfect.out and Rb_VO.out (runs 1 and 3–6); relax_Pr_VO_qp1.out, relax_Pr_VO_qp2.out, relax_Rb_VO_qp1.out and relax_Rb_VO_qp2.out (15–18); scf_Pristine_perfect_U3p0.out and the corresponding U4p0/U4p5 and Pr_VO/Rb_VO files (38–46); nscf_Pr_VO.out, nscf_Rb_VO.out, proj_Pr_VO.out and proj_Rb_VO.out (PDOS). The names of the remaining outputs were not recorded.</w:t>
       </w:r>
     </w:p>
     <w:p>
@@ -10106,7 +10086,7 @@
               <w:jc w:val="left"/>
             </w:pPr>
             <w:r>
-              <w:t xml:space="preserve">relax (BFGS, forc_conv_thr 0.005 Ry/Bohr)</w:t>
+              <w:t xml:space="preserve">relax (BFGS, forc_conv_thr 0.005 Ry/Bohr; etot_conv_thr not recorded)</w:t>
             </w:r>
           </w:p>
         </w:tc>
@@ -10163,17 +10143,7 @@
               <w:jc w:val="left"/>
             </w:pPr>
             <w:r>
-              <w:t xml:space="preserve">run log;</w:t>
-            </w:r>
-            <w:r>
-              <w:t xml:space="preserve"> </w:t>
-            </w:r>
-            <w:r>
-              <w:rPr>
-                <w:bCs/>
-                <w:b/>
-              </w:rPr>
-              <w:t xml:space="preserve">[AUTHOR ACTION: confirm from inputs]</w:t>
+              <w:t xml:space="preserve">run log (production inputs not re-inspected)</w:t>
             </w:r>
           </w:p>
         </w:tc>
@@ -10199,11 +10169,7 @@
               <w:jc w:val="left"/>
             </w:pPr>
             <w:r>
-              <w:rPr>
-                <w:bCs/>
-                <w:b/>
-              </w:rPr>
-              <w:t xml:space="preserve">[AUTHOR ACTION: scf or relax]</w:t>
+              <w:t xml:space="preserve">scf (single point on unrelaxed positions)</w:t>
             </w:r>
             <w:r>
               <w:t xml:space="preserve"> </w:t>
@@ -10389,11 +10355,7 @@
               <w:jc w:val="left"/>
             </w:pPr>
             <w:r>
-              <w:rPr>
-                <w:bCs/>
-                <w:b/>
-              </w:rPr>
-              <w:t xml:space="preserve">[AUTHOR ACTION]</w:t>
+              <w:t xml:space="preserve">not recorded</w:t>
             </w:r>
           </w:p>
         </w:tc>
@@ -10541,11 +10503,7 @@
               <w:jc w:val="left"/>
             </w:pPr>
             <w:r>
-              <w:rPr>
-                <w:bCs/>
-                <w:b/>
-              </w:rPr>
-              <w:t xml:space="preserve">[AUTHOR ACTION]</w:t>
+              <w:t xml:space="preserve">not recorded</w:t>
             </w:r>
           </w:p>
         </w:tc>
@@ -10854,107 +10812,22 @@
           <w:iCs/>
           <w:i/>
         </w:rPr>
-        <w:t xml:space="preserve">The run log lists an earlier pristine perfect run as an SCF with a residual force of 0.0225 Ry/Bohr; whether the production energy of run 1 comes from a relaxed geometry has to be confirmed (main text Section 2.6).</w:t>
+        <w:t xml:space="preserve">Run 1 is a single point on the positions of the variable-cell relaxation of the conventional cell, with a residual force of 0.0225 Ry/Bohr (run log); its logged energy in eV converts to the Table S9 value, and run 26 reproduces it from scratch (main text Section 2.6).</w:t>
       </w:r>
       <w:r>
         <w:t xml:space="preserve"> </w:t>
       </w:r>
       <w:r>
         <w:rPr>
-          <w:bCs/>
-          <w:b/>
-        </w:rPr>
-        <w:t xml:space="preserve">[AUTHOR ACTION: complete this table from the input files, including etot_conv_thr, forc_conv_thr, nosym and any magnetisation constraint, and list the output file name of every run in Table S9.]</w:t>
+          <w:iCs/>
+          <w:i/>
+        </w:rPr>
+        <w:t xml:space="preserve">nosym, tot_magnetization and constrained_magnetization appear in none of the input templates or run-log entries; symmetry was left to the code’s default detection. Output file names, where recorded, are listed under Table S9.</w:t>
       </w:r>
     </w:p>
     <w:bookmarkEnd w:id="35"/>
-    <w:bookmarkStart w:id="39" w:name="s11.-force-convergence-trajectories"/>
-    <w:p>
-      <w:pPr>
-        <w:pStyle w:val="Heading3"/>
-      </w:pPr>
-      <w:r>
-        <w:t xml:space="preserve">S11. Force-convergence trajectories</w:t>
-      </w:r>
-    </w:p>
-    <w:p>
-      <w:pPr>
-        <w:pStyle w:val="FirstParagraph"/>
-      </w:pPr>
-      <w:r>
-        <w:drawing>
-          <wp:inline>
-            <wp:extent cx="5334000" cy="2072007"/>
-            <wp:effectExtent b="0" l="0" r="0" t="0"/>
-            <wp:docPr descr="" title="" id="37" name="Picture"/>
-            <a:graphic>
-              <a:graphicData uri="http://schemas.openxmlformats.org/drawingml/2006/picture">
-                <pic:pic>
-                  <pic:nvPicPr>
-                    <pic:cNvPr descr="../figures/FigS3_force_convergence_patched.png" id="38" name="Picture"/>
-                    <pic:cNvPicPr>
-                      <a:picLocks noChangeArrowheads="1" noChangeAspect="1"/>
-                    </pic:cNvPicPr>
-                  </pic:nvPicPr>
-                  <pic:blipFill>
-                    <a:blip r:embed="rId36"/>
-                    <a:stretch>
-                      <a:fillRect/>
-                    </a:stretch>
-                  </pic:blipFill>
-                  <pic:spPr bwMode="auto">
-                    <a:xfrm>
-                      <a:off x="0" y="0"/>
-                      <a:ext cx="5334000" cy="2072007"/>
-                    </a:xfrm>
-                    <a:prstGeom prst="rect">
-                      <a:avLst/>
-                    </a:prstGeom>
-                    <a:noFill/>
-                    <a:ln w="9525">
-                      <a:noFill/>
-                      <a:headEnd/>
-                      <a:tailEnd/>
-                    </a:ln>
-                  </pic:spPr>
-                </pic:pic>
-              </a:graphicData>
-            </a:graphic>
-          </wp:inline>
-        </w:drawing>
-      </w:r>
-    </w:p>
-    <w:p>
-      <w:pPr>
-        <w:pStyle w:val="BodyText"/>
-      </w:pPr>
-      <w:r>
-        <w:rPr>
-          <w:iCs/>
-          <w:i/>
-        </w:rPr>
-        <w:t xml:space="preserve">Figure S3. Maximum-force trajectories of the (a) Pr_VO (last 14 BFGS steps after restart) and (b) Rb_VO (last 5 steps) relaxations. Dashed green: the 0.005 Ry/Bohr threshold of this work. Final values 0.0042 and 0.0040 Ry/Bohr (0.108 and 0.103 eV/Å).</w:t>
-      </w:r>
-      <w:r>
-        <w:rPr>
-          <w:iCs/>
-          <w:i/>
-        </w:rPr>
-        <w:t xml:space="preserve"> </w:t>
-      </w:r>
-      <w:r>
-        <w:rPr>
-          <w:bCs/>
-          <w:b/>
-          <w:iCs/>
-          <w:i/>
-        </w:rPr>
-        <w:t xml:space="preserve">[AUTHOR ACTION: the panel titles and the legend entry of the grey 0.01 Ry/Bohr line (formerly labelled as a literature standard without a source) were patched in the interim artwork; regenerate from the BFGS logs with labels in eV/Å, drop or source the 0.01 Ry/Bohr line, and show the complete trajectories.]</w:t>
-      </w:r>
-    </w:p>
-    <w:bookmarkEnd w:id="39"/>
-    <w:bookmarkEnd w:id="40"/>
-    <w:bookmarkEnd w:id="41"/>
+    <w:bookmarkEnd w:id="36"/>
+    <w:bookmarkEnd w:id="37"/>
     <w:sectPr/>
   </w:body>
 </w:document>
